--- a/Косенко_НИ_Отзыв.docx
+++ b/Косенко_НИ_Отзыв.docx
@@ -29,6 +29,13 @@
           <w:szCs w:val="28"/>
         </w:rPr>
       </w:r>
+      <w:r>
+        <w:rPr>
+          <w:rFonts w:ascii="Times New Roman" w:hAnsi="Times New Roman" w:cs="Times New Roman"/>
+          <w:sz w:val="28"/>
+          <w:szCs w:val="28"/>
+        </w:rPr>
+      </w:r>
     </w:p>
     <w:p>
       <w:pPr>
@@ -53,16 +60,17 @@
       </w:r>
       <w:r>
         <w:rPr>
-          <w:rFonts w:ascii="Times New Roman" w:hAnsi="Times New Roman" w:eastAsia="Times New Roman" w:cs="Times New Roman"/>
+          <w:rFonts w:ascii="Times New Roman" w:hAnsi="Times New Roman" w:cs="Times New Roman"/>
           <w:sz w:val="28"/>
           <w:szCs w:val="28"/>
         </w:rPr>
       </w:r>
       <w:r>
         <w:rPr>
-          <w:rFonts w:ascii="Times New Roman" w:hAnsi="Times New Roman" w:cs="Times New Roman"/>
+          <w:rFonts w:ascii="Times New Roman" w:hAnsi="Times New Roman" w:eastAsia="Times New Roman" w:cs="Times New Roman"/>
           <w:sz w:val="28"/>
           <w:szCs w:val="28"/>
+          <w:highlight w:val="none"/>
         </w:rPr>
       </w:r>
     </w:p>
@@ -119,12 +127,6 @@
       </w:r>
       <w:r>
         <w:rPr>
-          <w:b/>
-          <w:bCs/>
-        </w:rPr>
-      </w:r>
-      <w:r>
-        <w:rPr>
           <w:rFonts w:ascii="Times New Roman" w:hAnsi="Times New Roman" w:eastAsia="Times New Roman" w:cs="Times New Roman"/>
           <w:b/>
           <w:bCs/>
@@ -134,17 +136,6 @@
           <w:lang w:val="en-US"/>
         </w:rPr>
         <w:t xml:space="preserve">»</w:t>
-      </w:r>
-      <w:r>
-        <w:rPr>
-          <w:rFonts w:ascii="Times New Roman" w:hAnsi="Times New Roman" w:eastAsia="Times New Roman" w:cs="Times New Roman"/>
-          <w:b/>
-          <w:bCs/>
-          <w:sz w:val="28"/>
-          <w:szCs w:val="28"/>
-          <w:highlight w:val="none"/>
-          <w:lang w:val="en-US"/>
-        </w:rPr>
       </w:r>
       <w:r>
         <w:rPr>
@@ -169,8 +160,9 @@
     </w:p>
     <w:p>
       <w:pPr>
-        <w:pBdr/>
-        <w:spacing/>
+        <w:suppressLineNumbers w:val="false"/>
+        <w:pBdr/>
+        <w:spacing w:after="57" w:before="0" w:line="276" w:lineRule="auto"/>
         <w:ind w:right="0" w:firstLine="709" w:left="0"/>
         <w:jc w:val="both"/>
         <w:rPr>
@@ -180,7 +172,6 @@
           <w:sz w:val="28"/>
           <w:szCs w:val="28"/>
           <w:highlight w:val="none"/>
-          <w:lang w:val="ru-RU"/>
         </w:rPr>
       </w:pPr>
       <w:r>
@@ -202,7 +193,40 @@
           <w:szCs w:val="28"/>
           <w:highlight w:val="none"/>
         </w:rPr>
-        <w:t xml:space="preserve">Современные информационные системы обрабатывают всё большие объёмы данных, что предъявляет повышенные требования к производительности систем управления базами данных. Одной из наиболее распространённых реляционных систем управления базами данных является PostgreSQL, которая активно и</w:t>
+        <w:t xml:space="preserve">С</w:t>
+      </w:r>
+      <w:r>
+        <w:rPr>
+          <w:rFonts w:ascii="Times New Roman" w:hAnsi="Times New Roman" w:eastAsia="Times New Roman" w:cs="Times New Roman"/>
+          <w:b w:val="0"/>
+          <w:bCs w:val="0"/>
+          <w:sz w:val="28"/>
+          <w:szCs w:val="28"/>
+          <w:highlight w:val="none"/>
+        </w:rPr>
+        <w:t xml:space="preserve">овременные информационные с</w:t>
+      </w:r>
+      <w:r>
+        <w:rPr>
+          <w:rFonts w:ascii="Times New Roman" w:hAnsi="Times New Roman" w:eastAsia="Times New Roman" w:cs="Times New Roman"/>
+          <w:b w:val="0"/>
+          <w:bCs w:val="0"/>
+          <w:sz w:val="28"/>
+          <w:szCs w:val="28"/>
+          <w:highlight w:val="none"/>
+        </w:rPr>
+        <w:t xml:space="preserve">истемы обрабатывают </w:t>
+      </w:r>
+      <w:r>
+        <w:rPr>
+          <w:rFonts w:ascii="Times New Roman" w:hAnsi="Times New Roman" w:eastAsia="Times New Roman" w:cs="Times New Roman"/>
+          <w:b w:val="0"/>
+          <w:bCs w:val="0"/>
+          <w:sz w:val="28"/>
+          <w:szCs w:val="28"/>
+          <w:highlight w:val="none"/>
+        </w:rPr>
+        <w:t xml:space="preserve">большие данных, что предъявляет повышенные требования к производительности систем управления базами данных. Одной из наиболее распространённых реляционных систем управления базами данных является PostgreSQL, которая активно и</w:t>
       </w:r>
       <w:r>
         <w:rPr>
@@ -283,11 +307,24 @@
           <w:highlight w:val="none"/>
         </w:rPr>
       </w:r>
+      <w:r>
+        <w:rPr>
+          <w:rFonts w:ascii="Times New Roman" w:hAnsi="Times New Roman" w:eastAsia="Times New Roman" w:cs="Times New Roman"/>
+          <w:b w:val="0"/>
+          <w:bCs w:val="0"/>
+          <w:sz w:val="28"/>
+          <w:szCs w:val="28"/>
+          <w:highlight w:val="none"/>
+          <w:lang w:val="ru-RU"/>
+        </w:rPr>
+      </w:r>
     </w:p>
     <w:p>
       <w:pPr>
-        <w:pBdr/>
-        <w:spacing/>
+        <w:keepLines w:val="true"/>
+        <w:suppressLineNumbers w:val="false"/>
+        <w:pBdr/>
+        <w:spacing w:after="57" w:before="0" w:line="276" w:lineRule="auto"/>
         <w:ind w:firstLine="708"/>
         <w:jc w:val="both"/>
         <w:rPr>
@@ -297,7 +334,6 @@
           <w:sz w:val="28"/>
           <w:szCs w:val="28"/>
           <w:highlight w:val="none"/>
-          <w:lang w:val="en-US"/>
         </w:rPr>
       </w:pPr>
       <w:r>
@@ -394,11 +430,23 @@
           <w:highlight w:val="none"/>
         </w:rPr>
       </w:r>
+      <w:r>
+        <w:rPr>
+          <w:rFonts w:ascii="Times New Roman" w:hAnsi="Times New Roman" w:eastAsia="Times New Roman" w:cs="Times New Roman"/>
+          <w:b w:val="0"/>
+          <w:bCs w:val="0"/>
+          <w:sz w:val="28"/>
+          <w:szCs w:val="28"/>
+          <w:highlight w:val="none"/>
+          <w:lang w:val="en-US"/>
+        </w:rPr>
+      </w:r>
     </w:p>
     <w:p>
       <w:pPr>
-        <w:pBdr/>
-        <w:spacing/>
+        <w:suppressLineNumbers w:val="false"/>
+        <w:pBdr/>
+        <w:spacing w:after="57" w:before="0" w:line="276" w:lineRule="auto"/>
         <w:ind w:firstLine="708"/>
         <w:jc w:val="both"/>
         <w:rPr>
@@ -408,7 +456,6 @@
           <w:sz w:val="28"/>
           <w:szCs w:val="28"/>
           <w:highlight w:val="none"/>
-          <w:lang w:val="en-US"/>
         </w:rPr>
       </w:pPr>
       <w:r>
@@ -457,11 +504,23 @@
           <w:highlight w:val="none"/>
         </w:rPr>
       </w:r>
+      <w:r>
+        <w:rPr>
+          <w:rFonts w:ascii="Times New Roman" w:hAnsi="Times New Roman" w:eastAsia="Times New Roman" w:cs="Times New Roman"/>
+          <w:b w:val="0"/>
+          <w:bCs w:val="0"/>
+          <w:sz w:val="28"/>
+          <w:szCs w:val="28"/>
+          <w:highlight w:val="none"/>
+          <w:lang w:val="en-US"/>
+        </w:rPr>
+      </w:r>
     </w:p>
     <w:p>
       <w:pPr>
-        <w:pBdr/>
-        <w:spacing/>
+        <w:suppressLineNumbers w:val="false"/>
+        <w:pBdr/>
+        <w:spacing w:after="57" w:before="0" w:line="276" w:lineRule="auto"/>
         <w:ind w:firstLine="708"/>
         <w:jc w:val="both"/>
         <w:rPr>
@@ -471,7 +530,6 @@
           <w:sz w:val="28"/>
           <w:szCs w:val="28"/>
           <w:highlight w:val="none"/>
-          <w:lang w:val="ru-RU"/>
         </w:rPr>
       </w:pPr>
       <w:r>
@@ -484,7 +542,19 @@
           <w:highlight w:val="none"/>
           <w:lang w:val="ru-RU"/>
         </w:rPr>
-        <w:t xml:space="preserve">В качестве недостатков  работы следует отметить неполную реализацию работы с большими кортежами в разработанном методе доступа и неполную реализацию свойства изолированности транзакций. Однако данные недостатки не снижают высокого уровня проделанной работы.</w:t>
+        <w:t xml:space="preserve">В</w:t>
+      </w:r>
+      <w:r>
+        <w:rPr>
+          <w:rFonts w:ascii="Times New Roman" w:hAnsi="Times New Roman" w:eastAsia="Times New Roman" w:cs="Times New Roman"/>
+          <w:b w:val="0"/>
+          <w:bCs w:val="0"/>
+          <w:sz w:val="28"/>
+          <w:szCs w:val="28"/>
+          <w:highlight w:val="none"/>
+          <w:lang w:val="ru-RU"/>
+        </w:rPr>
+        <w:t xml:space="preserve"> качестве недостатков  работы следует отметить неполную реализацию работы с большими кортежами в разработанном методе доступа и неполную реализацию свойства изолированности транзакций. Однако данные недостатки не снижают высокого уровня проделанной работы.</w:t>
       </w:r>
       <w:r>
         <w:rPr>
@@ -496,14 +566,33 @@
           <w:highlight w:val="none"/>
         </w:rPr>
       </w:r>
+      <w:r>
+        <w:rPr>
+          <w:rFonts w:ascii="Times New Roman" w:hAnsi="Times New Roman" w:eastAsia="Times New Roman" w:cs="Times New Roman"/>
+          <w:b w:val="0"/>
+          <w:bCs w:val="0"/>
+          <w:sz w:val="28"/>
+          <w:szCs w:val="28"/>
+          <w:highlight w:val="none"/>
+          <w:lang w:val="ru-RU"/>
+        </w:rPr>
+      </w:r>
     </w:p>
     <w:p>
       <w:pPr>
-        <w:pBdr/>
-        <w:spacing/>
+        <w:suppressLineNumbers w:val="false"/>
+        <w:pBdr/>
+        <w:spacing w:after="57" w:before="0" w:line="276" w:lineRule="auto"/>
         <w:ind w:firstLine="708"/>
         <w:jc w:val="both"/>
-        <w:rPr/>
+        <w:rPr>
+          <w:rFonts w:ascii="Times New Roman" w:hAnsi="Times New Roman" w:eastAsia="Times New Roman" w:cs="Times New Roman"/>
+          <w:b w:val="0"/>
+          <w:bCs w:val="0"/>
+          <w:sz w:val="28"/>
+          <w:szCs w:val="28"/>
+          <w:highlight w:val="none"/>
+        </w:rPr>
       </w:pPr>
       <w:r>
         <w:rPr>
@@ -527,7 +616,19 @@
           <w:highlight w:val="none"/>
           <w:lang w:val="ru-RU"/>
         </w:rPr>
-        <w:t xml:space="preserve">листом. Считаю, что выпускная квалификационная работа заслуживает оценки «отлично» (A, </w:t>
+        <w:t xml:space="preserve">листом. Считаю, что выпускная квалификационная работа заслуживает оценки «хорошо» (В, </w:t>
+      </w:r>
+      <w:r>
+        <w:rPr>
+          <w:rFonts w:ascii="Times New Roman" w:hAnsi="Times New Roman" w:eastAsia="Times New Roman" w:cs="Times New Roman"/>
+          <w:b w:val="0"/>
+          <w:bCs w:val="0"/>
+          <w:sz w:val="28"/>
+          <w:szCs w:val="28"/>
+          <w:highlight w:val="none"/>
+          <w:lang w:val="en-US"/>
+        </w:rPr>
+        <w:t xml:space="preserve">87</w:t>
       </w:r>
       <w:r>
         <w:rPr>
@@ -539,7 +640,7 @@
           <w:highlight w:val="none"/>
           <w:lang w:val="ru-RU"/>
         </w:rPr>
-        <w:t xml:space="preserve">97 баллов), а Косенко Н. И. — присвоения квалификации (степени) «магистр» по направлению </w:t>
+        <w:t xml:space="preserve"> баллов), а Косенко Н. И. — присвоения квалификации (степени) «магистр» по направлению </w:t>
       </w:r>
       <w:r>
         <w:rPr>
@@ -551,7 +652,7 @@
           <w:highlight w:val="none"/>
           <w:lang w:val="ru-RU"/>
         </w:rPr>
-        <w:t xml:space="preserve">подготовки (специальности) 09.04.04 «Программная инженерия» и рекомендации для поступле</w:t>
+        <w:t xml:space="preserve">подготовки (специальности) 09.04.04 «Программная инженерия»</w:t>
       </w:r>
       <w:r>
         <w:rPr>
@@ -563,9 +664,8 @@
           <w:highlight w:val="none"/>
           <w:lang w:val="ru-RU"/>
         </w:rPr>
-        <w:t xml:space="preserve">ния в аспирантуру.</w:t>
+        <w:t xml:space="preserve">.</w:t>
       </w:r>
-      <w:r/>
       <w:r>
         <w:rPr>
           <w:rFonts w:ascii="Times New Roman" w:hAnsi="Times New Roman" w:eastAsia="Times New Roman" w:cs="Times New Roman"/>
@@ -575,6 +675,28 @@
           <w:szCs w:val="28"/>
           <w:highlight w:val="none"/>
           <w:lang w:val="ru-RU"/>
+        </w:rPr>
+      </w:r>
+      <w:r>
+        <w:rPr>
+          <w:rFonts w:ascii="Times New Roman" w:hAnsi="Times New Roman" w:eastAsia="Times New Roman" w:cs="Times New Roman"/>
+          <w:b w:val="0"/>
+          <w:bCs w:val="0"/>
+          <w:sz w:val="28"/>
+          <w:szCs w:val="28"/>
+          <w:highlight w:val="none"/>
+          <w:lang w:val="ru-RU" w:bidi="ru-RU"/>
+        </w:rPr>
+      </w:r>
+      <w:r>
+        <w:rPr>
+          <w:rFonts w:ascii="Times New Roman" w:hAnsi="Times New Roman" w:eastAsia="Times New Roman" w:cs="Times New Roman"/>
+          <w:b w:val="0"/>
+          <w:bCs w:val="0"/>
+          <w:sz w:val="28"/>
+          <w:szCs w:val="28"/>
+          <w:highlight w:val="none"/>
+          <w:lang w:val="ru-RU" w:bidi="ru-RU"/>
         </w:rPr>
       </w:r>
       <w:r>
@@ -596,8 +718,86 @@
           <w:sz w:val="28"/>
           <w:szCs w:val="28"/>
           <w:highlight w:val="none"/>
+        </w:rPr>
+      </w:r>
+    </w:p>
+    <w:p>
+      <w:pPr>
+        <w:suppressLineNumbers w:val="false"/>
+        <w:pBdr/>
+        <w:spacing w:after="11" w:afterLines="0" w:before="0" w:beforeLines="0" w:line="276" w:lineRule="auto"/>
+        <w:ind w:firstLine="0"/>
+        <w:jc w:val="both"/>
+        <w:rPr>
+          <w:rFonts w:ascii="Times New Roman" w:hAnsi="Times New Roman" w:eastAsia="Times New Roman" w:cs="Times New Roman"/>
+          <w:b w:val="0"/>
+          <w:bCs w:val="0"/>
+          <w:sz w:val="6"/>
+          <w:szCs w:val="6"/>
+          <w:highlight w:val="none"/>
+        </w:rPr>
+      </w:pPr>
+      <w:r>
+        <w:rPr>
+          <w:rFonts w:ascii="Times New Roman" w:hAnsi="Times New Roman" w:eastAsia="Times New Roman" w:cs="Times New Roman"/>
+          <w:b w:val="0"/>
+          <w:bCs w:val="0"/>
+          <w:sz w:val="22"/>
+          <w:szCs w:val="22"/>
+          <w:highlight w:val="none"/>
           <w:lang w:val="ru-RU"/>
         </w:rPr>
+      </w:r>
+      <w:r>
+        <w:rPr>
+          <w:rFonts w:ascii="Times New Roman" w:hAnsi="Times New Roman" w:eastAsia="Times New Roman" w:cs="Times New Roman"/>
+          <w:b w:val="0"/>
+          <w:bCs w:val="0"/>
+          <w:sz w:val="6"/>
+          <w:szCs w:val="6"/>
+          <w:highlight w:val="none"/>
+          <w:lang w:val="ru-RU"/>
+        </w:rPr>
+      </w:r>
+      <w:r>
+        <w:rPr>
+          <w:rFonts w:ascii="Times New Roman" w:hAnsi="Times New Roman" w:eastAsia="Times New Roman" w:cs="Times New Roman"/>
+          <w:b w:val="0"/>
+          <w:bCs w:val="0"/>
+          <w:sz w:val="6"/>
+          <w:szCs w:val="6"/>
+          <w:highlight w:val="none"/>
+        </w:rPr>
+      </w:r>
+    </w:p>
+    <w:p>
+      <w:pPr>
+        <w:suppressLineNumbers w:val="false"/>
+        <w:pBdr/>
+        <w:spacing w:after="11" w:before="0" w:line="276" w:lineRule="auto"/>
+        <w:ind w:firstLine="0"/>
+        <w:jc w:val="both"/>
+        <w:rPr>
+          <w:rFonts w:ascii="Times New Roman" w:hAnsi="Times New Roman" w:eastAsia="Times New Roman" w:cs="Times New Roman"/>
+          <w:b w:val="0"/>
+          <w:bCs w:val="0"/>
+          <w:sz w:val="28"/>
+          <w:szCs w:val="28"/>
+          <w:highlight w:val="none"/>
+          <w:lang w:val="ru-RU"/>
+        </w:rPr>
+      </w:pPr>
+      <w:r>
+        <w:rPr>
+          <w:rFonts w:ascii="Times New Roman" w:hAnsi="Times New Roman" w:eastAsia="Times New Roman" w:cs="Times New Roman"/>
+          <w:b w:val="0"/>
+          <w:bCs w:val="0"/>
+          <w:sz w:val="28"/>
+          <w:szCs w:val="28"/>
+          <w:highlight w:val="none"/>
+          <w:lang w:val="ru-RU"/>
+        </w:rPr>
+        <w:t xml:space="preserve">Научный руководитель,</w:t>
       </w:r>
       <w:r>
         <w:rPr>
@@ -611,12 +811,180 @@
         </w:rPr>
       </w:r>
     </w:p>
+    <w:p>
+      <w:pPr>
+        <w:suppressLineNumbers w:val="false"/>
+        <w:pBdr/>
+        <w:spacing w:after="11" w:before="0" w:line="276" w:lineRule="auto"/>
+        <w:ind w:firstLine="0"/>
+        <w:jc w:val="both"/>
+        <w:rPr>
+          <w:rFonts w:ascii="Times New Roman" w:hAnsi="Times New Roman" w:eastAsia="Times New Roman" w:cs="Times New Roman"/>
+          <w:b w:val="0"/>
+          <w:bCs w:val="0"/>
+          <w:sz w:val="28"/>
+          <w:szCs w:val="28"/>
+          <w:highlight w:val="none"/>
+          <w:lang w:val="ru-RU" w:bidi="ru-RU"/>
+        </w:rPr>
+      </w:pPr>
+      <w:r>
+        <w:rPr>
+          <w:rFonts w:ascii="Times New Roman" w:hAnsi="Times New Roman" w:eastAsia="Times New Roman" w:cs="Times New Roman"/>
+          <w:b w:val="0"/>
+          <w:bCs w:val="0"/>
+          <w:sz w:val="28"/>
+          <w:szCs w:val="28"/>
+          <w:highlight w:val="none"/>
+          <w:lang w:val="ru-RU" w:bidi="ru-RU"/>
+        </w:rPr>
+        <w:t xml:space="preserve">к.т.н.</w:t>
+      </w:r>
+      <w:r>
+        <w:rPr>
+          <w:rFonts w:ascii="Times New Roman" w:hAnsi="Times New Roman" w:eastAsia="Times New Roman" w:cs="Times New Roman"/>
+          <w:b w:val="0"/>
+          <w:bCs w:val="0"/>
+          <w:sz w:val="28"/>
+          <w:szCs w:val="28"/>
+          <w:highlight w:val="none"/>
+          <w:lang w:val="ru-RU" w:bidi="ru-RU"/>
+        </w:rPr>
+        <w:t xml:space="preserve">, доцент кафедры «Кибернетика» </w:t>
+      </w:r>
+      <w:r>
+        <w:rPr>
+          <w:rFonts w:ascii="Times New Roman" w:hAnsi="Times New Roman" w:eastAsia="Times New Roman" w:cs="Times New Roman"/>
+          <w:b w:val="0"/>
+          <w:bCs w:val="0"/>
+          <w:sz w:val="28"/>
+          <w:szCs w:val="28"/>
+          <w:highlight w:val="none"/>
+          <w:lang w:val="ru-RU" w:bidi="ru-RU"/>
+        </w:rPr>
+      </w:r>
+      <w:r>
+        <w:rPr>
+          <w:rFonts w:ascii="Times New Roman" w:hAnsi="Times New Roman" w:eastAsia="Times New Roman" w:cs="Times New Roman"/>
+          <w:b w:val="0"/>
+          <w:bCs w:val="0"/>
+          <w:sz w:val="28"/>
+          <w:szCs w:val="28"/>
+          <w:highlight w:val="none"/>
+          <w:lang w:val="ru-RU" w:bidi="ru-RU"/>
+        </w:rPr>
+      </w:r>
+    </w:p>
+    <w:p>
+      <w:pPr>
+        <w:suppressLineNumbers w:val="false"/>
+        <w:pBdr/>
+        <w:spacing w:after="11" w:afterLines="0" w:before="0" w:beforeLines="0" w:line="276" w:lineRule="auto"/>
+        <w:ind w:firstLine="0"/>
+        <w:jc w:val="both"/>
+        <w:rPr>
+          <w:rFonts w:ascii="Times New Roman" w:hAnsi="Times New Roman" w:eastAsia="Times New Roman" w:cs="Times New Roman"/>
+          <w:b w:val="0"/>
+          <w:bCs w:val="0"/>
+          <w:sz w:val="28"/>
+          <w:szCs w:val="28"/>
+          <w:highlight w:val="none"/>
+          <w:lang w:val="ru-RU" w:bidi="ru-RU"/>
+        </w:rPr>
+      </w:pPr>
+      <w:r>
+        <w:rPr>
+          <w:rFonts w:ascii="Times New Roman" w:hAnsi="Times New Roman" w:eastAsia="Times New Roman" w:cs="Times New Roman"/>
+          <w:b w:val="0"/>
+          <w:bCs w:val="0"/>
+          <w:sz w:val="28"/>
+          <w:szCs w:val="28"/>
+          <w:highlight w:val="none"/>
+          <w:lang w:val="ru-RU" w:bidi="ru-RU"/>
+        </w:rPr>
+        <w:t xml:space="preserve">НИЯУ МИФИ</w:t>
+      </w:r>
+      <w:r>
+        <w:rPr>
+          <w:rFonts w:ascii="Times New Roman" w:hAnsi="Times New Roman" w:eastAsia="Times New Roman" w:cs="Times New Roman"/>
+          <w:b w:val="0"/>
+          <w:bCs w:val="0"/>
+          <w:sz w:val="28"/>
+          <w:szCs w:val="28"/>
+          <w:highlight w:val="none"/>
+          <w:lang w:val="ru-RU" w:bidi="ru-RU"/>
+        </w:rPr>
+      </w:r>
+      <w:r/>
+    </w:p>
+    <w:p>
+      <w:pPr>
+        <w:suppressLineNumbers w:val="false"/>
+        <w:pBdr/>
+        <w:spacing w:after="11" w:afterLines="0" w:before="0" w:beforeLines="0" w:line="276" w:lineRule="auto"/>
+        <w:ind w:firstLine="0"/>
+        <w:jc w:val="both"/>
+        <w:rPr>
+          <w:rFonts w:ascii="Times New Roman" w:hAnsi="Times New Roman" w:eastAsia="Times New Roman" w:cs="Times New Roman"/>
+          <w:b w:val="0"/>
+          <w:bCs w:val="0"/>
+          <w:sz w:val="28"/>
+          <w:szCs w:val="28"/>
+          <w:highlight w:val="none"/>
+          <w:lang w:val="ru-RU" w:bidi="ru-RU"/>
+        </w:rPr>
+      </w:pPr>
+      <w:r>
+        <w:rPr>
+          <w:rFonts w:ascii="Times New Roman" w:hAnsi="Times New Roman" w:eastAsia="Times New Roman" w:cs="Times New Roman"/>
+          <w:b w:val="0"/>
+          <w:bCs w:val="0"/>
+          <w:sz w:val="28"/>
+          <w:szCs w:val="28"/>
+          <w:highlight w:val="none"/>
+          <w:lang w:val="ru-RU" w:bidi="ru-RU"/>
+        </w:rPr>
+        <w:tab/>
+        <w:tab/>
+        <w:tab/>
+        <w:tab/>
+        <w:tab/>
+        <w:tab/>
+        <w:tab/>
+        <w:tab/>
+        <w:tab/>
+        <w:t xml:space="preserve">В.В. Климов</w:t>
+      </w:r>
+      <w:r>
+        <w:rPr>
+          <w:rFonts w:ascii="Times New Roman" w:hAnsi="Times New Roman" w:eastAsia="Times New Roman" w:cs="Times New Roman"/>
+          <w:b w:val="0"/>
+          <w:bCs w:val="0"/>
+          <w:sz w:val="28"/>
+          <w:szCs w:val="28"/>
+          <w:highlight w:val="none"/>
+          <w:lang w:val="en-US"/>
+        </w:rPr>
+        <w:t xml:space="preserve">/_____</w:t>
+      </w:r>
+      <w:r>
+        <w:rPr>
+          <w:rFonts w:ascii="Times New Roman" w:hAnsi="Times New Roman" w:eastAsia="Times New Roman" w:cs="Times New Roman"/>
+          <w:b w:val="0"/>
+          <w:bCs w:val="0"/>
+          <w:sz w:val="28"/>
+          <w:szCs w:val="28"/>
+          <w:highlight w:val="none"/>
+          <w:lang w:val="ru-RU" w:bidi="ru-RU"/>
+        </w:rPr>
+      </w:r>
+    </w:p>
     <w:sectPr>
       <w:footnotePr/>
       <w:endnotePr/>
       <w:type w:val="nextPage"/>
       <w:pgSz w:h="16838" w:orient="portrait" w:w="11906"/>
-      <w:pgMar w:top="1134" w:right="850" w:bottom="1134" w:left="1701" w:header="709" w:footer="709" w:gutter="0"/>
+      <w:pgMar w:top="1134" w:right="850" w:bottom="822" w:left="1701" w:header="709" w:footer="709" w:gutter="0"/>
       <w:cols w:num="1" w:sep="0" w:space="708" w:equalWidth="1"/>
     </w:sectPr>
   </w:body>
@@ -633,7 +1001,6 @@
         <w:ind/>
         <w:rPr/>
       </w:pPr>
-      <w:r/>
       <w:r>
         <w:separator/>
       </w:r>
@@ -648,7 +1015,6 @@
         <w:ind/>
         <w:rPr/>
       </w:pPr>
-      <w:r/>
       <w:r>
         <w:continuationSeparator/>
       </w:r>
@@ -668,7 +1034,6 @@
         <w:ind/>
         <w:rPr/>
       </w:pPr>
-      <w:r/>
       <w:r>
         <w:separator/>
       </w:r>
@@ -683,7 +1048,6 @@
         <w:ind/>
         <w:rPr/>
       </w:pPr>
-      <w:r/>
       <w:r>
         <w:continuationSeparator/>
       </w:r>
@@ -851,9 +1215,9 @@
     <w:lsdException w:name="Bibliography" w:uiPriority="37"/>
     <w:lsdException w:name="TOC Heading" w:uiPriority="39" w:qFormat="1"/>
   </w:latentStyles>
-  <w:style w:type="table" w:styleId="12">
+  <w:style w:type="table" w:styleId="701">
     <w:name w:val="Table Grid"/>
-    <w:basedOn w:val="665"/>
+    <w:basedOn w:val="887"/>
     <w:uiPriority w:val="59"/>
     <w:pPr>
       <w:pBdr/>
@@ -1050,9 +1414,9 @@
       </w:tcPr>
     </w:tblStylePr>
   </w:style>
-  <w:style w:type="table" w:styleId="13">
+  <w:style w:type="table" w:styleId="702">
     <w:name w:val="Table Grid Light"/>
-    <w:basedOn w:val="665"/>
+    <w:basedOn w:val="887"/>
     <w:uiPriority w:val="59"/>
     <w:pPr>
       <w:pBdr/>
@@ -1249,9 +1613,9 @@
       </w:tcPr>
     </w:tblStylePr>
   </w:style>
-  <w:style w:type="table" w:styleId="14">
+  <w:style w:type="table" w:styleId="703">
     <w:name w:val="Plain Table 1"/>
-    <w:basedOn w:val="665"/>
+    <w:basedOn w:val="887"/>
     <w:uiPriority w:val="59"/>
     <w:pPr>
       <w:pBdr/>
@@ -1474,9 +1838,9 @@
       </w:tcPr>
     </w:tblStylePr>
   </w:style>
-  <w:style w:type="table" w:styleId="15">
+  <w:style w:type="table" w:styleId="704">
     <w:name w:val="Plain Table 2"/>
-    <w:basedOn w:val="665"/>
+    <w:basedOn w:val="887"/>
     <w:uiPriority w:val="59"/>
     <w:pPr>
       <w:pBdr/>
@@ -1707,9 +2071,9 @@
       </w:tcPr>
     </w:tblStylePr>
   </w:style>
-  <w:style w:type="table" w:styleId="16">
+  <w:style w:type="table" w:styleId="705">
     <w:name w:val="Plain Table 3"/>
-    <w:basedOn w:val="665"/>
+    <w:basedOn w:val="887"/>
     <w:uiPriority w:val="99"/>
     <w:pPr>
       <w:pBdr/>
@@ -1937,9 +2301,9 @@
       </w:tcPr>
     </w:tblStylePr>
   </w:style>
-  <w:style w:type="table" w:styleId="17">
+  <w:style w:type="table" w:styleId="706">
     <w:name w:val="Plain Table 4"/>
-    <w:basedOn w:val="665"/>
+    <w:basedOn w:val="887"/>
     <w:uiPriority w:val="99"/>
     <w:pPr>
       <w:pBdr/>
@@ -2153,9 +2517,9 @@
       </w:tcPr>
     </w:tblStylePr>
   </w:style>
-  <w:style w:type="table" w:styleId="18">
+  <w:style w:type="table" w:styleId="707">
     <w:name w:val="Plain Table 5"/>
-    <w:basedOn w:val="665"/>
+    <w:basedOn w:val="887"/>
     <w:uiPriority w:val="99"/>
     <w:pPr>
       <w:pBdr/>
@@ -2386,9 +2750,9 @@
       </w:tcPr>
     </w:tblStylePr>
   </w:style>
-  <w:style w:type="table" w:styleId="19">
+  <w:style w:type="table" w:styleId="708">
     <w:name w:val="Grid Table 1 Light"/>
-    <w:basedOn w:val="665"/>
+    <w:basedOn w:val="887"/>
     <w:uiPriority w:val="99"/>
     <w:pPr>
       <w:pBdr/>
@@ -2609,9 +2973,9 @@
       </w:tcPr>
     </w:tblStylePr>
   </w:style>
-  <w:style w:type="table" w:styleId="20">
+  <w:style w:type="table" w:styleId="709">
     <w:name w:val="Grid Table 1 Light - Accent 1"/>
-    <w:basedOn w:val="665"/>
+    <w:basedOn w:val="887"/>
     <w:uiPriority w:val="99"/>
     <w:pPr>
       <w:pBdr/>
@@ -2832,9 +3196,9 @@
       </w:tcPr>
     </w:tblStylePr>
   </w:style>
-  <w:style w:type="table" w:styleId="21">
+  <w:style w:type="table" w:styleId="710">
     <w:name w:val="Grid Table 1 Light - Accent 2"/>
-    <w:basedOn w:val="665"/>
+    <w:basedOn w:val="887"/>
     <w:uiPriority w:val="99"/>
     <w:pPr>
       <w:pBdr/>
@@ -3055,9 +3419,9 @@
       </w:tcPr>
     </w:tblStylePr>
   </w:style>
-  <w:style w:type="table" w:styleId="22">
+  <w:style w:type="table" w:styleId="711">
     <w:name w:val="Grid Table 1 Light - Accent 3"/>
-    <w:basedOn w:val="665"/>
+    <w:basedOn w:val="887"/>
     <w:uiPriority w:val="99"/>
     <w:pPr>
       <w:pBdr/>
@@ -3278,9 +3642,9 @@
       </w:tcPr>
     </w:tblStylePr>
   </w:style>
-  <w:style w:type="table" w:styleId="23">
+  <w:style w:type="table" w:styleId="712">
     <w:name w:val="Grid Table 1 Light - Accent 4"/>
-    <w:basedOn w:val="665"/>
+    <w:basedOn w:val="887"/>
     <w:uiPriority w:val="99"/>
     <w:pPr>
       <w:pBdr/>
@@ -3501,9 +3865,9 @@
       </w:tcPr>
     </w:tblStylePr>
   </w:style>
-  <w:style w:type="table" w:styleId="24">
+  <w:style w:type="table" w:styleId="713">
     <w:name w:val="Grid Table 1 Light - Accent 5"/>
-    <w:basedOn w:val="665"/>
+    <w:basedOn w:val="887"/>
     <w:uiPriority w:val="99"/>
     <w:pPr>
       <w:pBdr/>
@@ -3724,9 +4088,9 @@
       </w:tcPr>
     </w:tblStylePr>
   </w:style>
-  <w:style w:type="table" w:styleId="25">
+  <w:style w:type="table" w:styleId="714">
     <w:name w:val="Grid Table 1 Light - Accent 6"/>
-    <w:basedOn w:val="665"/>
+    <w:basedOn w:val="887"/>
     <w:uiPriority w:val="99"/>
     <w:pPr>
       <w:pBdr/>
@@ -3947,9 +4311,9 @@
       </w:tcPr>
     </w:tblStylePr>
   </w:style>
-  <w:style w:type="table" w:styleId="26">
+  <w:style w:type="table" w:styleId="715">
     <w:name w:val="Grid Table 2"/>
-    <w:basedOn w:val="665"/>
+    <w:basedOn w:val="887"/>
     <w:uiPriority w:val="99"/>
     <w:pPr>
       <w:pBdr/>
@@ -4179,9 +4543,9 @@
       </w:tcPr>
     </w:tblStylePr>
   </w:style>
-  <w:style w:type="table" w:styleId="27">
+  <w:style w:type="table" w:styleId="716">
     <w:name w:val="Grid Table 2 - Accent 1"/>
-    <w:basedOn w:val="665"/>
+    <w:basedOn w:val="887"/>
     <w:uiPriority w:val="99"/>
     <w:pPr>
       <w:pBdr/>
@@ -4411,9 +4775,9 @@
       </w:tcPr>
     </w:tblStylePr>
   </w:style>
-  <w:style w:type="table" w:styleId="28">
+  <w:style w:type="table" w:styleId="717">
     <w:name w:val="Grid Table 2 - Accent 2"/>
-    <w:basedOn w:val="665"/>
+    <w:basedOn w:val="887"/>
     <w:uiPriority w:val="99"/>
     <w:pPr>
       <w:pBdr/>
@@ -4643,9 +5007,9 @@
       </w:tcPr>
     </w:tblStylePr>
   </w:style>
-  <w:style w:type="table" w:styleId="29">
+  <w:style w:type="table" w:styleId="718">
     <w:name w:val="Grid Table 2 - Accent 3"/>
-    <w:basedOn w:val="665"/>
+    <w:basedOn w:val="887"/>
     <w:uiPriority w:val="99"/>
     <w:pPr>
       <w:pBdr/>
@@ -4875,9 +5239,9 @@
       </w:tcPr>
     </w:tblStylePr>
   </w:style>
-  <w:style w:type="table" w:styleId="30">
+  <w:style w:type="table" w:styleId="719">
     <w:name w:val="Grid Table 2 - Accent 4"/>
-    <w:basedOn w:val="665"/>
+    <w:basedOn w:val="887"/>
     <w:uiPriority w:val="99"/>
     <w:pPr>
       <w:pBdr/>
@@ -5107,9 +5471,9 @@
       </w:tcPr>
     </w:tblStylePr>
   </w:style>
-  <w:style w:type="table" w:styleId="31">
+  <w:style w:type="table" w:styleId="720">
     <w:name w:val="Grid Table 2 - Accent 5"/>
-    <w:basedOn w:val="665"/>
+    <w:basedOn w:val="887"/>
     <w:uiPriority w:val="99"/>
     <w:pPr>
       <w:pBdr/>
@@ -5339,9 +5703,9 @@
       </w:tcPr>
     </w:tblStylePr>
   </w:style>
-  <w:style w:type="table" w:styleId="32">
+  <w:style w:type="table" w:styleId="721">
     <w:name w:val="Grid Table 2 - Accent 6"/>
-    <w:basedOn w:val="665"/>
+    <w:basedOn w:val="887"/>
     <w:uiPriority w:val="99"/>
     <w:pPr>
       <w:pBdr/>
@@ -5571,9 +5935,9 @@
       </w:tcPr>
     </w:tblStylePr>
   </w:style>
-  <w:style w:type="table" w:styleId="33">
+  <w:style w:type="table" w:styleId="722">
     <w:name w:val="Grid Table 3"/>
-    <w:basedOn w:val="665"/>
+    <w:basedOn w:val="887"/>
     <w:uiPriority w:val="99"/>
     <w:pPr>
       <w:pBdr/>
@@ -5672,29 +6036,6 @@
         <w:tblBorders/>
       </w:tblPr>
       <w:tcPr>
-        <w:shd w:color="ffffff"/>
-        <w:tcBorders>
-          <w:top w:val="none" w:color="000000" w:sz="4" w:space="0"/>
-          <w:left w:val="none" w:color="000000" w:sz="4" w:space="0"/>
-          <w:bottom w:val="none" w:color="000000" w:sz="4" w:space="0"/>
-          <w:right w:val="none" w:color="000000" w:sz="4" w:space="0"/>
-        </w:tcBorders>
-      </w:tcPr>
-    </w:tblStylePr>
-    <w:tblStylePr w:type="firstRow">
-      <w:rPr>
-        <w:b/>
-        <w:color w:val="404040"/>
-      </w:rPr>
-      <w:pPr>
-        <w:pBdr/>
-        <w:spacing/>
-        <w:ind/>
-      </w:pPr>
-      <w:tblPr>
-        <w:tblBorders/>
-      </w:tblPr>
-      <w:tcPr>
         <w:shd w:val="clear" w:color="ffffff"/>
         <w:tcBorders>
           <w:top w:val="none" w:color="000000" w:sz="4" w:space="0"/>
@@ -5704,30 +6045,7 @@
         </w:tcBorders>
       </w:tcPr>
     </w:tblStylePr>
-    <w:tblStylePr w:type="lastCol">
-      <w:rPr>
-        <w:i/>
-        <w:color w:val="404040"/>
-      </w:rPr>
-      <w:pPr>
-        <w:pBdr/>
-        <w:spacing/>
-        <w:ind/>
-      </w:pPr>
-      <w:tblPr>
-        <w:tblBorders/>
-      </w:tblPr>
-      <w:tcPr>
-        <w:shd w:color="ffffff"/>
-        <w:tcBorders>
-          <w:top w:val="none" w:color="000000" w:sz="4" w:space="0"/>
-          <w:left w:val="none" w:color="000000" w:sz="4" w:space="0"/>
-          <w:bottom w:val="none" w:color="000000" w:sz="4" w:space="0"/>
-          <w:right w:val="none" w:color="000000" w:sz="4" w:space="0"/>
-        </w:tcBorders>
-      </w:tcPr>
-    </w:tblStylePr>
-    <w:tblStylePr w:type="lastRow">
+    <w:tblStylePr w:type="firstRow">
       <w:rPr>
         <w:b/>
         <w:color w:val="404040"/>
@@ -5750,6 +6068,52 @@
         </w:tcBorders>
       </w:tcPr>
     </w:tblStylePr>
+    <w:tblStylePr w:type="lastCol">
+      <w:rPr>
+        <w:i/>
+        <w:color w:val="404040"/>
+      </w:rPr>
+      <w:pPr>
+        <w:pBdr/>
+        <w:spacing/>
+        <w:ind/>
+      </w:pPr>
+      <w:tblPr>
+        <w:tblBorders/>
+      </w:tblPr>
+      <w:tcPr>
+        <w:shd w:val="clear" w:color="ffffff"/>
+        <w:tcBorders>
+          <w:top w:val="none" w:color="000000" w:sz="4" w:space="0"/>
+          <w:left w:val="none" w:color="000000" w:sz="4" w:space="0"/>
+          <w:bottom w:val="none" w:color="000000" w:sz="4" w:space="0"/>
+          <w:right w:val="none" w:color="000000" w:sz="4" w:space="0"/>
+        </w:tcBorders>
+      </w:tcPr>
+    </w:tblStylePr>
+    <w:tblStylePr w:type="lastRow">
+      <w:rPr>
+        <w:b/>
+        <w:color w:val="404040"/>
+      </w:rPr>
+      <w:pPr>
+        <w:pBdr/>
+        <w:spacing/>
+        <w:ind/>
+      </w:pPr>
+      <w:tblPr>
+        <w:tblBorders/>
+      </w:tblPr>
+      <w:tcPr>
+        <w:shd w:val="clear" w:color="ffffff"/>
+        <w:tcBorders>
+          <w:top w:val="none" w:color="000000" w:sz="4" w:space="0"/>
+          <w:left w:val="none" w:color="000000" w:sz="4" w:space="0"/>
+          <w:bottom w:val="none" w:color="000000" w:sz="4" w:space="0"/>
+          <w:right w:val="none" w:color="000000" w:sz="4" w:space="0"/>
+        </w:tcBorders>
+      </w:tcPr>
+    </w:tblStylePr>
     <w:tblStylePr w:type="nwCell">
       <w:pPr>
         <w:pBdr/>
@@ -5816,9 +6180,9 @@
       </w:tcPr>
     </w:tblStylePr>
   </w:style>
-  <w:style w:type="table" w:styleId="34">
+  <w:style w:type="table" w:styleId="723">
     <w:name w:val="Grid Table 3 - Accent 1"/>
-    <w:basedOn w:val="665"/>
+    <w:basedOn w:val="887"/>
     <w:uiPriority w:val="99"/>
     <w:pPr>
       <w:pBdr/>
@@ -5917,29 +6281,6 @@
         <w:tblBorders/>
       </w:tblPr>
       <w:tcPr>
-        <w:shd w:color="ffffff"/>
-        <w:tcBorders>
-          <w:top w:val="none" w:color="000000" w:sz="4" w:space="0"/>
-          <w:left w:val="none" w:color="000000" w:sz="4" w:space="0"/>
-          <w:bottom w:val="none" w:color="000000" w:sz="4" w:space="0"/>
-          <w:right w:val="none" w:color="000000" w:sz="4" w:space="0"/>
-        </w:tcBorders>
-      </w:tcPr>
-    </w:tblStylePr>
-    <w:tblStylePr w:type="firstRow">
-      <w:rPr>
-        <w:b/>
-        <w:color w:val="404040"/>
-      </w:rPr>
-      <w:pPr>
-        <w:pBdr/>
-        <w:spacing/>
-        <w:ind/>
-      </w:pPr>
-      <w:tblPr>
-        <w:tblBorders/>
-      </w:tblPr>
-      <w:tcPr>
         <w:shd w:val="clear" w:color="ffffff"/>
         <w:tcBorders>
           <w:top w:val="none" w:color="000000" w:sz="4" w:space="0"/>
@@ -5949,30 +6290,7 @@
         </w:tcBorders>
       </w:tcPr>
     </w:tblStylePr>
-    <w:tblStylePr w:type="lastCol">
-      <w:rPr>
-        <w:i/>
-        <w:color w:val="404040"/>
-      </w:rPr>
-      <w:pPr>
-        <w:pBdr/>
-        <w:spacing/>
-        <w:ind/>
-      </w:pPr>
-      <w:tblPr>
-        <w:tblBorders/>
-      </w:tblPr>
-      <w:tcPr>
-        <w:shd w:color="ffffff"/>
-        <w:tcBorders>
-          <w:top w:val="none" w:color="000000" w:sz="4" w:space="0"/>
-          <w:left w:val="none" w:color="000000" w:sz="4" w:space="0"/>
-          <w:bottom w:val="none" w:color="000000" w:sz="4" w:space="0"/>
-          <w:right w:val="none" w:color="000000" w:sz="4" w:space="0"/>
-        </w:tcBorders>
-      </w:tcPr>
-    </w:tblStylePr>
-    <w:tblStylePr w:type="lastRow">
+    <w:tblStylePr w:type="firstRow">
       <w:rPr>
         <w:b/>
         <w:color w:val="404040"/>
@@ -5995,6 +6313,52 @@
         </w:tcBorders>
       </w:tcPr>
     </w:tblStylePr>
+    <w:tblStylePr w:type="lastCol">
+      <w:rPr>
+        <w:i/>
+        <w:color w:val="404040"/>
+      </w:rPr>
+      <w:pPr>
+        <w:pBdr/>
+        <w:spacing/>
+        <w:ind/>
+      </w:pPr>
+      <w:tblPr>
+        <w:tblBorders/>
+      </w:tblPr>
+      <w:tcPr>
+        <w:shd w:val="clear" w:color="ffffff"/>
+        <w:tcBorders>
+          <w:top w:val="none" w:color="000000" w:sz="4" w:space="0"/>
+          <w:left w:val="none" w:color="000000" w:sz="4" w:space="0"/>
+          <w:bottom w:val="none" w:color="000000" w:sz="4" w:space="0"/>
+          <w:right w:val="none" w:color="000000" w:sz="4" w:space="0"/>
+        </w:tcBorders>
+      </w:tcPr>
+    </w:tblStylePr>
+    <w:tblStylePr w:type="lastRow">
+      <w:rPr>
+        <w:b/>
+        <w:color w:val="404040"/>
+      </w:rPr>
+      <w:pPr>
+        <w:pBdr/>
+        <w:spacing/>
+        <w:ind/>
+      </w:pPr>
+      <w:tblPr>
+        <w:tblBorders/>
+      </w:tblPr>
+      <w:tcPr>
+        <w:shd w:val="clear" w:color="ffffff"/>
+        <w:tcBorders>
+          <w:top w:val="none" w:color="000000" w:sz="4" w:space="0"/>
+          <w:left w:val="none" w:color="000000" w:sz="4" w:space="0"/>
+          <w:bottom w:val="none" w:color="000000" w:sz="4" w:space="0"/>
+          <w:right w:val="none" w:color="000000" w:sz="4" w:space="0"/>
+        </w:tcBorders>
+      </w:tcPr>
+    </w:tblStylePr>
     <w:tblStylePr w:type="nwCell">
       <w:pPr>
         <w:pBdr/>
@@ -6061,9 +6425,9 @@
       </w:tcPr>
     </w:tblStylePr>
   </w:style>
-  <w:style w:type="table" w:styleId="35">
+  <w:style w:type="table" w:styleId="724">
     <w:name w:val="Grid Table 3 - Accent 2"/>
-    <w:basedOn w:val="665"/>
+    <w:basedOn w:val="887"/>
     <w:uiPriority w:val="99"/>
     <w:pPr>
       <w:pBdr/>
@@ -6162,29 +6526,6 @@
         <w:tblBorders/>
       </w:tblPr>
       <w:tcPr>
-        <w:shd w:color="ffffff"/>
-        <w:tcBorders>
-          <w:top w:val="none" w:color="000000" w:sz="4" w:space="0"/>
-          <w:left w:val="none" w:color="000000" w:sz="4" w:space="0"/>
-          <w:bottom w:val="none" w:color="000000" w:sz="4" w:space="0"/>
-          <w:right w:val="none" w:color="000000" w:sz="4" w:space="0"/>
-        </w:tcBorders>
-      </w:tcPr>
-    </w:tblStylePr>
-    <w:tblStylePr w:type="firstRow">
-      <w:rPr>
-        <w:b/>
-        <w:color w:val="404040"/>
-      </w:rPr>
-      <w:pPr>
-        <w:pBdr/>
-        <w:spacing/>
-        <w:ind/>
-      </w:pPr>
-      <w:tblPr>
-        <w:tblBorders/>
-      </w:tblPr>
-      <w:tcPr>
         <w:shd w:val="clear" w:color="ffffff"/>
         <w:tcBorders>
           <w:top w:val="none" w:color="000000" w:sz="4" w:space="0"/>
@@ -6194,30 +6535,7 @@
         </w:tcBorders>
       </w:tcPr>
     </w:tblStylePr>
-    <w:tblStylePr w:type="lastCol">
-      <w:rPr>
-        <w:i/>
-        <w:color w:val="404040"/>
-      </w:rPr>
-      <w:pPr>
-        <w:pBdr/>
-        <w:spacing/>
-        <w:ind/>
-      </w:pPr>
-      <w:tblPr>
-        <w:tblBorders/>
-      </w:tblPr>
-      <w:tcPr>
-        <w:shd w:color="ffffff"/>
-        <w:tcBorders>
-          <w:top w:val="none" w:color="000000" w:sz="4" w:space="0"/>
-          <w:left w:val="none" w:color="000000" w:sz="4" w:space="0"/>
-          <w:bottom w:val="none" w:color="000000" w:sz="4" w:space="0"/>
-          <w:right w:val="none" w:color="000000" w:sz="4" w:space="0"/>
-        </w:tcBorders>
-      </w:tcPr>
-    </w:tblStylePr>
-    <w:tblStylePr w:type="lastRow">
+    <w:tblStylePr w:type="firstRow">
       <w:rPr>
         <w:b/>
         <w:color w:val="404040"/>
@@ -6240,6 +6558,52 @@
         </w:tcBorders>
       </w:tcPr>
     </w:tblStylePr>
+    <w:tblStylePr w:type="lastCol">
+      <w:rPr>
+        <w:i/>
+        <w:color w:val="404040"/>
+      </w:rPr>
+      <w:pPr>
+        <w:pBdr/>
+        <w:spacing/>
+        <w:ind/>
+      </w:pPr>
+      <w:tblPr>
+        <w:tblBorders/>
+      </w:tblPr>
+      <w:tcPr>
+        <w:shd w:val="clear" w:color="ffffff"/>
+        <w:tcBorders>
+          <w:top w:val="none" w:color="000000" w:sz="4" w:space="0"/>
+          <w:left w:val="none" w:color="000000" w:sz="4" w:space="0"/>
+          <w:bottom w:val="none" w:color="000000" w:sz="4" w:space="0"/>
+          <w:right w:val="none" w:color="000000" w:sz="4" w:space="0"/>
+        </w:tcBorders>
+      </w:tcPr>
+    </w:tblStylePr>
+    <w:tblStylePr w:type="lastRow">
+      <w:rPr>
+        <w:b/>
+        <w:color w:val="404040"/>
+      </w:rPr>
+      <w:pPr>
+        <w:pBdr/>
+        <w:spacing/>
+        <w:ind/>
+      </w:pPr>
+      <w:tblPr>
+        <w:tblBorders/>
+      </w:tblPr>
+      <w:tcPr>
+        <w:shd w:val="clear" w:color="ffffff"/>
+        <w:tcBorders>
+          <w:top w:val="none" w:color="000000" w:sz="4" w:space="0"/>
+          <w:left w:val="none" w:color="000000" w:sz="4" w:space="0"/>
+          <w:bottom w:val="none" w:color="000000" w:sz="4" w:space="0"/>
+          <w:right w:val="none" w:color="000000" w:sz="4" w:space="0"/>
+        </w:tcBorders>
+      </w:tcPr>
+    </w:tblStylePr>
     <w:tblStylePr w:type="nwCell">
       <w:pPr>
         <w:pBdr/>
@@ -6306,9 +6670,9 @@
       </w:tcPr>
     </w:tblStylePr>
   </w:style>
-  <w:style w:type="table" w:styleId="36">
+  <w:style w:type="table" w:styleId="725">
     <w:name w:val="Grid Table 3 - Accent 3"/>
-    <w:basedOn w:val="665"/>
+    <w:basedOn w:val="887"/>
     <w:uiPriority w:val="99"/>
     <w:pPr>
       <w:pBdr/>
@@ -6407,29 +6771,6 @@
         <w:tblBorders/>
       </w:tblPr>
       <w:tcPr>
-        <w:shd w:color="ffffff"/>
-        <w:tcBorders>
-          <w:top w:val="none" w:color="000000" w:sz="4" w:space="0"/>
-          <w:left w:val="none" w:color="000000" w:sz="4" w:space="0"/>
-          <w:bottom w:val="none" w:color="000000" w:sz="4" w:space="0"/>
-          <w:right w:val="none" w:color="000000" w:sz="4" w:space="0"/>
-        </w:tcBorders>
-      </w:tcPr>
-    </w:tblStylePr>
-    <w:tblStylePr w:type="firstRow">
-      <w:rPr>
-        <w:b/>
-        <w:color w:val="404040"/>
-      </w:rPr>
-      <w:pPr>
-        <w:pBdr/>
-        <w:spacing/>
-        <w:ind/>
-      </w:pPr>
-      <w:tblPr>
-        <w:tblBorders/>
-      </w:tblPr>
-      <w:tcPr>
         <w:shd w:val="clear" w:color="ffffff"/>
         <w:tcBorders>
           <w:top w:val="none" w:color="000000" w:sz="4" w:space="0"/>
@@ -6439,30 +6780,7 @@
         </w:tcBorders>
       </w:tcPr>
     </w:tblStylePr>
-    <w:tblStylePr w:type="lastCol">
-      <w:rPr>
-        <w:i/>
-        <w:color w:val="404040"/>
-      </w:rPr>
-      <w:pPr>
-        <w:pBdr/>
-        <w:spacing/>
-        <w:ind/>
-      </w:pPr>
-      <w:tblPr>
-        <w:tblBorders/>
-      </w:tblPr>
-      <w:tcPr>
-        <w:shd w:color="ffffff"/>
-        <w:tcBorders>
-          <w:top w:val="none" w:color="000000" w:sz="4" w:space="0"/>
-          <w:left w:val="none" w:color="000000" w:sz="4" w:space="0"/>
-          <w:bottom w:val="none" w:color="000000" w:sz="4" w:space="0"/>
-          <w:right w:val="none" w:color="000000" w:sz="4" w:space="0"/>
-        </w:tcBorders>
-      </w:tcPr>
-    </w:tblStylePr>
-    <w:tblStylePr w:type="lastRow">
+    <w:tblStylePr w:type="firstRow">
       <w:rPr>
         <w:b/>
         <w:color w:val="404040"/>
@@ -6485,6 +6803,52 @@
         </w:tcBorders>
       </w:tcPr>
     </w:tblStylePr>
+    <w:tblStylePr w:type="lastCol">
+      <w:rPr>
+        <w:i/>
+        <w:color w:val="404040"/>
+      </w:rPr>
+      <w:pPr>
+        <w:pBdr/>
+        <w:spacing/>
+        <w:ind/>
+      </w:pPr>
+      <w:tblPr>
+        <w:tblBorders/>
+      </w:tblPr>
+      <w:tcPr>
+        <w:shd w:val="clear" w:color="ffffff"/>
+        <w:tcBorders>
+          <w:top w:val="none" w:color="000000" w:sz="4" w:space="0"/>
+          <w:left w:val="none" w:color="000000" w:sz="4" w:space="0"/>
+          <w:bottom w:val="none" w:color="000000" w:sz="4" w:space="0"/>
+          <w:right w:val="none" w:color="000000" w:sz="4" w:space="0"/>
+        </w:tcBorders>
+      </w:tcPr>
+    </w:tblStylePr>
+    <w:tblStylePr w:type="lastRow">
+      <w:rPr>
+        <w:b/>
+        <w:color w:val="404040"/>
+      </w:rPr>
+      <w:pPr>
+        <w:pBdr/>
+        <w:spacing/>
+        <w:ind/>
+      </w:pPr>
+      <w:tblPr>
+        <w:tblBorders/>
+      </w:tblPr>
+      <w:tcPr>
+        <w:shd w:val="clear" w:color="ffffff"/>
+        <w:tcBorders>
+          <w:top w:val="none" w:color="000000" w:sz="4" w:space="0"/>
+          <w:left w:val="none" w:color="000000" w:sz="4" w:space="0"/>
+          <w:bottom w:val="none" w:color="000000" w:sz="4" w:space="0"/>
+          <w:right w:val="none" w:color="000000" w:sz="4" w:space="0"/>
+        </w:tcBorders>
+      </w:tcPr>
+    </w:tblStylePr>
     <w:tblStylePr w:type="nwCell">
       <w:pPr>
         <w:pBdr/>
@@ -6551,9 +6915,9 @@
       </w:tcPr>
     </w:tblStylePr>
   </w:style>
-  <w:style w:type="table" w:styleId="37">
+  <w:style w:type="table" w:styleId="726">
     <w:name w:val="Grid Table 3 - Accent 4"/>
-    <w:basedOn w:val="665"/>
+    <w:basedOn w:val="887"/>
     <w:uiPriority w:val="99"/>
     <w:pPr>
       <w:pBdr/>
@@ -6652,29 +7016,6 @@
         <w:tblBorders/>
       </w:tblPr>
       <w:tcPr>
-        <w:shd w:color="ffffff"/>
-        <w:tcBorders>
-          <w:top w:val="none" w:color="000000" w:sz="4" w:space="0"/>
-          <w:left w:val="none" w:color="000000" w:sz="4" w:space="0"/>
-          <w:bottom w:val="none" w:color="000000" w:sz="4" w:space="0"/>
-          <w:right w:val="none" w:color="000000" w:sz="4" w:space="0"/>
-        </w:tcBorders>
-      </w:tcPr>
-    </w:tblStylePr>
-    <w:tblStylePr w:type="firstRow">
-      <w:rPr>
-        <w:b/>
-        <w:color w:val="404040"/>
-      </w:rPr>
-      <w:pPr>
-        <w:pBdr/>
-        <w:spacing/>
-        <w:ind/>
-      </w:pPr>
-      <w:tblPr>
-        <w:tblBorders/>
-      </w:tblPr>
-      <w:tcPr>
         <w:shd w:val="clear" w:color="ffffff"/>
         <w:tcBorders>
           <w:top w:val="none" w:color="000000" w:sz="4" w:space="0"/>
@@ -6684,30 +7025,7 @@
         </w:tcBorders>
       </w:tcPr>
     </w:tblStylePr>
-    <w:tblStylePr w:type="lastCol">
-      <w:rPr>
-        <w:i/>
-        <w:color w:val="404040"/>
-      </w:rPr>
-      <w:pPr>
-        <w:pBdr/>
-        <w:spacing/>
-        <w:ind/>
-      </w:pPr>
-      <w:tblPr>
-        <w:tblBorders/>
-      </w:tblPr>
-      <w:tcPr>
-        <w:shd w:color="ffffff"/>
-        <w:tcBorders>
-          <w:top w:val="none" w:color="000000" w:sz="4" w:space="0"/>
-          <w:left w:val="none" w:color="000000" w:sz="4" w:space="0"/>
-          <w:bottom w:val="none" w:color="000000" w:sz="4" w:space="0"/>
-          <w:right w:val="none" w:color="000000" w:sz="4" w:space="0"/>
-        </w:tcBorders>
-      </w:tcPr>
-    </w:tblStylePr>
-    <w:tblStylePr w:type="lastRow">
+    <w:tblStylePr w:type="firstRow">
       <w:rPr>
         <w:b/>
         <w:color w:val="404040"/>
@@ -6730,6 +7048,52 @@
         </w:tcBorders>
       </w:tcPr>
     </w:tblStylePr>
+    <w:tblStylePr w:type="lastCol">
+      <w:rPr>
+        <w:i/>
+        <w:color w:val="404040"/>
+      </w:rPr>
+      <w:pPr>
+        <w:pBdr/>
+        <w:spacing/>
+        <w:ind/>
+      </w:pPr>
+      <w:tblPr>
+        <w:tblBorders/>
+      </w:tblPr>
+      <w:tcPr>
+        <w:shd w:val="clear" w:color="ffffff"/>
+        <w:tcBorders>
+          <w:top w:val="none" w:color="000000" w:sz="4" w:space="0"/>
+          <w:left w:val="none" w:color="000000" w:sz="4" w:space="0"/>
+          <w:bottom w:val="none" w:color="000000" w:sz="4" w:space="0"/>
+          <w:right w:val="none" w:color="000000" w:sz="4" w:space="0"/>
+        </w:tcBorders>
+      </w:tcPr>
+    </w:tblStylePr>
+    <w:tblStylePr w:type="lastRow">
+      <w:rPr>
+        <w:b/>
+        <w:color w:val="404040"/>
+      </w:rPr>
+      <w:pPr>
+        <w:pBdr/>
+        <w:spacing/>
+        <w:ind/>
+      </w:pPr>
+      <w:tblPr>
+        <w:tblBorders/>
+      </w:tblPr>
+      <w:tcPr>
+        <w:shd w:val="clear" w:color="ffffff"/>
+        <w:tcBorders>
+          <w:top w:val="none" w:color="000000" w:sz="4" w:space="0"/>
+          <w:left w:val="none" w:color="000000" w:sz="4" w:space="0"/>
+          <w:bottom w:val="none" w:color="000000" w:sz="4" w:space="0"/>
+          <w:right w:val="none" w:color="000000" w:sz="4" w:space="0"/>
+        </w:tcBorders>
+      </w:tcPr>
+    </w:tblStylePr>
     <w:tblStylePr w:type="nwCell">
       <w:pPr>
         <w:pBdr/>
@@ -6796,9 +7160,9 @@
       </w:tcPr>
     </w:tblStylePr>
   </w:style>
-  <w:style w:type="table" w:styleId="38">
+  <w:style w:type="table" w:styleId="727">
     <w:name w:val="Grid Table 3 - Accent 5"/>
-    <w:basedOn w:val="665"/>
+    <w:basedOn w:val="887"/>
     <w:uiPriority w:val="99"/>
     <w:pPr>
       <w:pBdr/>
@@ -6897,29 +7261,6 @@
         <w:tblBorders/>
       </w:tblPr>
       <w:tcPr>
-        <w:shd w:color="ffffff"/>
-        <w:tcBorders>
-          <w:top w:val="none" w:color="000000" w:sz="4" w:space="0"/>
-          <w:left w:val="none" w:color="000000" w:sz="4" w:space="0"/>
-          <w:bottom w:val="none" w:color="000000" w:sz="4" w:space="0"/>
-          <w:right w:val="none" w:color="000000" w:sz="4" w:space="0"/>
-        </w:tcBorders>
-      </w:tcPr>
-    </w:tblStylePr>
-    <w:tblStylePr w:type="firstRow">
-      <w:rPr>
-        <w:b/>
-        <w:color w:val="404040"/>
-      </w:rPr>
-      <w:pPr>
-        <w:pBdr/>
-        <w:spacing/>
-        <w:ind/>
-      </w:pPr>
-      <w:tblPr>
-        <w:tblBorders/>
-      </w:tblPr>
-      <w:tcPr>
         <w:shd w:val="clear" w:color="ffffff"/>
         <w:tcBorders>
           <w:top w:val="none" w:color="000000" w:sz="4" w:space="0"/>
@@ -6929,30 +7270,7 @@
         </w:tcBorders>
       </w:tcPr>
     </w:tblStylePr>
-    <w:tblStylePr w:type="lastCol">
-      <w:rPr>
-        <w:i/>
-        <w:color w:val="404040"/>
-      </w:rPr>
-      <w:pPr>
-        <w:pBdr/>
-        <w:spacing/>
-        <w:ind/>
-      </w:pPr>
-      <w:tblPr>
-        <w:tblBorders/>
-      </w:tblPr>
-      <w:tcPr>
-        <w:shd w:color="ffffff"/>
-        <w:tcBorders>
-          <w:top w:val="none" w:color="000000" w:sz="4" w:space="0"/>
-          <w:left w:val="none" w:color="000000" w:sz="4" w:space="0"/>
-          <w:bottom w:val="none" w:color="000000" w:sz="4" w:space="0"/>
-          <w:right w:val="none" w:color="000000" w:sz="4" w:space="0"/>
-        </w:tcBorders>
-      </w:tcPr>
-    </w:tblStylePr>
-    <w:tblStylePr w:type="lastRow">
+    <w:tblStylePr w:type="firstRow">
       <w:rPr>
         <w:b/>
         <w:color w:val="404040"/>
@@ -6975,6 +7293,52 @@
         </w:tcBorders>
       </w:tcPr>
     </w:tblStylePr>
+    <w:tblStylePr w:type="lastCol">
+      <w:rPr>
+        <w:i/>
+        <w:color w:val="404040"/>
+      </w:rPr>
+      <w:pPr>
+        <w:pBdr/>
+        <w:spacing/>
+        <w:ind/>
+      </w:pPr>
+      <w:tblPr>
+        <w:tblBorders/>
+      </w:tblPr>
+      <w:tcPr>
+        <w:shd w:val="clear" w:color="ffffff"/>
+        <w:tcBorders>
+          <w:top w:val="none" w:color="000000" w:sz="4" w:space="0"/>
+          <w:left w:val="none" w:color="000000" w:sz="4" w:space="0"/>
+          <w:bottom w:val="none" w:color="000000" w:sz="4" w:space="0"/>
+          <w:right w:val="none" w:color="000000" w:sz="4" w:space="0"/>
+        </w:tcBorders>
+      </w:tcPr>
+    </w:tblStylePr>
+    <w:tblStylePr w:type="lastRow">
+      <w:rPr>
+        <w:b/>
+        <w:color w:val="404040"/>
+      </w:rPr>
+      <w:pPr>
+        <w:pBdr/>
+        <w:spacing/>
+        <w:ind/>
+      </w:pPr>
+      <w:tblPr>
+        <w:tblBorders/>
+      </w:tblPr>
+      <w:tcPr>
+        <w:shd w:val="clear" w:color="ffffff"/>
+        <w:tcBorders>
+          <w:top w:val="none" w:color="000000" w:sz="4" w:space="0"/>
+          <w:left w:val="none" w:color="000000" w:sz="4" w:space="0"/>
+          <w:bottom w:val="none" w:color="000000" w:sz="4" w:space="0"/>
+          <w:right w:val="none" w:color="000000" w:sz="4" w:space="0"/>
+        </w:tcBorders>
+      </w:tcPr>
+    </w:tblStylePr>
     <w:tblStylePr w:type="nwCell">
       <w:pPr>
         <w:pBdr/>
@@ -7041,9 +7405,9 @@
       </w:tcPr>
     </w:tblStylePr>
   </w:style>
-  <w:style w:type="table" w:styleId="39">
+  <w:style w:type="table" w:styleId="728">
     <w:name w:val="Grid Table 3 - Accent 6"/>
-    <w:basedOn w:val="665"/>
+    <w:basedOn w:val="887"/>
     <w:uiPriority w:val="99"/>
     <w:pPr>
       <w:pBdr/>
@@ -7142,29 +7506,6 @@
         <w:tblBorders/>
       </w:tblPr>
       <w:tcPr>
-        <w:shd w:color="ffffff"/>
-        <w:tcBorders>
-          <w:top w:val="none" w:color="000000" w:sz="4" w:space="0"/>
-          <w:left w:val="none" w:color="000000" w:sz="4" w:space="0"/>
-          <w:bottom w:val="none" w:color="000000" w:sz="4" w:space="0"/>
-          <w:right w:val="none" w:color="000000" w:sz="4" w:space="0"/>
-        </w:tcBorders>
-      </w:tcPr>
-    </w:tblStylePr>
-    <w:tblStylePr w:type="firstRow">
-      <w:rPr>
-        <w:b/>
-        <w:color w:val="404040"/>
-      </w:rPr>
-      <w:pPr>
-        <w:pBdr/>
-        <w:spacing/>
-        <w:ind/>
-      </w:pPr>
-      <w:tblPr>
-        <w:tblBorders/>
-      </w:tblPr>
-      <w:tcPr>
         <w:shd w:val="clear" w:color="ffffff"/>
         <w:tcBorders>
           <w:top w:val="none" w:color="000000" w:sz="4" w:space="0"/>
@@ -7174,30 +7515,7 @@
         </w:tcBorders>
       </w:tcPr>
     </w:tblStylePr>
-    <w:tblStylePr w:type="lastCol">
-      <w:rPr>
-        <w:i/>
-        <w:color w:val="404040"/>
-      </w:rPr>
-      <w:pPr>
-        <w:pBdr/>
-        <w:spacing/>
-        <w:ind/>
-      </w:pPr>
-      <w:tblPr>
-        <w:tblBorders/>
-      </w:tblPr>
-      <w:tcPr>
-        <w:shd w:color="ffffff"/>
-        <w:tcBorders>
-          <w:top w:val="none" w:color="000000" w:sz="4" w:space="0"/>
-          <w:left w:val="none" w:color="000000" w:sz="4" w:space="0"/>
-          <w:bottom w:val="none" w:color="000000" w:sz="4" w:space="0"/>
-          <w:right w:val="none" w:color="000000" w:sz="4" w:space="0"/>
-        </w:tcBorders>
-      </w:tcPr>
-    </w:tblStylePr>
-    <w:tblStylePr w:type="lastRow">
+    <w:tblStylePr w:type="firstRow">
       <w:rPr>
         <w:b/>
         <w:color w:val="404040"/>
@@ -7220,6 +7538,52 @@
         </w:tcBorders>
       </w:tcPr>
     </w:tblStylePr>
+    <w:tblStylePr w:type="lastCol">
+      <w:rPr>
+        <w:i/>
+        <w:color w:val="404040"/>
+      </w:rPr>
+      <w:pPr>
+        <w:pBdr/>
+        <w:spacing/>
+        <w:ind/>
+      </w:pPr>
+      <w:tblPr>
+        <w:tblBorders/>
+      </w:tblPr>
+      <w:tcPr>
+        <w:shd w:val="clear" w:color="ffffff"/>
+        <w:tcBorders>
+          <w:top w:val="none" w:color="000000" w:sz="4" w:space="0"/>
+          <w:left w:val="none" w:color="000000" w:sz="4" w:space="0"/>
+          <w:bottom w:val="none" w:color="000000" w:sz="4" w:space="0"/>
+          <w:right w:val="none" w:color="000000" w:sz="4" w:space="0"/>
+        </w:tcBorders>
+      </w:tcPr>
+    </w:tblStylePr>
+    <w:tblStylePr w:type="lastRow">
+      <w:rPr>
+        <w:b/>
+        <w:color w:val="404040"/>
+      </w:rPr>
+      <w:pPr>
+        <w:pBdr/>
+        <w:spacing/>
+        <w:ind/>
+      </w:pPr>
+      <w:tblPr>
+        <w:tblBorders/>
+      </w:tblPr>
+      <w:tcPr>
+        <w:shd w:val="clear" w:color="ffffff"/>
+        <w:tcBorders>
+          <w:top w:val="none" w:color="000000" w:sz="4" w:space="0"/>
+          <w:left w:val="none" w:color="000000" w:sz="4" w:space="0"/>
+          <w:bottom w:val="none" w:color="000000" w:sz="4" w:space="0"/>
+          <w:right w:val="none" w:color="000000" w:sz="4" w:space="0"/>
+        </w:tcBorders>
+      </w:tcPr>
+    </w:tblStylePr>
     <w:tblStylePr w:type="nwCell">
       <w:pPr>
         <w:pBdr/>
@@ -7286,9 +7650,9 @@
       </w:tcPr>
     </w:tblStylePr>
   </w:style>
-  <w:style w:type="table" w:styleId="40">
+  <w:style w:type="table" w:styleId="729">
     <w:name w:val="Grid Table 4"/>
-    <w:basedOn w:val="665"/>
+    <w:basedOn w:val="887"/>
     <w:uiPriority w:val="59"/>
     <w:pPr>
       <w:pBdr/>
@@ -7519,9 +7883,9 @@
       </w:tcPr>
     </w:tblStylePr>
   </w:style>
-  <w:style w:type="table" w:styleId="41">
+  <w:style w:type="table" w:styleId="730">
     <w:name w:val="Grid Table 4 - Accent 1"/>
-    <w:basedOn w:val="665"/>
+    <w:basedOn w:val="887"/>
     <w:uiPriority w:val="59"/>
     <w:pPr>
       <w:pBdr/>
@@ -7752,9 +8116,9 @@
       </w:tcPr>
     </w:tblStylePr>
   </w:style>
-  <w:style w:type="table" w:styleId="42">
+  <w:style w:type="table" w:styleId="731">
     <w:name w:val="Grid Table 4 - Accent 2"/>
-    <w:basedOn w:val="665"/>
+    <w:basedOn w:val="887"/>
     <w:uiPriority w:val="59"/>
     <w:pPr>
       <w:pBdr/>
@@ -7985,9 +8349,9 @@
       </w:tcPr>
     </w:tblStylePr>
   </w:style>
-  <w:style w:type="table" w:styleId="43">
+  <w:style w:type="table" w:styleId="732">
     <w:name w:val="Grid Table 4 - Accent 3"/>
-    <w:basedOn w:val="665"/>
+    <w:basedOn w:val="887"/>
     <w:uiPriority w:val="59"/>
     <w:pPr>
       <w:pBdr/>
@@ -8218,9 +8582,9 @@
       </w:tcPr>
     </w:tblStylePr>
   </w:style>
-  <w:style w:type="table" w:styleId="44">
+  <w:style w:type="table" w:styleId="733">
     <w:name w:val="Grid Table 4 - Accent 4"/>
-    <w:basedOn w:val="665"/>
+    <w:basedOn w:val="887"/>
     <w:uiPriority w:val="59"/>
     <w:pPr>
       <w:pBdr/>
@@ -8451,9 +8815,9 @@
       </w:tcPr>
     </w:tblStylePr>
   </w:style>
-  <w:style w:type="table" w:styleId="45">
+  <w:style w:type="table" w:styleId="734">
     <w:name w:val="Grid Table 4 - Accent 5"/>
-    <w:basedOn w:val="665"/>
+    <w:basedOn w:val="887"/>
     <w:uiPriority w:val="59"/>
     <w:pPr>
       <w:pBdr/>
@@ -8684,9 +9048,9 @@
       </w:tcPr>
     </w:tblStylePr>
   </w:style>
-  <w:style w:type="table" w:styleId="46">
+  <w:style w:type="table" w:styleId="735">
     <w:name w:val="Grid Table 4 - Accent 6"/>
-    <w:basedOn w:val="665"/>
+    <w:basedOn w:val="887"/>
     <w:uiPriority w:val="59"/>
     <w:pPr>
       <w:pBdr/>
@@ -8917,9 +9281,9 @@
       </w:tcPr>
     </w:tblStylePr>
   </w:style>
-  <w:style w:type="table" w:styleId="47">
+  <w:style w:type="table" w:styleId="736">
     <w:name w:val="Grid Table 5 Dark"/>
-    <w:basedOn w:val="665"/>
+    <w:basedOn w:val="887"/>
     <w:uiPriority w:val="99"/>
     <w:pPr>
       <w:pBdr/>
@@ -9145,9 +9509,9 @@
       </w:tcPr>
     </w:tblStylePr>
   </w:style>
-  <w:style w:type="table" w:styleId="48">
+  <w:style w:type="table" w:styleId="737">
     <w:name w:val="Grid Table 5 Dark- Accent 1"/>
-    <w:basedOn w:val="665"/>
+    <w:basedOn w:val="887"/>
     <w:uiPriority w:val="99"/>
     <w:pPr>
       <w:pBdr/>
@@ -9373,9 +9737,9 @@
       </w:tcPr>
     </w:tblStylePr>
   </w:style>
-  <w:style w:type="table" w:styleId="49">
+  <w:style w:type="table" w:styleId="738">
     <w:name w:val="Grid Table 5 Dark - Accent 2"/>
-    <w:basedOn w:val="665"/>
+    <w:basedOn w:val="887"/>
     <w:uiPriority w:val="99"/>
     <w:pPr>
       <w:pBdr/>
@@ -9601,9 +9965,9 @@
       </w:tcPr>
     </w:tblStylePr>
   </w:style>
-  <w:style w:type="table" w:styleId="50">
+  <w:style w:type="table" w:styleId="739">
     <w:name w:val="Grid Table 5 Dark - Accent 3"/>
-    <w:basedOn w:val="665"/>
+    <w:basedOn w:val="887"/>
     <w:uiPriority w:val="99"/>
     <w:pPr>
       <w:pBdr/>
@@ -9829,9 +10193,9 @@
       </w:tcPr>
     </w:tblStylePr>
   </w:style>
-  <w:style w:type="table" w:styleId="51">
+  <w:style w:type="table" w:styleId="740">
     <w:name w:val="Grid Table 5 Dark- Accent 4"/>
-    <w:basedOn w:val="665"/>
+    <w:basedOn w:val="887"/>
     <w:uiPriority w:val="99"/>
     <w:pPr>
       <w:pBdr/>
@@ -10057,9 +10421,9 @@
       </w:tcPr>
     </w:tblStylePr>
   </w:style>
-  <w:style w:type="table" w:styleId="52">
+  <w:style w:type="table" w:styleId="741">
     <w:name w:val="Grid Table 5 Dark - Accent 5"/>
-    <w:basedOn w:val="665"/>
+    <w:basedOn w:val="887"/>
     <w:uiPriority w:val="99"/>
     <w:pPr>
       <w:pBdr/>
@@ -10285,9 +10649,9 @@
       </w:tcPr>
     </w:tblStylePr>
   </w:style>
-  <w:style w:type="table" w:styleId="53">
+  <w:style w:type="table" w:styleId="742">
     <w:name w:val="Grid Table 5 Dark - Accent 6"/>
-    <w:basedOn w:val="665"/>
+    <w:basedOn w:val="887"/>
     <w:uiPriority w:val="99"/>
     <w:pPr>
       <w:pBdr/>
@@ -10513,9 +10877,9 @@
       </w:tcPr>
     </w:tblStylePr>
   </w:style>
-  <w:style w:type="table" w:styleId="54">
+  <w:style w:type="table" w:styleId="743">
     <w:name w:val="Grid Table 6 Colorful"/>
-    <w:basedOn w:val="665"/>
+    <w:basedOn w:val="887"/>
     <w:uiPriority w:val="99"/>
     <w:pPr>
       <w:pBdr/>
@@ -10743,9 +11107,9 @@
       </w:tcPr>
     </w:tblStylePr>
   </w:style>
-  <w:style w:type="table" w:styleId="55">
+  <w:style w:type="table" w:styleId="744">
     <w:name w:val="Grid Table 6 Colorful - Accent 1"/>
-    <w:basedOn w:val="665"/>
+    <w:basedOn w:val="887"/>
     <w:uiPriority w:val="99"/>
     <w:pPr>
       <w:pBdr/>
@@ -10973,9 +11337,9 @@
       </w:tcPr>
     </w:tblStylePr>
   </w:style>
-  <w:style w:type="table" w:styleId="56">
+  <w:style w:type="table" w:styleId="745">
     <w:name w:val="Grid Table 6 Colorful - Accent 2"/>
-    <w:basedOn w:val="665"/>
+    <w:basedOn w:val="887"/>
     <w:uiPriority w:val="99"/>
     <w:pPr>
       <w:pBdr/>
@@ -11203,9 +11567,9 @@
       </w:tcPr>
     </w:tblStylePr>
   </w:style>
-  <w:style w:type="table" w:styleId="57">
+  <w:style w:type="table" w:styleId="746">
     <w:name w:val="Grid Table 6 Colorful - Accent 3"/>
-    <w:basedOn w:val="665"/>
+    <w:basedOn w:val="887"/>
     <w:uiPriority w:val="99"/>
     <w:pPr>
       <w:pBdr/>
@@ -11433,9 +11797,9 @@
       </w:tcPr>
     </w:tblStylePr>
   </w:style>
-  <w:style w:type="table" w:styleId="58">
+  <w:style w:type="table" w:styleId="747">
     <w:name w:val="Grid Table 6 Colorful - Accent 4"/>
-    <w:basedOn w:val="665"/>
+    <w:basedOn w:val="887"/>
     <w:uiPriority w:val="99"/>
     <w:pPr>
       <w:pBdr/>
@@ -11663,9 +12027,9 @@
       </w:tcPr>
     </w:tblStylePr>
   </w:style>
-  <w:style w:type="table" w:styleId="59">
+  <w:style w:type="table" w:styleId="748">
     <w:name w:val="Grid Table 6 Colorful - Accent 5"/>
-    <w:basedOn w:val="665"/>
+    <w:basedOn w:val="887"/>
     <w:uiPriority w:val="99"/>
     <w:pPr>
       <w:pBdr/>
@@ -11893,9 +12257,9 @@
       </w:tcPr>
     </w:tblStylePr>
   </w:style>
-  <w:style w:type="table" w:styleId="60">
+  <w:style w:type="table" w:styleId="749">
     <w:name w:val="Grid Table 6 Colorful - Accent 6"/>
-    <w:basedOn w:val="665"/>
+    <w:basedOn w:val="887"/>
     <w:uiPriority w:val="99"/>
     <w:pPr>
       <w:pBdr/>
@@ -12123,9 +12487,9 @@
       </w:tcPr>
     </w:tblStylePr>
   </w:style>
-  <w:style w:type="table" w:styleId="61">
+  <w:style w:type="table" w:styleId="750">
     <w:name w:val="Grid Table 7 Colorful"/>
-    <w:basedOn w:val="665"/>
+    <w:basedOn w:val="887"/>
     <w:uiPriority w:val="99"/>
     <w:pPr>
       <w:pBdr/>
@@ -12227,11 +12591,11 @@
         <w:tblBorders/>
       </w:tblPr>
       <w:tcPr>
-        <w:shd w:color="ffffff"/>
+        <w:shd w:val="clear" w:color="ffffff"/>
         <w:tcBorders>
-          <w:top w:val="none"/>
-          <w:left w:val="none"/>
-          <w:bottom w:val="none"/>
+          <w:top w:val="none" w:color="000000" w:sz="4" w:space="0"/>
+          <w:left w:val="none" w:color="000000" w:sz="4" w:space="0"/>
+          <w:bottom w:val="none" w:color="000000" w:sz="4" w:space="0"/>
           <w:right w:val="single" w:color="000000" w:themeColor="text1" w:themeTint="80" w:sz="4" w:space="0"/>
         </w:tcBorders>
       </w:tcPr>
@@ -12254,10 +12618,10 @@
       <w:tcPr>
         <w:shd w:val="clear" w:color="ffffff" w:themeColor="light1" w:fill="ffffff" w:themeFill="light1"/>
         <w:tcBorders>
-          <w:top w:val="none"/>
-          <w:left w:val="none"/>
+          <w:top w:val="none" w:color="000000" w:sz="4" w:space="0"/>
+          <w:left w:val="none" w:color="000000" w:sz="4" w:space="0"/>
           <w:bottom w:val="single" w:color="000000" w:themeColor="text1" w:themeTint="80" w:sz="4" w:space="0"/>
-          <w:right w:val="none"/>
+          <w:right w:val="none" w:color="000000" w:sz="4" w:space="0"/>
         </w:tcBorders>
       </w:tcPr>
     </w:tblStylePr>
@@ -12277,12 +12641,12 @@
         <w:tblBorders/>
       </w:tblPr>
       <w:tcPr>
-        <w:shd w:color="ffffff"/>
+        <w:shd w:val="clear" w:color="ffffff"/>
         <w:tcBorders>
-          <w:top w:val="none"/>
+          <w:top w:val="none" w:color="000000" w:sz="4" w:space="0"/>
           <w:left w:val="single" w:color="000000" w:themeColor="text1" w:themeTint="80" w:sz="4" w:space="0"/>
-          <w:bottom w:val="none"/>
-          <w:right w:val="none"/>
+          <w:bottom w:val="none" w:color="000000" w:sz="4" w:space="0"/>
+          <w:right w:val="none" w:color="000000" w:sz="4" w:space="0"/>
         </w:tcBorders>
       </w:tcPr>
     </w:tblStylePr>
@@ -12305,9 +12669,9 @@
         <w:shd w:val="clear" w:color="ffffff" w:themeColor="light1" w:fill="ffffff" w:themeFill="light1"/>
         <w:tcBorders>
           <w:top w:val="single" w:color="000000" w:themeColor="text1" w:themeTint="80" w:sz="4" w:space="0"/>
-          <w:left w:val="none"/>
-          <w:bottom w:val="none"/>
-          <w:right w:val="none"/>
+          <w:left w:val="none" w:color="000000" w:sz="4" w:space="0"/>
+          <w:bottom w:val="none" w:color="000000" w:sz="4" w:space="0"/>
+          <w:right w:val="none" w:color="000000" w:sz="4" w:space="0"/>
         </w:tcBorders>
       </w:tcPr>
     </w:tblStylePr>
@@ -12377,9 +12741,9 @@
       </w:tcPr>
     </w:tblStylePr>
   </w:style>
-  <w:style w:type="table" w:styleId="62">
+  <w:style w:type="table" w:styleId="751">
     <w:name w:val="Grid Table 7 Colorful - Accent 1"/>
-    <w:basedOn w:val="665"/>
+    <w:basedOn w:val="887"/>
     <w:uiPriority w:val="99"/>
     <w:pPr>
       <w:pBdr/>
@@ -12481,11 +12845,11 @@
         <w:tblBorders/>
       </w:tblPr>
       <w:tcPr>
-        <w:shd w:color="ffffff"/>
+        <w:shd w:val="clear" w:color="ffffff"/>
         <w:tcBorders>
-          <w:top w:val="none"/>
-          <w:left w:val="none"/>
-          <w:bottom w:val="none"/>
+          <w:top w:val="none" w:color="000000" w:sz="4" w:space="0"/>
+          <w:left w:val="none" w:color="000000" w:sz="4" w:space="0"/>
+          <w:bottom w:val="none" w:color="000000" w:sz="4" w:space="0"/>
           <w:right w:val="single" w:color="000000" w:themeColor="accent1" w:themeTint="80" w:sz="4" w:space="0"/>
         </w:tcBorders>
       </w:tcPr>
@@ -12508,10 +12872,10 @@
       <w:tcPr>
         <w:shd w:val="clear" w:color="ffffff" w:themeColor="light1" w:fill="ffffff" w:themeFill="light1"/>
         <w:tcBorders>
-          <w:top w:val="none"/>
-          <w:left w:val="none"/>
+          <w:top w:val="none" w:color="000000" w:sz="4" w:space="0"/>
+          <w:left w:val="none" w:color="000000" w:sz="4" w:space="0"/>
           <w:bottom w:val="single" w:color="000000" w:themeColor="accent1" w:themeTint="80" w:sz="4" w:space="0"/>
-          <w:right w:val="none"/>
+          <w:right w:val="none" w:color="000000" w:sz="4" w:space="0"/>
         </w:tcBorders>
       </w:tcPr>
     </w:tblStylePr>
@@ -12531,12 +12895,12 @@
         <w:tblBorders/>
       </w:tblPr>
       <w:tcPr>
-        <w:shd w:color="ffffff"/>
+        <w:shd w:val="clear" w:color="ffffff"/>
         <w:tcBorders>
-          <w:top w:val="none"/>
+          <w:top w:val="none" w:color="000000" w:sz="4" w:space="0"/>
           <w:left w:val="single" w:color="000000" w:themeColor="accent1" w:themeTint="80" w:sz="4" w:space="0"/>
-          <w:bottom w:val="none"/>
-          <w:right w:val="none"/>
+          <w:bottom w:val="none" w:color="000000" w:sz="4" w:space="0"/>
+          <w:right w:val="none" w:color="000000" w:sz="4" w:space="0"/>
         </w:tcBorders>
       </w:tcPr>
     </w:tblStylePr>
@@ -12559,9 +12923,9 @@
         <w:shd w:val="clear" w:color="ffffff" w:themeColor="light1" w:fill="ffffff" w:themeFill="light1"/>
         <w:tcBorders>
           <w:top w:val="single" w:color="000000" w:themeColor="accent1" w:themeTint="80" w:sz="4" w:space="0"/>
-          <w:left w:val="none"/>
-          <w:bottom w:val="none"/>
-          <w:right w:val="none"/>
+          <w:left w:val="none" w:color="000000" w:sz="4" w:space="0"/>
+          <w:bottom w:val="none" w:color="000000" w:sz="4" w:space="0"/>
+          <w:right w:val="none" w:color="000000" w:sz="4" w:space="0"/>
         </w:tcBorders>
       </w:tcPr>
     </w:tblStylePr>
@@ -12631,9 +12995,9 @@
       </w:tcPr>
     </w:tblStylePr>
   </w:style>
-  <w:style w:type="table" w:styleId="63">
+  <w:style w:type="table" w:styleId="752">
     <w:name w:val="Grid Table 7 Colorful - Accent 2"/>
-    <w:basedOn w:val="665"/>
+    <w:basedOn w:val="887"/>
     <w:uiPriority w:val="99"/>
     <w:pPr>
       <w:pBdr/>
@@ -12735,11 +13099,11 @@
         <w:tblBorders/>
       </w:tblPr>
       <w:tcPr>
-        <w:shd w:color="ffffff"/>
+        <w:shd w:val="clear" w:color="ffffff"/>
         <w:tcBorders>
-          <w:top w:val="none"/>
-          <w:left w:val="none"/>
-          <w:bottom w:val="none"/>
+          <w:top w:val="none" w:color="000000" w:sz="4" w:space="0"/>
+          <w:left w:val="none" w:color="000000" w:sz="4" w:space="0"/>
+          <w:bottom w:val="none" w:color="000000" w:sz="4" w:space="0"/>
           <w:right w:val="single" w:color="000000" w:themeColor="accent2" w:themeTint="97" w:sz="4" w:space="0"/>
         </w:tcBorders>
       </w:tcPr>
@@ -12762,10 +13126,10 @@
       <w:tcPr>
         <w:shd w:val="clear" w:color="ffffff" w:themeColor="light1" w:fill="ffffff" w:themeFill="light1"/>
         <w:tcBorders>
-          <w:top w:val="none"/>
-          <w:left w:val="none"/>
+          <w:top w:val="none" w:color="000000" w:sz="4" w:space="0"/>
+          <w:left w:val="none" w:color="000000" w:sz="4" w:space="0"/>
           <w:bottom w:val="single" w:color="000000" w:themeColor="accent2" w:themeTint="97" w:sz="4" w:space="0"/>
-          <w:right w:val="none"/>
+          <w:right w:val="none" w:color="000000" w:sz="4" w:space="0"/>
         </w:tcBorders>
       </w:tcPr>
     </w:tblStylePr>
@@ -12785,12 +13149,12 @@
         <w:tblBorders/>
       </w:tblPr>
       <w:tcPr>
-        <w:shd w:color="ffffff"/>
+        <w:shd w:val="clear" w:color="ffffff"/>
         <w:tcBorders>
-          <w:top w:val="none"/>
+          <w:top w:val="none" w:color="000000" w:sz="4" w:space="0"/>
           <w:left w:val="single" w:color="000000" w:themeColor="accent2" w:themeTint="97" w:sz="4" w:space="0"/>
-          <w:bottom w:val="none"/>
-          <w:right w:val="none"/>
+          <w:bottom w:val="none" w:color="000000" w:sz="4" w:space="0"/>
+          <w:right w:val="none" w:color="000000" w:sz="4" w:space="0"/>
         </w:tcBorders>
       </w:tcPr>
     </w:tblStylePr>
@@ -12813,9 +13177,9 @@
         <w:shd w:val="clear" w:color="ffffff" w:themeColor="light1" w:fill="ffffff" w:themeFill="light1"/>
         <w:tcBorders>
           <w:top w:val="single" w:color="000000" w:themeColor="accent2" w:themeTint="97" w:sz="4" w:space="0"/>
-          <w:left w:val="none"/>
-          <w:bottom w:val="none"/>
-          <w:right w:val="none"/>
+          <w:left w:val="none" w:color="000000" w:sz="4" w:space="0"/>
+          <w:bottom w:val="none" w:color="000000" w:sz="4" w:space="0"/>
+          <w:right w:val="none" w:color="000000" w:sz="4" w:space="0"/>
         </w:tcBorders>
       </w:tcPr>
     </w:tblStylePr>
@@ -12885,9 +13249,9 @@
       </w:tcPr>
     </w:tblStylePr>
   </w:style>
-  <w:style w:type="table" w:styleId="64">
+  <w:style w:type="table" w:styleId="753">
     <w:name w:val="Grid Table 7 Colorful - Accent 3"/>
-    <w:basedOn w:val="665"/>
+    <w:basedOn w:val="887"/>
     <w:uiPriority w:val="99"/>
     <w:pPr>
       <w:pBdr/>
@@ -12989,11 +13353,11 @@
         <w:tblBorders/>
       </w:tblPr>
       <w:tcPr>
-        <w:shd w:color="ffffff"/>
+        <w:shd w:val="clear" w:color="ffffff"/>
         <w:tcBorders>
-          <w:top w:val="none"/>
-          <w:left w:val="none"/>
-          <w:bottom w:val="none"/>
+          <w:top w:val="none" w:color="000000" w:sz="4" w:space="0"/>
+          <w:left w:val="none" w:color="000000" w:sz="4" w:space="0"/>
+          <w:bottom w:val="none" w:color="000000" w:sz="4" w:space="0"/>
           <w:right w:val="single" w:color="000000" w:themeColor="accent3" w:themeTint="FE" w:sz="4" w:space="0"/>
         </w:tcBorders>
       </w:tcPr>
@@ -13016,10 +13380,10 @@
       <w:tcPr>
         <w:shd w:val="clear" w:color="ffffff" w:themeColor="light1" w:fill="ffffff" w:themeFill="light1"/>
         <w:tcBorders>
-          <w:top w:val="none"/>
-          <w:left w:val="none"/>
+          <w:top w:val="none" w:color="000000" w:sz="4" w:space="0"/>
+          <w:left w:val="none" w:color="000000" w:sz="4" w:space="0"/>
           <w:bottom w:val="single" w:color="000000" w:themeColor="accent3" w:themeTint="FE" w:sz="4" w:space="0"/>
-          <w:right w:val="none"/>
+          <w:right w:val="none" w:color="000000" w:sz="4" w:space="0"/>
         </w:tcBorders>
       </w:tcPr>
     </w:tblStylePr>
@@ -13039,12 +13403,12 @@
         <w:tblBorders/>
       </w:tblPr>
       <w:tcPr>
-        <w:shd w:color="ffffff"/>
+        <w:shd w:val="clear" w:color="ffffff"/>
         <w:tcBorders>
-          <w:top w:val="none"/>
+          <w:top w:val="none" w:color="000000" w:sz="4" w:space="0"/>
           <w:left w:val="single" w:color="000000" w:themeColor="accent3" w:themeTint="FE" w:sz="4" w:space="0"/>
-          <w:bottom w:val="none"/>
-          <w:right w:val="none"/>
+          <w:bottom w:val="none" w:color="000000" w:sz="4" w:space="0"/>
+          <w:right w:val="none" w:color="000000" w:sz="4" w:space="0"/>
         </w:tcBorders>
       </w:tcPr>
     </w:tblStylePr>
@@ -13067,9 +13431,9 @@
         <w:shd w:val="clear" w:color="ffffff" w:themeColor="light1" w:fill="ffffff" w:themeFill="light1"/>
         <w:tcBorders>
           <w:top w:val="single" w:color="000000" w:themeColor="accent3" w:themeTint="FE" w:sz="4" w:space="0"/>
-          <w:left w:val="none"/>
-          <w:bottom w:val="none"/>
-          <w:right w:val="none"/>
+          <w:left w:val="none" w:color="000000" w:sz="4" w:space="0"/>
+          <w:bottom w:val="none" w:color="000000" w:sz="4" w:space="0"/>
+          <w:right w:val="none" w:color="000000" w:sz="4" w:space="0"/>
         </w:tcBorders>
       </w:tcPr>
     </w:tblStylePr>
@@ -13139,9 +13503,9 @@
       </w:tcPr>
     </w:tblStylePr>
   </w:style>
-  <w:style w:type="table" w:styleId="65">
+  <w:style w:type="table" w:styleId="754">
     <w:name w:val="Grid Table 7 Colorful - Accent 4"/>
-    <w:basedOn w:val="665"/>
+    <w:basedOn w:val="887"/>
     <w:uiPriority w:val="99"/>
     <w:pPr>
       <w:pBdr/>
@@ -13243,11 +13607,11 @@
         <w:tblBorders/>
       </w:tblPr>
       <w:tcPr>
-        <w:shd w:color="ffffff"/>
+        <w:shd w:val="clear" w:color="ffffff"/>
         <w:tcBorders>
-          <w:top w:val="none"/>
-          <w:left w:val="none"/>
-          <w:bottom w:val="none"/>
+          <w:top w:val="none" w:color="000000" w:sz="4" w:space="0"/>
+          <w:left w:val="none" w:color="000000" w:sz="4" w:space="0"/>
+          <w:bottom w:val="none" w:color="000000" w:sz="4" w:space="0"/>
           <w:right w:val="single" w:color="000000" w:themeColor="accent4" w:themeTint="9A" w:sz="4" w:space="0"/>
         </w:tcBorders>
       </w:tcPr>
@@ -13270,10 +13634,10 @@
       <w:tcPr>
         <w:shd w:val="clear" w:color="ffffff" w:themeColor="light1" w:fill="ffffff" w:themeFill="light1"/>
         <w:tcBorders>
-          <w:top w:val="none"/>
-          <w:left w:val="none"/>
+          <w:top w:val="none" w:color="000000" w:sz="4" w:space="0"/>
+          <w:left w:val="none" w:color="000000" w:sz="4" w:space="0"/>
           <w:bottom w:val="single" w:color="000000" w:themeColor="accent4" w:themeTint="9A" w:sz="4" w:space="0"/>
-          <w:right w:val="none"/>
+          <w:right w:val="none" w:color="000000" w:sz="4" w:space="0"/>
         </w:tcBorders>
       </w:tcPr>
     </w:tblStylePr>
@@ -13293,12 +13657,12 @@
         <w:tblBorders/>
       </w:tblPr>
       <w:tcPr>
-        <w:shd w:color="ffffff"/>
+        <w:shd w:val="clear" w:color="ffffff"/>
         <w:tcBorders>
-          <w:top w:val="none"/>
+          <w:top w:val="none" w:color="000000" w:sz="4" w:space="0"/>
           <w:left w:val="single" w:color="000000" w:themeColor="accent4" w:themeTint="9A" w:sz="4" w:space="0"/>
-          <w:bottom w:val="none"/>
-          <w:right w:val="none"/>
+          <w:bottom w:val="none" w:color="000000" w:sz="4" w:space="0"/>
+          <w:right w:val="none" w:color="000000" w:sz="4" w:space="0"/>
         </w:tcBorders>
       </w:tcPr>
     </w:tblStylePr>
@@ -13321,9 +13685,9 @@
         <w:shd w:val="clear" w:color="ffffff" w:themeColor="light1" w:fill="ffffff" w:themeFill="light1"/>
         <w:tcBorders>
           <w:top w:val="single" w:color="000000" w:themeColor="accent4" w:themeTint="9A" w:sz="4" w:space="0"/>
-          <w:left w:val="none"/>
-          <w:bottom w:val="none"/>
-          <w:right w:val="none"/>
+          <w:left w:val="none" w:color="000000" w:sz="4" w:space="0"/>
+          <w:bottom w:val="none" w:color="000000" w:sz="4" w:space="0"/>
+          <w:right w:val="none" w:color="000000" w:sz="4" w:space="0"/>
         </w:tcBorders>
       </w:tcPr>
     </w:tblStylePr>
@@ -13393,9 +13757,9 @@
       </w:tcPr>
     </w:tblStylePr>
   </w:style>
-  <w:style w:type="table" w:styleId="66">
+  <w:style w:type="table" w:styleId="755">
     <w:name w:val="Grid Table 7 Colorful - Accent 5"/>
-    <w:basedOn w:val="665"/>
+    <w:basedOn w:val="887"/>
     <w:uiPriority w:val="99"/>
     <w:pPr>
       <w:pBdr/>
@@ -13497,11 +13861,11 @@
         <w:tblBorders/>
       </w:tblPr>
       <w:tcPr>
-        <w:shd w:color="ffffff"/>
+        <w:shd w:val="clear" w:color="ffffff"/>
         <w:tcBorders>
-          <w:top w:val="none"/>
-          <w:left w:val="none"/>
-          <w:bottom w:val="none"/>
+          <w:top w:val="none" w:color="000000" w:sz="4" w:space="0"/>
+          <w:left w:val="none" w:color="000000" w:sz="4" w:space="0"/>
+          <w:bottom w:val="none" w:color="000000" w:sz="4" w:space="0"/>
           <w:right w:val="single" w:color="000000" w:themeColor="accent5" w:themeTint="90" w:sz="4" w:space="0"/>
         </w:tcBorders>
       </w:tcPr>
@@ -13524,10 +13888,10 @@
       <w:tcPr>
         <w:shd w:val="clear" w:color="ffffff" w:themeColor="light1" w:fill="ffffff" w:themeFill="light1"/>
         <w:tcBorders>
-          <w:top w:val="none"/>
-          <w:left w:val="none"/>
+          <w:top w:val="none" w:color="000000" w:sz="4" w:space="0"/>
+          <w:left w:val="none" w:color="000000" w:sz="4" w:space="0"/>
           <w:bottom w:val="single" w:color="000000" w:themeColor="accent5" w:themeTint="90" w:sz="4" w:space="0"/>
-          <w:right w:val="none"/>
+          <w:right w:val="none" w:color="000000" w:sz="4" w:space="0"/>
         </w:tcBorders>
       </w:tcPr>
     </w:tblStylePr>
@@ -13547,12 +13911,12 @@
         <w:tblBorders/>
       </w:tblPr>
       <w:tcPr>
-        <w:shd w:color="ffffff"/>
+        <w:shd w:val="clear" w:color="ffffff"/>
         <w:tcBorders>
-          <w:top w:val="none"/>
+          <w:top w:val="none" w:color="000000" w:sz="4" w:space="0"/>
           <w:left w:val="single" w:color="000000" w:themeColor="accent5" w:themeTint="90" w:sz="4" w:space="0"/>
-          <w:bottom w:val="none"/>
-          <w:right w:val="none"/>
+          <w:bottom w:val="none" w:color="000000" w:sz="4" w:space="0"/>
+          <w:right w:val="none" w:color="000000" w:sz="4" w:space="0"/>
         </w:tcBorders>
       </w:tcPr>
     </w:tblStylePr>
@@ -13575,9 +13939,9 @@
         <w:shd w:val="clear" w:color="ffffff" w:themeColor="light1" w:fill="ffffff" w:themeFill="light1"/>
         <w:tcBorders>
           <w:top w:val="single" w:color="000000" w:themeColor="accent5" w:themeTint="90" w:sz="4" w:space="0"/>
-          <w:left w:val="none"/>
-          <w:bottom w:val="none"/>
-          <w:right w:val="none"/>
+          <w:left w:val="none" w:color="000000" w:sz="4" w:space="0"/>
+          <w:bottom w:val="none" w:color="000000" w:sz="4" w:space="0"/>
+          <w:right w:val="none" w:color="000000" w:sz="4" w:space="0"/>
         </w:tcBorders>
       </w:tcPr>
     </w:tblStylePr>
@@ -13647,9 +14011,9 @@
       </w:tcPr>
     </w:tblStylePr>
   </w:style>
-  <w:style w:type="table" w:styleId="67">
+  <w:style w:type="table" w:styleId="756">
     <w:name w:val="Grid Table 7 Colorful - Accent 6"/>
-    <w:basedOn w:val="665"/>
+    <w:basedOn w:val="887"/>
     <w:uiPriority w:val="99"/>
     <w:pPr>
       <w:pBdr/>
@@ -13751,11 +14115,11 @@
         <w:tblBorders/>
       </w:tblPr>
       <w:tcPr>
-        <w:shd w:color="ffffff"/>
+        <w:shd w:val="clear" w:color="ffffff"/>
         <w:tcBorders>
-          <w:top w:val="none"/>
-          <w:left w:val="none"/>
-          <w:bottom w:val="none"/>
+          <w:top w:val="none" w:color="000000" w:sz="4" w:space="0"/>
+          <w:left w:val="none" w:color="000000" w:sz="4" w:space="0"/>
+          <w:bottom w:val="none" w:color="000000" w:sz="4" w:space="0"/>
           <w:right w:val="single" w:color="000000" w:themeColor="accent6" w:themeTint="90" w:sz="4" w:space="0"/>
         </w:tcBorders>
       </w:tcPr>
@@ -13778,10 +14142,10 @@
       <w:tcPr>
         <w:shd w:val="clear" w:color="ffffff" w:themeColor="light1" w:fill="ffffff" w:themeFill="light1"/>
         <w:tcBorders>
-          <w:top w:val="none"/>
-          <w:left w:val="none"/>
+          <w:top w:val="none" w:color="000000" w:sz="4" w:space="0"/>
+          <w:left w:val="none" w:color="000000" w:sz="4" w:space="0"/>
           <w:bottom w:val="single" w:color="000000" w:themeColor="accent6" w:themeTint="90" w:sz="4" w:space="0"/>
-          <w:right w:val="none"/>
+          <w:right w:val="none" w:color="000000" w:sz="4" w:space="0"/>
         </w:tcBorders>
       </w:tcPr>
     </w:tblStylePr>
@@ -13801,12 +14165,12 @@
         <w:tblBorders/>
       </w:tblPr>
       <w:tcPr>
-        <w:shd w:color="ffffff"/>
+        <w:shd w:val="clear" w:color="ffffff"/>
         <w:tcBorders>
-          <w:top w:val="none"/>
+          <w:top w:val="none" w:color="000000" w:sz="4" w:space="0"/>
           <w:left w:val="single" w:color="000000" w:themeColor="accent6" w:themeTint="90" w:sz="4" w:space="0"/>
-          <w:bottom w:val="none"/>
-          <w:right w:val="none"/>
+          <w:bottom w:val="none" w:color="000000" w:sz="4" w:space="0"/>
+          <w:right w:val="none" w:color="000000" w:sz="4" w:space="0"/>
         </w:tcBorders>
       </w:tcPr>
     </w:tblStylePr>
@@ -13829,9 +14193,9 @@
         <w:shd w:val="clear" w:color="ffffff" w:themeColor="light1" w:fill="ffffff" w:themeFill="light1"/>
         <w:tcBorders>
           <w:top w:val="single" w:color="000000" w:themeColor="accent6" w:themeTint="90" w:sz="4" w:space="0"/>
-          <w:left w:val="none"/>
-          <w:bottom w:val="none"/>
-          <w:right w:val="none"/>
+          <w:left w:val="none" w:color="000000" w:sz="4" w:space="0"/>
+          <w:bottom w:val="none" w:color="000000" w:sz="4" w:space="0"/>
+          <w:right w:val="none" w:color="000000" w:sz="4" w:space="0"/>
         </w:tcBorders>
       </w:tcPr>
     </w:tblStylePr>
@@ -13901,9 +14265,9 @@
       </w:tcPr>
     </w:tblStylePr>
   </w:style>
-  <w:style w:type="table" w:styleId="68">
+  <w:style w:type="table" w:styleId="757">
     <w:name w:val="List Table 1 Light"/>
-    <w:basedOn w:val="665"/>
+    <w:basedOn w:val="887"/>
     <w:uiPriority w:val="99"/>
     <w:pPr>
       <w:pBdr/>
@@ -14117,9 +14481,9 @@
       </w:tcPr>
     </w:tblStylePr>
   </w:style>
-  <w:style w:type="table" w:styleId="69">
+  <w:style w:type="table" w:styleId="758">
     <w:name w:val="List Table 1 Light - Accent 1"/>
-    <w:basedOn w:val="665"/>
+    <w:basedOn w:val="887"/>
     <w:uiPriority w:val="99"/>
     <w:pPr>
       <w:pBdr/>
@@ -14333,9 +14697,9 @@
       </w:tcPr>
     </w:tblStylePr>
   </w:style>
-  <w:style w:type="table" w:styleId="70">
+  <w:style w:type="table" w:styleId="759">
     <w:name w:val="List Table 1 Light - Accent 2"/>
-    <w:basedOn w:val="665"/>
+    <w:basedOn w:val="887"/>
     <w:uiPriority w:val="99"/>
     <w:pPr>
       <w:pBdr/>
@@ -14549,9 +14913,9 @@
       </w:tcPr>
     </w:tblStylePr>
   </w:style>
-  <w:style w:type="table" w:styleId="71">
+  <w:style w:type="table" w:styleId="760">
     <w:name w:val="List Table 1 Light - Accent 3"/>
-    <w:basedOn w:val="665"/>
+    <w:basedOn w:val="887"/>
     <w:uiPriority w:val="99"/>
     <w:pPr>
       <w:pBdr/>
@@ -14765,9 +15129,9 @@
       </w:tcPr>
     </w:tblStylePr>
   </w:style>
-  <w:style w:type="table" w:styleId="72">
+  <w:style w:type="table" w:styleId="761">
     <w:name w:val="List Table 1 Light - Accent 4"/>
-    <w:basedOn w:val="665"/>
+    <w:basedOn w:val="887"/>
     <w:uiPriority w:val="99"/>
     <w:pPr>
       <w:pBdr/>
@@ -14981,9 +15345,9 @@
       </w:tcPr>
     </w:tblStylePr>
   </w:style>
-  <w:style w:type="table" w:styleId="73">
+  <w:style w:type="table" w:styleId="762">
     <w:name w:val="List Table 1 Light - Accent 5"/>
-    <w:basedOn w:val="665"/>
+    <w:basedOn w:val="887"/>
     <w:uiPriority w:val="99"/>
     <w:pPr>
       <w:pBdr/>
@@ -15197,9 +15561,9 @@
       </w:tcPr>
     </w:tblStylePr>
   </w:style>
-  <w:style w:type="table" w:styleId="74">
+  <w:style w:type="table" w:styleId="763">
     <w:name w:val="List Table 1 Light - Accent 6"/>
-    <w:basedOn w:val="665"/>
+    <w:basedOn w:val="887"/>
     <w:uiPriority w:val="99"/>
     <w:pPr>
       <w:pBdr/>
@@ -15413,9 +15777,9 @@
       </w:tcPr>
     </w:tblStylePr>
   </w:style>
-  <w:style w:type="table" w:styleId="75">
+  <w:style w:type="table" w:styleId="764">
     <w:name w:val="List Table 2"/>
-    <w:basedOn w:val="665"/>
+    <w:basedOn w:val="887"/>
     <w:uiPriority w:val="99"/>
     <w:pPr>
       <w:pBdr/>
@@ -15651,9 +16015,9 @@
       </w:tcPr>
     </w:tblStylePr>
   </w:style>
-  <w:style w:type="table" w:styleId="76">
+  <w:style w:type="table" w:styleId="765">
     <w:name w:val="List Table 2 - Accent 1"/>
-    <w:basedOn w:val="665"/>
+    <w:basedOn w:val="887"/>
     <w:uiPriority w:val="99"/>
     <w:pPr>
       <w:pBdr/>
@@ -15889,9 +16253,9 @@
       </w:tcPr>
     </w:tblStylePr>
   </w:style>
-  <w:style w:type="table" w:styleId="77">
+  <w:style w:type="table" w:styleId="766">
     <w:name w:val="List Table 2 - Accent 2"/>
-    <w:basedOn w:val="665"/>
+    <w:basedOn w:val="887"/>
     <w:uiPriority w:val="99"/>
     <w:pPr>
       <w:pBdr/>
@@ -16127,9 +16491,9 @@
       </w:tcPr>
     </w:tblStylePr>
   </w:style>
-  <w:style w:type="table" w:styleId="78">
+  <w:style w:type="table" w:styleId="767">
     <w:name w:val="List Table 2 - Accent 3"/>
-    <w:basedOn w:val="665"/>
+    <w:basedOn w:val="887"/>
     <w:uiPriority w:val="99"/>
     <w:pPr>
       <w:pBdr/>
@@ -16365,9 +16729,9 @@
       </w:tcPr>
     </w:tblStylePr>
   </w:style>
-  <w:style w:type="table" w:styleId="79">
+  <w:style w:type="table" w:styleId="768">
     <w:name w:val="List Table 2 - Accent 4"/>
-    <w:basedOn w:val="665"/>
+    <w:basedOn w:val="887"/>
     <w:uiPriority w:val="99"/>
     <w:pPr>
       <w:pBdr/>
@@ -16603,9 +16967,9 @@
       </w:tcPr>
     </w:tblStylePr>
   </w:style>
-  <w:style w:type="table" w:styleId="80">
+  <w:style w:type="table" w:styleId="769">
     <w:name w:val="List Table 2 - Accent 5"/>
-    <w:basedOn w:val="665"/>
+    <w:basedOn w:val="887"/>
     <w:uiPriority w:val="99"/>
     <w:pPr>
       <w:pBdr/>
@@ -16841,9 +17205,9 @@
       </w:tcPr>
     </w:tblStylePr>
   </w:style>
-  <w:style w:type="table" w:styleId="81">
+  <w:style w:type="table" w:styleId="770">
     <w:name w:val="List Table 2 - Accent 6"/>
-    <w:basedOn w:val="665"/>
+    <w:basedOn w:val="887"/>
     <w:uiPriority w:val="99"/>
     <w:pPr>
       <w:pBdr/>
@@ -17079,9 +17443,9 @@
       </w:tcPr>
     </w:tblStylePr>
   </w:style>
-  <w:style w:type="table" w:styleId="82">
+  <w:style w:type="table" w:styleId="771">
     <w:name w:val="List Table 3"/>
-    <w:basedOn w:val="665"/>
+    <w:basedOn w:val="887"/>
     <w:uiPriority w:val="99"/>
     <w:pPr>
       <w:pBdr/>
@@ -17307,9 +17671,9 @@
       </w:tcPr>
     </w:tblStylePr>
   </w:style>
-  <w:style w:type="table" w:styleId="83">
+  <w:style w:type="table" w:styleId="772">
     <w:name w:val="List Table 3 - Accent 1"/>
-    <w:basedOn w:val="665"/>
+    <w:basedOn w:val="887"/>
     <w:uiPriority w:val="99"/>
     <w:pPr>
       <w:pBdr/>
@@ -17535,9 +17899,9 @@
       </w:tcPr>
     </w:tblStylePr>
   </w:style>
-  <w:style w:type="table" w:styleId="84">
+  <w:style w:type="table" w:styleId="773">
     <w:name w:val="List Table 3 - Accent 2"/>
-    <w:basedOn w:val="665"/>
+    <w:basedOn w:val="887"/>
     <w:uiPriority w:val="99"/>
     <w:pPr>
       <w:pBdr/>
@@ -17763,9 +18127,9 @@
       </w:tcPr>
     </w:tblStylePr>
   </w:style>
-  <w:style w:type="table" w:styleId="85">
+  <w:style w:type="table" w:styleId="774">
     <w:name w:val="List Table 3 - Accent 3"/>
-    <w:basedOn w:val="665"/>
+    <w:basedOn w:val="887"/>
     <w:uiPriority w:val="99"/>
     <w:pPr>
       <w:pBdr/>
@@ -17991,9 +18355,9 @@
       </w:tcPr>
     </w:tblStylePr>
   </w:style>
-  <w:style w:type="table" w:styleId="86">
+  <w:style w:type="table" w:styleId="775">
     <w:name w:val="List Table 3 - Accent 4"/>
-    <w:basedOn w:val="665"/>
+    <w:basedOn w:val="887"/>
     <w:uiPriority w:val="99"/>
     <w:pPr>
       <w:pBdr/>
@@ -18219,9 +18583,9 @@
       </w:tcPr>
     </w:tblStylePr>
   </w:style>
-  <w:style w:type="table" w:styleId="87">
+  <w:style w:type="table" w:styleId="776">
     <w:name w:val="List Table 3 - Accent 5"/>
-    <w:basedOn w:val="665"/>
+    <w:basedOn w:val="887"/>
     <w:uiPriority w:val="99"/>
     <w:pPr>
       <w:pBdr/>
@@ -18447,9 +18811,9 @@
       </w:tcPr>
     </w:tblStylePr>
   </w:style>
-  <w:style w:type="table" w:styleId="88">
+  <w:style w:type="table" w:styleId="777">
     <w:name w:val="List Table 3 - Accent 6"/>
-    <w:basedOn w:val="665"/>
+    <w:basedOn w:val="887"/>
     <w:uiPriority w:val="99"/>
     <w:pPr>
       <w:pBdr/>
@@ -18675,9 +19039,9 @@
       </w:tcPr>
     </w:tblStylePr>
   </w:style>
-  <w:style w:type="table" w:styleId="89">
+  <w:style w:type="table" w:styleId="778">
     <w:name w:val="List Table 4"/>
-    <w:basedOn w:val="665"/>
+    <w:basedOn w:val="887"/>
     <w:uiPriority w:val="99"/>
     <w:pPr>
       <w:pBdr/>
@@ -18900,9 +19264,9 @@
       </w:tcPr>
     </w:tblStylePr>
   </w:style>
-  <w:style w:type="table" w:styleId="90">
+  <w:style w:type="table" w:styleId="779">
     <w:name w:val="List Table 4 - Accent 1"/>
-    <w:basedOn w:val="665"/>
+    <w:basedOn w:val="887"/>
     <w:uiPriority w:val="99"/>
     <w:pPr>
       <w:pBdr/>
@@ -19125,9 +19489,9 @@
       </w:tcPr>
     </w:tblStylePr>
   </w:style>
-  <w:style w:type="table" w:styleId="91">
+  <w:style w:type="table" w:styleId="780">
     <w:name w:val="List Table 4 - Accent 2"/>
-    <w:basedOn w:val="665"/>
+    <w:basedOn w:val="887"/>
     <w:uiPriority w:val="99"/>
     <w:pPr>
       <w:pBdr/>
@@ -19350,9 +19714,9 @@
       </w:tcPr>
     </w:tblStylePr>
   </w:style>
-  <w:style w:type="table" w:styleId="92">
+  <w:style w:type="table" w:styleId="781">
     <w:name w:val="List Table 4 - Accent 3"/>
-    <w:basedOn w:val="665"/>
+    <w:basedOn w:val="887"/>
     <w:uiPriority w:val="99"/>
     <w:pPr>
       <w:pBdr/>
@@ -19575,9 +19939,9 @@
       </w:tcPr>
     </w:tblStylePr>
   </w:style>
-  <w:style w:type="table" w:styleId="93">
+  <w:style w:type="table" w:styleId="782">
     <w:name w:val="List Table 4 - Accent 4"/>
-    <w:basedOn w:val="665"/>
+    <w:basedOn w:val="887"/>
     <w:uiPriority w:val="99"/>
     <w:pPr>
       <w:pBdr/>
@@ -19800,9 +20164,9 @@
       </w:tcPr>
     </w:tblStylePr>
   </w:style>
-  <w:style w:type="table" w:styleId="94">
+  <w:style w:type="table" w:styleId="783">
     <w:name w:val="List Table 4 - Accent 5"/>
-    <w:basedOn w:val="665"/>
+    <w:basedOn w:val="887"/>
     <w:uiPriority w:val="99"/>
     <w:pPr>
       <w:pBdr/>
@@ -20025,9 +20389,9 @@
       </w:tcPr>
     </w:tblStylePr>
   </w:style>
-  <w:style w:type="table" w:styleId="95">
+  <w:style w:type="table" w:styleId="784">
     <w:name w:val="List Table 4 - Accent 6"/>
-    <w:basedOn w:val="665"/>
+    <w:basedOn w:val="887"/>
     <w:uiPriority w:val="99"/>
     <w:pPr>
       <w:pBdr/>
@@ -20250,9 +20614,9 @@
       </w:tcPr>
     </w:tblStylePr>
   </w:style>
-  <w:style w:type="table" w:styleId="96">
+  <w:style w:type="table" w:styleId="785">
     <w:name w:val="List Table 5 Dark"/>
-    <w:basedOn w:val="665"/>
+    <w:basedOn w:val="887"/>
     <w:uiPriority w:val="99"/>
     <w:pPr>
       <w:pBdr/>
@@ -20492,9 +20856,9 @@
       </w:tcPr>
     </w:tblStylePr>
   </w:style>
-  <w:style w:type="table" w:styleId="97">
+  <w:style w:type="table" w:styleId="786">
     <w:name w:val="List Table 5 Dark - Accent 1"/>
-    <w:basedOn w:val="665"/>
+    <w:basedOn w:val="887"/>
     <w:uiPriority w:val="99"/>
     <w:pPr>
       <w:pBdr/>
@@ -20734,9 +21098,9 @@
       </w:tcPr>
     </w:tblStylePr>
   </w:style>
-  <w:style w:type="table" w:styleId="98">
+  <w:style w:type="table" w:styleId="787">
     <w:name w:val="List Table 5 Dark - Accent 2"/>
-    <w:basedOn w:val="665"/>
+    <w:basedOn w:val="887"/>
     <w:uiPriority w:val="99"/>
     <w:pPr>
       <w:pBdr/>
@@ -20976,9 +21340,9 @@
       </w:tcPr>
     </w:tblStylePr>
   </w:style>
-  <w:style w:type="table" w:styleId="99">
+  <w:style w:type="table" w:styleId="788">
     <w:name w:val="List Table 5 Dark - Accent 3"/>
-    <w:basedOn w:val="665"/>
+    <w:basedOn w:val="887"/>
     <w:uiPriority w:val="99"/>
     <w:pPr>
       <w:pBdr/>
@@ -21218,9 +21582,9 @@
       </w:tcPr>
     </w:tblStylePr>
   </w:style>
-  <w:style w:type="table" w:styleId="100">
+  <w:style w:type="table" w:styleId="789">
     <w:name w:val="List Table 5 Dark - Accent 4"/>
-    <w:basedOn w:val="665"/>
+    <w:basedOn w:val="887"/>
     <w:uiPriority w:val="99"/>
     <w:pPr>
       <w:pBdr/>
@@ -21460,9 +21824,9 @@
       </w:tcPr>
     </w:tblStylePr>
   </w:style>
-  <w:style w:type="table" w:styleId="101">
+  <w:style w:type="table" w:styleId="790">
     <w:name w:val="List Table 5 Dark - Accent 5"/>
-    <w:basedOn w:val="665"/>
+    <w:basedOn w:val="887"/>
     <w:uiPriority w:val="99"/>
     <w:pPr>
       <w:pBdr/>
@@ -21702,9 +22066,9 @@
       </w:tcPr>
     </w:tblStylePr>
   </w:style>
-  <w:style w:type="table" w:styleId="102">
+  <w:style w:type="table" w:styleId="791">
     <w:name w:val="List Table 5 Dark - Accent 6"/>
-    <w:basedOn w:val="665"/>
+    <w:basedOn w:val="887"/>
     <w:uiPriority w:val="99"/>
     <w:pPr>
       <w:pBdr/>
@@ -21944,9 +22308,9 @@
       </w:tcPr>
     </w:tblStylePr>
   </w:style>
-  <w:style w:type="table" w:styleId="103">
+  <w:style w:type="table" w:styleId="792">
     <w:name w:val="List Table 6 Colorful"/>
-    <w:basedOn w:val="665"/>
+    <w:basedOn w:val="887"/>
     <w:uiPriority w:val="99"/>
     <w:pPr>
       <w:pBdr/>
@@ -22167,9 +22531,9 @@
       </w:tcPr>
     </w:tblStylePr>
   </w:style>
-  <w:style w:type="table" w:styleId="104">
+  <w:style w:type="table" w:styleId="793">
     <w:name w:val="List Table 6 Colorful - Accent 1"/>
-    <w:basedOn w:val="665"/>
+    <w:basedOn w:val="887"/>
     <w:uiPriority w:val="99"/>
     <w:pPr>
       <w:pBdr/>
@@ -22390,9 +22754,9 @@
       </w:tcPr>
     </w:tblStylePr>
   </w:style>
-  <w:style w:type="table" w:styleId="105">
+  <w:style w:type="table" w:styleId="794">
     <w:name w:val="List Table 6 Colorful - Accent 2"/>
-    <w:basedOn w:val="665"/>
+    <w:basedOn w:val="887"/>
     <w:uiPriority w:val="99"/>
     <w:pPr>
       <w:pBdr/>
@@ -22613,9 +22977,9 @@
       </w:tcPr>
     </w:tblStylePr>
   </w:style>
-  <w:style w:type="table" w:styleId="106">
+  <w:style w:type="table" w:styleId="795">
     <w:name w:val="List Table 6 Colorful - Accent 3"/>
-    <w:basedOn w:val="665"/>
+    <w:basedOn w:val="887"/>
     <w:uiPriority w:val="99"/>
     <w:pPr>
       <w:pBdr/>
@@ -22836,9 +23200,9 @@
       </w:tcPr>
     </w:tblStylePr>
   </w:style>
-  <w:style w:type="table" w:styleId="107">
+  <w:style w:type="table" w:styleId="796">
     <w:name w:val="List Table 6 Colorful - Accent 4"/>
-    <w:basedOn w:val="665"/>
+    <w:basedOn w:val="887"/>
     <w:uiPriority w:val="99"/>
     <w:pPr>
       <w:pBdr/>
@@ -23059,9 +23423,9 @@
       </w:tcPr>
     </w:tblStylePr>
   </w:style>
-  <w:style w:type="table" w:styleId="108">
+  <w:style w:type="table" w:styleId="797">
     <w:name w:val="List Table 6 Colorful - Accent 5"/>
-    <w:basedOn w:val="665"/>
+    <w:basedOn w:val="887"/>
     <w:uiPriority w:val="99"/>
     <w:pPr>
       <w:pBdr/>
@@ -23282,9 +23646,9 @@
       </w:tcPr>
     </w:tblStylePr>
   </w:style>
-  <w:style w:type="table" w:styleId="109">
+  <w:style w:type="table" w:styleId="798">
     <w:name w:val="List Table 6 Colorful - Accent 6"/>
-    <w:basedOn w:val="665"/>
+    <w:basedOn w:val="887"/>
     <w:uiPriority w:val="99"/>
     <w:pPr>
       <w:pBdr/>
@@ -23505,9 +23869,9 @@
       </w:tcPr>
     </w:tblStylePr>
   </w:style>
-  <w:style w:type="table" w:styleId="110">
+  <w:style w:type="table" w:styleId="799">
     <w:name w:val="List Table 7 Colorful"/>
-    <w:basedOn w:val="665"/>
+    <w:basedOn w:val="887"/>
     <w:uiPriority w:val="99"/>
     <w:pPr>
       <w:pBdr/>
@@ -23606,11 +23970,11 @@
         <w:tblBorders/>
       </w:tblPr>
       <w:tcPr>
-        <w:shd w:color="ffffff"/>
+        <w:shd w:val="clear" w:color="ffffff"/>
         <w:tcBorders>
-          <w:top w:val="none"/>
-          <w:left w:val="none"/>
-          <w:bottom w:val="none"/>
+          <w:top w:val="none" w:color="000000" w:sz="4" w:space="0"/>
+          <w:left w:val="none" w:color="000000" w:sz="4" w:space="0"/>
+          <w:bottom w:val="none" w:color="000000" w:sz="4" w:space="0"/>
           <w:right w:val="single" w:color="000000" w:themeColor="text1" w:themeTint="80" w:sz="4" w:space="0"/>
         </w:tcBorders>
       </w:tcPr>
@@ -23633,10 +23997,10 @@
       <w:tcPr>
         <w:shd w:val="clear" w:color="ffffff" w:themeColor="light1" w:fill="ffffff" w:themeFill="light1"/>
         <w:tcBorders>
-          <w:top w:val="none"/>
-          <w:left w:val="none"/>
+          <w:top w:val="none" w:color="000000" w:sz="4" w:space="0"/>
+          <w:left w:val="none" w:color="000000" w:sz="4" w:space="0"/>
           <w:bottom w:val="single" w:color="000000" w:themeColor="text1" w:themeTint="80" w:sz="4" w:space="0"/>
-          <w:right w:val="none"/>
+          <w:right w:val="none" w:color="000000" w:sz="4" w:space="0"/>
         </w:tcBorders>
       </w:tcPr>
     </w:tblStylePr>
@@ -23656,12 +24020,12 @@
         <w:tblBorders/>
       </w:tblPr>
       <w:tcPr>
-        <w:shd w:color="ffffff"/>
+        <w:shd w:val="clear" w:color="ffffff"/>
         <w:tcBorders>
-          <w:top w:val="none"/>
+          <w:top w:val="none" w:color="000000" w:sz="4" w:space="0"/>
           <w:left w:val="single" w:color="000000" w:themeColor="text1" w:themeTint="80" w:sz="4" w:space="0"/>
-          <w:bottom w:val="none"/>
-          <w:right w:val="none"/>
+          <w:bottom w:val="none" w:color="000000" w:sz="4" w:space="0"/>
+          <w:right w:val="none" w:color="000000" w:sz="4" w:space="0"/>
         </w:tcBorders>
       </w:tcPr>
     </w:tblStylePr>
@@ -23684,9 +24048,9 @@
         <w:shd w:val="clear" w:color="ffffff" w:themeColor="light1" w:fill="ffffff" w:themeFill="light1"/>
         <w:tcBorders>
           <w:top w:val="single" w:color="000000" w:themeColor="text1" w:themeTint="80" w:sz="4" w:space="0"/>
-          <w:left w:val="none"/>
-          <w:bottom w:val="none"/>
-          <w:right w:val="none"/>
+          <w:left w:val="none" w:color="000000" w:sz="4" w:space="0"/>
+          <w:bottom w:val="none" w:color="000000" w:sz="4" w:space="0"/>
+          <w:right w:val="none" w:color="000000" w:sz="4" w:space="0"/>
         </w:tcBorders>
       </w:tcPr>
     </w:tblStylePr>
@@ -23761,9 +24125,9 @@
       </w:tcPr>
     </w:tblStylePr>
   </w:style>
-  <w:style w:type="table" w:styleId="111">
+  <w:style w:type="table" w:styleId="800">
     <w:name w:val="List Table 7 Colorful - Accent 1"/>
-    <w:basedOn w:val="665"/>
+    <w:basedOn w:val="887"/>
     <w:uiPriority w:val="99"/>
     <w:pPr>
       <w:pBdr/>
@@ -23862,11 +24226,11 @@
         <w:tblBorders/>
       </w:tblPr>
       <w:tcPr>
-        <w:shd w:color="ffffff"/>
+        <w:shd w:val="clear" w:color="ffffff"/>
         <w:tcBorders>
-          <w:top w:val="none"/>
-          <w:left w:val="none"/>
-          <w:bottom w:val="none"/>
+          <w:top w:val="none" w:color="000000" w:sz="4" w:space="0"/>
+          <w:left w:val="none" w:color="000000" w:sz="4" w:space="0"/>
+          <w:bottom w:val="none" w:color="000000" w:sz="4" w:space="0"/>
           <w:right w:val="single" w:color="000000" w:themeColor="accent1" w:sz="4" w:space="0"/>
         </w:tcBorders>
       </w:tcPr>
@@ -23889,10 +24253,10 @@
       <w:tcPr>
         <w:shd w:val="clear" w:color="ffffff" w:themeColor="light1" w:fill="ffffff" w:themeFill="light1"/>
         <w:tcBorders>
-          <w:top w:val="none"/>
-          <w:left w:val="none"/>
+          <w:top w:val="none" w:color="000000" w:sz="4" w:space="0"/>
+          <w:left w:val="none" w:color="000000" w:sz="4" w:space="0"/>
           <w:bottom w:val="single" w:color="000000" w:themeColor="accent1" w:sz="4" w:space="0"/>
-          <w:right w:val="none"/>
+          <w:right w:val="none" w:color="000000" w:sz="4" w:space="0"/>
         </w:tcBorders>
       </w:tcPr>
     </w:tblStylePr>
@@ -23912,12 +24276,12 @@
         <w:tblBorders/>
       </w:tblPr>
       <w:tcPr>
-        <w:shd w:color="ffffff"/>
+        <w:shd w:val="clear" w:color="ffffff"/>
         <w:tcBorders>
-          <w:top w:val="none"/>
+          <w:top w:val="none" w:color="000000" w:sz="4" w:space="0"/>
           <w:left w:val="single" w:color="000000" w:themeColor="accent1" w:sz="4" w:space="0"/>
-          <w:bottom w:val="none"/>
-          <w:right w:val="none"/>
+          <w:bottom w:val="none" w:color="000000" w:sz="4" w:space="0"/>
+          <w:right w:val="none" w:color="000000" w:sz="4" w:space="0"/>
         </w:tcBorders>
       </w:tcPr>
     </w:tblStylePr>
@@ -23940,9 +24304,9 @@
         <w:shd w:val="clear" w:color="ffffff" w:themeColor="light1" w:fill="ffffff" w:themeFill="light1"/>
         <w:tcBorders>
           <w:top w:val="single" w:color="000000" w:themeColor="accent1" w:sz="4" w:space="0"/>
-          <w:left w:val="none"/>
-          <w:bottom w:val="none"/>
-          <w:right w:val="none"/>
+          <w:left w:val="none" w:color="000000" w:sz="4" w:space="0"/>
+          <w:bottom w:val="none" w:color="000000" w:sz="4" w:space="0"/>
+          <w:right w:val="none" w:color="000000" w:sz="4" w:space="0"/>
         </w:tcBorders>
       </w:tcPr>
     </w:tblStylePr>
@@ -24017,9 +24381,9 @@
       </w:tcPr>
     </w:tblStylePr>
   </w:style>
-  <w:style w:type="table" w:styleId="112">
+  <w:style w:type="table" w:styleId="801">
     <w:name w:val="List Table 7 Colorful - Accent 2"/>
-    <w:basedOn w:val="665"/>
+    <w:basedOn w:val="887"/>
     <w:uiPriority w:val="99"/>
     <w:pPr>
       <w:pBdr/>
@@ -24118,11 +24482,11 @@
         <w:tblBorders/>
       </w:tblPr>
       <w:tcPr>
-        <w:shd w:color="ffffff"/>
+        <w:shd w:val="clear" w:color="ffffff"/>
         <w:tcBorders>
-          <w:top w:val="none"/>
-          <w:left w:val="none"/>
-          <w:bottom w:val="none"/>
+          <w:top w:val="none" w:color="000000" w:sz="4" w:space="0"/>
+          <w:left w:val="none" w:color="000000" w:sz="4" w:space="0"/>
+          <w:bottom w:val="none" w:color="000000" w:sz="4" w:space="0"/>
           <w:right w:val="single" w:color="000000" w:themeColor="accent2" w:themeTint="97" w:sz="4" w:space="0"/>
         </w:tcBorders>
       </w:tcPr>
@@ -24145,10 +24509,10 @@
       <w:tcPr>
         <w:shd w:val="clear" w:color="ffffff" w:themeColor="light1" w:fill="ffffff" w:themeFill="light1"/>
         <w:tcBorders>
-          <w:top w:val="none"/>
-          <w:left w:val="none"/>
+          <w:top w:val="none" w:color="000000" w:sz="4" w:space="0"/>
+          <w:left w:val="none" w:color="000000" w:sz="4" w:space="0"/>
           <w:bottom w:val="single" w:color="000000" w:themeColor="accent2" w:themeTint="97" w:sz="4" w:space="0"/>
-          <w:right w:val="none"/>
+          <w:right w:val="none" w:color="000000" w:sz="4" w:space="0"/>
         </w:tcBorders>
       </w:tcPr>
     </w:tblStylePr>
@@ -24168,12 +24532,12 @@
         <w:tblBorders/>
       </w:tblPr>
       <w:tcPr>
-        <w:shd w:color="ffffff"/>
+        <w:shd w:val="clear" w:color="ffffff"/>
         <w:tcBorders>
-          <w:top w:val="none"/>
+          <w:top w:val="none" w:color="000000" w:sz="4" w:space="0"/>
           <w:left w:val="single" w:color="000000" w:themeColor="accent2" w:themeTint="97" w:sz="4" w:space="0"/>
-          <w:bottom w:val="none"/>
-          <w:right w:val="none"/>
+          <w:bottom w:val="none" w:color="000000" w:sz="4" w:space="0"/>
+          <w:right w:val="none" w:color="000000" w:sz="4" w:space="0"/>
         </w:tcBorders>
       </w:tcPr>
     </w:tblStylePr>
@@ -24196,9 +24560,9 @@
         <w:shd w:val="clear" w:color="ffffff" w:themeColor="light1" w:fill="ffffff" w:themeFill="light1"/>
         <w:tcBorders>
           <w:top w:val="single" w:color="000000" w:themeColor="accent2" w:themeTint="97" w:sz="4" w:space="0"/>
-          <w:left w:val="none"/>
-          <w:bottom w:val="none"/>
-          <w:right w:val="none"/>
+          <w:left w:val="none" w:color="000000" w:sz="4" w:space="0"/>
+          <w:bottom w:val="none" w:color="000000" w:sz="4" w:space="0"/>
+          <w:right w:val="none" w:color="000000" w:sz="4" w:space="0"/>
         </w:tcBorders>
       </w:tcPr>
     </w:tblStylePr>
@@ -24273,9 +24637,9 @@
       </w:tcPr>
     </w:tblStylePr>
   </w:style>
-  <w:style w:type="table" w:styleId="113">
+  <w:style w:type="table" w:styleId="802">
     <w:name w:val="List Table 7 Colorful - Accent 3"/>
-    <w:basedOn w:val="665"/>
+    <w:basedOn w:val="887"/>
     <w:uiPriority w:val="99"/>
     <w:pPr>
       <w:pBdr/>
@@ -24374,11 +24738,11 @@
         <w:tblBorders/>
       </w:tblPr>
       <w:tcPr>
-        <w:shd w:color="ffffff"/>
+        <w:shd w:val="clear" w:color="ffffff"/>
         <w:tcBorders>
-          <w:top w:val="none"/>
-          <w:left w:val="none"/>
-          <w:bottom w:val="none"/>
+          <w:top w:val="none" w:color="000000" w:sz="4" w:space="0"/>
+          <w:left w:val="none" w:color="000000" w:sz="4" w:space="0"/>
+          <w:bottom w:val="none" w:color="000000" w:sz="4" w:space="0"/>
           <w:right w:val="single" w:color="000000" w:themeColor="accent3" w:themeTint="98" w:sz="4" w:space="0"/>
         </w:tcBorders>
       </w:tcPr>
@@ -24401,10 +24765,10 @@
       <w:tcPr>
         <w:shd w:val="clear" w:color="ffffff" w:themeColor="light1" w:fill="ffffff" w:themeFill="light1"/>
         <w:tcBorders>
-          <w:top w:val="none"/>
-          <w:left w:val="none"/>
+          <w:top w:val="none" w:color="000000" w:sz="4" w:space="0"/>
+          <w:left w:val="none" w:color="000000" w:sz="4" w:space="0"/>
           <w:bottom w:val="single" w:color="000000" w:themeColor="accent3" w:themeTint="98" w:sz="4" w:space="0"/>
-          <w:right w:val="none"/>
+          <w:right w:val="none" w:color="000000" w:sz="4" w:space="0"/>
         </w:tcBorders>
       </w:tcPr>
     </w:tblStylePr>
@@ -24424,12 +24788,12 @@
         <w:tblBorders/>
       </w:tblPr>
       <w:tcPr>
-        <w:shd w:color="ffffff"/>
+        <w:shd w:val="clear" w:color="ffffff"/>
         <w:tcBorders>
-          <w:top w:val="none"/>
+          <w:top w:val="none" w:color="000000" w:sz="4" w:space="0"/>
           <w:left w:val="single" w:color="000000" w:themeColor="accent3" w:themeTint="98" w:sz="4" w:space="0"/>
-          <w:bottom w:val="none"/>
-          <w:right w:val="none"/>
+          <w:bottom w:val="none" w:color="000000" w:sz="4" w:space="0"/>
+          <w:right w:val="none" w:color="000000" w:sz="4" w:space="0"/>
         </w:tcBorders>
       </w:tcPr>
     </w:tblStylePr>
@@ -24452,9 +24816,9 @@
         <w:shd w:val="clear" w:color="ffffff" w:themeColor="light1" w:fill="ffffff" w:themeFill="light1"/>
         <w:tcBorders>
           <w:top w:val="single" w:color="000000" w:themeColor="accent3" w:themeTint="98" w:sz="4" w:space="0"/>
-          <w:left w:val="none"/>
-          <w:bottom w:val="none"/>
-          <w:right w:val="none"/>
+          <w:left w:val="none" w:color="000000" w:sz="4" w:space="0"/>
+          <w:bottom w:val="none" w:color="000000" w:sz="4" w:space="0"/>
+          <w:right w:val="none" w:color="000000" w:sz="4" w:space="0"/>
         </w:tcBorders>
       </w:tcPr>
     </w:tblStylePr>
@@ -24529,9 +24893,9 @@
       </w:tcPr>
     </w:tblStylePr>
   </w:style>
-  <w:style w:type="table" w:styleId="114">
+  <w:style w:type="table" w:styleId="803">
     <w:name w:val="List Table 7 Colorful - Accent 4"/>
-    <w:basedOn w:val="665"/>
+    <w:basedOn w:val="887"/>
     <w:uiPriority w:val="99"/>
     <w:pPr>
       <w:pBdr/>
@@ -24630,11 +24994,11 @@
         <w:tblBorders/>
       </w:tblPr>
       <w:tcPr>
-        <w:shd w:color="ffffff"/>
+        <w:shd w:val="clear" w:color="ffffff"/>
         <w:tcBorders>
-          <w:top w:val="none"/>
-          <w:left w:val="none"/>
-          <w:bottom w:val="none"/>
+          <w:top w:val="none" w:color="000000" w:sz="4" w:space="0"/>
+          <w:left w:val="none" w:color="000000" w:sz="4" w:space="0"/>
+          <w:bottom w:val="none" w:color="000000" w:sz="4" w:space="0"/>
           <w:right w:val="single" w:color="000000" w:themeColor="accent4" w:themeTint="9A" w:sz="4" w:space="0"/>
         </w:tcBorders>
       </w:tcPr>
@@ -24657,10 +25021,10 @@
       <w:tcPr>
         <w:shd w:val="clear" w:color="ffffff" w:themeColor="light1" w:fill="ffffff" w:themeFill="light1"/>
         <w:tcBorders>
-          <w:top w:val="none"/>
-          <w:left w:val="none"/>
+          <w:top w:val="none" w:color="000000" w:sz="4" w:space="0"/>
+          <w:left w:val="none" w:color="000000" w:sz="4" w:space="0"/>
           <w:bottom w:val="single" w:color="000000" w:themeColor="accent4" w:themeTint="9A" w:sz="4" w:space="0"/>
-          <w:right w:val="none"/>
+          <w:right w:val="none" w:color="000000" w:sz="4" w:space="0"/>
         </w:tcBorders>
       </w:tcPr>
     </w:tblStylePr>
@@ -24680,12 +25044,12 @@
         <w:tblBorders/>
       </w:tblPr>
       <w:tcPr>
-        <w:shd w:color="ffffff"/>
+        <w:shd w:val="clear" w:color="ffffff"/>
         <w:tcBorders>
-          <w:top w:val="none"/>
+          <w:top w:val="none" w:color="000000" w:sz="4" w:space="0"/>
           <w:left w:val="single" w:color="000000" w:themeColor="accent4" w:themeTint="9A" w:sz="4" w:space="0"/>
-          <w:bottom w:val="none"/>
-          <w:right w:val="none"/>
+          <w:bottom w:val="none" w:color="000000" w:sz="4" w:space="0"/>
+          <w:right w:val="none" w:color="000000" w:sz="4" w:space="0"/>
         </w:tcBorders>
       </w:tcPr>
     </w:tblStylePr>
@@ -24708,9 +25072,9 @@
         <w:shd w:val="clear" w:color="ffffff" w:themeColor="light1" w:fill="ffffff" w:themeFill="light1"/>
         <w:tcBorders>
           <w:top w:val="single" w:color="000000" w:themeColor="accent4" w:themeTint="9A" w:sz="4" w:space="0"/>
-          <w:left w:val="none"/>
-          <w:bottom w:val="none"/>
-          <w:right w:val="none"/>
+          <w:left w:val="none" w:color="000000" w:sz="4" w:space="0"/>
+          <w:bottom w:val="none" w:color="000000" w:sz="4" w:space="0"/>
+          <w:right w:val="none" w:color="000000" w:sz="4" w:space="0"/>
         </w:tcBorders>
       </w:tcPr>
     </w:tblStylePr>
@@ -24785,9 +25149,9 @@
       </w:tcPr>
     </w:tblStylePr>
   </w:style>
-  <w:style w:type="table" w:styleId="115">
+  <w:style w:type="table" w:styleId="804">
     <w:name w:val="List Table 7 Colorful - Accent 5"/>
-    <w:basedOn w:val="665"/>
+    <w:basedOn w:val="887"/>
     <w:uiPriority w:val="99"/>
     <w:pPr>
       <w:pBdr/>
@@ -24886,11 +25250,11 @@
         <w:tblBorders/>
       </w:tblPr>
       <w:tcPr>
-        <w:shd w:color="ffffff"/>
+        <w:shd w:val="clear" w:color="ffffff"/>
         <w:tcBorders>
-          <w:top w:val="none"/>
-          <w:left w:val="none"/>
-          <w:bottom w:val="none"/>
+          <w:top w:val="none" w:color="000000" w:sz="4" w:space="0"/>
+          <w:left w:val="none" w:color="000000" w:sz="4" w:space="0"/>
+          <w:bottom w:val="none" w:color="000000" w:sz="4" w:space="0"/>
           <w:right w:val="single" w:color="000000" w:themeColor="accent5" w:themeTint="9A" w:sz="4" w:space="0"/>
         </w:tcBorders>
       </w:tcPr>
@@ -24913,10 +25277,10 @@
       <w:tcPr>
         <w:shd w:val="clear" w:color="ffffff" w:themeColor="light1" w:fill="ffffff" w:themeFill="light1"/>
         <w:tcBorders>
-          <w:top w:val="none"/>
-          <w:left w:val="none"/>
+          <w:top w:val="none" w:color="000000" w:sz="4" w:space="0"/>
+          <w:left w:val="none" w:color="000000" w:sz="4" w:space="0"/>
           <w:bottom w:val="single" w:color="000000" w:themeColor="accent5" w:themeTint="9A" w:sz="4" w:space="0"/>
-          <w:right w:val="none"/>
+          <w:right w:val="none" w:color="000000" w:sz="4" w:space="0"/>
         </w:tcBorders>
       </w:tcPr>
     </w:tblStylePr>
@@ -24936,12 +25300,12 @@
         <w:tblBorders/>
       </w:tblPr>
       <w:tcPr>
-        <w:shd w:color="ffffff"/>
+        <w:shd w:val="clear" w:color="ffffff"/>
         <w:tcBorders>
-          <w:top w:val="none"/>
+          <w:top w:val="none" w:color="000000" w:sz="4" w:space="0"/>
           <w:left w:val="single" w:color="000000" w:themeColor="accent5" w:themeTint="9A" w:sz="4" w:space="0"/>
-          <w:bottom w:val="none"/>
-          <w:right w:val="none"/>
+          <w:bottom w:val="none" w:color="000000" w:sz="4" w:space="0"/>
+          <w:right w:val="none" w:color="000000" w:sz="4" w:space="0"/>
         </w:tcBorders>
       </w:tcPr>
     </w:tblStylePr>
@@ -24964,9 +25328,9 @@
         <w:shd w:val="clear" w:color="ffffff" w:themeColor="light1" w:fill="ffffff" w:themeFill="light1"/>
         <w:tcBorders>
           <w:top w:val="single" w:color="000000" w:themeColor="accent5" w:themeTint="9A" w:sz="4" w:space="0"/>
-          <w:left w:val="none"/>
-          <w:bottom w:val="none"/>
-          <w:right w:val="none"/>
+          <w:left w:val="none" w:color="000000" w:sz="4" w:space="0"/>
+          <w:bottom w:val="none" w:color="000000" w:sz="4" w:space="0"/>
+          <w:right w:val="none" w:color="000000" w:sz="4" w:space="0"/>
         </w:tcBorders>
       </w:tcPr>
     </w:tblStylePr>
@@ -25041,9 +25405,9 @@
       </w:tcPr>
     </w:tblStylePr>
   </w:style>
-  <w:style w:type="table" w:styleId="116">
+  <w:style w:type="table" w:styleId="805">
     <w:name w:val="List Table 7 Colorful - Accent 6"/>
-    <w:basedOn w:val="665"/>
+    <w:basedOn w:val="887"/>
     <w:uiPriority w:val="99"/>
     <w:pPr>
       <w:pBdr/>
@@ -25142,11 +25506,11 @@
         <w:tblBorders/>
       </w:tblPr>
       <w:tcPr>
-        <w:shd w:color="ffffff"/>
+        <w:shd w:val="clear" w:color="ffffff"/>
         <w:tcBorders>
-          <w:top w:val="none"/>
-          <w:left w:val="none"/>
-          <w:bottom w:val="none"/>
+          <w:top w:val="none" w:color="000000" w:sz="4" w:space="0"/>
+          <w:left w:val="none" w:color="000000" w:sz="4" w:space="0"/>
+          <w:bottom w:val="none" w:color="000000" w:sz="4" w:space="0"/>
           <w:right w:val="single" w:color="000000" w:themeColor="accent6" w:themeTint="98" w:sz="4" w:space="0"/>
         </w:tcBorders>
       </w:tcPr>
@@ -25169,10 +25533,10 @@
       <w:tcPr>
         <w:shd w:val="clear" w:color="ffffff" w:themeColor="light1" w:fill="ffffff" w:themeFill="light1"/>
         <w:tcBorders>
-          <w:top w:val="none"/>
-          <w:left w:val="none"/>
+          <w:top w:val="none" w:color="000000" w:sz="4" w:space="0"/>
+          <w:left w:val="none" w:color="000000" w:sz="4" w:space="0"/>
           <w:bottom w:val="single" w:color="000000" w:themeColor="accent6" w:themeTint="98" w:sz="4" w:space="0"/>
-          <w:right w:val="none"/>
+          <w:right w:val="none" w:color="000000" w:sz="4" w:space="0"/>
         </w:tcBorders>
       </w:tcPr>
     </w:tblStylePr>
@@ -25192,12 +25556,12 @@
         <w:tblBorders/>
       </w:tblPr>
       <w:tcPr>
-        <w:shd w:color="ffffff"/>
+        <w:shd w:val="clear" w:color="ffffff"/>
         <w:tcBorders>
-          <w:top w:val="none"/>
+          <w:top w:val="none" w:color="000000" w:sz="4" w:space="0"/>
           <w:left w:val="single" w:color="000000" w:themeColor="accent6" w:themeTint="98" w:sz="4" w:space="0"/>
-          <w:bottom w:val="none"/>
-          <w:right w:val="none"/>
+          <w:bottom w:val="none" w:color="000000" w:sz="4" w:space="0"/>
+          <w:right w:val="none" w:color="000000" w:sz="4" w:space="0"/>
         </w:tcBorders>
       </w:tcPr>
     </w:tblStylePr>
@@ -25220,9 +25584,9 @@
         <w:shd w:val="clear" w:color="ffffff" w:themeColor="light1" w:fill="ffffff" w:themeFill="light1"/>
         <w:tcBorders>
           <w:top w:val="single" w:color="000000" w:themeColor="accent6" w:themeTint="98" w:sz="4" w:space="0"/>
-          <w:left w:val="none"/>
-          <w:bottom w:val="none"/>
-          <w:right w:val="none"/>
+          <w:left w:val="none" w:color="000000" w:sz="4" w:space="0"/>
+          <w:bottom w:val="none" w:color="000000" w:sz="4" w:space="0"/>
+          <w:right w:val="none" w:color="000000" w:sz="4" w:space="0"/>
         </w:tcBorders>
       </w:tcPr>
     </w:tblStylePr>
@@ -25297,9 +25661,9 @@
       </w:tcPr>
     </w:tblStylePr>
   </w:style>
-  <w:style w:type="table" w:styleId="117">
+  <w:style w:type="table" w:styleId="806">
     <w:name w:val="Lined - Accent"/>
-    <w:basedOn w:val="665"/>
+    <w:basedOn w:val="887"/>
     <w:uiPriority w:val="99"/>
     <w:pPr>
       <w:pBdr/>
@@ -25534,9 +25898,9 @@
       </w:tcPr>
     </w:tblStylePr>
   </w:style>
-  <w:style w:type="table" w:styleId="118">
+  <w:style w:type="table" w:styleId="807">
     <w:name w:val="Lined - Accent 1"/>
-    <w:basedOn w:val="665"/>
+    <w:basedOn w:val="887"/>
     <w:uiPriority w:val="99"/>
     <w:pPr>
       <w:pBdr/>
@@ -25771,9 +26135,9 @@
       </w:tcPr>
     </w:tblStylePr>
   </w:style>
-  <w:style w:type="table" w:styleId="119">
+  <w:style w:type="table" w:styleId="808">
     <w:name w:val="Lined - Accent 2"/>
-    <w:basedOn w:val="665"/>
+    <w:basedOn w:val="887"/>
     <w:uiPriority w:val="99"/>
     <w:pPr>
       <w:pBdr/>
@@ -26008,9 +26372,9 @@
       </w:tcPr>
     </w:tblStylePr>
   </w:style>
-  <w:style w:type="table" w:styleId="120">
+  <w:style w:type="table" w:styleId="809">
     <w:name w:val="Lined - Accent 3"/>
-    <w:basedOn w:val="665"/>
+    <w:basedOn w:val="887"/>
     <w:uiPriority w:val="99"/>
     <w:pPr>
       <w:pBdr/>
@@ -26245,9 +26609,9 @@
       </w:tcPr>
     </w:tblStylePr>
   </w:style>
-  <w:style w:type="table" w:styleId="121">
+  <w:style w:type="table" w:styleId="810">
     <w:name w:val="Lined - Accent 4"/>
-    <w:basedOn w:val="665"/>
+    <w:basedOn w:val="887"/>
     <w:uiPriority w:val="99"/>
     <w:pPr>
       <w:pBdr/>
@@ -26482,9 +26846,9 @@
       </w:tcPr>
     </w:tblStylePr>
   </w:style>
-  <w:style w:type="table" w:styleId="122">
+  <w:style w:type="table" w:styleId="811">
     <w:name w:val="Lined - Accent 5"/>
-    <w:basedOn w:val="665"/>
+    <w:basedOn w:val="887"/>
     <w:uiPriority w:val="99"/>
     <w:pPr>
       <w:pBdr/>
@@ -26719,9 +27083,9 @@
       </w:tcPr>
     </w:tblStylePr>
   </w:style>
-  <w:style w:type="table" w:styleId="123">
+  <w:style w:type="table" w:styleId="812">
     <w:name w:val="Lined - Accent 6"/>
-    <w:basedOn w:val="665"/>
+    <w:basedOn w:val="887"/>
     <w:uiPriority w:val="99"/>
     <w:pPr>
       <w:pBdr/>
@@ -26956,9 +27320,9 @@
       </w:tcPr>
     </w:tblStylePr>
   </w:style>
-  <w:style w:type="table" w:styleId="124">
+  <w:style w:type="table" w:styleId="813">
     <w:name w:val="Bordered &amp; Lined - Accent"/>
-    <w:basedOn w:val="665"/>
+    <w:basedOn w:val="887"/>
     <w:uiPriority w:val="99"/>
     <w:pPr>
       <w:pBdr/>
@@ -27200,9 +27564,9 @@
       </w:tcPr>
     </w:tblStylePr>
   </w:style>
-  <w:style w:type="table" w:styleId="125">
+  <w:style w:type="table" w:styleId="814">
     <w:name w:val="Bordered &amp; Lined - Accent 1"/>
-    <w:basedOn w:val="665"/>
+    <w:basedOn w:val="887"/>
     <w:uiPriority w:val="99"/>
     <w:pPr>
       <w:pBdr/>
@@ -27444,9 +27808,9 @@
       </w:tcPr>
     </w:tblStylePr>
   </w:style>
-  <w:style w:type="table" w:styleId="126">
+  <w:style w:type="table" w:styleId="815">
     <w:name w:val="Bordered &amp; Lined - Accent 2"/>
-    <w:basedOn w:val="665"/>
+    <w:basedOn w:val="887"/>
     <w:uiPriority w:val="99"/>
     <w:pPr>
       <w:pBdr/>
@@ -27688,9 +28052,9 @@
       </w:tcPr>
     </w:tblStylePr>
   </w:style>
-  <w:style w:type="table" w:styleId="127">
+  <w:style w:type="table" w:styleId="816">
     <w:name w:val="Bordered &amp; Lined - Accent 3"/>
-    <w:basedOn w:val="665"/>
+    <w:basedOn w:val="887"/>
     <w:uiPriority w:val="99"/>
     <w:pPr>
       <w:pBdr/>
@@ -27932,9 +28296,9 @@
       </w:tcPr>
     </w:tblStylePr>
   </w:style>
-  <w:style w:type="table" w:styleId="128">
+  <w:style w:type="table" w:styleId="817">
     <w:name w:val="Bordered &amp; Lined - Accent 4"/>
-    <w:basedOn w:val="665"/>
+    <w:basedOn w:val="887"/>
     <w:uiPriority w:val="99"/>
     <w:pPr>
       <w:pBdr/>
@@ -28176,9 +28540,9 @@
       </w:tcPr>
     </w:tblStylePr>
   </w:style>
-  <w:style w:type="table" w:styleId="129">
+  <w:style w:type="table" w:styleId="818">
     <w:name w:val="Bordered &amp; Lined - Accent 5"/>
-    <w:basedOn w:val="665"/>
+    <w:basedOn w:val="887"/>
     <w:uiPriority w:val="99"/>
     <w:pPr>
       <w:pBdr/>
@@ -28420,9 +28784,9 @@
       </w:tcPr>
     </w:tblStylePr>
   </w:style>
-  <w:style w:type="table" w:styleId="130">
+  <w:style w:type="table" w:styleId="819">
     <w:name w:val="Bordered &amp; Lined - Accent 6"/>
-    <w:basedOn w:val="665"/>
+    <w:basedOn w:val="887"/>
     <w:uiPriority w:val="99"/>
     <w:pPr>
       <w:pBdr/>
@@ -28664,9 +29028,9 @@
       </w:tcPr>
     </w:tblStylePr>
   </w:style>
-  <w:style w:type="table" w:styleId="131">
+  <w:style w:type="table" w:styleId="820">
     <w:name w:val="Bordered"/>
-    <w:basedOn w:val="665"/>
+    <w:basedOn w:val="887"/>
     <w:uiPriority w:val="99"/>
     <w:pPr>
       <w:pBdr/>
@@ -28895,9 +29259,9 @@
       </w:tcPr>
     </w:tblStylePr>
   </w:style>
-  <w:style w:type="table" w:styleId="132">
+  <w:style w:type="table" w:styleId="821">
     <w:name w:val="Bordered - Accent 1"/>
-    <w:basedOn w:val="665"/>
+    <w:basedOn w:val="887"/>
     <w:uiPriority w:val="99"/>
     <w:pPr>
       <w:pBdr/>
@@ -29126,9 +29490,9 @@
       </w:tcPr>
     </w:tblStylePr>
   </w:style>
-  <w:style w:type="table" w:styleId="133">
+  <w:style w:type="table" w:styleId="822">
     <w:name w:val="Bordered - Accent 2"/>
-    <w:basedOn w:val="665"/>
+    <w:basedOn w:val="887"/>
     <w:uiPriority w:val="99"/>
     <w:pPr>
       <w:pBdr/>
@@ -29357,9 +29721,9 @@
       </w:tcPr>
     </w:tblStylePr>
   </w:style>
-  <w:style w:type="table" w:styleId="134">
+  <w:style w:type="table" w:styleId="823">
     <w:name w:val="Bordered - Accent 3"/>
-    <w:basedOn w:val="665"/>
+    <w:basedOn w:val="887"/>
     <w:uiPriority w:val="99"/>
     <w:pPr>
       <w:pBdr/>
@@ -29588,9 +29952,9 @@
       </w:tcPr>
     </w:tblStylePr>
   </w:style>
-  <w:style w:type="table" w:styleId="135">
+  <w:style w:type="table" w:styleId="824">
     <w:name w:val="Bordered - Accent 4"/>
-    <w:basedOn w:val="665"/>
+    <w:basedOn w:val="887"/>
     <w:uiPriority w:val="99"/>
     <w:pPr>
       <w:pBdr/>
@@ -29819,9 +30183,9 @@
       </w:tcPr>
     </w:tblStylePr>
   </w:style>
-  <w:style w:type="table" w:styleId="136">
+  <w:style w:type="table" w:styleId="825">
     <w:name w:val="Bordered - Accent 5"/>
-    <w:basedOn w:val="665"/>
+    <w:basedOn w:val="887"/>
     <w:uiPriority w:val="99"/>
     <w:pPr>
       <w:pBdr/>
@@ -30050,9 +30414,9 @@
       </w:tcPr>
     </w:tblStylePr>
   </w:style>
-  <w:style w:type="table" w:styleId="137">
+  <w:style w:type="table" w:styleId="826">
     <w:name w:val="Bordered - Accent 6"/>
-    <w:basedOn w:val="665"/>
+    <w:basedOn w:val="887"/>
     <w:uiPriority w:val="99"/>
     <w:pPr>
       <w:pBdr/>
@@ -30281,11 +30645,11 @@
       </w:tcPr>
     </w:tblStylePr>
   </w:style>
-  <w:style w:type="paragraph" w:styleId="139">
+  <w:style w:type="paragraph" w:styleId="827">
     <w:name w:val="Heading 1"/>
-    <w:basedOn w:val="664"/>
-    <w:next w:val="664"/>
-    <w:link w:val="150"/>
+    <w:basedOn w:val="886"/>
+    <w:next w:val="886"/>
+    <w:link w:val="837"/>
     <w:uiPriority w:val="9"/>
     <w:qFormat/>
     <w:pPr>
@@ -30303,11 +30667,11 @@
       <w:szCs w:val="40"/>
     </w:rPr>
   </w:style>
-  <w:style w:type="paragraph" w:styleId="140">
+  <w:style w:type="paragraph" w:styleId="828">
     <w:name w:val="Heading 2"/>
-    <w:basedOn w:val="664"/>
-    <w:next w:val="664"/>
-    <w:link w:val="151"/>
+    <w:basedOn w:val="886"/>
+    <w:next w:val="886"/>
+    <w:link w:val="838"/>
     <w:uiPriority w:val="9"/>
     <w:unhideWhenUsed/>
     <w:qFormat/>
@@ -30326,11 +30690,11 @@
       <w:szCs w:val="32"/>
     </w:rPr>
   </w:style>
-  <w:style w:type="paragraph" w:styleId="141">
+  <w:style w:type="paragraph" w:styleId="829">
     <w:name w:val="Heading 3"/>
-    <w:basedOn w:val="664"/>
-    <w:next w:val="664"/>
-    <w:link w:val="152"/>
+    <w:basedOn w:val="886"/>
+    <w:next w:val="886"/>
+    <w:link w:val="839"/>
     <w:uiPriority w:val="9"/>
     <w:unhideWhenUsed/>
     <w:qFormat/>
@@ -30349,11 +30713,11 @@
       <w:szCs w:val="28"/>
     </w:rPr>
   </w:style>
-  <w:style w:type="paragraph" w:styleId="142">
+  <w:style w:type="paragraph" w:styleId="830">
     <w:name w:val="Heading 4"/>
-    <w:basedOn w:val="664"/>
-    <w:next w:val="664"/>
-    <w:link w:val="153"/>
+    <w:basedOn w:val="886"/>
+    <w:next w:val="886"/>
+    <w:link w:val="840"/>
     <w:uiPriority w:val="9"/>
     <w:unhideWhenUsed/>
     <w:qFormat/>
@@ -30372,11 +30736,11 @@
       <w:color w:val="0f4761" w:themeColor="accent1" w:themeShade="BF"/>
     </w:rPr>
   </w:style>
-  <w:style w:type="paragraph" w:styleId="143">
+  <w:style w:type="paragraph" w:styleId="831">
     <w:name w:val="Heading 5"/>
-    <w:basedOn w:val="664"/>
-    <w:next w:val="664"/>
-    <w:link w:val="154"/>
+    <w:basedOn w:val="886"/>
+    <w:next w:val="886"/>
+    <w:link w:val="841"/>
     <w:uiPriority w:val="9"/>
     <w:unhideWhenUsed/>
     <w:qFormat/>
@@ -30393,11 +30757,11 @@
       <w:color w:val="0f4761" w:themeColor="accent1" w:themeShade="BF"/>
     </w:rPr>
   </w:style>
-  <w:style w:type="paragraph" w:styleId="144">
+  <w:style w:type="paragraph" w:styleId="832">
     <w:name w:val="Heading 6"/>
-    <w:basedOn w:val="664"/>
-    <w:next w:val="664"/>
-    <w:link w:val="155"/>
+    <w:basedOn w:val="886"/>
+    <w:next w:val="886"/>
+    <w:link w:val="842"/>
     <w:uiPriority w:val="9"/>
     <w:unhideWhenUsed/>
     <w:qFormat/>
@@ -30416,11 +30780,11 @@
       <w:color w:val="595959" w:themeColor="text1" w:themeTint="A6"/>
     </w:rPr>
   </w:style>
-  <w:style w:type="paragraph" w:styleId="145">
+  <w:style w:type="paragraph" w:styleId="833">
     <w:name w:val="Heading 7"/>
-    <w:basedOn w:val="664"/>
-    <w:next w:val="664"/>
-    <w:link w:val="156"/>
+    <w:basedOn w:val="886"/>
+    <w:next w:val="886"/>
+    <w:link w:val="843"/>
     <w:uiPriority w:val="9"/>
     <w:unhideWhenUsed/>
     <w:qFormat/>
@@ -30437,11 +30801,11 @@
       <w:color w:val="595959" w:themeColor="text1" w:themeTint="A6"/>
     </w:rPr>
   </w:style>
-  <w:style w:type="paragraph" w:styleId="146">
+  <w:style w:type="paragraph" w:styleId="834">
     <w:name w:val="Heading 8"/>
-    <w:basedOn w:val="664"/>
-    <w:next w:val="664"/>
-    <w:link w:val="157"/>
+    <w:basedOn w:val="886"/>
+    <w:next w:val="886"/>
+    <w:link w:val="844"/>
     <w:uiPriority w:val="9"/>
     <w:unhideWhenUsed/>
     <w:qFormat/>
@@ -30460,11 +30824,11 @@
       <w:color w:val="272727" w:themeColor="text1" w:themeTint="D8"/>
     </w:rPr>
   </w:style>
-  <w:style w:type="paragraph" w:styleId="147">
+  <w:style w:type="paragraph" w:styleId="835">
     <w:name w:val="Heading 9"/>
-    <w:basedOn w:val="664"/>
-    <w:next w:val="664"/>
-    <w:link w:val="158"/>
+    <w:basedOn w:val="886"/>
+    <w:next w:val="886"/>
+    <w:link w:val="845"/>
     <w:uiPriority w:val="9"/>
     <w:unhideWhenUsed/>
     <w:qFormat/>
@@ -30483,7 +30847,7 @@
       <w:color w:val="272727" w:themeColor="text1" w:themeTint="D8"/>
     </w:rPr>
   </w:style>
-  <w:style w:type="character" w:styleId="148" w:default="1">
+  <w:style w:type="character" w:styleId="836" w:default="1">
     <w:name w:val="Default Paragraph Font"/>
     <w:uiPriority w:val="1"/>
     <w:semiHidden/>
@@ -30494,10 +30858,10 @@
       <w:ind/>
     </w:pPr>
   </w:style>
-  <w:style w:type="character" w:styleId="150">
+  <w:style w:type="character" w:styleId="837">
     <w:name w:val="Heading 1 Char"/>
-    <w:basedOn w:val="148"/>
-    <w:link w:val="139"/>
+    <w:basedOn w:val="836"/>
+    <w:link w:val="827"/>
     <w:uiPriority w:val="9"/>
     <w:pPr>
       <w:pBdr/>
@@ -30511,10 +30875,10 @@
       <w:szCs w:val="40"/>
     </w:rPr>
   </w:style>
-  <w:style w:type="character" w:styleId="151">
+  <w:style w:type="character" w:styleId="838">
     <w:name w:val="Heading 2 Char"/>
-    <w:basedOn w:val="148"/>
-    <w:link w:val="140"/>
+    <w:basedOn w:val="836"/>
+    <w:link w:val="828"/>
     <w:uiPriority w:val="9"/>
     <w:pPr>
       <w:pBdr/>
@@ -30528,10 +30892,10 @@
       <w:szCs w:val="32"/>
     </w:rPr>
   </w:style>
-  <w:style w:type="character" w:styleId="152">
+  <w:style w:type="character" w:styleId="839">
     <w:name w:val="Heading 3 Char"/>
-    <w:basedOn w:val="148"/>
-    <w:link w:val="141"/>
+    <w:basedOn w:val="836"/>
+    <w:link w:val="829"/>
     <w:uiPriority w:val="9"/>
     <w:pPr>
       <w:pBdr/>
@@ -30545,10 +30909,10 @@
       <w:szCs w:val="28"/>
     </w:rPr>
   </w:style>
-  <w:style w:type="character" w:styleId="153">
+  <w:style w:type="character" w:styleId="840">
     <w:name w:val="Heading 4 Char"/>
-    <w:basedOn w:val="148"/>
-    <w:link w:val="142"/>
+    <w:basedOn w:val="836"/>
+    <w:link w:val="830"/>
     <w:uiPriority w:val="9"/>
     <w:pPr>
       <w:pBdr/>
@@ -30562,10 +30926,10 @@
       <w:color w:val="0f4761" w:themeColor="accent1" w:themeShade="BF"/>
     </w:rPr>
   </w:style>
-  <w:style w:type="character" w:styleId="154">
+  <w:style w:type="character" w:styleId="841">
     <w:name w:val="Heading 5 Char"/>
-    <w:basedOn w:val="148"/>
-    <w:link w:val="143"/>
+    <w:basedOn w:val="836"/>
+    <w:link w:val="831"/>
     <w:uiPriority w:val="9"/>
     <w:pPr>
       <w:pBdr/>
@@ -30577,10 +30941,10 @@
       <w:color w:val="0f4761" w:themeColor="accent1" w:themeShade="BF"/>
     </w:rPr>
   </w:style>
-  <w:style w:type="character" w:styleId="155">
+  <w:style w:type="character" w:styleId="842">
     <w:name w:val="Heading 6 Char"/>
-    <w:basedOn w:val="148"/>
-    <w:link w:val="144"/>
+    <w:basedOn w:val="836"/>
+    <w:link w:val="832"/>
     <w:uiPriority w:val="9"/>
     <w:pPr>
       <w:pBdr/>
@@ -30594,10 +30958,10 @@
       <w:color w:val="595959" w:themeColor="text1" w:themeTint="A6"/>
     </w:rPr>
   </w:style>
-  <w:style w:type="character" w:styleId="156">
+  <w:style w:type="character" w:styleId="843">
     <w:name w:val="Heading 7 Char"/>
-    <w:basedOn w:val="148"/>
-    <w:link w:val="145"/>
+    <w:basedOn w:val="836"/>
+    <w:link w:val="833"/>
     <w:uiPriority w:val="9"/>
     <w:pPr>
       <w:pBdr/>
@@ -30609,10 +30973,10 @@
       <w:color w:val="595959" w:themeColor="text1" w:themeTint="A6"/>
     </w:rPr>
   </w:style>
-  <w:style w:type="character" w:styleId="157">
+  <w:style w:type="character" w:styleId="844">
     <w:name w:val="Heading 8 Char"/>
-    <w:basedOn w:val="148"/>
-    <w:link w:val="146"/>
+    <w:basedOn w:val="836"/>
+    <w:link w:val="834"/>
     <w:uiPriority w:val="9"/>
     <w:pPr>
       <w:pBdr/>
@@ -30626,10 +30990,10 @@
       <w:color w:val="272727" w:themeColor="text1" w:themeTint="D8"/>
     </w:rPr>
   </w:style>
-  <w:style w:type="character" w:styleId="158">
+  <w:style w:type="character" w:styleId="845">
     <w:name w:val="Heading 9 Char"/>
-    <w:basedOn w:val="148"/>
-    <w:link w:val="147"/>
+    <w:basedOn w:val="836"/>
+    <w:link w:val="835"/>
     <w:uiPriority w:val="9"/>
     <w:pPr>
       <w:pBdr/>
@@ -30643,11 +31007,11 @@
       <w:color w:val="272727" w:themeColor="text1" w:themeTint="D8"/>
     </w:rPr>
   </w:style>
-  <w:style w:type="paragraph" w:styleId="159">
+  <w:style w:type="paragraph" w:styleId="846">
     <w:name w:val="Title"/>
-    <w:basedOn w:val="664"/>
-    <w:next w:val="664"/>
-    <w:link w:val="160"/>
+    <w:basedOn w:val="886"/>
+    <w:next w:val="886"/>
+    <w:link w:val="847"/>
     <w:uiPriority w:val="10"/>
     <w:qFormat/>
     <w:pPr>
@@ -30663,10 +31027,10 @@
       <w:szCs w:val="56"/>
     </w:rPr>
   </w:style>
-  <w:style w:type="character" w:styleId="160">
+  <w:style w:type="character" w:styleId="847">
     <w:name w:val="Title Char"/>
-    <w:basedOn w:val="148"/>
-    <w:link w:val="159"/>
+    <w:basedOn w:val="836"/>
+    <w:link w:val="846"/>
     <w:uiPriority w:val="10"/>
     <w:pPr>
       <w:pBdr/>
@@ -30680,11 +31044,11 @@
       <w:szCs w:val="56"/>
     </w:rPr>
   </w:style>
-  <w:style w:type="paragraph" w:styleId="161">
+  <w:style w:type="paragraph" w:styleId="848">
     <w:name w:val="Subtitle"/>
-    <w:basedOn w:val="664"/>
-    <w:next w:val="664"/>
-    <w:link w:val="162"/>
+    <w:basedOn w:val="886"/>
+    <w:next w:val="886"/>
+    <w:link w:val="849"/>
     <w:uiPriority w:val="11"/>
     <w:qFormat/>
     <w:pPr>
@@ -30702,10 +31066,10 @@
       <w:szCs w:val="28"/>
     </w:rPr>
   </w:style>
-  <w:style w:type="character" w:styleId="162">
+  <w:style w:type="character" w:styleId="849">
     <w:name w:val="Subtitle Char"/>
-    <w:basedOn w:val="148"/>
-    <w:link w:val="161"/>
+    <w:basedOn w:val="836"/>
+    <w:link w:val="848"/>
     <w:uiPriority w:val="11"/>
     <w:pPr>
       <w:pBdr/>
@@ -30719,11 +31083,11 @@
       <w:szCs w:val="28"/>
     </w:rPr>
   </w:style>
-  <w:style w:type="paragraph" w:styleId="163">
+  <w:style w:type="paragraph" w:styleId="850">
     <w:name w:val="Quote"/>
-    <w:basedOn w:val="664"/>
-    <w:next w:val="664"/>
-    <w:link w:val="164"/>
+    <w:basedOn w:val="886"/>
+    <w:next w:val="886"/>
+    <w:link w:val="851"/>
     <w:uiPriority w:val="29"/>
     <w:qFormat/>
     <w:pPr>
@@ -30738,10 +31102,10 @@
       <w:color w:val="404040" w:themeColor="text1" w:themeTint="BF"/>
     </w:rPr>
   </w:style>
-  <w:style w:type="character" w:styleId="164">
+  <w:style w:type="character" w:styleId="851">
     <w:name w:val="Quote Char"/>
-    <w:basedOn w:val="148"/>
-    <w:link w:val="163"/>
+    <w:basedOn w:val="836"/>
+    <w:link w:val="850"/>
     <w:uiPriority w:val="29"/>
     <w:pPr>
       <w:pBdr/>
@@ -30754,9 +31118,9 @@
       <w:color w:val="404040" w:themeColor="text1" w:themeTint="BF"/>
     </w:rPr>
   </w:style>
-  <w:style w:type="character" w:styleId="166">
+  <w:style w:type="character" w:styleId="852">
     <w:name w:val="Intense Emphasis"/>
-    <w:basedOn w:val="148"/>
+    <w:basedOn w:val="836"/>
     <w:uiPriority w:val="21"/>
     <w:qFormat/>
     <w:pPr>
@@ -30770,11 +31134,11 @@
       <w:color w:val="0f4761" w:themeColor="accent1" w:themeShade="BF"/>
     </w:rPr>
   </w:style>
-  <w:style w:type="paragraph" w:styleId="167">
+  <w:style w:type="paragraph" w:styleId="853">
     <w:name w:val="Intense Quote"/>
-    <w:basedOn w:val="664"/>
-    <w:next w:val="664"/>
-    <w:link w:val="168"/>
+    <w:basedOn w:val="886"/>
+    <w:next w:val="886"/>
+    <w:link w:val="854"/>
     <w:uiPriority w:val="30"/>
     <w:qFormat/>
     <w:pPr>
@@ -30792,10 +31156,10 @@
       <w:color w:val="0f4761" w:themeColor="accent1" w:themeShade="BF"/>
     </w:rPr>
   </w:style>
-  <w:style w:type="character" w:styleId="168">
+  <w:style w:type="character" w:styleId="854">
     <w:name w:val="Intense Quote Char"/>
-    <w:basedOn w:val="148"/>
-    <w:link w:val="167"/>
+    <w:basedOn w:val="836"/>
+    <w:link w:val="853"/>
     <w:uiPriority w:val="30"/>
     <w:pPr>
       <w:pBdr/>
@@ -30808,9 +31172,9 @@
       <w:color w:val="0f4761" w:themeColor="accent1" w:themeShade="BF"/>
     </w:rPr>
   </w:style>
-  <w:style w:type="character" w:styleId="169">
+  <w:style w:type="character" w:styleId="855">
     <w:name w:val="Intense Reference"/>
-    <w:basedOn w:val="148"/>
+    <w:basedOn w:val="836"/>
     <w:uiPriority w:val="32"/>
     <w:qFormat/>
     <w:pPr>
@@ -30826,9 +31190,9 @@
       <w:spacing w:val="5"/>
     </w:rPr>
   </w:style>
-  <w:style w:type="character" w:styleId="171">
+  <w:style w:type="character" w:styleId="856">
     <w:name w:val="Subtle Emphasis"/>
-    <w:basedOn w:val="148"/>
+    <w:basedOn w:val="836"/>
     <w:uiPriority w:val="19"/>
     <w:qFormat/>
     <w:pPr>
@@ -30842,9 +31206,9 @@
       <w:color w:val="404040" w:themeColor="text1" w:themeTint="BF"/>
     </w:rPr>
   </w:style>
-  <w:style w:type="character" w:styleId="172">
+  <w:style w:type="character" w:styleId="857">
     <w:name w:val="Emphasis"/>
-    <w:basedOn w:val="148"/>
+    <w:basedOn w:val="836"/>
     <w:uiPriority w:val="20"/>
     <w:qFormat/>
     <w:pPr>
@@ -30857,9 +31221,9 @@
       <w:iCs/>
     </w:rPr>
   </w:style>
-  <w:style w:type="character" w:styleId="173">
+  <w:style w:type="character" w:styleId="858">
     <w:name w:val="Strong"/>
-    <w:basedOn w:val="148"/>
+    <w:basedOn w:val="836"/>
     <w:uiPriority w:val="22"/>
     <w:qFormat/>
     <w:pPr>
@@ -30872,9 +31236,9 @@
       <w:bCs/>
     </w:rPr>
   </w:style>
-  <w:style w:type="character" w:styleId="174">
+  <w:style w:type="character" w:styleId="859">
     <w:name w:val="Subtle Reference"/>
-    <w:basedOn w:val="148"/>
+    <w:basedOn w:val="836"/>
     <w:uiPriority w:val="31"/>
     <w:qFormat/>
     <w:pPr>
@@ -30887,9 +31251,9 @@
       <w:color w:val="5a5a5a" w:themeColor="text1" w:themeTint="A5"/>
     </w:rPr>
   </w:style>
-  <w:style w:type="character" w:styleId="175">
+  <w:style w:type="character" w:styleId="860">
     <w:name w:val="Book Title"/>
-    <w:basedOn w:val="148"/>
+    <w:basedOn w:val="836"/>
     <w:uiPriority w:val="33"/>
     <w:qFormat/>
     <w:pPr>
@@ -30905,10 +31269,10 @@
       <w:spacing w:val="5"/>
     </w:rPr>
   </w:style>
-  <w:style w:type="paragraph" w:styleId="176">
+  <w:style w:type="paragraph" w:styleId="861">
     <w:name w:val="Header"/>
-    <w:basedOn w:val="664"/>
-    <w:link w:val="177"/>
+    <w:basedOn w:val="886"/>
+    <w:link w:val="862"/>
     <w:uiPriority w:val="99"/>
     <w:unhideWhenUsed/>
     <w:pPr>
@@ -30921,10 +31285,10 @@
       <w:ind/>
     </w:pPr>
   </w:style>
-  <w:style w:type="character" w:styleId="177">
+  <w:style w:type="character" w:styleId="862">
     <w:name w:val="Header Char"/>
-    <w:basedOn w:val="148"/>
-    <w:link w:val="176"/>
+    <w:basedOn w:val="836"/>
+    <w:link w:val="861"/>
     <w:uiPriority w:val="99"/>
     <w:pPr>
       <w:pBdr/>
@@ -30932,10 +31296,10 @@
       <w:ind/>
     </w:pPr>
   </w:style>
-  <w:style w:type="paragraph" w:styleId="178">
+  <w:style w:type="paragraph" w:styleId="863">
     <w:name w:val="Footer"/>
-    <w:basedOn w:val="664"/>
-    <w:link w:val="179"/>
+    <w:basedOn w:val="886"/>
+    <w:link w:val="864"/>
     <w:uiPriority w:val="99"/>
     <w:unhideWhenUsed/>
     <w:pPr>
@@ -30948,10 +31312,10 @@
       <w:ind/>
     </w:pPr>
   </w:style>
-  <w:style w:type="character" w:styleId="179">
+  <w:style w:type="character" w:styleId="864">
     <w:name w:val="Footer Char"/>
-    <w:basedOn w:val="148"/>
-    <w:link w:val="178"/>
+    <w:basedOn w:val="836"/>
+    <w:link w:val="863"/>
     <w:uiPriority w:val="99"/>
     <w:pPr>
       <w:pBdr/>
@@ -30959,10 +31323,10 @@
       <w:ind/>
     </w:pPr>
   </w:style>
-  <w:style w:type="paragraph" w:styleId="180">
+  <w:style w:type="paragraph" w:styleId="865">
     <w:name w:val="Caption"/>
-    <w:basedOn w:val="664"/>
-    <w:next w:val="664"/>
+    <w:basedOn w:val="886"/>
+    <w:next w:val="886"/>
     <w:uiPriority w:val="35"/>
     <w:unhideWhenUsed/>
     <w:qFormat/>
@@ -30979,10 +31343,10 @@
       <w:szCs w:val="18"/>
     </w:rPr>
   </w:style>
-  <w:style w:type="paragraph" w:styleId="181">
+  <w:style w:type="paragraph" w:styleId="866">
     <w:name w:val="footnote text"/>
-    <w:basedOn w:val="664"/>
-    <w:link w:val="182"/>
+    <w:basedOn w:val="886"/>
+    <w:link w:val="867"/>
     <w:uiPriority w:val="99"/>
     <w:semiHidden/>
     <w:unhideWhenUsed/>
@@ -30996,10 +31360,10 @@
       <w:szCs w:val="20"/>
     </w:rPr>
   </w:style>
-  <w:style w:type="character" w:styleId="182">
+  <w:style w:type="character" w:styleId="867">
     <w:name w:val="Footnote Text Char"/>
-    <w:basedOn w:val="148"/>
-    <w:link w:val="181"/>
+    <w:basedOn w:val="836"/>
+    <w:link w:val="866"/>
     <w:uiPriority w:val="99"/>
     <w:semiHidden/>
     <w:pPr>
@@ -31012,9 +31376,9 @@
       <w:szCs w:val="20"/>
     </w:rPr>
   </w:style>
-  <w:style w:type="character" w:styleId="183">
+  <w:style w:type="character" w:styleId="868">
     <w:name w:val="footnote reference"/>
-    <w:basedOn w:val="148"/>
+    <w:basedOn w:val="836"/>
     <w:uiPriority w:val="99"/>
     <w:semiHidden/>
     <w:unhideWhenUsed/>
@@ -31027,10 +31391,10 @@
       <w:vertAlign w:val="superscript"/>
     </w:rPr>
   </w:style>
-  <w:style w:type="paragraph" w:styleId="184">
+  <w:style w:type="paragraph" w:styleId="869">
     <w:name w:val="endnote text"/>
-    <w:basedOn w:val="664"/>
-    <w:link w:val="185"/>
+    <w:basedOn w:val="886"/>
+    <w:link w:val="870"/>
     <w:uiPriority w:val="99"/>
     <w:semiHidden/>
     <w:unhideWhenUsed/>
@@ -31044,10 +31408,10 @@
       <w:szCs w:val="20"/>
     </w:rPr>
   </w:style>
-  <w:style w:type="character" w:styleId="185">
+  <w:style w:type="character" w:styleId="870">
     <w:name w:val="Endnote Text Char"/>
-    <w:basedOn w:val="148"/>
-    <w:link w:val="184"/>
+    <w:basedOn w:val="836"/>
+    <w:link w:val="869"/>
     <w:uiPriority w:val="99"/>
     <w:semiHidden/>
     <w:pPr>
@@ -31060,9 +31424,9 @@
       <w:szCs w:val="20"/>
     </w:rPr>
   </w:style>
-  <w:style w:type="character" w:styleId="186">
+  <w:style w:type="character" w:styleId="871">
     <w:name w:val="endnote reference"/>
-    <w:basedOn w:val="148"/>
+    <w:basedOn w:val="836"/>
     <w:uiPriority w:val="99"/>
     <w:semiHidden/>
     <w:unhideWhenUsed/>
@@ -31075,9 +31439,9 @@
       <w:vertAlign w:val="superscript"/>
     </w:rPr>
   </w:style>
-  <w:style w:type="character" w:styleId="187">
+  <w:style w:type="character" w:styleId="872">
     <w:name w:val="Hyperlink"/>
-    <w:basedOn w:val="148"/>
+    <w:basedOn w:val="836"/>
     <w:uiPriority w:val="99"/>
     <w:unhideWhenUsed/>
     <w:pPr>
@@ -31090,9 +31454,9 @@
       <w:u w:val="single"/>
     </w:rPr>
   </w:style>
-  <w:style w:type="character" w:styleId="188">
+  <w:style w:type="character" w:styleId="873">
     <w:name w:val="FollowedHyperlink"/>
-    <w:basedOn w:val="148"/>
+    <w:basedOn w:val="836"/>
     <w:uiPriority w:val="99"/>
     <w:semiHidden/>
     <w:unhideWhenUsed/>
@@ -31106,10 +31470,10 @@
       <w:u w:val="single"/>
     </w:rPr>
   </w:style>
-  <w:style w:type="paragraph" w:styleId="189">
+  <w:style w:type="paragraph" w:styleId="874">
     <w:name w:val="toc 1"/>
-    <w:basedOn w:val="664"/>
-    <w:next w:val="664"/>
+    <w:basedOn w:val="886"/>
+    <w:next w:val="886"/>
     <w:uiPriority w:val="39"/>
     <w:unhideWhenUsed/>
     <w:pPr>
@@ -31118,10 +31482,10 @@
       <w:ind/>
     </w:pPr>
   </w:style>
-  <w:style w:type="paragraph" w:styleId="190">
+  <w:style w:type="paragraph" w:styleId="875">
     <w:name w:val="toc 2"/>
-    <w:basedOn w:val="664"/>
-    <w:next w:val="664"/>
+    <w:basedOn w:val="886"/>
+    <w:next w:val="886"/>
     <w:uiPriority w:val="39"/>
     <w:unhideWhenUsed/>
     <w:pPr>
@@ -31130,10 +31494,10 @@
       <w:ind w:left="220"/>
     </w:pPr>
   </w:style>
-  <w:style w:type="paragraph" w:styleId="191">
+  <w:style w:type="paragraph" w:styleId="876">
     <w:name w:val="toc 3"/>
-    <w:basedOn w:val="664"/>
-    <w:next w:val="664"/>
+    <w:basedOn w:val="886"/>
+    <w:next w:val="886"/>
     <w:uiPriority w:val="39"/>
     <w:unhideWhenUsed/>
     <w:pPr>
@@ -31142,10 +31506,10 @@
       <w:ind w:left="440"/>
     </w:pPr>
   </w:style>
-  <w:style w:type="paragraph" w:styleId="192">
+  <w:style w:type="paragraph" w:styleId="877">
     <w:name w:val="toc 4"/>
-    <w:basedOn w:val="664"/>
-    <w:next w:val="664"/>
+    <w:basedOn w:val="886"/>
+    <w:next w:val="886"/>
     <w:uiPriority w:val="39"/>
     <w:unhideWhenUsed/>
     <w:pPr>
@@ -31154,10 +31518,10 @@
       <w:ind w:left="660"/>
     </w:pPr>
   </w:style>
-  <w:style w:type="paragraph" w:styleId="193">
+  <w:style w:type="paragraph" w:styleId="878">
     <w:name w:val="toc 5"/>
-    <w:basedOn w:val="664"/>
-    <w:next w:val="664"/>
+    <w:basedOn w:val="886"/>
+    <w:next w:val="886"/>
     <w:uiPriority w:val="39"/>
     <w:unhideWhenUsed/>
     <w:pPr>
@@ -31166,10 +31530,10 @@
       <w:ind w:left="880"/>
     </w:pPr>
   </w:style>
-  <w:style w:type="paragraph" w:styleId="194">
+  <w:style w:type="paragraph" w:styleId="879">
     <w:name w:val="toc 6"/>
-    <w:basedOn w:val="664"/>
-    <w:next w:val="664"/>
+    <w:basedOn w:val="886"/>
+    <w:next w:val="886"/>
     <w:uiPriority w:val="39"/>
     <w:unhideWhenUsed/>
     <w:pPr>
@@ -31178,10 +31542,10 @@
       <w:ind w:left="1100"/>
     </w:pPr>
   </w:style>
-  <w:style w:type="paragraph" w:styleId="195">
+  <w:style w:type="paragraph" w:styleId="880">
     <w:name w:val="toc 7"/>
-    <w:basedOn w:val="664"/>
-    <w:next w:val="664"/>
+    <w:basedOn w:val="886"/>
+    <w:next w:val="886"/>
     <w:uiPriority w:val="39"/>
     <w:unhideWhenUsed/>
     <w:pPr>
@@ -31190,10 +31554,10 @@
       <w:ind w:left="1320"/>
     </w:pPr>
   </w:style>
-  <w:style w:type="paragraph" w:styleId="196">
+  <w:style w:type="paragraph" w:styleId="881">
     <w:name w:val="toc 8"/>
-    <w:basedOn w:val="664"/>
-    <w:next w:val="664"/>
+    <w:basedOn w:val="886"/>
+    <w:next w:val="886"/>
     <w:uiPriority w:val="39"/>
     <w:unhideWhenUsed/>
     <w:pPr>
@@ -31202,10 +31566,10 @@
       <w:ind w:left="1540"/>
     </w:pPr>
   </w:style>
-  <w:style w:type="paragraph" w:styleId="197">
+  <w:style w:type="paragraph" w:styleId="882">
     <w:name w:val="toc 9"/>
-    <w:basedOn w:val="664"/>
-    <w:next w:val="664"/>
+    <w:basedOn w:val="886"/>
+    <w:next w:val="886"/>
     <w:uiPriority w:val="39"/>
     <w:unhideWhenUsed/>
     <w:pPr>
@@ -31214,9 +31578,9 @@
       <w:ind w:left="1760"/>
     </w:pPr>
   </w:style>
-  <w:style w:type="character" w:styleId="198">
+  <w:style w:type="character" w:styleId="883">
     <w:name w:val="Placeholder Text"/>
-    <w:basedOn w:val="148"/>
+    <w:basedOn w:val="836"/>
     <w:uiPriority w:val="99"/>
     <w:semiHidden/>
     <w:pPr>
@@ -31228,7 +31592,7 @@
       <w:color w:val="666666"/>
     </w:rPr>
   </w:style>
-  <w:style w:type="paragraph" w:styleId="208">
+  <w:style w:type="paragraph" w:styleId="884">
     <w:name w:val="TOC Heading"/>
     <w:uiPriority w:val="39"/>
     <w:unhideWhenUsed/>
@@ -31238,10 +31602,10 @@
       <w:ind/>
     </w:pPr>
   </w:style>
-  <w:style w:type="paragraph" w:styleId="209">
+  <w:style w:type="paragraph" w:styleId="885">
     <w:name w:val="table of figures"/>
-    <w:basedOn w:val="664"/>
-    <w:next w:val="664"/>
+    <w:basedOn w:val="886"/>
+    <w:next w:val="886"/>
     <w:uiPriority w:val="99"/>
     <w:unhideWhenUsed/>
     <w:pPr>
@@ -31250,7 +31614,7 @@
       <w:ind/>
     </w:pPr>
   </w:style>
-  <w:style w:type="paragraph" w:styleId="664" w:default="1">
+  <w:style w:type="paragraph" w:styleId="886" w:default="1">
     <w:name w:val="Normal"/>
     <w:qFormat/>
     <w:pPr>
@@ -31259,7 +31623,7 @@
       <w:ind/>
     </w:pPr>
   </w:style>
-  <w:style w:type="table" w:styleId="665" w:default="1">
+  <w:style w:type="table" w:styleId="887" w:default="1">
     <w:name w:val="Normal Table"/>
     <w:uiPriority w:val="99"/>
     <w:semiHidden/>
@@ -31452,7 +31816,7 @@
       </w:tcPr>
     </w:tblStylePr>
   </w:style>
-  <w:style w:type="numbering" w:styleId="666" w:default="1">
+  <w:style w:type="numbering" w:styleId="888" w:default="1">
     <w:name w:val="No List"/>
     <w:uiPriority w:val="99"/>
     <w:semiHidden/>
@@ -31463,9 +31827,9 @@
       <w:ind/>
     </w:pPr>
   </w:style>
-  <w:style w:type="paragraph" w:styleId="667">
+  <w:style w:type="paragraph" w:styleId="889">
     <w:name w:val="No Spacing"/>
-    <w:basedOn w:val="664"/>
+    <w:basedOn w:val="886"/>
     <w:uiPriority w:val="1"/>
     <w:qFormat/>
     <w:pPr>
@@ -31474,9 +31838,9 @@
       <w:ind/>
     </w:pPr>
   </w:style>
-  <w:style w:type="paragraph" w:styleId="668">
+  <w:style w:type="paragraph" w:styleId="890">
     <w:name w:val="List Paragraph"/>
-    <w:basedOn w:val="664"/>
+    <w:basedOn w:val="886"/>
     <w:uiPriority w:val="34"/>
     <w:qFormat/>
     <w:pPr>

--- a/Косенко_НИ_Отзыв.docx
+++ b/Косенко_НИ_Отзыв.docx
@@ -24,7 +24,7 @@
       </w:r>
       <w:r>
         <w:rPr>
-          <w:rFonts w:ascii="Times New Roman" w:hAnsi="Times New Roman" w:eastAsia="Times New Roman" w:cs="Times New Roman"/>
+          <w:rFonts w:ascii="Times New Roman" w:hAnsi="Times New Roman" w:cs="Times New Roman"/>
           <w:sz w:val="28"/>
           <w:szCs w:val="28"/>
         </w:rPr>
@@ -60,9 +60,10 @@
       </w:r>
       <w:r>
         <w:rPr>
-          <w:rFonts w:ascii="Times New Roman" w:hAnsi="Times New Roman" w:cs="Times New Roman"/>
+          <w:rFonts w:ascii="Times New Roman" w:hAnsi="Times New Roman" w:eastAsia="Times New Roman" w:cs="Times New Roman"/>
           <w:sz w:val="28"/>
           <w:szCs w:val="28"/>
+          <w:highlight w:val="none"/>
         </w:rPr>
       </w:r>
       <w:r>
@@ -226,7 +227,7 @@
           <w:szCs w:val="28"/>
           <w:highlight w:val="none"/>
         </w:rPr>
-        <w:t xml:space="preserve">большие данных, что предъявляет повышенные требования к производительности систем управления базами данных. Одной из наиболее распространённых реляционных систем управления базами данных является PostgreSQL, которая активно и</w:t>
+        <w:t xml:space="preserve">большие данных, что предъявляет повышенные требования к производительности систем управления базами данных. Одной из наиболее распространённых реляционных СУБД является PostgreSQL, которая активно и</w:t>
       </w:r>
       <w:r>
         <w:rPr>
@@ -305,6 +306,7 @@
           <w:sz w:val="28"/>
           <w:szCs w:val="28"/>
           <w:highlight w:val="none"/>
+          <w:lang w:val="ru-RU"/>
         </w:rPr>
       </w:r>
       <w:r>
@@ -315,7 +317,6 @@
           <w:sz w:val="28"/>
           <w:szCs w:val="28"/>
           <w:highlight w:val="none"/>
-          <w:lang w:val="ru-RU"/>
         </w:rPr>
       </w:r>
     </w:p>
@@ -428,6 +429,7 @@
           <w:sz w:val="28"/>
           <w:szCs w:val="28"/>
           <w:highlight w:val="none"/>
+          <w:lang w:val="en-US"/>
         </w:rPr>
       </w:r>
       <w:r>
@@ -438,7 +440,6 @@
           <w:sz w:val="28"/>
           <w:szCs w:val="28"/>
           <w:highlight w:val="none"/>
-          <w:lang w:val="en-US"/>
         </w:rPr>
       </w:r>
     </w:p>
@@ -480,7 +481,7 @@
           <w:highlight w:val="none"/>
           <w:lang w:val="ru-RU"/>
         </w:rPr>
-        <w:t xml:space="preserve">в результате реализации нового табличного метода доступа к данным Косенко Н.И получил в повышение производительности запросов в сравнении с классическим вариантом устройства расположения данных в </w:t>
+        <w:t xml:space="preserve">в результате реализации нового табличного метода доступа к данным Косенко Н.И получил повышение производительности запросов в сравнении с классическим вариантом устройства расположения данных в </w:t>
       </w:r>
       <w:r>
         <w:rPr>
@@ -502,6 +503,7 @@
           <w:sz w:val="28"/>
           <w:szCs w:val="28"/>
           <w:highlight w:val="none"/>
+          <w:lang w:val="en-US"/>
         </w:rPr>
       </w:r>
       <w:r>
@@ -512,7 +514,6 @@
           <w:sz w:val="28"/>
           <w:szCs w:val="28"/>
           <w:highlight w:val="none"/>
-          <w:lang w:val="en-US"/>
         </w:rPr>
       </w:r>
     </w:p>
@@ -564,6 +565,7 @@
           <w:sz w:val="28"/>
           <w:szCs w:val="28"/>
           <w:highlight w:val="none"/>
+          <w:lang w:val="ru-RU"/>
         </w:rPr>
       </w:r>
       <w:r>
@@ -574,7 +576,6 @@
           <w:sz w:val="28"/>
           <w:szCs w:val="28"/>
           <w:highlight w:val="none"/>
-          <w:lang w:val="ru-RU"/>
         </w:rPr>
       </w:r>
     </w:p>
@@ -616,7 +617,19 @@
           <w:highlight w:val="none"/>
           <w:lang w:val="ru-RU"/>
         </w:rPr>
-        <w:t xml:space="preserve">листом. Считаю, что выпускная квалификационная работа заслуживает оценки «хорошо» (В, </w:t>
+        <w:t xml:space="preserve">листом. Считаю, что выпускная квалификационная работа заслуживает оценки «</w:t>
+      </w:r>
+      <w:r>
+        <w:rPr>
+          <w:rFonts w:ascii="Times New Roman" w:hAnsi="Times New Roman" w:eastAsia="Times New Roman" w:cs="Times New Roman"/>
+          <w:b w:val="0"/>
+          <w:bCs w:val="0"/>
+          <w:sz w:val="28"/>
+          <w:szCs w:val="28"/>
+          <w:highlight w:val="none"/>
+          <w:lang w:val="ru-RU"/>
+        </w:rPr>
+        <w:t xml:space="preserve">отлично» (А, </w:t>
       </w:r>
       <w:r>
         <w:rPr>
@@ -628,7 +641,7 @@
           <w:highlight w:val="none"/>
           <w:lang w:val="en-US"/>
         </w:rPr>
-        <w:t xml:space="preserve">87</w:t>
+        <w:t xml:space="preserve">93</w:t>
       </w:r>
       <w:r>
         <w:rPr>
@@ -640,7 +653,7 @@
           <w:highlight w:val="none"/>
           <w:lang w:val="ru-RU"/>
         </w:rPr>
-        <w:t xml:space="preserve"> баллов), а Косенко Н. И. — присвоения квалификации (степени) «магистр» по направлению </w:t>
+        <w:t xml:space="preserve"> балла), а Косенко Н. И. — присвоения квалификации (степени) «магистр» по направлению </w:t>
       </w:r>
       <w:r>
         <w:rPr>
@@ -674,40 +687,6 @@
           <w:sz w:val="28"/>
           <w:szCs w:val="28"/>
           <w:highlight w:val="none"/>
-          <w:lang w:val="ru-RU"/>
-        </w:rPr>
-      </w:r>
-      <w:r>
-        <w:rPr>
-          <w:rFonts w:ascii="Times New Roman" w:hAnsi="Times New Roman" w:eastAsia="Times New Roman" w:cs="Times New Roman"/>
-          <w:b w:val="0"/>
-          <w:bCs w:val="0"/>
-          <w:sz w:val="28"/>
-          <w:szCs w:val="28"/>
-          <w:highlight w:val="none"/>
-          <w:lang w:val="ru-RU" w:bidi="ru-RU"/>
-        </w:rPr>
-      </w:r>
-      <w:r>
-        <w:rPr>
-          <w:rFonts w:ascii="Times New Roman" w:hAnsi="Times New Roman" w:eastAsia="Times New Roman" w:cs="Times New Roman"/>
-          <w:b w:val="0"/>
-          <w:bCs w:val="0"/>
-          <w:sz w:val="28"/>
-          <w:szCs w:val="28"/>
-          <w:highlight w:val="none"/>
-          <w:lang w:val="ru-RU" w:bidi="ru-RU"/>
-        </w:rPr>
-      </w:r>
-      <w:r>
-        <w:rPr>
-          <w:rFonts w:ascii="Times New Roman" w:hAnsi="Times New Roman" w:eastAsia="Times New Roman" w:cs="Times New Roman"/>
-          <w:b w:val="0"/>
-          <w:bCs w:val="0"/>
-          <w:sz w:val="28"/>
-          <w:szCs w:val="28"/>
-          <w:highlight w:val="none"/>
-          <w:lang w:val="ru-RU"/>
         </w:rPr>
       </w:r>
       <w:r>
@@ -756,7 +735,6 @@
           <w:sz w:val="6"/>
           <w:szCs w:val="6"/>
           <w:highlight w:val="none"/>
-          <w:lang w:val="ru-RU"/>
         </w:rPr>
       </w:r>
       <w:r>
@@ -798,6 +776,17 @@
           <w:lang w:val="ru-RU"/>
         </w:rPr>
         <w:t xml:space="preserve">Научный руководитель,</w:t>
+      </w:r>
+      <w:r>
+        <w:rPr>
+          <w:rFonts w:ascii="Times New Roman" w:hAnsi="Times New Roman" w:eastAsia="Times New Roman" w:cs="Times New Roman"/>
+          <w:b w:val="0"/>
+          <w:bCs w:val="0"/>
+          <w:sz w:val="28"/>
+          <w:szCs w:val="28"/>
+          <w:highlight w:val="none"/>
+          <w:lang w:val="ru-RU"/>
+        </w:rPr>
       </w:r>
       <w:r>
         <w:rPr>
@@ -915,7 +904,17 @@
           <w:lang w:val="ru-RU" w:bidi="ru-RU"/>
         </w:rPr>
       </w:r>
-      <w:r/>
+      <w:r>
+        <w:rPr>
+          <w:rFonts w:ascii="Times New Roman" w:hAnsi="Times New Roman" w:eastAsia="Times New Roman" w:cs="Times New Roman"/>
+          <w:b w:val="0"/>
+          <w:bCs w:val="0"/>
+          <w:sz w:val="28"/>
+          <w:szCs w:val="28"/>
+          <w:highlight w:val="none"/>
+          <w:lang w:val="ru-RU" w:bidi="ru-RU"/>
+        </w:rPr>
+      </w:r>
     </w:p>
     <w:p>
       <w:pPr>
@@ -966,6 +965,17 @@
           <w:lang w:val="en-US"/>
         </w:rPr>
         <w:t xml:space="preserve">/_____</w:t>
+      </w:r>
+      <w:r>
+        <w:rPr>
+          <w:rFonts w:ascii="Times New Roman" w:hAnsi="Times New Roman" w:eastAsia="Times New Roman" w:cs="Times New Roman"/>
+          <w:b w:val="0"/>
+          <w:bCs w:val="0"/>
+          <w:sz w:val="28"/>
+          <w:szCs w:val="28"/>
+          <w:highlight w:val="none"/>
+          <w:lang w:val="ru-RU" w:bidi="ru-RU"/>
+        </w:rPr>
       </w:r>
       <w:r>
         <w:rPr>

--- a/Косенко_НИ_Отзыв.docx
+++ b/Косенко_НИ_Отзыв.docx
@@ -4,988 +4,1221 @@
   <w:body>
     <w:p>
       <w:pPr>
-        <w:pBdr/>
-        <w:spacing/>
-        <w:ind/>
-        <w:jc w:val="center"/>
+        <w:pStyle w:val="893"/>
+        <w:pBdr/>
+        <w:spacing w:line="360" w:lineRule="auto"/>
+        <w:ind/>
         <w:rPr>
-          <w:rFonts w:ascii="Times New Roman" w:hAnsi="Times New Roman" w:cs="Times New Roman"/>
-          <w:sz w:val="28"/>
-          <w:szCs w:val="28"/>
+          <w:sz w:val="24"/>
+          <w:szCs w:val="24"/>
         </w:rPr>
       </w:pPr>
       <w:r>
         <w:rPr>
-          <w:rFonts w:ascii="Times New Roman" w:hAnsi="Times New Roman" w:eastAsia="Times New Roman" w:cs="Times New Roman"/>
-          <w:sz w:val="28"/>
-          <w:szCs w:val="28"/>
+          <w:sz w:val="24"/>
+          <w:szCs w:val="24"/>
         </w:rPr>
-        <w:t xml:space="preserve">Отзыв</w:t>
+        <w:t xml:space="preserve">Министерство науки и высшего образования Российской Федерации</w:t>
       </w:r>
       <w:r>
         <w:rPr>
-          <w:rFonts w:ascii="Times New Roman" w:hAnsi="Times New Roman" w:cs="Times New Roman"/>
-          <w:sz w:val="28"/>
-          <w:szCs w:val="28"/>
+          <w:sz w:val="24"/>
+          <w:szCs w:val="24"/>
         </w:rPr>
       </w:r>
       <w:r>
         <w:rPr>
-          <w:rFonts w:ascii="Times New Roman" w:hAnsi="Times New Roman" w:cs="Times New Roman"/>
-          <w:sz w:val="28"/>
-          <w:szCs w:val="28"/>
+          <w:sz w:val="24"/>
+          <w:szCs w:val="24"/>
         </w:rPr>
       </w:r>
     </w:p>
     <w:p>
       <w:pPr>
-        <w:pBdr/>
-        <w:spacing/>
+        <w:pStyle w:val="895"/>
+        <w:pBdr/>
+        <w:spacing w:after="0" w:before="0" w:line="360" w:lineRule="auto"/>
         <w:ind/>
         <w:jc w:val="center"/>
         <w:rPr>
-          <w:rFonts w:ascii="Times New Roman" w:hAnsi="Times New Roman" w:eastAsia="Times New Roman" w:cs="Times New Roman"/>
-          <w:sz w:val="28"/>
-          <w:szCs w:val="28"/>
-          <w:highlight w:val="none"/>
+          <w:b/>
+          <w:sz w:val="20"/>
+          <w:szCs w:val="20"/>
         </w:rPr>
       </w:pPr>
       <w:r>
         <w:rPr>
-          <w:rFonts w:ascii="Times New Roman" w:hAnsi="Times New Roman" w:eastAsia="Times New Roman" w:cs="Times New Roman"/>
-          <w:sz w:val="28"/>
-          <w:szCs w:val="28"/>
+          <w:b/>
+          <w:sz w:val="20"/>
+          <w:szCs w:val="20"/>
         </w:rPr>
-        <w:t xml:space="preserve">на выпускную квалификационную работу студента Косенко Н. И. на тему:</w:t>
+        <w:t xml:space="preserve">Федеральное государственное автономное образовательное учреждение высшего образования</w:t>
       </w:r>
       <w:r>
         <w:rPr>
-          <w:rFonts w:ascii="Times New Roman" w:hAnsi="Times New Roman" w:eastAsia="Times New Roman" w:cs="Times New Roman"/>
-          <w:sz w:val="28"/>
-          <w:szCs w:val="28"/>
-          <w:highlight w:val="none"/>
+          <w:b/>
+          <w:sz w:val="20"/>
+          <w:szCs w:val="20"/>
         </w:rPr>
       </w:r>
       <w:r>
         <w:rPr>
-          <w:rFonts w:ascii="Times New Roman" w:hAnsi="Times New Roman" w:eastAsia="Times New Roman" w:cs="Times New Roman"/>
-          <w:sz w:val="28"/>
-          <w:szCs w:val="28"/>
-          <w:highlight w:val="none"/>
+          <w:b/>
+          <w:sz w:val="20"/>
+          <w:szCs w:val="20"/>
         </w:rPr>
       </w:r>
     </w:p>
     <w:p>
       <w:pPr>
         <w:pBdr/>
-        <w:spacing/>
+        <w:spacing w:line="360" w:lineRule="auto"/>
         <w:ind/>
         <w:jc w:val="center"/>
         <w:rPr>
-          <w:rFonts w:ascii="Times New Roman" w:hAnsi="Times New Roman" w:eastAsia="Times New Roman" w:cs="Times New Roman"/>
           <w:b/>
-          <w:bCs/>
-          <w:sz w:val="28"/>
-          <w:szCs w:val="28"/>
-          <w:highlight w:val="none"/>
         </w:rPr>
       </w:pPr>
       <w:r>
         <w:rPr>
-          <w:rFonts w:ascii="Times New Roman" w:hAnsi="Times New Roman" w:eastAsia="Times New Roman" w:cs="Times New Roman"/>
           <w:b/>
+        </w:rPr>
+        <w:t xml:space="preserve"> «Национальный исследовательский ядерный университет «МИФИ»</w:t>
+      </w:r>
+      <w:r>
+        <w:rPr>
+          <w:b/>
+        </w:rPr>
+      </w:r>
+      <w:r>
+        <w:rPr>
+          <w:b/>
+        </w:rPr>
+      </w:r>
+    </w:p>
+    <w:p>
+      <w:pPr>
+        <w:pBdr/>
+        <w:spacing w:line="360" w:lineRule="auto"/>
+        <w:ind/>
+        <w:jc w:val="center"/>
+        <w:rPr>
+          <w:rFonts w:eastAsia="Times New Roman"/>
+          <w:b/>
+          <w:lang w:eastAsia="ru-RU"/>
+        </w:rPr>
+      </w:pPr>
+      <w:r>
+        <w:rPr>
+          <w:rFonts w:eastAsia="Times New Roman"/>
+          <w:b/>
+          <w:lang w:eastAsia="ru-RU"/>
+        </w:rPr>
+        <w:t xml:space="preserve">Институт интеллектуальных кибернетических систем</w:t>
+      </w:r>
+      <w:r>
+        <w:rPr>
+          <w:rFonts w:eastAsia="Times New Roman"/>
+          <w:b/>
+          <w:lang w:eastAsia="ru-RU"/>
+        </w:rPr>
+      </w:r>
+      <w:r>
+        <w:rPr>
+          <w:rFonts w:eastAsia="Times New Roman"/>
+          <w:b/>
+          <w:lang w:eastAsia="ru-RU"/>
+        </w:rPr>
+      </w:r>
+    </w:p>
+    <w:p>
+      <w:pPr>
+        <w:pBdr/>
+        <w:spacing w:line="360" w:lineRule="auto"/>
+        <w:ind/>
+        <w:jc w:val="center"/>
+        <w:rPr>
           <w:bCs/>
-          <w:sz w:val="28"/>
-          <w:szCs w:val="28"/>
-          <w:highlight w:val="none"/>
-          <w:lang w:val="en-US"/>
+        </w:rPr>
+      </w:pPr>
+      <w:r>
+        <w:rPr>
+          <w:b/>
+        </w:rPr>
+        <w:t xml:space="preserve">Кафедра кибернетики (№ 22)</w:t>
+      </w:r>
+      <w:r>
+        <w:rPr>
+          <w:bCs/>
+        </w:rPr>
+      </w:r>
+      <w:r>
+        <w:rPr>
+          <w:bCs/>
+        </w:rPr>
+      </w:r>
+    </w:p>
+    <w:p>
+      <w:pPr>
+        <w:pBdr/>
+        <w:spacing w:line="360" w:lineRule="auto"/>
+        <w:ind/>
+        <w:jc w:val="both"/>
+        <w:rPr>
+          <w:b/>
+        </w:rPr>
+      </w:pPr>
+      <w:r>
+        <w:rPr>
+          <w:b/>
+        </w:rPr>
+      </w:r>
+      <w:r>
+        <w:rPr>
+          <w:b/>
+        </w:rPr>
+      </w:r>
+      <w:r>
+        <w:rPr>
+          <w:b/>
+        </w:rPr>
+      </w:r>
+    </w:p>
+    <w:p>
+      <w:pPr>
+        <w:pStyle w:val="886"/>
+        <w:pBdr/>
+        <w:spacing w:line="360" w:lineRule="auto"/>
+        <w:ind/>
+        <w:rPr/>
+      </w:pPr>
+      <w:r>
+        <w:rPr>
+          <w:szCs w:val="24"/>
+        </w:rPr>
+        <w:t xml:space="preserve">Отзыв научного руководителя</w:t>
+      </w:r>
+      <w:r>
+        <w:t xml:space="preserve"> </w:t>
+      </w:r>
+      <w:r/>
+    </w:p>
+    <w:p>
+      <w:pPr>
+        <w:pStyle w:val="886"/>
+        <w:pBdr/>
+        <w:spacing w:line="360" w:lineRule="auto"/>
+        <w:ind/>
+        <w:rPr>
+          <w:szCs w:val="24"/>
+        </w:rPr>
+      </w:pPr>
+      <w:r>
+        <w:t xml:space="preserve">на выпускную квалификационную работу  студента</w:t>
+      </w:r>
+      <w:r>
+        <w:rPr>
+          <w:bCs/>
+        </w:rPr>
+        <w:t xml:space="preserve"> </w:t>
+      </w:r>
+      <w:r>
+        <w:rPr>
+          <w:bCs/>
+          <w:u w:val="single"/>
+        </w:rPr>
+        <w:t xml:space="preserve">очной</w:t>
+      </w:r>
+      <w:r>
+        <w:t xml:space="preserve"> формы обучения</w:t>
+      </w:r>
+      <w:r>
+        <w:rPr>
+          <w:szCs w:val="24"/>
+        </w:rPr>
+      </w:r>
+      <w:r>
+        <w:rPr>
+          <w:szCs w:val="24"/>
+        </w:rPr>
+      </w:r>
+    </w:p>
+    <w:p>
+      <w:pPr>
+        <w:pBdr/>
+        <w:spacing/>
+        <w:ind/>
+        <w:rPr>
+          <w:lang w:eastAsia="ru-RU"/>
+        </w:rPr>
+      </w:pPr>
+      <w:r>
+        <w:rPr>
+          <w:lang w:eastAsia="ru-RU"/>
+        </w:rPr>
+      </w:r>
+      <w:r>
+        <w:rPr>
+          <w:lang w:eastAsia="ru-RU"/>
+        </w:rPr>
+      </w:r>
+      <w:r>
+        <w:rPr>
+          <w:lang w:eastAsia="ru-RU"/>
+        </w:rPr>
+      </w:r>
+    </w:p>
+    <w:tbl>
+      <w:tblPr>
+        <w:tblStyle w:val="898"/>
+        <w:tblW w:w="0" w:type="auto"/>
+        <w:tblBorders>
+          <w:top w:val="none" w:color="auto" w:sz="0" w:space="0"/>
+          <w:left w:val="none" w:color="auto" w:sz="0" w:space="0"/>
+          <w:bottom w:val="none" w:color="auto" w:sz="0" w:space="0"/>
+          <w:right w:val="none" w:color="auto" w:sz="0" w:space="0"/>
+          <w:insideH w:val="none" w:color="auto" w:sz="0" w:space="0"/>
+          <w:insideV w:val="none" w:color="auto" w:sz="0" w:space="0"/>
+        </w:tblBorders>
+        <w:tblLook w:val="04A0" w:firstRow="1" w:lastRow="0" w:firstColumn="1" w:lastColumn="0" w:noHBand="0" w:noVBand="1"/>
+      </w:tblPr>
+      <w:tblGrid>
+        <w:gridCol w:w="4503"/>
+        <w:gridCol w:w="5068"/>
+      </w:tblGrid>
+      <w:tr>
+        <w:trPr/>
+        <w:tc>
+          <w:tcPr>
+            <w:tcBorders/>
+            <w:tcW w:w="4503" w:type="dxa"/>
+          </w:tcPr>
+          <w:p>
+            <w:pPr>
+              <w:pBdr/>
+              <w:spacing/>
+              <w:ind/>
+              <w:rPr>
+                <w:b/>
+                <w:lang w:eastAsia="ru-RU"/>
+              </w:rPr>
+            </w:pPr>
+            <w:r>
+              <w:rPr>
+                <w:b/>
+                <w:lang w:eastAsia="ru-RU"/>
+              </w:rPr>
+              <w:t xml:space="preserve">ФИО студента</w:t>
+            </w:r>
+            <w:r>
+              <w:rPr>
+                <w:b/>
+                <w:lang w:eastAsia="ru-RU"/>
+              </w:rPr>
+              <w:t xml:space="preserve">:</w:t>
+            </w:r>
+            <w:r>
+              <w:rPr>
+                <w:b/>
+                <w:lang w:eastAsia="ru-RU"/>
+              </w:rPr>
+            </w:r>
+            <w:r>
+              <w:rPr>
+                <w:b/>
+                <w:lang w:eastAsia="ru-RU"/>
+              </w:rPr>
+            </w:r>
+          </w:p>
+        </w:tc>
+        <w:tc>
+          <w:tcPr>
+            <w:tcBorders/>
+            <w:tcW w:w="5068" w:type="dxa"/>
+          </w:tcPr>
+          <w:p>
+            <w:pPr>
+              <w:pBdr/>
+              <w:spacing/>
+              <w:ind/>
+              <w:rPr>
+                <w:b/>
+                <w:lang w:eastAsia="ru-RU"/>
+              </w:rPr>
+            </w:pPr>
+            <w:r>
+              <w:rPr>
+                <w:b/>
+                <w:bCs/>
+              </w:rPr>
+              <w:t xml:space="preserve">Косенко Никита Игоревич</w:t>
+            </w:r>
+            <w:r>
+              <w:rPr>
+                <w:b/>
+                <w:lang w:eastAsia="ru-RU"/>
+              </w:rPr>
+            </w:r>
+            <w:r>
+              <w:rPr>
+                <w:b/>
+                <w:lang w:eastAsia="ru-RU"/>
+              </w:rPr>
+            </w:r>
+          </w:p>
+        </w:tc>
+      </w:tr>
+      <w:tr>
+        <w:trPr/>
+        <w:tc>
+          <w:tcPr>
+            <w:tcBorders/>
+            <w:tcW w:w="4503" w:type="dxa"/>
+            <w:vAlign w:val="bottom"/>
+          </w:tcPr>
+          <w:p>
+            <w:pPr>
+              <w:pBdr/>
+              <w:spacing w:before="200"/>
+              <w:ind/>
+              <w:rPr>
+                <w:b/>
+              </w:rPr>
+            </w:pPr>
+            <w:r>
+              <w:rPr>
+                <w:b/>
+              </w:rPr>
+              <w:t xml:space="preserve">Руководитель выпускной</w:t>
+            </w:r>
+            <w:r>
+              <w:rPr>
+                <w:b/>
+              </w:rPr>
+            </w:r>
+            <w:r>
+              <w:rPr>
+                <w:b/>
+              </w:rPr>
+            </w:r>
+          </w:p>
+          <w:p>
+            <w:pPr>
+              <w:pBdr/>
+              <w:spacing/>
+              <w:ind/>
+              <w:rPr>
+                <w:b/>
+                <w:bCs/>
+              </w:rPr>
+            </w:pPr>
+            <w:r>
+              <w:rPr>
+                <w:b/>
+              </w:rPr>
+              <w:t xml:space="preserve">квалификационной работы</w:t>
+            </w:r>
+            <w:r>
+              <w:rPr>
+                <w:b/>
+              </w:rPr>
+              <w:t xml:space="preserve">:</w:t>
+            </w:r>
+            <w:r>
+              <w:rPr>
+                <w:b/>
+                <w:bCs/>
+              </w:rPr>
+            </w:r>
+            <w:r>
+              <w:rPr>
+                <w:b/>
+                <w:bCs/>
+              </w:rPr>
+            </w:r>
+          </w:p>
+        </w:tc>
+        <w:tc>
+          <w:tcPr>
+            <w:tcBorders/>
+            <w:tcW w:w="5068" w:type="dxa"/>
+            <w:vAlign w:val="bottom"/>
+          </w:tcPr>
+          <w:p>
+            <w:pPr>
+              <w:pBdr/>
+              <w:spacing/>
+              <w:ind/>
+              <w:rPr>
+                <w:lang w:eastAsia="ru-RU"/>
+              </w:rPr>
+            </w:pPr>
+            <w:r>
+              <w:rPr>
+                <w:b/>
+                <w:bCs/>
+              </w:rPr>
+              <w:t xml:space="preserve">Климов Валентин Вячеславович</w:t>
+            </w:r>
+            <w:r>
+              <w:rPr>
+                <w:b/>
+                <w:bCs/>
+              </w:rPr>
+              <w:t xml:space="preserve">, </w:t>
+            </w:r>
+            <w:r>
+              <w:rPr>
+                <w:b/>
+                <w:bCs/>
+              </w:rPr>
+              <w:t xml:space="preserve"> </w:t>
+            </w:r>
+            <w:r>
+              <w:rPr>
+                <w:b/>
+                <w:bCs/>
+              </w:rPr>
+              <w:t xml:space="preserve">к.т.н., доцент</w:t>
+            </w:r>
+            <w:r>
+              <w:rPr>
+                <w:b/>
+                <w:bCs/>
+              </w:rPr>
+              <w:t xml:space="preserve"> кафедры </w:t>
+            </w:r>
+            <w:r>
+              <w:rPr>
+                <w:b/>
+                <w:bCs/>
+              </w:rPr>
+              <w:t xml:space="preserve">«Кибернетика»</w:t>
+            </w:r>
+            <w:r>
+              <w:rPr>
+                <w:lang w:eastAsia="ru-RU"/>
+              </w:rPr>
+            </w:r>
+            <w:r>
+              <w:rPr>
+                <w:lang w:eastAsia="ru-RU"/>
+              </w:rPr>
+            </w:r>
+          </w:p>
+        </w:tc>
+      </w:tr>
+    </w:tbl>
+    <w:p>
+      <w:pPr>
+        <w:pBdr/>
+        <w:spacing/>
+        <w:ind/>
+        <w:rPr>
+          <w:lang w:eastAsia="ru-RU"/>
+        </w:rPr>
+      </w:pPr>
+      <w:r>
+        <w:rPr>
+          <w:lang w:eastAsia="ru-RU"/>
+        </w:rPr>
+      </w:r>
+      <w:r>
+        <w:rPr>
+          <w:lang w:eastAsia="ru-RU"/>
+        </w:rPr>
+      </w:r>
+      <w:r>
+        <w:rPr>
+          <w:lang w:eastAsia="ru-RU"/>
+        </w:rPr>
+      </w:r>
+    </w:p>
+    <w:p>
+      <w:pPr>
+        <w:pBdr/>
+        <w:spacing w:line="360" w:lineRule="auto"/>
+        <w:ind/>
+        <w:jc w:val="center"/>
+        <w:rPr>
+          <w:b/>
+          <w:u w:val="single"/>
+        </w:rPr>
+      </w:pPr>
+      <w:r>
+        <w:rPr>
+          <w:b/>
+        </w:rPr>
+        <w:t xml:space="preserve">Тема выпускной квалификационной работы: </w:t>
+      </w:r>
+      <w:r>
+        <w:rPr>
+          <w:b/>
         </w:rPr>
         <w:t xml:space="preserve">«</w:t>
       </w:r>
       <w:r>
         <w:rPr>
-          <w:rFonts w:ascii="Times New Roman" w:hAnsi="Times New Roman" w:eastAsia="Times New Roman" w:cs="Times New Roman"/>
           <w:b/>
-          <w:bCs/>
-          <w:sz w:val="28"/>
-          <w:szCs w:val="28"/>
-          <w:highlight w:val="none"/>
-          <w:lang w:val="ru-RU"/>
         </w:rPr>
-        <w:t xml:space="preserve">Разработка оптимизированного табличного метода доступа для СУБД </w:t>
+        <w:t xml:space="preserve">Разработка оптимизированного табличного метода доступа для СУБД PostgreSQL</w:t>
       </w:r>
       <w:r>
         <w:rPr>
-          <w:rFonts w:ascii="Times New Roman" w:hAnsi="Times New Roman" w:eastAsia="Times New Roman" w:cs="Times New Roman"/>
           <w:b/>
-          <w:bCs/>
-          <w:sz w:val="28"/>
-          <w:szCs w:val="28"/>
-          <w:highlight w:val="none"/>
-          <w:lang w:val="en-US"/>
-        </w:rPr>
-        <w:t xml:space="preserve">PostgreSQL</w:t>
-      </w:r>
-      <w:r>
-        <w:rPr>
-          <w:rFonts w:ascii="Times New Roman" w:hAnsi="Times New Roman" w:eastAsia="Times New Roman" w:cs="Times New Roman"/>
-          <w:b/>
-          <w:bCs/>
-          <w:sz w:val="28"/>
-          <w:szCs w:val="28"/>
-          <w:highlight w:val="none"/>
-          <w:lang w:val="en-US"/>
         </w:rPr>
         <w:t xml:space="preserve">»</w:t>
       </w:r>
       <w:r>
         <w:rPr>
-          <w:rFonts w:ascii="Times New Roman" w:hAnsi="Times New Roman" w:eastAsia="Times New Roman" w:cs="Times New Roman"/>
           <w:b/>
-          <w:bCs/>
-          <w:sz w:val="28"/>
-          <w:szCs w:val="28"/>
-          <w:highlight w:val="none"/>
+          <w:u w:val="single"/>
         </w:rPr>
       </w:r>
       <w:r>
         <w:rPr>
-          <w:rFonts w:ascii="Times New Roman" w:hAnsi="Times New Roman" w:eastAsia="Times New Roman" w:cs="Times New Roman"/>
           <w:b/>
-          <w:bCs/>
-          <w:sz w:val="28"/>
-          <w:szCs w:val="28"/>
-          <w:highlight w:val="none"/>
+          <w:u w:val="single"/>
         </w:rPr>
       </w:r>
     </w:p>
     <w:p>
       <w:pPr>
-        <w:suppressLineNumbers w:val="false"/>
-        <w:pBdr/>
-        <w:spacing w:after="57" w:before="0" w:line="276" w:lineRule="auto"/>
-        <w:ind w:right="0" w:firstLine="709" w:left="0"/>
-        <w:jc w:val="both"/>
+        <w:pBdr/>
+        <w:spacing w:line="360" w:lineRule="auto"/>
+        <w:ind/>
+        <w:jc w:val="center"/>
         <w:rPr>
-          <w:rFonts w:ascii="Times New Roman" w:hAnsi="Times New Roman" w:eastAsia="Times New Roman" w:cs="Times New Roman"/>
-          <w:b w:val="0"/>
-          <w:bCs w:val="0"/>
-          <w:sz w:val="28"/>
-          <w:szCs w:val="28"/>
-          <w:highlight w:val="none"/>
+          <w:b/>
         </w:rPr>
       </w:pPr>
       <w:r>
         <w:rPr>
-          <w:rFonts w:ascii="Times New Roman" w:hAnsi="Times New Roman" w:eastAsia="Times New Roman" w:cs="Times New Roman"/>
-          <w:b w:val="0"/>
-          <w:bCs w:val="0"/>
-          <w:sz w:val="28"/>
-          <w:szCs w:val="28"/>
-          <w:highlight w:val="none"/>
+          <w:b/>
         </w:rPr>
       </w:r>
       <w:r>
         <w:rPr>
-          <w:rFonts w:ascii="Times New Roman" w:hAnsi="Times New Roman" w:eastAsia="Times New Roman" w:cs="Times New Roman"/>
-          <w:b w:val="0"/>
-          <w:bCs w:val="0"/>
-          <w:sz w:val="28"/>
-          <w:szCs w:val="28"/>
-          <w:highlight w:val="none"/>
+          <w:b/>
+        </w:rPr>
+      </w:r>
+      <w:r>
+        <w:rPr>
+          <w:b/>
+        </w:rPr>
+      </w:r>
+    </w:p>
+    <w:p>
+      <w:pPr>
+        <w:pBdr/>
+        <w:spacing w:line="360" w:lineRule="auto"/>
+        <w:ind w:firstLine="708"/>
+        <w:jc w:val="both"/>
+        <w:rPr/>
+      </w:pPr>
+      <w:r>
+        <w:rPr>
+          <w:color w:val="000000"/>
+          <w:shd w:val="clear" w:color="auto" w:fill="ffffff"/>
         </w:rPr>
         <w:t xml:space="preserve">С</w:t>
       </w:r>
       <w:r>
         <w:rPr>
-          <w:rFonts w:ascii="Times New Roman" w:hAnsi="Times New Roman" w:eastAsia="Times New Roman" w:cs="Times New Roman"/>
-          <w:b w:val="0"/>
-          <w:bCs w:val="0"/>
-          <w:sz w:val="28"/>
-          <w:szCs w:val="28"/>
-          <w:highlight w:val="none"/>
+          <w:color w:val="000000"/>
+          <w:shd w:val="clear" w:color="auto" w:fill="ffffff"/>
         </w:rPr>
-        <w:t xml:space="preserve">овременные информационные с</w:t>
+        <w:t xml:space="preserve">овременные информационные системы обрабатывают большие данных, что предъявляет повышенные требования к производительности систем управления базами данных. Одной из наиболее распространённых реляционных СУБД является PostgreSQL, которая активно используется</w:t>
       </w:r>
       <w:r>
         <w:rPr>
-          <w:rFonts w:ascii="Times New Roman" w:hAnsi="Times New Roman" w:eastAsia="Times New Roman" w:cs="Times New Roman"/>
-          <w:b w:val="0"/>
-          <w:bCs w:val="0"/>
-          <w:sz w:val="28"/>
-          <w:szCs w:val="28"/>
-          <w:highlight w:val="none"/>
+          <w:color w:val="000000"/>
+          <w:shd w:val="clear" w:color="auto" w:fill="ffffff"/>
         </w:rPr>
-        <w:t xml:space="preserve">истемы обрабатывают </w:t>
+        <w:t xml:space="preserve"> </w:t>
       </w:r>
       <w:r>
         <w:rPr>
-          <w:rFonts w:ascii="Times New Roman" w:hAnsi="Times New Roman" w:eastAsia="Times New Roman" w:cs="Times New Roman"/>
-          <w:b w:val="0"/>
-          <w:bCs w:val="0"/>
-          <w:sz w:val="28"/>
-          <w:szCs w:val="28"/>
-          <w:highlight w:val="none"/>
+          <w:color w:val="000000"/>
+          <w:shd w:val="clear" w:color="auto" w:fill="ffffff"/>
         </w:rPr>
-        <w:t xml:space="preserve">большие данных, что предъявляет повышенные требования к производительности систем управления базами данных. Одной из наиболее распространённых реляционных СУБД является PostgreSQL, которая активно и</w:t>
+        <w:t xml:space="preserve">в корпоративных приложениях, аналитических системах и веб-сервисах благодаря своей надёжности, расширяемости и поддержке сложных механизмов обработки данных. Работа Косенко Н.И. заключается в реализации расширения для СУБД PostgreSQL, которое позволит уско</w:t>
       </w:r>
       <w:r>
         <w:rPr>
-          <w:rFonts w:ascii="Times New Roman" w:hAnsi="Times New Roman" w:eastAsia="Times New Roman" w:cs="Times New Roman"/>
-          <w:b w:val="0"/>
-          <w:bCs w:val="0"/>
-          <w:sz w:val="28"/>
-          <w:szCs w:val="28"/>
-          <w:highlight w:val="none"/>
+          <w:color w:val="000000"/>
+          <w:shd w:val="clear" w:color="auto" w:fill="ffffff"/>
         </w:rPr>
-        <w:t xml:space="preserve">спользуется в корпоративных приложениях, аналитических системах и веб-сервисах благодаря своей надёжности, расширяемости и поддержке сложных механизмов обработки данных</w:t>
+        <w:t xml:space="preserve">рить выполнение запросов за счет отличного от классического Postgres способа физического расположения данных в файловой системе хост-машины.</w:t>
       </w:r>
       <w:r>
         <w:rPr>
-          <w:rFonts w:ascii="Times New Roman" w:hAnsi="Times New Roman" w:eastAsia="Times New Roman" w:cs="Times New Roman"/>
-          <w:b w:val="0"/>
-          <w:bCs w:val="0"/>
-          <w:sz w:val="28"/>
-          <w:szCs w:val="28"/>
-          <w:highlight w:val="none"/>
+          <w:color w:val="000000"/>
+          <w:shd w:val="clear" w:color="auto" w:fill="ffffff"/>
         </w:rPr>
-        <w:t xml:space="preserve">. Работа Косенко Н.И. заключается в реализации расширения для СУБД </w:t>
+      </w:r>
+      <w:r/>
+    </w:p>
+    <w:p>
+      <w:pPr>
+        <w:pBdr/>
+        <w:spacing w:line="360" w:lineRule="auto"/>
+        <w:ind w:firstLine="708"/>
+        <w:jc w:val="both"/>
+        <w:rPr/>
+      </w:pPr>
+      <w:r>
+        <w:rPr>
+          <w:color w:val="000000"/>
+          <w:shd w:val="clear" w:color="auto" w:fill="ffffff"/>
+        </w:rPr>
+        <w:t xml:space="preserve">В первой главе проводится исследование механизмов работы СУБД PostgreSQL на предмет особенностей, </w:t>
       </w:r>
       <w:r>
         <w:rPr>
-          <w:rFonts w:ascii="Times New Roman" w:hAnsi="Times New Roman" w:eastAsia="Times New Roman" w:cs="Times New Roman"/>
-          <w:b w:val="0"/>
-          <w:bCs w:val="0"/>
-          <w:sz w:val="28"/>
-          <w:szCs w:val="28"/>
-          <w:highlight w:val="none"/>
-          <w:lang w:val="en-US"/>
+          <w:color w:val="000000"/>
+          <w:shd w:val="clear" w:color="auto" w:fill="ffffff"/>
         </w:rPr>
-        <w:t xml:space="preserve">PostgreSQL</w:t>
+        <w:t xml:space="preserve">порождающих замедление исполнения запросов</w:t>
       </w:r>
       <w:r>
         <w:rPr>
-          <w:rFonts w:ascii="Times New Roman" w:hAnsi="Times New Roman" w:eastAsia="Times New Roman" w:cs="Times New Roman"/>
-          <w:b w:val="0"/>
-          <w:bCs w:val="0"/>
-          <w:sz w:val="28"/>
-          <w:szCs w:val="28"/>
-          <w:highlight w:val="none"/>
+          <w:color w:val="000000"/>
+          <w:shd w:val="clear" w:color="auto" w:fill="ffffff"/>
         </w:rPr>
-        <w:t xml:space="preserve">, которое позволит ускорить выполнение запросов за счет отличного от классического </w:t>
+        <w:t xml:space="preserve">. Проводится исследование решений проблемы и сравнение существующих инструментальных средств для их реализации.</w:t>
       </w:r>
       <w:r>
         <w:rPr>
-          <w:rFonts w:ascii="Times New Roman" w:hAnsi="Times New Roman" w:eastAsia="Times New Roman" w:cs="Times New Roman"/>
-          <w:b w:val="0"/>
-          <w:bCs w:val="0"/>
-          <w:sz w:val="28"/>
-          <w:szCs w:val="28"/>
-          <w:highlight w:val="none"/>
-          <w:lang w:val="en-US"/>
+          <w:color w:val="000000"/>
+          <w:shd w:val="clear" w:color="auto" w:fill="ffffff"/>
         </w:rPr>
-        <w:t xml:space="preserve">Postgres </w:t>
+      </w:r>
+      <w:r/>
+    </w:p>
+    <w:p>
+      <w:pPr>
+        <w:pBdr/>
+        <w:spacing w:line="360" w:lineRule="auto"/>
+        <w:ind w:firstLine="708"/>
+        <w:jc w:val="both"/>
+        <w:rPr/>
+      </w:pPr>
+      <w:r>
+        <w:rPr>
+          <w:color w:val="000000"/>
+          <w:shd w:val="clear" w:color="auto" w:fill="ffffff"/>
+        </w:rPr>
+        <w:t xml:space="preserve">Вторая глава посвящена описанию альтернативного способа реализации механизма обеспечения многоверсионности кортежей таблиц для СУБД PostgreSQL. Также она содержит описание процесса восстановления при сбое сервера.</w:t>
       </w:r>
       <w:r>
         <w:rPr>
-          <w:rFonts w:ascii="Times New Roman" w:hAnsi="Times New Roman" w:eastAsia="Times New Roman" w:cs="Times New Roman"/>
-          <w:b w:val="0"/>
-          <w:bCs w:val="0"/>
-          <w:sz w:val="28"/>
-          <w:szCs w:val="28"/>
-          <w:highlight w:val="none"/>
-          <w:lang w:val="ru-RU"/>
+          <w:color w:val="000000"/>
+          <w:shd w:val="clear" w:color="auto" w:fill="ffffff"/>
         </w:rPr>
-        <w:t xml:space="preserve">способа физического расположения данных в файловой системе хост-машины.</w:t>
+      </w:r>
+      <w:r/>
+    </w:p>
+    <w:p>
+      <w:pPr>
+        <w:pBdr/>
+        <w:spacing w:line="360" w:lineRule="auto"/>
+        <w:ind w:firstLine="708"/>
+        <w:jc w:val="both"/>
+        <w:rPr/>
+      </w:pPr>
+      <w:r>
+        <w:rPr>
+          <w:color w:val="000000"/>
+          <w:shd w:val="clear" w:color="auto" w:fill="ffffff"/>
+        </w:rPr>
+        <w:t xml:space="preserve">Третья глава содержит описание архитектуры расширения. В ней описывается модульная структура проекта, основные функции, используемые при работе метода доступа. Также приводится описание процесса интеграции расширения с кластером СУБД</w:t>
       </w:r>
       <w:r>
         <w:rPr>
-          <w:rFonts w:ascii="Times New Roman" w:hAnsi="Times New Roman" w:eastAsia="Times New Roman" w:cs="Times New Roman"/>
-          <w:b w:val="0"/>
-          <w:bCs w:val="0"/>
-          <w:sz w:val="28"/>
-          <w:szCs w:val="28"/>
-          <w:highlight w:val="none"/>
-          <w:lang w:val="ru-RU"/>
+          <w:color w:val="000000"/>
+          <w:shd w:val="clear" w:color="auto" w:fill="ffffff"/>
+        </w:rPr>
+        <w:t xml:space="preserve">.</w:t>
+      </w:r>
+      <w:r>
+        <w:rPr>
+          <w:color w:val="000000"/>
+          <w:shd w:val="clear" w:color="auto" w:fill="ffffff"/>
+        </w:rPr>
+      </w:r>
+      <w:r/>
+    </w:p>
+    <w:p>
+      <w:pPr>
+        <w:pBdr/>
+        <w:spacing w:line="360" w:lineRule="auto"/>
+        <w:ind w:firstLine="708"/>
+        <w:jc w:val="both"/>
+        <w:rPr>
+          <w:color w:val="000000"/>
+        </w:rPr>
+      </w:pPr>
+      <w:r>
+        <w:rPr>
+          <w:color w:val="000000"/>
+          <w:shd w:val="clear" w:color="auto" w:fill="ffffff"/>
+        </w:rPr>
+        <w:t xml:space="preserve">В четвертой главе описывается программная реализация разработанной библиотеки-расширения, приводятся результаты ее использования и нагрузочного тестирования, на основании ко</w:t>
+      </w:r>
+      <w:r>
+        <w:rPr>
+          <w:color w:val="000000"/>
+          <w:shd w:val="clear" w:color="auto" w:fill="ffffff"/>
+        </w:rPr>
+        <w:t xml:space="preserve">торого делаются выводы о полученном приросте производительности</w:t>
+      </w:r>
+      <w:r>
+        <w:rPr>
+          <w:color w:val="000000"/>
+          <w:shd w:val="clear" w:color="auto" w:fill="ffffff"/>
+        </w:rPr>
+        <w:t xml:space="preserve">.</w:t>
+      </w:r>
+      <w:r>
+        <w:rPr>
+          <w:color w:val="000000"/>
         </w:rPr>
       </w:r>
       <w:r>
         <w:rPr>
-          <w:rFonts w:ascii="Times New Roman" w:hAnsi="Times New Roman" w:eastAsia="Times New Roman" w:cs="Times New Roman"/>
-          <w:b w:val="0"/>
-          <w:bCs w:val="0"/>
-          <w:sz w:val="28"/>
-          <w:szCs w:val="28"/>
-          <w:highlight w:val="none"/>
+          <w:color w:val="000000"/>
         </w:rPr>
       </w:r>
     </w:p>
     <w:p>
       <w:pPr>
-        <w:keepLines w:val="true"/>
-        <w:suppressLineNumbers w:val="false"/>
-        <w:pBdr/>
-        <w:spacing w:after="57" w:before="0" w:line="276" w:lineRule="auto"/>
+        <w:pBdr/>
+        <w:spacing w:line="360" w:lineRule="auto"/>
         <w:ind w:firstLine="708"/>
         <w:jc w:val="both"/>
         <w:rPr>
-          <w:rFonts w:ascii="Times New Roman" w:hAnsi="Times New Roman" w:eastAsia="Times New Roman" w:cs="Times New Roman"/>
-          <w:b w:val="0"/>
-          <w:bCs w:val="0"/>
-          <w:sz w:val="28"/>
-          <w:szCs w:val="28"/>
-          <w:highlight w:val="none"/>
+          <w:color w:val="000000"/>
         </w:rPr>
       </w:pPr>
       <w:r>
         <w:rPr>
-          <w:rFonts w:ascii="Times New Roman" w:hAnsi="Times New Roman" w:eastAsia="Times New Roman" w:cs="Times New Roman"/>
-          <w:b w:val="0"/>
-          <w:bCs w:val="0"/>
-          <w:sz w:val="28"/>
-          <w:szCs w:val="28"/>
-          <w:highlight w:val="none"/>
-          <w:lang w:val="ru-RU"/>
+          <w:color w:val="000000"/>
+          <w:shd w:val="clear" w:color="auto" w:fill="ffffff"/>
         </w:rPr>
-        <w:t xml:space="preserve">С</w:t>
+        <w:t xml:space="preserve">Преимуществом работы можно считать то, что в результате реализации нового табличного метода доступа к данным Косенко Н.И получил </w:t>
       </w:r>
       <w:r>
         <w:rPr>
-          <w:rFonts w:ascii="Times New Roman" w:hAnsi="Times New Roman" w:eastAsia="Times New Roman" w:cs="Times New Roman"/>
-          <w:b w:val="0"/>
-          <w:bCs w:val="0"/>
-          <w:sz w:val="28"/>
-          <w:szCs w:val="28"/>
-          <w:highlight w:val="none"/>
-          <w:lang w:val="ru-RU"/>
+          <w:color w:val="000000"/>
+          <w:shd w:val="clear" w:color="auto" w:fill="ffffff"/>
         </w:rPr>
-        <w:t xml:space="preserve">тудентом было изучено устройство механизмов работы </w:t>
+        <w:t xml:space="preserve">легко интегрируемый и собираемый программный модуль, дающий повышение производительности запросов в сравнении с классическим вариантом расположения данных в PostgreSQL.</w:t>
       </w:r>
       <w:r>
         <w:rPr>
-          <w:rFonts w:ascii="Times New Roman" w:hAnsi="Times New Roman" w:eastAsia="Times New Roman" w:cs="Times New Roman"/>
-          <w:b w:val="0"/>
-          <w:bCs w:val="0"/>
-          <w:sz w:val="28"/>
-          <w:szCs w:val="28"/>
-          <w:highlight w:val="none"/>
-          <w:lang w:val="en-US"/>
-        </w:rPr>
-        <w:t xml:space="preserve">PostgreSQL </w:t>
-      </w:r>
-      <w:r>
-        <w:rPr>
-          <w:rFonts w:ascii="Times New Roman" w:hAnsi="Times New Roman" w:eastAsia="Times New Roman" w:cs="Times New Roman"/>
-          <w:b w:val="0"/>
-          <w:bCs w:val="0"/>
-          <w:sz w:val="28"/>
-          <w:szCs w:val="28"/>
-          <w:highlight w:val="none"/>
-          <w:lang w:val="ru-RU"/>
-        </w:rPr>
-        <w:t xml:space="preserve">с данными, изучена концепция </w:t>
-      </w:r>
-      <w:r>
-        <w:rPr>
-          <w:rFonts w:ascii="Times New Roman" w:hAnsi="Times New Roman" w:eastAsia="Times New Roman" w:cs="Times New Roman"/>
-          <w:b w:val="0"/>
-          <w:bCs w:val="0"/>
-          <w:sz w:val="28"/>
-          <w:szCs w:val="28"/>
-          <w:highlight w:val="none"/>
-          <w:lang w:val="en-US"/>
-        </w:rPr>
-        <w:t xml:space="preserve">undo-</w:t>
-      </w:r>
-      <w:r>
-        <w:rPr>
-          <w:rFonts w:ascii="Times New Roman" w:hAnsi="Times New Roman" w:eastAsia="Times New Roman" w:cs="Times New Roman"/>
-          <w:b w:val="0"/>
-          <w:bCs w:val="0"/>
-          <w:sz w:val="28"/>
-          <w:szCs w:val="28"/>
-          <w:highlight w:val="none"/>
-          <w:lang w:val="ru-RU"/>
-        </w:rPr>
-        <w:t xml:space="preserve">логирования, а также проанализированы современные программные средства для написания расширений для </w:t>
-      </w:r>
-      <w:r>
-        <w:rPr>
-          <w:rFonts w:ascii="Times New Roman" w:hAnsi="Times New Roman" w:eastAsia="Times New Roman" w:cs="Times New Roman"/>
-          <w:b w:val="0"/>
-          <w:bCs w:val="0"/>
-          <w:sz w:val="28"/>
-          <w:szCs w:val="28"/>
-          <w:highlight w:val="none"/>
-          <w:lang w:val="en-US"/>
-        </w:rPr>
-        <w:t xml:space="preserve">PostgreSQL.</w:t>
-      </w:r>
-      <w:r>
-        <w:rPr>
-          <w:rFonts w:ascii="Times New Roman" w:hAnsi="Times New Roman" w:eastAsia="Times New Roman" w:cs="Times New Roman"/>
-          <w:b w:val="0"/>
-          <w:bCs w:val="0"/>
-          <w:sz w:val="28"/>
-          <w:szCs w:val="28"/>
-          <w:highlight w:val="none"/>
-          <w:lang w:val="en-US"/>
+          <w:color w:val="000000"/>
         </w:rPr>
       </w:r>
       <w:r>
         <w:rPr>
-          <w:rFonts w:ascii="Times New Roman" w:hAnsi="Times New Roman" w:eastAsia="Times New Roman" w:cs="Times New Roman"/>
-          <w:b w:val="0"/>
-          <w:bCs w:val="0"/>
-          <w:sz w:val="28"/>
-          <w:szCs w:val="28"/>
-          <w:highlight w:val="none"/>
+          <w:color w:val="000000"/>
         </w:rPr>
       </w:r>
     </w:p>
     <w:p>
       <w:pPr>
-        <w:suppressLineNumbers w:val="false"/>
-        <w:pBdr/>
-        <w:spacing w:after="57" w:before="0" w:line="276" w:lineRule="auto"/>
+        <w:pBdr/>
+        <w:spacing w:line="360" w:lineRule="auto"/>
         <w:ind w:firstLine="708"/>
         <w:jc w:val="both"/>
         <w:rPr>
-          <w:rFonts w:ascii="Times New Roman" w:hAnsi="Times New Roman" w:eastAsia="Times New Roman" w:cs="Times New Roman"/>
-          <w:b w:val="0"/>
-          <w:bCs w:val="0"/>
-          <w:sz w:val="28"/>
-          <w:szCs w:val="28"/>
-          <w:highlight w:val="none"/>
+          <w:color w:val="000000"/>
         </w:rPr>
       </w:pPr>
       <w:r>
         <w:rPr>
-          <w:rFonts w:ascii="Times New Roman" w:hAnsi="Times New Roman" w:eastAsia="Times New Roman" w:cs="Times New Roman"/>
-          <w:b w:val="0"/>
-          <w:bCs w:val="0"/>
-          <w:sz w:val="28"/>
-          <w:szCs w:val="28"/>
-          <w:highlight w:val="none"/>
-          <w:lang w:val="ru-RU"/>
-        </w:rPr>
-        <w:t xml:space="preserve">Преимуществом работы можно считать то, что </w:t>
-      </w:r>
-      <w:r>
-        <w:rPr>
-          <w:rFonts w:ascii="Times New Roman" w:hAnsi="Times New Roman" w:eastAsia="Times New Roman" w:cs="Times New Roman"/>
-          <w:b w:val="0"/>
-          <w:bCs w:val="0"/>
-          <w:sz w:val="28"/>
-          <w:szCs w:val="28"/>
-          <w:highlight w:val="none"/>
-          <w:lang w:val="ru-RU"/>
-        </w:rPr>
-        <w:t xml:space="preserve">в результате реализации нового табличного метода доступа к данным Косенко Н.И получил повышение производительности запросов в сравнении с классическим вариантом устройства расположения данных в </w:t>
-      </w:r>
-      <w:r>
-        <w:rPr>
-          <w:rFonts w:ascii="Times New Roman" w:hAnsi="Times New Roman" w:eastAsia="Times New Roman" w:cs="Times New Roman"/>
-          <w:b w:val="0"/>
-          <w:bCs w:val="0"/>
-          <w:sz w:val="28"/>
-          <w:szCs w:val="28"/>
-          <w:highlight w:val="none"/>
-          <w:lang w:val="en-US"/>
-        </w:rPr>
-        <w:t xml:space="preserve">PostgreSQL.</w:t>
-      </w:r>
-      <w:r>
-        <w:rPr>
-          <w:rFonts w:ascii="Times New Roman" w:hAnsi="Times New Roman" w:eastAsia="Times New Roman" w:cs="Times New Roman"/>
-          <w:b w:val="0"/>
-          <w:bCs w:val="0"/>
-          <w:sz w:val="28"/>
-          <w:szCs w:val="28"/>
-          <w:highlight w:val="none"/>
-          <w:lang w:val="en-US"/>
-        </w:rPr>
-      </w:r>
-      <w:r>
-        <w:rPr>
-          <w:rFonts w:ascii="Times New Roman" w:hAnsi="Times New Roman" w:eastAsia="Times New Roman" w:cs="Times New Roman"/>
-          <w:b w:val="0"/>
-          <w:bCs w:val="0"/>
-          <w:sz w:val="28"/>
-          <w:szCs w:val="28"/>
-          <w:highlight w:val="none"/>
-        </w:rPr>
-      </w:r>
-    </w:p>
-    <w:p>
-      <w:pPr>
-        <w:suppressLineNumbers w:val="false"/>
-        <w:pBdr/>
-        <w:spacing w:after="57" w:before="0" w:line="276" w:lineRule="auto"/>
-        <w:ind w:firstLine="708"/>
-        <w:jc w:val="both"/>
-        <w:rPr>
-          <w:rFonts w:ascii="Times New Roman" w:hAnsi="Times New Roman" w:eastAsia="Times New Roman" w:cs="Times New Roman"/>
-          <w:b w:val="0"/>
-          <w:bCs w:val="0"/>
-          <w:sz w:val="28"/>
-          <w:szCs w:val="28"/>
-          <w:highlight w:val="none"/>
-        </w:rPr>
-      </w:pPr>
-      <w:r>
-        <w:rPr>
-          <w:rFonts w:ascii="Times New Roman" w:hAnsi="Times New Roman" w:eastAsia="Times New Roman" w:cs="Times New Roman"/>
-          <w:b w:val="0"/>
-          <w:bCs w:val="0"/>
-          <w:sz w:val="28"/>
-          <w:szCs w:val="28"/>
-          <w:highlight w:val="none"/>
-          <w:lang w:val="ru-RU"/>
+          <w:color w:val="000000"/>
+          <w:shd w:val="clear" w:color="auto" w:fill="ffffff"/>
         </w:rPr>
         <w:t xml:space="preserve">В</w:t>
       </w:r>
       <w:r>
         <w:rPr>
-          <w:rFonts w:ascii="Times New Roman" w:hAnsi="Times New Roman" w:eastAsia="Times New Roman" w:cs="Times New Roman"/>
-          <w:b w:val="0"/>
-          <w:bCs w:val="0"/>
-          <w:sz w:val="28"/>
-          <w:szCs w:val="28"/>
-          <w:highlight w:val="none"/>
-          <w:lang w:val="ru-RU"/>
+          <w:color w:val="000000"/>
+          <w:shd w:val="clear" w:color="auto" w:fill="ffffff"/>
         </w:rPr>
-        <w:t xml:space="preserve"> качестве недостатков  работы следует отметить неполную реализацию работы с большими кортежами в разработанном методе доступа и неполную реализацию свойства изолированности транзакций. Однако данные недостатки не снижают высокого уровня проделанной работы.</w:t>
+        <w:t xml:space="preserve"> качестве недостатков  работы следует отметить отсутствие реализации работы метода доступа с механизмами репликации и неполную реализацию свойства изолированности транзакций. Однако данные недостатки не снижают высокого уровня проделанной работы.</w:t>
       </w:r>
       <w:r>
         <w:rPr>
-          <w:rFonts w:ascii="Times New Roman" w:hAnsi="Times New Roman" w:eastAsia="Times New Roman" w:cs="Times New Roman"/>
-          <w:b w:val="0"/>
-          <w:bCs w:val="0"/>
-          <w:sz w:val="28"/>
-          <w:szCs w:val="28"/>
-          <w:highlight w:val="none"/>
-          <w:lang w:val="ru-RU"/>
+          <w:color w:val="000000"/>
         </w:rPr>
       </w:r>
       <w:r>
         <w:rPr>
-          <w:rFonts w:ascii="Times New Roman" w:hAnsi="Times New Roman" w:eastAsia="Times New Roman" w:cs="Times New Roman"/>
-          <w:b w:val="0"/>
-          <w:bCs w:val="0"/>
-          <w:sz w:val="28"/>
-          <w:szCs w:val="28"/>
-          <w:highlight w:val="none"/>
+          <w:color w:val="000000"/>
         </w:rPr>
       </w:r>
     </w:p>
     <w:p>
       <w:pPr>
-        <w:suppressLineNumbers w:val="false"/>
-        <w:pBdr/>
-        <w:spacing w:after="57" w:before="0" w:line="276" w:lineRule="auto"/>
+        <w:pBdr/>
+        <w:spacing w:line="360" w:lineRule="auto"/>
         <w:ind w:firstLine="708"/>
         <w:jc w:val="both"/>
         <w:rPr>
-          <w:rFonts w:ascii="Times New Roman" w:hAnsi="Times New Roman" w:eastAsia="Times New Roman" w:cs="Times New Roman"/>
-          <w:b w:val="0"/>
-          <w:bCs w:val="0"/>
-          <w:sz w:val="28"/>
-          <w:szCs w:val="28"/>
-          <w:highlight w:val="none"/>
+          <w:color w:val="000000" w:themeColor="text1"/>
         </w:rPr>
       </w:pPr>
       <w:r>
         <w:rPr>
-          <w:rFonts w:ascii="Times New Roman" w:hAnsi="Times New Roman" w:eastAsia="Times New Roman" w:cs="Times New Roman"/>
-          <w:b w:val="0"/>
-          <w:bCs w:val="0"/>
-          <w:sz w:val="28"/>
-          <w:szCs w:val="28"/>
-          <w:highlight w:val="none"/>
-          <w:lang w:val="ru-RU"/>
+          <w:color w:val="000000"/>
+          <w:shd w:val="clear" w:color="auto" w:fill="ffffff"/>
         </w:rPr>
-        <w:t xml:space="preserve">Во время работы над проектом Косенко Н. И. показал себя квалифицированным специа</w:t>
+        <w:t xml:space="preserve">ВЫВОД: </w:t>
       </w:r>
       <w:r>
         <w:rPr>
-          <w:rFonts w:ascii="Times New Roman" w:hAnsi="Times New Roman" w:eastAsia="Times New Roman" w:cs="Times New Roman"/>
-          <w:b w:val="0"/>
-          <w:bCs w:val="0"/>
-          <w:sz w:val="28"/>
-          <w:szCs w:val="28"/>
-          <w:highlight w:val="none"/>
-          <w:lang w:val="ru-RU"/>
+          <w:color w:val="000000" w:themeColor="text1"/>
         </w:rPr>
-        <w:t xml:space="preserve">листом. Считаю, что выпускная квалификационная работа заслуживает оценки «</w:t>
+        <w:t xml:space="preserve">«Выпускная кв</w:t>
       </w:r>
       <w:r>
         <w:rPr>
-          <w:rFonts w:ascii="Times New Roman" w:hAnsi="Times New Roman" w:eastAsia="Times New Roman" w:cs="Times New Roman"/>
-          <w:b w:val="0"/>
-          <w:bCs w:val="0"/>
-          <w:sz w:val="28"/>
-          <w:szCs w:val="28"/>
-          <w:highlight w:val="none"/>
-          <w:lang w:val="ru-RU"/>
+          <w:color w:val="000000" w:themeColor="text1"/>
         </w:rPr>
-        <w:t xml:space="preserve">отлично» (А, </w:t>
+        <w:t xml:space="preserve">алификационная работа полностью </w:t>
       </w:r>
       <w:r>
         <w:rPr>
-          <w:rFonts w:ascii="Times New Roman" w:hAnsi="Times New Roman" w:eastAsia="Times New Roman" w:cs="Times New Roman"/>
-          <w:b w:val="0"/>
-          <w:bCs w:val="0"/>
-          <w:sz w:val="28"/>
-          <w:szCs w:val="28"/>
-          <w:highlight w:val="none"/>
-          <w:lang w:val="en-US"/>
+          <w:color w:val="000000" w:themeColor="text1"/>
         </w:rPr>
-        <w:t xml:space="preserve">93</w:t>
+        <w:t xml:space="preserve">отвечает предъявляемым требованиям и заслуживает оценки </w:t>
       </w:r>
       <w:r>
         <w:rPr>
-          <w:rFonts w:ascii="Times New Roman" w:hAnsi="Times New Roman" w:eastAsia="Times New Roman" w:cs="Times New Roman"/>
-          <w:b w:val="0"/>
-          <w:bCs w:val="0"/>
-          <w:sz w:val="28"/>
-          <w:szCs w:val="28"/>
+          <w:color w:val="000000" w:themeColor="text1"/>
           <w:highlight w:val="none"/>
-          <w:lang w:val="ru-RU"/>
         </w:rPr>
-        <w:t xml:space="preserve"> балла), а Косенко Н. И. — присвоения квалификации (степени) «магистр» по направлению </w:t>
+        <w:t xml:space="preserve">«</w:t>
       </w:r>
       <w:r>
         <w:rPr>
-          <w:rFonts w:ascii="Times New Roman" w:hAnsi="Times New Roman" w:eastAsia="Times New Roman" w:cs="Times New Roman"/>
-          <w:b w:val="0"/>
-          <w:bCs w:val="0"/>
-          <w:sz w:val="28"/>
-          <w:szCs w:val="28"/>
-          <w:highlight w:val="none"/>
-          <w:lang w:val="ru-RU"/>
+          <w:color w:val="000000" w:themeColor="text1"/>
+          <w:highlight w:val="white"/>
         </w:rPr>
-        <w:t xml:space="preserve">подготовки (специальности) 09.04.04 «Программная инженерия»</w:t>
+        <w:t xml:space="preserve">отлично» (А, 9</w:t>
       </w:r>
       <w:r>
         <w:rPr>
-          <w:rFonts w:ascii="Times New Roman" w:hAnsi="Times New Roman" w:eastAsia="Times New Roman" w:cs="Times New Roman"/>
-          <w:b w:val="0"/>
-          <w:bCs w:val="0"/>
-          <w:sz w:val="28"/>
-          <w:szCs w:val="28"/>
-          <w:highlight w:val="none"/>
-          <w:lang w:val="ru-RU"/>
+          <w:color w:val="000000" w:themeColor="text1"/>
+          <w:highlight w:val="white"/>
         </w:rPr>
-        <w:t xml:space="preserve">.</w:t>
+        <w:t xml:space="preserve">3)</w:t>
       </w:r>
       <w:r>
         <w:rPr>
-          <w:rFonts w:ascii="Times New Roman" w:hAnsi="Times New Roman" w:eastAsia="Times New Roman" w:cs="Times New Roman"/>
-          <w:b w:val="0"/>
-          <w:bCs w:val="0"/>
-          <w:sz w:val="28"/>
-          <w:szCs w:val="28"/>
+          <w:color w:val="000000" w:themeColor="text1"/>
+          <w:highlight w:val="white"/>
+        </w:rPr>
+        <w:t xml:space="preserve">,</w:t>
+      </w:r>
+      <w:r>
+        <w:rPr>
+          <w:color w:val="000000" w:themeColor="text1"/>
+        </w:rPr>
+        <w:t xml:space="preserve"> а студент</w:t>
+      </w:r>
+      <w:r>
+        <w:rPr>
+          <w:color w:val="000000" w:themeColor="text1"/>
+        </w:rPr>
+        <w:t xml:space="preserve"> </w:t>
+      </w:r>
+      <w:r>
+        <w:rPr>
+          <w:color w:val="000000" w:themeColor="text1"/>
           <w:highlight w:val="none"/>
+        </w:rPr>
+        <w:t xml:space="preserve">Косенко Никита Игоревич </w:t>
+      </w:r>
+      <w:r>
+        <w:rPr>
+          <w:color w:val="000000" w:themeColor="text1"/>
+        </w:rPr>
+        <w:t xml:space="preserve">заслуживает </w:t>
+      </w:r>
+      <w:r>
+        <w:rPr>
+          <w:color w:val="000000" w:themeColor="text1"/>
+        </w:rPr>
+        <w:t xml:space="preserve">присвоения квалификации "</w:t>
+      </w:r>
+      <w:r>
+        <w:rPr>
+          <w:color w:val="000000" w:themeColor="text1"/>
+        </w:rPr>
+        <w:t xml:space="preserve">магистр" по направлению подготовки </w:t>
+      </w:r>
+      <w:r>
+        <w:rPr>
+          <w:color w:val="000000" w:themeColor="text1"/>
+          <w:highlight w:val="white"/>
+        </w:rPr>
+        <w:t xml:space="preserve">09.04.04</w:t>
+      </w:r>
+      <w:r>
+        <w:rPr>
+          <w:color w:val="000000" w:themeColor="text1"/>
+        </w:rPr>
+        <w:t xml:space="preserve"> — «</w:t>
+      </w:r>
+      <w:r>
+        <w:rPr>
+          <w:color w:val="000000" w:themeColor="text1"/>
+          <w:highlight w:val="white"/>
+        </w:rPr>
+        <w:t xml:space="preserve">программная инженерия</w:t>
+      </w:r>
+      <w:r>
+        <w:rPr>
+          <w:color w:val="000000" w:themeColor="text1"/>
+        </w:rPr>
+        <w:t xml:space="preserve">». </w:t>
+      </w:r>
+      <w:r>
+        <w:rPr>
+          <w:color w:val="000000" w:themeColor="text1"/>
         </w:rPr>
       </w:r>
       <w:r>
         <w:rPr>
-          <w:rFonts w:ascii="Times New Roman" w:hAnsi="Times New Roman" w:eastAsia="Times New Roman" w:cs="Times New Roman"/>
-          <w:b w:val="0"/>
-          <w:bCs w:val="0"/>
-          <w:sz w:val="28"/>
-          <w:szCs w:val="28"/>
-          <w:highlight w:val="none"/>
+          <w:color w:val="000000" w:themeColor="text1"/>
         </w:rPr>
       </w:r>
     </w:p>
     <w:p>
       <w:pPr>
-        <w:suppressLineNumbers w:val="false"/>
-        <w:pBdr/>
-        <w:spacing w:after="11" w:afterLines="0" w:before="0" w:beforeLines="0" w:line="276" w:lineRule="auto"/>
-        <w:ind w:firstLine="0"/>
+        <w:pBdr/>
+        <w:spacing w:line="360" w:lineRule="auto"/>
+        <w:ind/>
         <w:jc w:val="both"/>
         <w:rPr>
-          <w:rFonts w:ascii="Times New Roman" w:hAnsi="Times New Roman" w:eastAsia="Times New Roman" w:cs="Times New Roman"/>
-          <w:b w:val="0"/>
-          <w:bCs w:val="0"/>
-          <w:sz w:val="6"/>
-          <w:szCs w:val="6"/>
-          <w:highlight w:val="none"/>
+          <w:bCs/>
         </w:rPr>
       </w:pPr>
       <w:r>
         <w:rPr>
-          <w:rFonts w:ascii="Times New Roman" w:hAnsi="Times New Roman" w:eastAsia="Times New Roman" w:cs="Times New Roman"/>
-          <w:b w:val="0"/>
-          <w:bCs w:val="0"/>
-          <w:sz w:val="22"/>
-          <w:szCs w:val="22"/>
-          <w:highlight w:val="none"/>
-          <w:lang w:val="ru-RU"/>
+          <w:bCs/>
         </w:rPr>
       </w:r>
       <w:r>
         <w:rPr>
-          <w:rFonts w:ascii="Times New Roman" w:hAnsi="Times New Roman" w:eastAsia="Times New Roman" w:cs="Times New Roman"/>
-          <w:b w:val="0"/>
-          <w:bCs w:val="0"/>
-          <w:sz w:val="6"/>
-          <w:szCs w:val="6"/>
-          <w:highlight w:val="none"/>
+          <w:bCs/>
         </w:rPr>
       </w:r>
       <w:r>
         <w:rPr>
-          <w:rFonts w:ascii="Times New Roman" w:hAnsi="Times New Roman" w:eastAsia="Times New Roman" w:cs="Times New Roman"/>
-          <w:b w:val="0"/>
-          <w:bCs w:val="0"/>
-          <w:sz w:val="6"/>
-          <w:szCs w:val="6"/>
-          <w:highlight w:val="none"/>
+          <w:bCs/>
         </w:rPr>
       </w:r>
     </w:p>
     <w:p>
       <w:pPr>
-        <w:suppressLineNumbers w:val="false"/>
-        <w:pBdr/>
-        <w:spacing w:after="11" w:before="0" w:line="276" w:lineRule="auto"/>
-        <w:ind w:firstLine="0"/>
+        <w:pBdr/>
+        <w:spacing w:line="360" w:lineRule="auto"/>
+        <w:ind/>
         <w:jc w:val="both"/>
         <w:rPr>
-          <w:rFonts w:ascii="Times New Roman" w:hAnsi="Times New Roman" w:eastAsia="Times New Roman" w:cs="Times New Roman"/>
-          <w:b w:val="0"/>
-          <w:bCs w:val="0"/>
-          <w:sz w:val="28"/>
-          <w:szCs w:val="28"/>
-          <w:highlight w:val="none"/>
-          <w:lang w:val="ru-RU"/>
+          <w:bCs/>
         </w:rPr>
       </w:pPr>
       <w:r>
         <w:rPr>
-          <w:rFonts w:ascii="Times New Roman" w:hAnsi="Times New Roman" w:eastAsia="Times New Roman" w:cs="Times New Roman"/>
-          <w:b w:val="0"/>
-          <w:bCs w:val="0"/>
-          <w:sz w:val="28"/>
-          <w:szCs w:val="28"/>
-          <w:highlight w:val="none"/>
-          <w:lang w:val="ru-RU"/>
+          <w:bCs/>
         </w:rPr>
         <w:t xml:space="preserve">Научный руководитель,</w:t>
       </w:r>
       <w:r>
         <w:rPr>
-          <w:rFonts w:ascii="Times New Roman" w:hAnsi="Times New Roman" w:eastAsia="Times New Roman" w:cs="Times New Roman"/>
-          <w:b w:val="0"/>
-          <w:bCs w:val="0"/>
-          <w:sz w:val="28"/>
-          <w:szCs w:val="28"/>
-          <w:highlight w:val="none"/>
-          <w:lang w:val="ru-RU"/>
+          <w:bCs/>
         </w:rPr>
       </w:r>
       <w:r>
         <w:rPr>
-          <w:rFonts w:ascii="Times New Roman" w:hAnsi="Times New Roman" w:eastAsia="Times New Roman" w:cs="Times New Roman"/>
-          <w:b w:val="0"/>
-          <w:bCs w:val="0"/>
-          <w:sz w:val="28"/>
-          <w:szCs w:val="28"/>
-          <w:highlight w:val="none"/>
-          <w:lang w:val="ru-RU"/>
+          <w:bCs/>
         </w:rPr>
       </w:r>
     </w:p>
     <w:p>
       <w:pPr>
-        <w:suppressLineNumbers w:val="false"/>
-        <w:pBdr/>
-        <w:spacing w:after="11" w:before="0" w:line="276" w:lineRule="auto"/>
-        <w:ind w:firstLine="0"/>
+        <w:pBdr/>
+        <w:spacing w:line="360" w:lineRule="auto"/>
+        <w:ind/>
         <w:jc w:val="both"/>
         <w:rPr>
-          <w:rFonts w:ascii="Times New Roman" w:hAnsi="Times New Roman" w:eastAsia="Times New Roman" w:cs="Times New Roman"/>
-          <w:b w:val="0"/>
-          <w:bCs w:val="0"/>
-          <w:sz w:val="28"/>
-          <w:szCs w:val="28"/>
-          <w:highlight w:val="none"/>
-          <w:lang w:val="ru-RU" w:bidi="ru-RU"/>
+          <w:bCs/>
         </w:rPr>
       </w:pPr>
       <w:r>
         <w:rPr>
-          <w:rFonts w:ascii="Times New Roman" w:hAnsi="Times New Roman" w:eastAsia="Times New Roman" w:cs="Times New Roman"/>
-          <w:b w:val="0"/>
-          <w:bCs w:val="0"/>
-          <w:sz w:val="28"/>
-          <w:szCs w:val="28"/>
-          <w:highlight w:val="none"/>
-          <w:lang w:val="ru-RU" w:bidi="ru-RU"/>
+          <w:bCs/>
         </w:rPr>
-        <w:t xml:space="preserve">к.т.н.</w:t>
+        <w:t xml:space="preserve">к</w:t>
       </w:r>
       <w:r>
         <w:rPr>
-          <w:rFonts w:ascii="Times New Roman" w:hAnsi="Times New Roman" w:eastAsia="Times New Roman" w:cs="Times New Roman"/>
-          <w:b w:val="0"/>
-          <w:bCs w:val="0"/>
-          <w:sz w:val="28"/>
-          <w:szCs w:val="28"/>
-          <w:highlight w:val="none"/>
-          <w:lang w:val="ru-RU" w:bidi="ru-RU"/>
+          <w:bCs/>
         </w:rPr>
-        <w:t xml:space="preserve">, доцент кафедры «Кибернетика» </w:t>
+        <w:t xml:space="preserve">.т.н., </w:t>
       </w:r>
       <w:r>
         <w:rPr>
-          <w:rFonts w:ascii="Times New Roman" w:hAnsi="Times New Roman" w:eastAsia="Times New Roman" w:cs="Times New Roman"/>
-          <w:b w:val="0"/>
-          <w:bCs w:val="0"/>
-          <w:sz w:val="28"/>
-          <w:szCs w:val="28"/>
-          <w:highlight w:val="none"/>
-          <w:lang w:val="ru-RU" w:bidi="ru-RU"/>
+          <w:bCs/>
+        </w:rPr>
+        <w:t xml:space="preserve">доцент </w:t>
+      </w:r>
+      <w:r>
+        <w:rPr>
+          <w:bCs/>
+        </w:rPr>
+        <w:t xml:space="preserve">кафедры </w:t>
+      </w:r>
+      <w:r>
+        <w:rPr>
+          <w:bCs/>
+        </w:rPr>
+        <w:t xml:space="preserve">«</w:t>
+      </w:r>
+      <w:r>
+        <w:rPr>
+          <w:bCs/>
+        </w:rPr>
+        <w:t xml:space="preserve">Кибернетика</w:t>
+      </w:r>
+      <w:r>
+        <w:rPr>
+          <w:bCs/>
+        </w:rPr>
+        <w:t xml:space="preserve">»</w:t>
+      </w:r>
+      <w:r>
+        <w:rPr>
+          <w:bCs/>
         </w:rPr>
       </w:r>
       <w:r>
         <w:rPr>
-          <w:rFonts w:ascii="Times New Roman" w:hAnsi="Times New Roman" w:eastAsia="Times New Roman" w:cs="Times New Roman"/>
-          <w:b w:val="0"/>
-          <w:bCs w:val="0"/>
-          <w:sz w:val="28"/>
-          <w:szCs w:val="28"/>
-          <w:highlight w:val="none"/>
-          <w:lang w:val="ru-RU" w:bidi="ru-RU"/>
+          <w:bCs/>
         </w:rPr>
       </w:r>
     </w:p>
     <w:p>
       <w:pPr>
-        <w:suppressLineNumbers w:val="false"/>
-        <w:pBdr/>
-        <w:spacing w:after="11" w:afterLines="0" w:before="0" w:beforeLines="0" w:line="276" w:lineRule="auto"/>
-        <w:ind w:firstLine="0"/>
+        <w:pBdr/>
+        <w:spacing w:line="360" w:lineRule="auto"/>
+        <w:ind/>
         <w:jc w:val="both"/>
         <w:rPr>
-          <w:rFonts w:ascii="Times New Roman" w:hAnsi="Times New Roman" w:eastAsia="Times New Roman" w:cs="Times New Roman"/>
-          <w:b w:val="0"/>
-          <w:bCs w:val="0"/>
-          <w:sz w:val="28"/>
-          <w:szCs w:val="28"/>
-          <w:highlight w:val="none"/>
-          <w:lang w:val="ru-RU" w:bidi="ru-RU"/>
+          <w:bCs/>
         </w:rPr>
       </w:pPr>
       <w:r>
         <w:rPr>
-          <w:rFonts w:ascii="Times New Roman" w:hAnsi="Times New Roman" w:eastAsia="Times New Roman" w:cs="Times New Roman"/>
-          <w:b w:val="0"/>
-          <w:bCs w:val="0"/>
-          <w:sz w:val="28"/>
-          <w:szCs w:val="28"/>
-          <w:highlight w:val="none"/>
-          <w:lang w:val="ru-RU" w:bidi="ru-RU"/>
+          <w:bCs/>
         </w:rPr>
-        <w:t xml:space="preserve">НИЯУ МИФИ</w:t>
+        <w:t xml:space="preserve">НИЯУ </w:t>
       </w:r>
       <w:r>
         <w:rPr>
-          <w:rFonts w:ascii="Times New Roman" w:hAnsi="Times New Roman" w:eastAsia="Times New Roman" w:cs="Times New Roman"/>
-          <w:b w:val="0"/>
-          <w:bCs w:val="0"/>
-          <w:sz w:val="28"/>
-          <w:szCs w:val="28"/>
-          <w:highlight w:val="none"/>
-          <w:lang w:val="ru-RU" w:bidi="ru-RU"/>
+          <w:bCs/>
+        </w:rPr>
+        <w:t xml:space="preserve">«</w:t>
+      </w:r>
+      <w:r>
+        <w:rPr>
+          <w:bCs/>
+        </w:rPr>
+        <w:t xml:space="preserve">МИФИ</w:t>
+      </w:r>
+      <w:r>
+        <w:rPr>
+          <w:bCs/>
+        </w:rPr>
+        <w:t xml:space="preserve">»</w:t>
+      </w:r>
+      <w:r>
+        <w:rPr>
+          <w:bCs/>
+        </w:rPr>
+        <w:tab/>
+      </w:r>
+      <w:r>
+        <w:rPr>
+          <w:bCs/>
+        </w:rPr>
+        <w:tab/>
+      </w:r>
+      <w:r>
+        <w:rPr>
+          <w:bCs/>
+        </w:rPr>
+        <w:tab/>
+      </w:r>
+      <w:r>
+        <w:rPr>
+          <w:bCs/>
+        </w:rPr>
+        <w:t xml:space="preserve">               </w:t>
+      </w:r>
+      <w:r>
+        <w:rPr>
+          <w:bCs/>
+        </w:rPr>
+        <w:tab/>
+      </w:r>
+      <w:r>
+        <w:rPr>
+          <w:bCs/>
+        </w:rPr>
+        <w:tab/>
+      </w:r>
+      <w:r>
+        <w:rPr>
+          <w:bCs/>
+        </w:rPr>
+        <w:tab/>
+      </w:r>
+      <w:r>
+        <w:rPr>
+          <w:bCs/>
+        </w:rPr>
+        <w:tab/>
+      </w:r>
+      <w:r>
+        <w:rPr>
+          <w:bCs/>
+        </w:rPr>
+        <w:tab/>
+      </w:r>
+      <w:bookmarkStart w:id="0" w:name="_GoBack"/>
+      <w:r/>
+      <w:bookmarkEnd w:id="0"/>
+      <w:r>
+        <w:rPr>
+          <w:bCs/>
+        </w:rPr>
+        <w:t xml:space="preserve">В.В. Климов </w:t>
+      </w:r>
+      <w:r>
+        <w:rPr>
+          <w:bCs/>
         </w:rPr>
       </w:r>
       <w:r>
         <w:rPr>
-          <w:rFonts w:ascii="Times New Roman" w:hAnsi="Times New Roman" w:eastAsia="Times New Roman" w:cs="Times New Roman"/>
-          <w:b w:val="0"/>
-          <w:bCs w:val="0"/>
-          <w:sz w:val="28"/>
-          <w:szCs w:val="28"/>
-          <w:highlight w:val="none"/>
-          <w:lang w:val="ru-RU" w:bidi="ru-RU"/>
-        </w:rPr>
-      </w:r>
-    </w:p>
-    <w:p>
-      <w:pPr>
-        <w:suppressLineNumbers w:val="false"/>
-        <w:pBdr/>
-        <w:spacing w:after="11" w:afterLines="0" w:before="0" w:beforeLines="0" w:line="276" w:lineRule="auto"/>
-        <w:ind w:firstLine="0"/>
-        <w:jc w:val="both"/>
-        <w:rPr>
-          <w:rFonts w:ascii="Times New Roman" w:hAnsi="Times New Roman" w:eastAsia="Times New Roman" w:cs="Times New Roman"/>
-          <w:b w:val="0"/>
-          <w:bCs w:val="0"/>
-          <w:sz w:val="28"/>
-          <w:szCs w:val="28"/>
-          <w:highlight w:val="none"/>
-          <w:lang w:val="ru-RU" w:bidi="ru-RU"/>
-        </w:rPr>
-      </w:pPr>
-      <w:r>
-        <w:rPr>
-          <w:rFonts w:ascii="Times New Roman" w:hAnsi="Times New Roman" w:eastAsia="Times New Roman" w:cs="Times New Roman"/>
-          <w:b w:val="0"/>
-          <w:bCs w:val="0"/>
-          <w:sz w:val="28"/>
-          <w:szCs w:val="28"/>
-          <w:highlight w:val="none"/>
-          <w:lang w:val="ru-RU" w:bidi="ru-RU"/>
-        </w:rPr>
-        <w:tab/>
-        <w:tab/>
-        <w:tab/>
-        <w:tab/>
-        <w:tab/>
-        <w:tab/>
-        <w:tab/>
-        <w:tab/>
-        <w:tab/>
-        <w:t xml:space="preserve">В.В. Климов</w:t>
-      </w:r>
-      <w:r>
-        <w:rPr>
-          <w:rFonts w:ascii="Times New Roman" w:hAnsi="Times New Roman" w:eastAsia="Times New Roman" w:cs="Times New Roman"/>
-          <w:b w:val="0"/>
-          <w:bCs w:val="0"/>
-          <w:sz w:val="28"/>
-          <w:szCs w:val="28"/>
-          <w:highlight w:val="none"/>
-          <w:lang w:val="en-US"/>
-        </w:rPr>
-        <w:t xml:space="preserve">/_____</w:t>
-      </w:r>
-      <w:r>
-        <w:rPr>
-          <w:rFonts w:ascii="Times New Roman" w:hAnsi="Times New Roman" w:eastAsia="Times New Roman" w:cs="Times New Roman"/>
-          <w:b w:val="0"/>
-          <w:bCs w:val="0"/>
-          <w:sz w:val="28"/>
-          <w:szCs w:val="28"/>
-          <w:highlight w:val="none"/>
-          <w:lang w:val="ru-RU" w:bidi="ru-RU"/>
-        </w:rPr>
-      </w:r>
-      <w:r>
-        <w:rPr>
-          <w:rFonts w:ascii="Times New Roman" w:hAnsi="Times New Roman" w:eastAsia="Times New Roman" w:cs="Times New Roman"/>
-          <w:b w:val="0"/>
-          <w:bCs w:val="0"/>
-          <w:sz w:val="28"/>
-          <w:szCs w:val="28"/>
-          <w:highlight w:val="none"/>
-          <w:lang w:val="ru-RU" w:bidi="ru-RU"/>
+          <w:bCs/>
         </w:rPr>
       </w:r>
     </w:p>
@@ -994,7 +1227,7 @@
       <w:endnotePr/>
       <w:type w:val="nextPage"/>
       <w:pgSz w:h="16838" w:orient="portrait" w:w="11906"/>
-      <w:pgMar w:top="1134" w:right="850" w:bottom="822" w:left="1701" w:header="709" w:footer="709" w:gutter="0"/>
+      <w:pgMar w:top="1134" w:right="850" w:bottom="1134" w:left="1701" w:header="708" w:footer="708" w:gutter="0"/>
       <w:cols w:num="1" w:sep="0" w:space="708" w:equalWidth="1"/>
     </w:sectPr>
   </w:body>
@@ -1067,21 +1300,156 @@
 </w:footnotes>
 </file>
 
+<file path=word/numbering.xml><?xml version="1.0" encoding="utf-8"?>
+<w:numbering xmlns:wpc="http://schemas.microsoft.com/office/word/2010/wordprocessingCanvas" xmlns:mc="http://schemas.openxmlformats.org/markup-compatibility/2006" xmlns:o="urn:schemas-microsoft-com:office:office" xmlns:r="http://schemas.openxmlformats.org/officeDocument/2006/relationships" xmlns:m="http://schemas.openxmlformats.org/officeDocument/2006/math" xmlns:v="urn:schemas-microsoft-com:vml" xmlns:wp14="http://schemas.microsoft.com/office/word/2010/wordprocessingDrawing" xmlns:wp="http://schemas.openxmlformats.org/drawingml/2006/wordprocessingDrawing" xmlns:w10="urn:schemas-microsoft-com:office:word" xmlns:w="http://schemas.openxmlformats.org/wordprocessingml/2006/main" xmlns:w14="http://schemas.microsoft.com/office/word/2010/wordml" xmlns:w15="http://schemas.microsoft.com/office/word/2012/wordml" xmlns:wpg="http://schemas.microsoft.com/office/word/2010/wordprocessingGroup" xmlns:wpi="http://schemas.microsoft.com/office/word/2010/wordprocessingInk" xmlns:wne="http://schemas.microsoft.com/office/word/2006/wordml" xmlns:wps="http://schemas.microsoft.com/office/word/2010/wordprocessingShape" mc:Ignorable="w14 w15 wp14">
+  <w:abstractNum w:abstractNumId="0">
+    <w:nsid w:val="79EF0D81"/>
+    <w:lvl w:ilvl="0">
+      <w:isLgl w:val="false"/>
+      <w:lvlJc w:val="left"/>
+      <w:lvlText w:val="%1."/>
+      <w:numFmt w:val="decimal"/>
+      <w:pPr>
+        <w:pBdr/>
+        <w:spacing/>
+        <w:ind w:hanging="360" w:left="1260"/>
+      </w:pPr>
+      <w:rPr/>
+      <w:start w:val="1"/>
+      <w:suff w:val="tab"/>
+    </w:lvl>
+    <w:lvl w:ilvl="1">
+      <w:isLgl w:val="false"/>
+      <w:lvlJc w:val="left"/>
+      <w:lvlText w:val="%2."/>
+      <w:numFmt w:val="lowerLetter"/>
+      <w:pPr>
+        <w:pBdr/>
+        <w:spacing/>
+        <w:ind w:hanging="360" w:left="1980"/>
+      </w:pPr>
+      <w:rPr/>
+      <w:start w:val="1"/>
+      <w:suff w:val="tab"/>
+    </w:lvl>
+    <w:lvl w:ilvl="2">
+      <w:isLgl w:val="false"/>
+      <w:lvlJc w:val="right"/>
+      <w:lvlText w:val="%3."/>
+      <w:numFmt w:val="lowerRoman"/>
+      <w:pPr>
+        <w:pBdr/>
+        <w:spacing/>
+        <w:ind w:hanging="180" w:left="2700"/>
+      </w:pPr>
+      <w:rPr/>
+      <w:start w:val="1"/>
+      <w:suff w:val="tab"/>
+    </w:lvl>
+    <w:lvl w:ilvl="3">
+      <w:isLgl w:val="false"/>
+      <w:lvlJc w:val="left"/>
+      <w:lvlText w:val="%4."/>
+      <w:numFmt w:val="decimal"/>
+      <w:pPr>
+        <w:pBdr/>
+        <w:spacing/>
+        <w:ind w:hanging="360" w:left="3420"/>
+      </w:pPr>
+      <w:rPr/>
+      <w:start w:val="1"/>
+      <w:suff w:val="tab"/>
+    </w:lvl>
+    <w:lvl w:ilvl="4">
+      <w:isLgl w:val="false"/>
+      <w:lvlJc w:val="left"/>
+      <w:lvlText w:val="%5."/>
+      <w:numFmt w:val="lowerLetter"/>
+      <w:pPr>
+        <w:pBdr/>
+        <w:spacing/>
+        <w:ind w:hanging="360" w:left="4140"/>
+      </w:pPr>
+      <w:rPr/>
+      <w:start w:val="1"/>
+      <w:suff w:val="tab"/>
+    </w:lvl>
+    <w:lvl w:ilvl="5">
+      <w:isLgl w:val="false"/>
+      <w:lvlJc w:val="right"/>
+      <w:lvlText w:val="%6."/>
+      <w:numFmt w:val="lowerRoman"/>
+      <w:pPr>
+        <w:pBdr/>
+        <w:spacing/>
+        <w:ind w:hanging="180" w:left="4860"/>
+      </w:pPr>
+      <w:rPr/>
+      <w:start w:val="1"/>
+      <w:suff w:val="tab"/>
+    </w:lvl>
+    <w:lvl w:ilvl="6">
+      <w:isLgl w:val="false"/>
+      <w:lvlJc w:val="left"/>
+      <w:lvlText w:val="%7."/>
+      <w:numFmt w:val="decimal"/>
+      <w:pPr>
+        <w:pBdr/>
+        <w:spacing/>
+        <w:ind w:hanging="360" w:left="5580"/>
+      </w:pPr>
+      <w:rPr/>
+      <w:start w:val="1"/>
+      <w:suff w:val="tab"/>
+    </w:lvl>
+    <w:lvl w:ilvl="7">
+      <w:isLgl w:val="false"/>
+      <w:lvlJc w:val="left"/>
+      <w:lvlText w:val="%8."/>
+      <w:numFmt w:val="lowerLetter"/>
+      <w:pPr>
+        <w:pBdr/>
+        <w:spacing/>
+        <w:ind w:hanging="360" w:left="6300"/>
+      </w:pPr>
+      <w:rPr/>
+      <w:start w:val="1"/>
+      <w:suff w:val="tab"/>
+    </w:lvl>
+    <w:lvl w:ilvl="8">
+      <w:isLgl w:val="false"/>
+      <w:lvlJc w:val="right"/>
+      <w:lvlText w:val="%9."/>
+      <w:numFmt w:val="lowerRoman"/>
+      <w:pPr>
+        <w:pBdr/>
+        <w:spacing/>
+        <w:ind w:hanging="180" w:left="7020"/>
+      </w:pPr>
+      <w:rPr/>
+      <w:start w:val="1"/>
+      <w:suff w:val="tab"/>
+    </w:lvl>
+  </w:abstractNum>
+  <w:num w:numId="1">
+    <w:abstractNumId w:val="0"/>
+  </w:num>
+</w:numbering>
+</file>
+
 <file path=word/styles.xml><?xml version="1.0" encoding="utf-8"?>
 <w:styles xmlns:mc="http://schemas.openxmlformats.org/markup-compatibility/2006" xmlns:r="http://schemas.openxmlformats.org/officeDocument/2006/relationships" xmlns:w="http://schemas.openxmlformats.org/wordprocessingml/2006/main" xmlns:w14="http://schemas.microsoft.com/office/word/2010/wordml" xmlns:w15="http://schemas.microsoft.com/office/word/2012/wordml" mc:Ignorable="w14 w15">
   <w:docDefaults>
     <w:rPrDefault>
       <w:rPr>
-        <w:rFonts w:hint="default" w:asciiTheme="minorHAnsi" w:hAnsiTheme="minorHAnsi" w:eastAsiaTheme="minorHAnsi" w:cstheme="minorBidi"/>
-        <w:sz w:val="22"/>
-        <w:szCs w:val="22"/>
-        <w:lang w:val="ru-RU" w:eastAsia="en-US" w:bidi="ar-SA"/>
+        <w:rFonts w:hint="default" w:ascii="Times New Roman" w:hAnsi="Times New Roman" w:eastAsia="SimSun" w:cs="Times New Roman"/>
+        <w:lang w:val="ru-RU" w:eastAsia="ru-RU" w:bidi="ar-SA"/>
       </w:rPr>
     </w:rPrDefault>
     <w:pPrDefault>
       <w:pPr>
         <w:pBdr/>
-        <w:spacing w:after="200" w:afterAutospacing="0" w:before="0" w:beforeAutospacing="0" w:line="276" w:lineRule="auto"/>
+        <w:spacing/>
         <w:ind/>
       </w:pPr>
     </w:pPrDefault>
@@ -1225,208 +1593,9 @@
     <w:lsdException w:name="Bibliography" w:uiPriority="37"/>
     <w:lsdException w:name="TOC Heading" w:uiPriority="39" w:qFormat="1"/>
   </w:latentStyles>
-  <w:style w:type="table" w:styleId="701">
-    <w:name w:val="Table Grid"/>
-    <w:basedOn w:val="887"/>
-    <w:uiPriority w:val="59"/>
-    <w:pPr>
-      <w:pBdr/>
-      <w:spacing w:after="0" w:line="240" w:lineRule="auto"/>
-      <w:ind/>
-    </w:pPr>
-    <w:tblPr>
-      <w:tblInd w:w="0" w:type="dxa"/>
-      <w:tblCellMar>
-        <w:left w:w="108" w:type="dxa"/>
-        <w:top w:w="0" w:type="dxa"/>
-        <w:right w:w="108" w:type="dxa"/>
-        <w:bottom w:w="0" w:type="dxa"/>
-      </w:tblCellMar>
-      <w:tblBorders>
-        <w:top w:val="single" w:color="000000" w:sz="4" w:space="0"/>
-        <w:left w:val="single" w:color="000000" w:sz="4" w:space="0"/>
-        <w:bottom w:val="single" w:color="000000" w:sz="4" w:space="0"/>
-        <w:right w:val="single" w:color="000000" w:sz="4" w:space="0"/>
-        <w:insideH w:val="single" w:color="000000" w:sz="4" w:space="0"/>
-        <w:insideV w:val="single" w:color="000000" w:sz="4" w:space="0"/>
-      </w:tblBorders>
-    </w:tblPr>
-    <w:tcPr>
-      <w:tcBorders/>
-    </w:tcPr>
-    <w:tblStylePr w:type="band1Horz">
-      <w:pPr>
-        <w:pBdr/>
-        <w:spacing/>
-        <w:ind/>
-      </w:pPr>
-      <w:tblPr>
-        <w:tblBorders/>
-      </w:tblPr>
-      <w:tcPr>
-        <w:tcBorders/>
-      </w:tcPr>
-    </w:tblStylePr>
-    <w:tblStylePr w:type="band1Vert">
-      <w:pPr>
-        <w:pBdr/>
-        <w:spacing/>
-        <w:ind/>
-      </w:pPr>
-      <w:tblPr>
-        <w:tblBorders/>
-      </w:tblPr>
-      <w:tcPr>
-        <w:tcBorders/>
-      </w:tcPr>
-    </w:tblStylePr>
-    <w:tblStylePr w:type="band2Horz">
-      <w:pPr>
-        <w:pBdr/>
-        <w:spacing/>
-        <w:ind/>
-      </w:pPr>
-      <w:tblPr>
-        <w:tblBorders/>
-      </w:tblPr>
-      <w:tcPr>
-        <w:tcBorders/>
-      </w:tcPr>
-    </w:tblStylePr>
-    <w:tblStylePr w:type="band2Vert">
-      <w:pPr>
-        <w:pBdr/>
-        <w:spacing/>
-        <w:ind/>
-      </w:pPr>
-      <w:tblPr>
-        <w:tblBorders/>
-      </w:tblPr>
-      <w:tcPr>
-        <w:tcBorders/>
-      </w:tcPr>
-    </w:tblStylePr>
-    <w:tblStylePr w:type="firstCol">
-      <w:pPr>
-        <w:pBdr/>
-        <w:spacing/>
-        <w:ind/>
-      </w:pPr>
-      <w:tblPr>
-        <w:tblBorders/>
-      </w:tblPr>
-      <w:tcPr>
-        <w:tcBorders/>
-      </w:tcPr>
-    </w:tblStylePr>
-    <w:tblStylePr w:type="firstRow">
-      <w:pPr>
-        <w:pBdr/>
-        <w:spacing/>
-        <w:ind/>
-      </w:pPr>
-      <w:tblPr>
-        <w:tblBorders/>
-      </w:tblPr>
-      <w:tcPr>
-        <w:tcBorders/>
-      </w:tcPr>
-    </w:tblStylePr>
-    <w:tblStylePr w:type="lastCol">
-      <w:pPr>
-        <w:pBdr/>
-        <w:spacing/>
-        <w:ind/>
-      </w:pPr>
-      <w:tblPr>
-        <w:tblBorders/>
-      </w:tblPr>
-      <w:tcPr>
-        <w:tcBorders/>
-      </w:tcPr>
-    </w:tblStylePr>
-    <w:tblStylePr w:type="lastRow">
-      <w:pPr>
-        <w:pBdr/>
-        <w:spacing/>
-        <w:ind/>
-      </w:pPr>
-      <w:tblPr>
-        <w:tblBorders/>
-      </w:tblPr>
-      <w:tcPr>
-        <w:tcBorders/>
-      </w:tcPr>
-    </w:tblStylePr>
-    <w:tblStylePr w:type="nwCell">
-      <w:pPr>
-        <w:pBdr/>
-        <w:spacing/>
-        <w:ind/>
-      </w:pPr>
-      <w:tblPr>
-        <w:tblBorders/>
-      </w:tblPr>
-      <w:tcPr>
-        <w:tcBorders/>
-      </w:tcPr>
-    </w:tblStylePr>
-    <w:tblStylePr w:type="neCell">
-      <w:pPr>
-        <w:pBdr/>
-        <w:spacing/>
-        <w:ind/>
-      </w:pPr>
-      <w:tblPr>
-        <w:tblBorders/>
-      </w:tblPr>
-      <w:tcPr>
-        <w:tcBorders/>
-      </w:tcPr>
-    </w:tblStylePr>
-    <w:tblStylePr w:type="swCell">
-      <w:pPr>
-        <w:pBdr/>
-        <w:spacing/>
-        <w:ind/>
-      </w:pPr>
-      <w:tblPr>
-        <w:tblBorders/>
-      </w:tblPr>
-      <w:tcPr>
-        <w:tcBorders/>
-      </w:tcPr>
-    </w:tblStylePr>
-    <w:tblStylePr w:type="seCell">
-      <w:pPr>
-        <w:pBdr/>
-        <w:spacing/>
-        <w:ind/>
-      </w:pPr>
-      <w:tblPr>
-        <w:tblBorders/>
-      </w:tblPr>
-      <w:tcPr>
-        <w:tcBorders/>
-      </w:tcPr>
-    </w:tblStylePr>
-    <w:tblStylePr w:type="wholeTable">
-      <w:pPr>
-        <w:pBdr/>
-        <w:spacing/>
-        <w:ind/>
-      </w:pPr>
-      <w:tblPr>
-        <w:tblBorders/>
-      </w:tblPr>
-      <w:tcPr>
-        <w:tcBorders/>
-      </w:tcPr>
-    </w:tblStylePr>
-  </w:style>
-  <w:style w:type="table" w:styleId="702">
+  <w:style w:type="table" w:styleId="703">
     <w:name w:val="Table Grid Light"/>
-    <w:basedOn w:val="887"/>
+    <w:basedOn w:val="888"/>
     <w:uiPriority w:val="59"/>
     <w:pPr>
       <w:pBdr/>
@@ -1623,9 +1792,9 @@
       </w:tcPr>
     </w:tblStylePr>
   </w:style>
-  <w:style w:type="table" w:styleId="703">
+  <w:style w:type="table" w:styleId="704">
     <w:name w:val="Plain Table 1"/>
-    <w:basedOn w:val="887"/>
+    <w:basedOn w:val="888"/>
     <w:uiPriority w:val="59"/>
     <w:pPr>
       <w:pBdr/>
@@ -1848,9 +2017,9 @@
       </w:tcPr>
     </w:tblStylePr>
   </w:style>
-  <w:style w:type="table" w:styleId="704">
+  <w:style w:type="table" w:styleId="705">
     <w:name w:val="Plain Table 2"/>
-    <w:basedOn w:val="887"/>
+    <w:basedOn w:val="888"/>
     <w:uiPriority w:val="59"/>
     <w:pPr>
       <w:pBdr/>
@@ -2081,9 +2250,9 @@
       </w:tcPr>
     </w:tblStylePr>
   </w:style>
-  <w:style w:type="table" w:styleId="705">
+  <w:style w:type="table" w:styleId="706">
     <w:name w:val="Plain Table 3"/>
-    <w:basedOn w:val="887"/>
+    <w:basedOn w:val="888"/>
     <w:uiPriority w:val="99"/>
     <w:pPr>
       <w:pBdr/>
@@ -2311,9 +2480,9 @@
       </w:tcPr>
     </w:tblStylePr>
   </w:style>
-  <w:style w:type="table" w:styleId="706">
+  <w:style w:type="table" w:styleId="707">
     <w:name w:val="Plain Table 4"/>
-    <w:basedOn w:val="887"/>
+    <w:basedOn w:val="888"/>
     <w:uiPriority w:val="99"/>
     <w:pPr>
       <w:pBdr/>
@@ -2527,9 +2696,9 @@
       </w:tcPr>
     </w:tblStylePr>
   </w:style>
-  <w:style w:type="table" w:styleId="707">
+  <w:style w:type="table" w:styleId="708">
     <w:name w:val="Plain Table 5"/>
-    <w:basedOn w:val="887"/>
+    <w:basedOn w:val="888"/>
     <w:uiPriority w:val="99"/>
     <w:pPr>
       <w:pBdr/>
@@ -2760,9 +2929,9 @@
       </w:tcPr>
     </w:tblStylePr>
   </w:style>
-  <w:style w:type="table" w:styleId="708">
+  <w:style w:type="table" w:styleId="709">
     <w:name w:val="Grid Table 1 Light"/>
-    <w:basedOn w:val="887"/>
+    <w:basedOn w:val="888"/>
     <w:uiPriority w:val="99"/>
     <w:pPr>
       <w:pBdr/>
@@ -2983,9 +3152,9 @@
       </w:tcPr>
     </w:tblStylePr>
   </w:style>
-  <w:style w:type="table" w:styleId="709">
+  <w:style w:type="table" w:styleId="710">
     <w:name w:val="Grid Table 1 Light - Accent 1"/>
-    <w:basedOn w:val="887"/>
+    <w:basedOn w:val="888"/>
     <w:uiPriority w:val="99"/>
     <w:pPr>
       <w:pBdr/>
@@ -3206,9 +3375,9 @@
       </w:tcPr>
     </w:tblStylePr>
   </w:style>
-  <w:style w:type="table" w:styleId="710">
+  <w:style w:type="table" w:styleId="711">
     <w:name w:val="Grid Table 1 Light - Accent 2"/>
-    <w:basedOn w:val="887"/>
+    <w:basedOn w:val="888"/>
     <w:uiPriority w:val="99"/>
     <w:pPr>
       <w:pBdr/>
@@ -3429,9 +3598,9 @@
       </w:tcPr>
     </w:tblStylePr>
   </w:style>
-  <w:style w:type="table" w:styleId="711">
+  <w:style w:type="table" w:styleId="712">
     <w:name w:val="Grid Table 1 Light - Accent 3"/>
-    <w:basedOn w:val="887"/>
+    <w:basedOn w:val="888"/>
     <w:uiPriority w:val="99"/>
     <w:pPr>
       <w:pBdr/>
@@ -3652,9 +3821,9 @@
       </w:tcPr>
     </w:tblStylePr>
   </w:style>
-  <w:style w:type="table" w:styleId="712">
+  <w:style w:type="table" w:styleId="713">
     <w:name w:val="Grid Table 1 Light - Accent 4"/>
-    <w:basedOn w:val="887"/>
+    <w:basedOn w:val="888"/>
     <w:uiPriority w:val="99"/>
     <w:pPr>
       <w:pBdr/>
@@ -3875,9 +4044,9 @@
       </w:tcPr>
     </w:tblStylePr>
   </w:style>
-  <w:style w:type="table" w:styleId="713">
+  <w:style w:type="table" w:styleId="714">
     <w:name w:val="Grid Table 1 Light - Accent 5"/>
-    <w:basedOn w:val="887"/>
+    <w:basedOn w:val="888"/>
     <w:uiPriority w:val="99"/>
     <w:pPr>
       <w:pBdr/>
@@ -4098,9 +4267,9 @@
       </w:tcPr>
     </w:tblStylePr>
   </w:style>
-  <w:style w:type="table" w:styleId="714">
+  <w:style w:type="table" w:styleId="715">
     <w:name w:val="Grid Table 1 Light - Accent 6"/>
-    <w:basedOn w:val="887"/>
+    <w:basedOn w:val="888"/>
     <w:uiPriority w:val="99"/>
     <w:pPr>
       <w:pBdr/>
@@ -4321,9 +4490,9 @@
       </w:tcPr>
     </w:tblStylePr>
   </w:style>
-  <w:style w:type="table" w:styleId="715">
+  <w:style w:type="table" w:styleId="716">
     <w:name w:val="Grid Table 2"/>
-    <w:basedOn w:val="887"/>
+    <w:basedOn w:val="888"/>
     <w:uiPriority w:val="99"/>
     <w:pPr>
       <w:pBdr/>
@@ -4553,9 +4722,9 @@
       </w:tcPr>
     </w:tblStylePr>
   </w:style>
-  <w:style w:type="table" w:styleId="716">
+  <w:style w:type="table" w:styleId="717">
     <w:name w:val="Grid Table 2 - Accent 1"/>
-    <w:basedOn w:val="887"/>
+    <w:basedOn w:val="888"/>
     <w:uiPriority w:val="99"/>
     <w:pPr>
       <w:pBdr/>
@@ -4590,7 +4759,7 @@
         <w:tblBorders/>
       </w:tblPr>
       <w:tcPr>
-        <w:shd w:val="clear" w:color="ffffff" w:themeColor="accent1" w:themeTint="34" w:fill="deebf6" w:themeFill="accent1" w:themeFillTint="34"/>
+        <w:shd w:val="clear" w:color="ffffff" w:themeColor="accent1" w:themeTint="34" w:fill="dbe5f2" w:themeFill="accent1" w:themeFillTint="34"/>
         <w:tcBorders/>
       </w:tcPr>
     </w:tblStylePr>
@@ -4609,7 +4778,7 @@
         <w:tblBorders/>
       </w:tblPr>
       <w:tcPr>
-        <w:shd w:val="clear" w:color="ffffff" w:themeColor="accent1" w:themeTint="34" w:fill="deebf6" w:themeFill="accent1" w:themeFillTint="34"/>
+        <w:shd w:val="clear" w:color="ffffff" w:themeColor="accent1" w:themeTint="34" w:fill="dbe5f2" w:themeFill="accent1" w:themeFillTint="34"/>
         <w:tcBorders/>
       </w:tcPr>
     </w:tblStylePr>
@@ -4785,9 +4954,9 @@
       </w:tcPr>
     </w:tblStylePr>
   </w:style>
-  <w:style w:type="table" w:styleId="717">
+  <w:style w:type="table" w:styleId="718">
     <w:name w:val="Grid Table 2 - Accent 2"/>
-    <w:basedOn w:val="887"/>
+    <w:basedOn w:val="888"/>
     <w:uiPriority w:val="99"/>
     <w:pPr>
       <w:pBdr/>
@@ -4822,7 +4991,7 @@
         <w:tblBorders/>
       </w:tblPr>
       <w:tcPr>
-        <w:shd w:val="clear" w:color="ffffff" w:themeColor="accent2" w:themeTint="32" w:fill="fbe6d7" w:themeFill="accent2" w:themeFillTint="32"/>
+        <w:shd w:val="clear" w:color="ffffff" w:themeColor="accent2" w:themeTint="32" w:fill="f3dddc" w:themeFill="accent2" w:themeFillTint="32"/>
         <w:tcBorders/>
       </w:tcPr>
     </w:tblStylePr>
@@ -4841,7 +5010,7 @@
         <w:tblBorders/>
       </w:tblPr>
       <w:tcPr>
-        <w:shd w:val="clear" w:color="ffffff" w:themeColor="accent2" w:themeTint="32" w:fill="fbe6d7" w:themeFill="accent2" w:themeFillTint="32"/>
+        <w:shd w:val="clear" w:color="ffffff" w:themeColor="accent2" w:themeTint="32" w:fill="f3dddc" w:themeFill="accent2" w:themeFillTint="32"/>
         <w:tcBorders/>
       </w:tcPr>
     </w:tblStylePr>
@@ -5017,9 +5186,9 @@
       </w:tcPr>
     </w:tblStylePr>
   </w:style>
-  <w:style w:type="table" w:styleId="718">
+  <w:style w:type="table" w:styleId="719">
     <w:name w:val="Grid Table 2 - Accent 3"/>
-    <w:basedOn w:val="887"/>
+    <w:basedOn w:val="888"/>
     <w:uiPriority w:val="99"/>
     <w:pPr>
       <w:pBdr/>
@@ -5054,7 +5223,7 @@
         <w:tblBorders/>
       </w:tblPr>
       <w:tcPr>
-        <w:shd w:val="clear" w:color="ffffff" w:themeColor="accent3" w:themeTint="34" w:fill="ededed" w:themeFill="accent3" w:themeFillTint="34"/>
+        <w:shd w:val="clear" w:color="ffffff" w:themeColor="accent3" w:themeTint="34" w:fill="ebf1dd" w:themeFill="accent3" w:themeFillTint="34"/>
         <w:tcBorders/>
       </w:tcPr>
     </w:tblStylePr>
@@ -5073,7 +5242,7 @@
         <w:tblBorders/>
       </w:tblPr>
       <w:tcPr>
-        <w:shd w:val="clear" w:color="ffffff" w:themeColor="accent3" w:themeTint="34" w:fill="ededed" w:themeFill="accent3" w:themeFillTint="34"/>
+        <w:shd w:val="clear" w:color="ffffff" w:themeColor="accent3" w:themeTint="34" w:fill="ebf1dd" w:themeFill="accent3" w:themeFillTint="34"/>
         <w:tcBorders/>
       </w:tcPr>
     </w:tblStylePr>
@@ -5249,9 +5418,9 @@
       </w:tcPr>
     </w:tblStylePr>
   </w:style>
-  <w:style w:type="table" w:styleId="719">
+  <w:style w:type="table" w:styleId="720">
     <w:name w:val="Grid Table 2 - Accent 4"/>
-    <w:basedOn w:val="887"/>
+    <w:basedOn w:val="888"/>
     <w:uiPriority w:val="99"/>
     <w:pPr>
       <w:pBdr/>
@@ -5286,7 +5455,7 @@
         <w:tblBorders/>
       </w:tblPr>
       <w:tcPr>
-        <w:shd w:val="clear" w:color="ffffff" w:themeColor="accent4" w:themeTint="34" w:fill="fff2cb" w:themeFill="accent4" w:themeFillTint="34"/>
+        <w:shd w:val="clear" w:color="ffffff" w:themeColor="accent4" w:themeTint="34" w:fill="e5dfec" w:themeFill="accent4" w:themeFillTint="34"/>
         <w:tcBorders/>
       </w:tcPr>
     </w:tblStylePr>
@@ -5305,7 +5474,7 @@
         <w:tblBorders/>
       </w:tblPr>
       <w:tcPr>
-        <w:shd w:val="clear" w:color="ffffff" w:themeColor="accent4" w:themeTint="34" w:fill="fff2cb" w:themeFill="accent4" w:themeFillTint="34"/>
+        <w:shd w:val="clear" w:color="ffffff" w:themeColor="accent4" w:themeTint="34" w:fill="e5dfec" w:themeFill="accent4" w:themeFillTint="34"/>
         <w:tcBorders/>
       </w:tcPr>
     </w:tblStylePr>
@@ -5481,9 +5650,9 @@
       </w:tcPr>
     </w:tblStylePr>
   </w:style>
-  <w:style w:type="table" w:styleId="720">
+  <w:style w:type="table" w:styleId="721">
     <w:name w:val="Grid Table 2 - Accent 5"/>
-    <w:basedOn w:val="887"/>
+    <w:basedOn w:val="888"/>
     <w:uiPriority w:val="99"/>
     <w:pPr>
       <w:pBdr/>
@@ -5518,7 +5687,7 @@
         <w:tblBorders/>
       </w:tblPr>
       <w:tcPr>
-        <w:shd w:val="clear" w:color="ffffff" w:themeColor="accent5" w:themeTint="34" w:fill="d9e2f3" w:themeFill="accent5" w:themeFillTint="34"/>
+        <w:shd w:val="clear" w:color="ffffff" w:themeColor="accent5" w:themeTint="34" w:fill="daeef3" w:themeFill="accent5" w:themeFillTint="34"/>
         <w:tcBorders/>
       </w:tcPr>
     </w:tblStylePr>
@@ -5537,7 +5706,7 @@
         <w:tblBorders/>
       </w:tblPr>
       <w:tcPr>
-        <w:shd w:val="clear" w:color="ffffff" w:themeColor="accent5" w:themeTint="34" w:fill="d9e2f3" w:themeFill="accent5" w:themeFillTint="34"/>
+        <w:shd w:val="clear" w:color="ffffff" w:themeColor="accent5" w:themeTint="34" w:fill="daeef3" w:themeFill="accent5" w:themeFillTint="34"/>
         <w:tcBorders/>
       </w:tcPr>
     </w:tblStylePr>
@@ -5713,9 +5882,9 @@
       </w:tcPr>
     </w:tblStylePr>
   </w:style>
-  <w:style w:type="table" w:styleId="721">
+  <w:style w:type="table" w:styleId="722">
     <w:name w:val="Grid Table 2 - Accent 6"/>
-    <w:basedOn w:val="887"/>
+    <w:basedOn w:val="888"/>
     <w:uiPriority w:val="99"/>
     <w:pPr>
       <w:pBdr/>
@@ -5750,7 +5919,7 @@
         <w:tblBorders/>
       </w:tblPr>
       <w:tcPr>
-        <w:shd w:val="clear" w:color="ffffff" w:themeColor="accent6" w:themeTint="34" w:fill="e2efd9" w:themeFill="accent6" w:themeFillTint="34"/>
+        <w:shd w:val="clear" w:color="ffffff" w:themeColor="accent6" w:themeTint="34" w:fill="fdead9" w:themeFill="accent6" w:themeFillTint="34"/>
         <w:tcBorders/>
       </w:tcPr>
     </w:tblStylePr>
@@ -5769,7 +5938,7 @@
         <w:tblBorders/>
       </w:tblPr>
       <w:tcPr>
-        <w:shd w:val="clear" w:color="ffffff" w:themeColor="accent6" w:themeTint="34" w:fill="e2efd9" w:themeFill="accent6" w:themeFillTint="34"/>
+        <w:shd w:val="clear" w:color="ffffff" w:themeColor="accent6" w:themeTint="34" w:fill="fdead9" w:themeFill="accent6" w:themeFillTint="34"/>
         <w:tcBorders/>
       </w:tcPr>
     </w:tblStylePr>
@@ -5945,9 +6114,9 @@
       </w:tcPr>
     </w:tblStylePr>
   </w:style>
-  <w:style w:type="table" w:styleId="722">
+  <w:style w:type="table" w:styleId="723">
     <w:name w:val="Grid Table 3"/>
-    <w:basedOn w:val="887"/>
+    <w:basedOn w:val="888"/>
     <w:uiPriority w:val="99"/>
     <w:pPr>
       <w:pBdr/>
@@ -6190,9 +6359,9 @@
       </w:tcPr>
     </w:tblStylePr>
   </w:style>
-  <w:style w:type="table" w:styleId="723">
+  <w:style w:type="table" w:styleId="724">
     <w:name w:val="Grid Table 3 - Accent 1"/>
-    <w:basedOn w:val="887"/>
+    <w:basedOn w:val="888"/>
     <w:uiPriority w:val="99"/>
     <w:pPr>
       <w:pBdr/>
@@ -6227,7 +6396,7 @@
         <w:tblBorders/>
       </w:tblPr>
       <w:tcPr>
-        <w:shd w:val="clear" w:color="ffffff" w:themeColor="accent1" w:themeTint="34" w:fill="deebf6" w:themeFill="accent1" w:themeFillTint="34"/>
+        <w:shd w:val="clear" w:color="ffffff" w:themeColor="accent1" w:themeTint="34" w:fill="dbe5f2" w:themeFill="accent1" w:themeFillTint="34"/>
         <w:tcBorders/>
       </w:tcPr>
     </w:tblStylePr>
@@ -6246,7 +6415,7 @@
         <w:tblBorders/>
       </w:tblPr>
       <w:tcPr>
-        <w:shd w:val="clear" w:color="ffffff" w:themeColor="accent1" w:themeTint="34" w:fill="deebf6" w:themeFill="accent1" w:themeFillTint="34"/>
+        <w:shd w:val="clear" w:color="ffffff" w:themeColor="accent1" w:themeTint="34" w:fill="dbe5f2" w:themeFill="accent1" w:themeFillTint="34"/>
         <w:tcBorders/>
       </w:tcPr>
     </w:tblStylePr>
@@ -6435,9 +6604,9 @@
       </w:tcPr>
     </w:tblStylePr>
   </w:style>
-  <w:style w:type="table" w:styleId="724">
+  <w:style w:type="table" w:styleId="725">
     <w:name w:val="Grid Table 3 - Accent 2"/>
-    <w:basedOn w:val="887"/>
+    <w:basedOn w:val="888"/>
     <w:uiPriority w:val="99"/>
     <w:pPr>
       <w:pBdr/>
@@ -6472,7 +6641,7 @@
         <w:tblBorders/>
       </w:tblPr>
       <w:tcPr>
-        <w:shd w:val="clear" w:color="ffffff" w:themeColor="accent2" w:themeTint="32" w:fill="fbe6d7" w:themeFill="accent2" w:themeFillTint="32"/>
+        <w:shd w:val="clear" w:color="ffffff" w:themeColor="accent2" w:themeTint="32" w:fill="f3dddc" w:themeFill="accent2" w:themeFillTint="32"/>
         <w:tcBorders/>
       </w:tcPr>
     </w:tblStylePr>
@@ -6491,7 +6660,7 @@
         <w:tblBorders/>
       </w:tblPr>
       <w:tcPr>
-        <w:shd w:val="clear" w:color="ffffff" w:themeColor="accent2" w:themeTint="32" w:fill="fbe6d7" w:themeFill="accent2" w:themeFillTint="32"/>
+        <w:shd w:val="clear" w:color="ffffff" w:themeColor="accent2" w:themeTint="32" w:fill="f3dddc" w:themeFill="accent2" w:themeFillTint="32"/>
         <w:tcBorders/>
       </w:tcPr>
     </w:tblStylePr>
@@ -6680,9 +6849,9 @@
       </w:tcPr>
     </w:tblStylePr>
   </w:style>
-  <w:style w:type="table" w:styleId="725">
+  <w:style w:type="table" w:styleId="726">
     <w:name w:val="Grid Table 3 - Accent 3"/>
-    <w:basedOn w:val="887"/>
+    <w:basedOn w:val="888"/>
     <w:uiPriority w:val="99"/>
     <w:pPr>
       <w:pBdr/>
@@ -6717,7 +6886,7 @@
         <w:tblBorders/>
       </w:tblPr>
       <w:tcPr>
-        <w:shd w:val="clear" w:color="ffffff" w:themeColor="accent3" w:themeTint="34" w:fill="ededed" w:themeFill="accent3" w:themeFillTint="34"/>
+        <w:shd w:val="clear" w:color="ffffff" w:themeColor="accent3" w:themeTint="34" w:fill="ebf1dd" w:themeFill="accent3" w:themeFillTint="34"/>
         <w:tcBorders/>
       </w:tcPr>
     </w:tblStylePr>
@@ -6736,7 +6905,7 @@
         <w:tblBorders/>
       </w:tblPr>
       <w:tcPr>
-        <w:shd w:val="clear" w:color="ffffff" w:themeColor="accent3" w:themeTint="34" w:fill="ededed" w:themeFill="accent3" w:themeFillTint="34"/>
+        <w:shd w:val="clear" w:color="ffffff" w:themeColor="accent3" w:themeTint="34" w:fill="ebf1dd" w:themeFill="accent3" w:themeFillTint="34"/>
         <w:tcBorders/>
       </w:tcPr>
     </w:tblStylePr>
@@ -6925,9 +7094,9 @@
       </w:tcPr>
     </w:tblStylePr>
   </w:style>
-  <w:style w:type="table" w:styleId="726">
+  <w:style w:type="table" w:styleId="727">
     <w:name w:val="Grid Table 3 - Accent 4"/>
-    <w:basedOn w:val="887"/>
+    <w:basedOn w:val="888"/>
     <w:uiPriority w:val="99"/>
     <w:pPr>
       <w:pBdr/>
@@ -6962,7 +7131,7 @@
         <w:tblBorders/>
       </w:tblPr>
       <w:tcPr>
-        <w:shd w:val="clear" w:color="ffffff" w:themeColor="accent4" w:themeTint="34" w:fill="fff2cb" w:themeFill="accent4" w:themeFillTint="34"/>
+        <w:shd w:val="clear" w:color="ffffff" w:themeColor="accent4" w:themeTint="34" w:fill="e5dfec" w:themeFill="accent4" w:themeFillTint="34"/>
         <w:tcBorders/>
       </w:tcPr>
     </w:tblStylePr>
@@ -6981,7 +7150,7 @@
         <w:tblBorders/>
       </w:tblPr>
       <w:tcPr>
-        <w:shd w:val="clear" w:color="ffffff" w:themeColor="accent4" w:themeTint="34" w:fill="fff2cb" w:themeFill="accent4" w:themeFillTint="34"/>
+        <w:shd w:val="clear" w:color="ffffff" w:themeColor="accent4" w:themeTint="34" w:fill="e5dfec" w:themeFill="accent4" w:themeFillTint="34"/>
         <w:tcBorders/>
       </w:tcPr>
     </w:tblStylePr>
@@ -7170,9 +7339,9 @@
       </w:tcPr>
     </w:tblStylePr>
   </w:style>
-  <w:style w:type="table" w:styleId="727">
+  <w:style w:type="table" w:styleId="728">
     <w:name w:val="Grid Table 3 - Accent 5"/>
-    <w:basedOn w:val="887"/>
+    <w:basedOn w:val="888"/>
     <w:uiPriority w:val="99"/>
     <w:pPr>
       <w:pBdr/>
@@ -7207,7 +7376,7 @@
         <w:tblBorders/>
       </w:tblPr>
       <w:tcPr>
-        <w:shd w:val="clear" w:color="ffffff" w:themeColor="accent5" w:themeTint="34" w:fill="d9e2f3" w:themeFill="accent5" w:themeFillTint="34"/>
+        <w:shd w:val="clear" w:color="ffffff" w:themeColor="accent5" w:themeTint="34" w:fill="daeef3" w:themeFill="accent5" w:themeFillTint="34"/>
         <w:tcBorders/>
       </w:tcPr>
     </w:tblStylePr>
@@ -7226,7 +7395,7 @@
         <w:tblBorders/>
       </w:tblPr>
       <w:tcPr>
-        <w:shd w:val="clear" w:color="ffffff" w:themeColor="accent5" w:themeTint="34" w:fill="d9e2f3" w:themeFill="accent5" w:themeFillTint="34"/>
+        <w:shd w:val="clear" w:color="ffffff" w:themeColor="accent5" w:themeTint="34" w:fill="daeef3" w:themeFill="accent5" w:themeFillTint="34"/>
         <w:tcBorders/>
       </w:tcPr>
     </w:tblStylePr>
@@ -7415,9 +7584,9 @@
       </w:tcPr>
     </w:tblStylePr>
   </w:style>
-  <w:style w:type="table" w:styleId="728">
+  <w:style w:type="table" w:styleId="729">
     <w:name w:val="Grid Table 3 - Accent 6"/>
-    <w:basedOn w:val="887"/>
+    <w:basedOn w:val="888"/>
     <w:uiPriority w:val="99"/>
     <w:pPr>
       <w:pBdr/>
@@ -7452,7 +7621,7 @@
         <w:tblBorders/>
       </w:tblPr>
       <w:tcPr>
-        <w:shd w:val="clear" w:color="ffffff" w:themeColor="accent6" w:themeTint="34" w:fill="e2efd9" w:themeFill="accent6" w:themeFillTint="34"/>
+        <w:shd w:val="clear" w:color="ffffff" w:themeColor="accent6" w:themeTint="34" w:fill="fdead9" w:themeFill="accent6" w:themeFillTint="34"/>
         <w:tcBorders/>
       </w:tcPr>
     </w:tblStylePr>
@@ -7471,7 +7640,7 @@
         <w:tblBorders/>
       </w:tblPr>
       <w:tcPr>
-        <w:shd w:val="clear" w:color="ffffff" w:themeColor="accent6" w:themeTint="34" w:fill="e2efd9" w:themeFill="accent6" w:themeFillTint="34"/>
+        <w:shd w:val="clear" w:color="ffffff" w:themeColor="accent6" w:themeTint="34" w:fill="fdead9" w:themeFill="accent6" w:themeFillTint="34"/>
         <w:tcBorders/>
       </w:tcPr>
     </w:tblStylePr>
@@ -7660,9 +7829,9 @@
       </w:tcPr>
     </w:tblStylePr>
   </w:style>
-  <w:style w:type="table" w:styleId="729">
+  <w:style w:type="table" w:styleId="730">
     <w:name w:val="Grid Table 4"/>
-    <w:basedOn w:val="887"/>
+    <w:basedOn w:val="888"/>
     <w:uiPriority w:val="59"/>
     <w:pPr>
       <w:pBdr/>
@@ -7893,9 +8062,9 @@
       </w:tcPr>
     </w:tblStylePr>
   </w:style>
-  <w:style w:type="table" w:styleId="730">
+  <w:style w:type="table" w:styleId="731">
     <w:name w:val="Grid Table 4 - Accent 1"/>
-    <w:basedOn w:val="887"/>
+    <w:basedOn w:val="888"/>
     <w:uiPriority w:val="59"/>
     <w:pPr>
       <w:pBdr/>
@@ -7933,7 +8102,7 @@
         <w:tblBorders/>
       </w:tblPr>
       <w:tcPr>
-        <w:shd w:val="clear" w:color="ffffff" w:themeColor="accent1" w:themeTint="32" w:fill="dfebf7" w:themeFill="accent1" w:themeFillTint="32"/>
+        <w:shd w:val="clear" w:color="ffffff" w:themeColor="accent1" w:themeTint="32" w:fill="dce6f2" w:themeFill="accent1" w:themeFillTint="32"/>
         <w:tcBorders/>
       </w:tcPr>
     </w:tblStylePr>
@@ -7952,7 +8121,7 @@
         <w:tblBorders/>
       </w:tblPr>
       <w:tcPr>
-        <w:shd w:val="clear" w:color="ffffff" w:themeColor="accent1" w:themeTint="32" w:fill="dfebf7" w:themeFill="accent1" w:themeFillTint="32"/>
+        <w:shd w:val="clear" w:color="ffffff" w:themeColor="accent1" w:themeTint="32" w:fill="dce6f2" w:themeFill="accent1" w:themeFillTint="32"/>
         <w:tcBorders/>
       </w:tcPr>
     </w:tblStylePr>
@@ -8015,7 +8184,7 @@
         <w:tblBorders/>
       </w:tblPr>
       <w:tcPr>
-        <w:shd w:val="clear" w:color="ffffff" w:themeColor="accent1" w:themeTint="EA" w:fill="69a3d8" w:themeFill="accent1" w:themeFillTint="EA"/>
+        <w:shd w:val="clear" w:color="ffffff" w:themeColor="accent1" w:themeTint="EA" w:fill="5d8bc2" w:themeFill="accent1" w:themeFillTint="EA"/>
         <w:tcBorders>
           <w:top w:val="single" w:color="000000" w:themeColor="accent1" w:themeTint="EA" w:sz="4" w:space="0"/>
           <w:left w:val="single" w:color="000000" w:themeColor="accent1" w:themeTint="EA" w:sz="4" w:space="0"/>
@@ -8126,9 +8295,9 @@
       </w:tcPr>
     </w:tblStylePr>
   </w:style>
-  <w:style w:type="table" w:styleId="731">
+  <w:style w:type="table" w:styleId="732">
     <w:name w:val="Grid Table 4 - Accent 2"/>
-    <w:basedOn w:val="887"/>
+    <w:basedOn w:val="888"/>
     <w:uiPriority w:val="59"/>
     <w:pPr>
       <w:pBdr/>
@@ -8166,7 +8335,7 @@
         <w:tblBorders/>
       </w:tblPr>
       <w:tcPr>
-        <w:shd w:val="clear" w:color="ffffff" w:themeColor="accent2" w:themeTint="32" w:fill="fbe6d7" w:themeFill="accent2" w:themeFillTint="32"/>
+        <w:shd w:val="clear" w:color="ffffff" w:themeColor="accent2" w:themeTint="32" w:fill="f3dddc" w:themeFill="accent2" w:themeFillTint="32"/>
         <w:tcBorders/>
       </w:tcPr>
     </w:tblStylePr>
@@ -8185,7 +8354,7 @@
         <w:tblBorders/>
       </w:tblPr>
       <w:tcPr>
-        <w:shd w:val="clear" w:color="ffffff" w:themeColor="accent2" w:themeTint="32" w:fill="fbe6d7" w:themeFill="accent2" w:themeFillTint="32"/>
+        <w:shd w:val="clear" w:color="ffffff" w:themeColor="accent2" w:themeTint="32" w:fill="f3dddc" w:themeFill="accent2" w:themeFillTint="32"/>
         <w:tcBorders/>
       </w:tcPr>
     </w:tblStylePr>
@@ -8248,7 +8417,7 @@
         <w:tblBorders/>
       </w:tblPr>
       <w:tcPr>
-        <w:shd w:val="clear" w:color="ffffff" w:themeColor="accent2" w:themeTint="97" w:fill="f4b285" w:themeFill="accent2" w:themeFillTint="97"/>
+        <w:shd w:val="clear" w:color="ffffff" w:themeColor="accent2" w:themeTint="97" w:fill="da9796" w:themeFill="accent2" w:themeFillTint="97"/>
         <w:tcBorders>
           <w:top w:val="single" w:color="000000" w:themeColor="accent2" w:themeTint="97" w:sz="4" w:space="0"/>
           <w:left w:val="single" w:color="000000" w:themeColor="accent2" w:themeTint="97" w:sz="4" w:space="0"/>
@@ -8359,9 +8528,9 @@
       </w:tcPr>
     </w:tblStylePr>
   </w:style>
-  <w:style w:type="table" w:styleId="732">
+  <w:style w:type="table" w:styleId="733">
     <w:name w:val="Grid Table 4 - Accent 3"/>
-    <w:basedOn w:val="887"/>
+    <w:basedOn w:val="888"/>
     <w:uiPriority w:val="59"/>
     <w:pPr>
       <w:pBdr/>
@@ -8399,7 +8568,7 @@
         <w:tblBorders/>
       </w:tblPr>
       <w:tcPr>
-        <w:shd w:val="clear" w:color="ffffff" w:themeColor="accent3" w:themeTint="34" w:fill="ededed" w:themeFill="accent3" w:themeFillTint="34"/>
+        <w:shd w:val="clear" w:color="ffffff" w:themeColor="accent3" w:themeTint="34" w:fill="ebf1dd" w:themeFill="accent3" w:themeFillTint="34"/>
         <w:tcBorders/>
       </w:tcPr>
     </w:tblStylePr>
@@ -8418,7 +8587,7 @@
         <w:tblBorders/>
       </w:tblPr>
       <w:tcPr>
-        <w:shd w:val="clear" w:color="ffffff" w:themeColor="accent3" w:themeTint="34" w:fill="ededed" w:themeFill="accent3" w:themeFillTint="34"/>
+        <w:shd w:val="clear" w:color="ffffff" w:themeColor="accent3" w:themeTint="34" w:fill="ebf1dd" w:themeFill="accent3" w:themeFillTint="34"/>
         <w:tcBorders/>
       </w:tcPr>
     </w:tblStylePr>
@@ -8481,7 +8650,7 @@
         <w:tblBorders/>
       </w:tblPr>
       <w:tcPr>
-        <w:shd w:val="clear" w:color="ffffff" w:themeColor="accent3" w:themeTint="FE" w:fill="a5a5a5" w:themeFill="accent3" w:themeFillTint="FE"/>
+        <w:shd w:val="clear" w:color="ffffff" w:themeColor="accent3" w:themeTint="FE" w:fill="9bbb5a" w:themeFill="accent3" w:themeFillTint="FE"/>
         <w:tcBorders>
           <w:top w:val="single" w:color="000000" w:themeColor="accent3" w:themeTint="FE" w:sz="4" w:space="0"/>
           <w:left w:val="single" w:color="000000" w:themeColor="accent3" w:themeTint="FE" w:sz="4" w:space="0"/>
@@ -8592,9 +8761,9 @@
       </w:tcPr>
     </w:tblStylePr>
   </w:style>
-  <w:style w:type="table" w:styleId="733">
+  <w:style w:type="table" w:styleId="734">
     <w:name w:val="Grid Table 4 - Accent 4"/>
-    <w:basedOn w:val="887"/>
+    <w:basedOn w:val="888"/>
     <w:uiPriority w:val="59"/>
     <w:pPr>
       <w:pBdr/>
@@ -8632,7 +8801,7 @@
         <w:tblBorders/>
       </w:tblPr>
       <w:tcPr>
-        <w:shd w:val="clear" w:color="ffffff" w:themeColor="accent4" w:themeTint="34" w:fill="fff2cb" w:themeFill="accent4" w:themeFillTint="34"/>
+        <w:shd w:val="clear" w:color="ffffff" w:themeColor="accent4" w:themeTint="34" w:fill="e5dfec" w:themeFill="accent4" w:themeFillTint="34"/>
         <w:tcBorders/>
       </w:tcPr>
     </w:tblStylePr>
@@ -8651,7 +8820,7 @@
         <w:tblBorders/>
       </w:tblPr>
       <w:tcPr>
-        <w:shd w:val="clear" w:color="ffffff" w:themeColor="accent4" w:themeTint="34" w:fill="fff2cb" w:themeFill="accent4" w:themeFillTint="34"/>
+        <w:shd w:val="clear" w:color="ffffff" w:themeColor="accent4" w:themeTint="34" w:fill="e5dfec" w:themeFill="accent4" w:themeFillTint="34"/>
         <w:tcBorders/>
       </w:tcPr>
     </w:tblStylePr>
@@ -8714,7 +8883,7 @@
         <w:tblBorders/>
       </w:tblPr>
       <w:tcPr>
-        <w:shd w:val="clear" w:color="ffffff" w:themeColor="accent4" w:themeTint="9A" w:fill="ffd965" w:themeFill="accent4" w:themeFillTint="9A"/>
+        <w:shd w:val="clear" w:color="ffffff" w:themeColor="accent4" w:themeTint="9A" w:fill="b2a1c7" w:themeFill="accent4" w:themeFillTint="9A"/>
         <w:tcBorders>
           <w:top w:val="single" w:color="000000" w:themeColor="accent4" w:themeTint="9A" w:sz="4" w:space="0"/>
           <w:left w:val="single" w:color="000000" w:themeColor="accent4" w:themeTint="9A" w:sz="4" w:space="0"/>
@@ -8825,9 +8994,9 @@
       </w:tcPr>
     </w:tblStylePr>
   </w:style>
-  <w:style w:type="table" w:styleId="734">
+  <w:style w:type="table" w:styleId="735">
     <w:name w:val="Grid Table 4 - Accent 5"/>
-    <w:basedOn w:val="887"/>
+    <w:basedOn w:val="888"/>
     <w:uiPriority w:val="59"/>
     <w:pPr>
       <w:pBdr/>
@@ -8865,7 +9034,7 @@
         <w:tblBorders/>
       </w:tblPr>
       <w:tcPr>
-        <w:shd w:val="clear" w:color="ffffff" w:themeColor="accent5" w:themeTint="34" w:fill="d9e2f3" w:themeFill="accent5" w:themeFillTint="34"/>
+        <w:shd w:val="clear" w:color="ffffff" w:themeColor="accent5" w:themeTint="34" w:fill="daeef3" w:themeFill="accent5" w:themeFillTint="34"/>
         <w:tcBorders/>
       </w:tcPr>
     </w:tblStylePr>
@@ -8884,7 +9053,7 @@
         <w:tblBorders/>
       </w:tblPr>
       <w:tcPr>
-        <w:shd w:val="clear" w:color="ffffff" w:themeColor="accent5" w:themeTint="34" w:fill="d9e2f3" w:themeFill="accent5" w:themeFillTint="34"/>
+        <w:shd w:val="clear" w:color="ffffff" w:themeColor="accent5" w:themeTint="34" w:fill="daeef3" w:themeFill="accent5" w:themeFillTint="34"/>
         <w:tcBorders/>
       </w:tcPr>
     </w:tblStylePr>
@@ -8947,7 +9116,7 @@
         <w:tblBorders/>
       </w:tblPr>
       <w:tcPr>
-        <w:shd w:val="clear" w:color="ffffff" w:themeColor="accent5" w:fill="4472c4" w:themeFill="accent5"/>
+        <w:shd w:val="clear" w:color="ffffff" w:themeColor="accent5" w:fill="4bacc6" w:themeFill="accent5"/>
         <w:tcBorders>
           <w:top w:val="single" w:color="000000" w:themeColor="accent5" w:sz="4" w:space="0"/>
           <w:left w:val="single" w:color="000000" w:themeColor="accent5" w:sz="4" w:space="0"/>
@@ -9058,9 +9227,9 @@
       </w:tcPr>
     </w:tblStylePr>
   </w:style>
-  <w:style w:type="table" w:styleId="735">
+  <w:style w:type="table" w:styleId="736">
     <w:name w:val="Grid Table 4 - Accent 6"/>
-    <w:basedOn w:val="887"/>
+    <w:basedOn w:val="888"/>
     <w:uiPriority w:val="59"/>
     <w:pPr>
       <w:pBdr/>
@@ -9098,7 +9267,7 @@
         <w:tblBorders/>
       </w:tblPr>
       <w:tcPr>
-        <w:shd w:val="clear" w:color="ffffff" w:themeColor="accent6" w:themeTint="34" w:fill="e2efd9" w:themeFill="accent6" w:themeFillTint="34"/>
+        <w:shd w:val="clear" w:color="ffffff" w:themeColor="accent6" w:themeTint="34" w:fill="fdead9" w:themeFill="accent6" w:themeFillTint="34"/>
         <w:tcBorders/>
       </w:tcPr>
     </w:tblStylePr>
@@ -9117,7 +9286,7 @@
         <w:tblBorders/>
       </w:tblPr>
       <w:tcPr>
-        <w:shd w:val="clear" w:color="ffffff" w:themeColor="accent6" w:themeTint="34" w:fill="e2efd9" w:themeFill="accent6" w:themeFillTint="34"/>
+        <w:shd w:val="clear" w:color="ffffff" w:themeColor="accent6" w:themeTint="34" w:fill="fdead9" w:themeFill="accent6" w:themeFillTint="34"/>
         <w:tcBorders/>
       </w:tcPr>
     </w:tblStylePr>
@@ -9180,7 +9349,7 @@
         <w:tblBorders/>
       </w:tblPr>
       <w:tcPr>
-        <w:shd w:val="clear" w:color="ffffff" w:themeColor="accent6" w:fill="70ad47" w:themeFill="accent6"/>
+        <w:shd w:val="clear" w:color="ffffff" w:themeColor="accent6" w:fill="f79646" w:themeFill="accent6"/>
         <w:tcBorders>
           <w:top w:val="single" w:color="000000" w:themeColor="accent6" w:sz="4" w:space="0"/>
           <w:left w:val="single" w:color="000000" w:themeColor="accent6" w:sz="4" w:space="0"/>
@@ -9291,9 +9460,9 @@
       </w:tcPr>
     </w:tblStylePr>
   </w:style>
-  <w:style w:type="table" w:styleId="736">
+  <w:style w:type="table" w:styleId="737">
     <w:name w:val="Grid Table 5 Dark"/>
-    <w:basedOn w:val="887"/>
+    <w:basedOn w:val="888"/>
     <w:uiPriority w:val="99"/>
     <w:pPr>
       <w:pBdr/>
@@ -9519,9 +9688,9 @@
       </w:tcPr>
     </w:tblStylePr>
   </w:style>
-  <w:style w:type="table" w:styleId="737">
+  <w:style w:type="table" w:styleId="738">
     <w:name w:val="Grid Table 5 Dark- Accent 1"/>
-    <w:basedOn w:val="887"/>
+    <w:basedOn w:val="888"/>
     <w:uiPriority w:val="99"/>
     <w:pPr>
       <w:pBdr/>
@@ -9540,7 +9709,7 @@
         <w:insideH w:val="single" w:color="000000" w:themeColor="light1" w:sz="4" w:space="0"/>
         <w:insideV w:val="single" w:color="000000" w:themeColor="light1" w:sz="4" w:space="0"/>
       </w:tblBorders>
-      <w:shd w:val="clear" w:color="ffffff" w:themeColor="accent1" w:themeTint="34" w:fill="deebf6" w:themeFill="accent1" w:themeFillTint="34"/>
+      <w:shd w:val="clear" w:color="ffffff" w:themeColor="accent1" w:themeTint="34" w:fill="dbe5f2" w:themeFill="accent1" w:themeFillTint="34"/>
     </w:tblPr>
     <w:tcPr>
       <w:tcBorders/>
@@ -9555,7 +9724,7 @@
         <w:tblBorders/>
       </w:tblPr>
       <w:tcPr>
-        <w:shd w:val="clear" w:color="ffffff" w:themeColor="accent1" w:themeTint="75" w:fill="b4d1ec" w:themeFill="accent1" w:themeFillTint="75"/>
+        <w:shd w:val="clear" w:color="ffffff" w:themeColor="accent1" w:themeTint="75" w:fill="aec5e1" w:themeFill="accent1" w:themeFillTint="75"/>
         <w:tcBorders/>
       </w:tcPr>
     </w:tblStylePr>
@@ -9569,7 +9738,7 @@
         <w:tblBorders/>
       </w:tblPr>
       <w:tcPr>
-        <w:shd w:val="clear" w:color="ffffff" w:themeColor="accent1" w:themeTint="75" w:fill="b4d1ec" w:themeFill="accent1" w:themeFillTint="75"/>
+        <w:shd w:val="clear" w:color="ffffff" w:themeColor="accent1" w:themeTint="75" w:fill="aec5e1" w:themeFill="accent1" w:themeFillTint="75"/>
         <w:tcBorders/>
       </w:tcPr>
     </w:tblStylePr>
@@ -9615,7 +9784,7 @@
         <w:tblBorders/>
       </w:tblPr>
       <w:tcPr>
-        <w:shd w:val="clear" w:color="ffffff" w:themeColor="accent1" w:fill="5b9bd5" w:themeFill="accent1"/>
+        <w:shd w:val="clear" w:color="ffffff" w:themeColor="accent1" w:fill="4f81bd" w:themeFill="accent1"/>
         <w:tcBorders/>
       </w:tcPr>
     </w:tblStylePr>
@@ -9635,7 +9804,7 @@
         <w:tblBorders/>
       </w:tblPr>
       <w:tcPr>
-        <w:shd w:val="clear" w:color="ffffff" w:themeColor="accent1" w:fill="5b9bd5" w:themeFill="accent1"/>
+        <w:shd w:val="clear" w:color="ffffff" w:themeColor="accent1" w:fill="4f81bd" w:themeFill="accent1"/>
         <w:tcBorders/>
       </w:tcPr>
     </w:tblStylePr>
@@ -9655,7 +9824,7 @@
         <w:tblBorders/>
       </w:tblPr>
       <w:tcPr>
-        <w:shd w:val="clear" w:color="ffffff" w:themeColor="accent1" w:fill="5b9bd5" w:themeFill="accent1"/>
+        <w:shd w:val="clear" w:color="ffffff" w:themeColor="accent1" w:fill="4f81bd" w:themeFill="accent1"/>
         <w:tcBorders/>
       </w:tcPr>
     </w:tblStylePr>
@@ -9675,7 +9844,7 @@
         <w:tblBorders/>
       </w:tblPr>
       <w:tcPr>
-        <w:shd w:val="clear" w:color="ffffff" w:themeColor="accent1" w:fill="5b9bd5" w:themeFill="accent1"/>
+        <w:shd w:val="clear" w:color="ffffff" w:themeColor="accent1" w:fill="4f81bd" w:themeFill="accent1"/>
         <w:tcBorders>
           <w:top w:val="single" w:color="000000" w:themeColor="light1" w:sz="4" w:space="0"/>
         </w:tcBorders>
@@ -9747,9 +9916,9 @@
       </w:tcPr>
     </w:tblStylePr>
   </w:style>
-  <w:style w:type="table" w:styleId="738">
+  <w:style w:type="table" w:styleId="739">
     <w:name w:val="Grid Table 5 Dark - Accent 2"/>
-    <w:basedOn w:val="887"/>
+    <w:basedOn w:val="888"/>
     <w:uiPriority w:val="99"/>
     <w:pPr>
       <w:pBdr/>
@@ -9768,7 +9937,7 @@
         <w:insideH w:val="single" w:color="000000" w:themeColor="light1" w:sz="4" w:space="0"/>
         <w:insideV w:val="single" w:color="000000" w:themeColor="light1" w:sz="4" w:space="0"/>
       </w:tblBorders>
-      <w:shd w:val="clear" w:color="ffffff" w:themeColor="accent2" w:themeTint="32" w:fill="fbe6d7" w:themeFill="accent2" w:themeFillTint="32"/>
+      <w:shd w:val="clear" w:color="ffffff" w:themeColor="accent2" w:themeTint="32" w:fill="f3dddc" w:themeFill="accent2" w:themeFillTint="32"/>
     </w:tblPr>
     <w:tcPr>
       <w:tcBorders/>
@@ -9783,7 +9952,7 @@
         <w:tblBorders/>
       </w:tblPr>
       <w:tcPr>
-        <w:shd w:val="clear" w:color="ffffff" w:themeColor="accent2" w:themeTint="75" w:fill="f7c3a0" w:themeFill="accent2" w:themeFillTint="75"/>
+        <w:shd w:val="clear" w:color="ffffff" w:themeColor="accent2" w:themeTint="75" w:fill="e2afad" w:themeFill="accent2" w:themeFillTint="75"/>
         <w:tcBorders/>
       </w:tcPr>
     </w:tblStylePr>
@@ -9797,7 +9966,7 @@
         <w:tblBorders/>
       </w:tblPr>
       <w:tcPr>
-        <w:shd w:val="clear" w:color="ffffff" w:themeColor="accent2" w:themeTint="75" w:fill="f7c3a0" w:themeFill="accent2" w:themeFillTint="75"/>
+        <w:shd w:val="clear" w:color="ffffff" w:themeColor="accent2" w:themeTint="75" w:fill="e2afad" w:themeFill="accent2" w:themeFillTint="75"/>
         <w:tcBorders/>
       </w:tcPr>
     </w:tblStylePr>
@@ -9843,7 +10012,7 @@
         <w:tblBorders/>
       </w:tblPr>
       <w:tcPr>
-        <w:shd w:val="clear" w:color="ffffff" w:themeColor="accent2" w:fill="ed7d31" w:themeFill="accent2"/>
+        <w:shd w:val="clear" w:color="ffffff" w:themeColor="accent2" w:fill="c0504d" w:themeFill="accent2"/>
         <w:tcBorders/>
       </w:tcPr>
     </w:tblStylePr>
@@ -9863,7 +10032,7 @@
         <w:tblBorders/>
       </w:tblPr>
       <w:tcPr>
-        <w:shd w:val="clear" w:color="ffffff" w:themeColor="accent2" w:fill="ed7d31" w:themeFill="accent2"/>
+        <w:shd w:val="clear" w:color="ffffff" w:themeColor="accent2" w:fill="c0504d" w:themeFill="accent2"/>
         <w:tcBorders/>
       </w:tcPr>
     </w:tblStylePr>
@@ -9883,7 +10052,7 @@
         <w:tblBorders/>
       </w:tblPr>
       <w:tcPr>
-        <w:shd w:val="clear" w:color="ffffff" w:themeColor="accent2" w:fill="ed7d31" w:themeFill="accent2"/>
+        <w:shd w:val="clear" w:color="ffffff" w:themeColor="accent2" w:fill="c0504d" w:themeFill="accent2"/>
         <w:tcBorders/>
       </w:tcPr>
     </w:tblStylePr>
@@ -9903,7 +10072,7 @@
         <w:tblBorders/>
       </w:tblPr>
       <w:tcPr>
-        <w:shd w:val="clear" w:color="ffffff" w:themeColor="accent2" w:fill="ed7d31" w:themeFill="accent2"/>
+        <w:shd w:val="clear" w:color="ffffff" w:themeColor="accent2" w:fill="c0504d" w:themeFill="accent2"/>
         <w:tcBorders>
           <w:top w:val="single" w:color="000000" w:themeColor="light1" w:sz="4" w:space="0"/>
         </w:tcBorders>
@@ -9975,9 +10144,9 @@
       </w:tcPr>
     </w:tblStylePr>
   </w:style>
-  <w:style w:type="table" w:styleId="739">
+  <w:style w:type="table" w:styleId="740">
     <w:name w:val="Grid Table 5 Dark - Accent 3"/>
-    <w:basedOn w:val="887"/>
+    <w:basedOn w:val="888"/>
     <w:uiPriority w:val="99"/>
     <w:pPr>
       <w:pBdr/>
@@ -9996,7 +10165,7 @@
         <w:insideH w:val="single" w:color="000000" w:themeColor="light1" w:sz="4" w:space="0"/>
         <w:insideV w:val="single" w:color="000000" w:themeColor="light1" w:sz="4" w:space="0"/>
       </w:tblBorders>
-      <w:shd w:val="clear" w:color="ffffff" w:themeColor="accent3" w:themeTint="34" w:fill="ededed" w:themeFill="accent3" w:themeFillTint="34"/>
+      <w:shd w:val="clear" w:color="ffffff" w:themeColor="accent3" w:themeTint="34" w:fill="ebf1dd" w:themeFill="accent3" w:themeFillTint="34"/>
     </w:tblPr>
     <w:tcPr>
       <w:tcBorders/>
@@ -10011,7 +10180,7 @@
         <w:tblBorders/>
       </w:tblPr>
       <w:tcPr>
-        <w:shd w:val="clear" w:color="ffffff" w:themeColor="accent3" w:themeTint="75" w:fill="d6d6d6" w:themeFill="accent3" w:themeFillTint="75"/>
+        <w:shd w:val="clear" w:color="ffffff" w:themeColor="accent3" w:themeTint="75" w:fill="d1e0b3" w:themeFill="accent3" w:themeFillTint="75"/>
         <w:tcBorders/>
       </w:tcPr>
     </w:tblStylePr>
@@ -10025,7 +10194,7 @@
         <w:tblBorders/>
       </w:tblPr>
       <w:tcPr>
-        <w:shd w:val="clear" w:color="ffffff" w:themeColor="accent3" w:themeTint="75" w:fill="d6d6d6" w:themeFill="accent3" w:themeFillTint="75"/>
+        <w:shd w:val="clear" w:color="ffffff" w:themeColor="accent3" w:themeTint="75" w:fill="d1e0b3" w:themeFill="accent3" w:themeFillTint="75"/>
         <w:tcBorders/>
       </w:tcPr>
     </w:tblStylePr>
@@ -10071,7 +10240,7 @@
         <w:tblBorders/>
       </w:tblPr>
       <w:tcPr>
-        <w:shd w:val="clear" w:color="ffffff" w:themeColor="accent3" w:fill="a5a5a5" w:themeFill="accent3"/>
+        <w:shd w:val="clear" w:color="ffffff" w:themeColor="accent3" w:fill="9bbb59" w:themeFill="accent3"/>
         <w:tcBorders/>
       </w:tcPr>
     </w:tblStylePr>
@@ -10091,7 +10260,7 @@
         <w:tblBorders/>
       </w:tblPr>
       <w:tcPr>
-        <w:shd w:val="clear" w:color="ffffff" w:themeColor="accent3" w:fill="a5a5a5" w:themeFill="accent3"/>
+        <w:shd w:val="clear" w:color="ffffff" w:themeColor="accent3" w:fill="9bbb59" w:themeFill="accent3"/>
         <w:tcBorders/>
       </w:tcPr>
     </w:tblStylePr>
@@ -10111,7 +10280,7 @@
         <w:tblBorders/>
       </w:tblPr>
       <w:tcPr>
-        <w:shd w:val="clear" w:color="ffffff" w:themeColor="accent3" w:fill="a5a5a5" w:themeFill="accent3"/>
+        <w:shd w:val="clear" w:color="ffffff" w:themeColor="accent3" w:fill="9bbb59" w:themeFill="accent3"/>
         <w:tcBorders/>
       </w:tcPr>
     </w:tblStylePr>
@@ -10131,7 +10300,7 @@
         <w:tblBorders/>
       </w:tblPr>
       <w:tcPr>
-        <w:shd w:val="clear" w:color="ffffff" w:themeColor="accent3" w:fill="a5a5a5" w:themeFill="accent3"/>
+        <w:shd w:val="clear" w:color="ffffff" w:themeColor="accent3" w:fill="9bbb59" w:themeFill="accent3"/>
         <w:tcBorders>
           <w:top w:val="single" w:color="000000" w:themeColor="light1" w:sz="4" w:space="0"/>
         </w:tcBorders>
@@ -10203,9 +10372,9 @@
       </w:tcPr>
     </w:tblStylePr>
   </w:style>
-  <w:style w:type="table" w:styleId="740">
+  <w:style w:type="table" w:styleId="741">
     <w:name w:val="Grid Table 5 Dark- Accent 4"/>
-    <w:basedOn w:val="887"/>
+    <w:basedOn w:val="888"/>
     <w:uiPriority w:val="99"/>
     <w:pPr>
       <w:pBdr/>
@@ -10224,7 +10393,7 @@
         <w:insideH w:val="single" w:color="000000" w:themeColor="light1" w:sz="4" w:space="0"/>
         <w:insideV w:val="single" w:color="000000" w:themeColor="light1" w:sz="4" w:space="0"/>
       </w:tblBorders>
-      <w:shd w:val="clear" w:color="ffffff" w:themeColor="accent4" w:themeTint="34" w:fill="fff2cb" w:themeFill="accent4" w:themeFillTint="34"/>
+      <w:shd w:val="clear" w:color="ffffff" w:themeColor="accent4" w:themeTint="34" w:fill="e5dfec" w:themeFill="accent4" w:themeFillTint="34"/>
     </w:tblPr>
     <w:tcPr>
       <w:tcBorders/>
@@ -10239,7 +10408,7 @@
         <w:tblBorders/>
       </w:tblPr>
       <w:tcPr>
-        <w:shd w:val="clear" w:color="ffffff" w:themeColor="accent4" w:themeTint="75" w:fill="ffe28a" w:themeFill="accent4" w:themeFillTint="75"/>
+        <w:shd w:val="clear" w:color="ffffff" w:themeColor="accent4" w:themeTint="75" w:fill="c5b8d4" w:themeFill="accent4" w:themeFillTint="75"/>
         <w:tcBorders/>
       </w:tcPr>
     </w:tblStylePr>
@@ -10253,7 +10422,7 @@
         <w:tblBorders/>
       </w:tblPr>
       <w:tcPr>
-        <w:shd w:val="clear" w:color="ffffff" w:themeColor="accent4" w:themeTint="75" w:fill="ffe28a" w:themeFill="accent4" w:themeFillTint="75"/>
+        <w:shd w:val="clear" w:color="ffffff" w:themeColor="accent4" w:themeTint="75" w:fill="c5b8d4" w:themeFill="accent4" w:themeFillTint="75"/>
         <w:tcBorders/>
       </w:tcPr>
     </w:tblStylePr>
@@ -10299,7 +10468,7 @@
         <w:tblBorders/>
       </w:tblPr>
       <w:tcPr>
-        <w:shd w:val="clear" w:color="ffffff" w:themeColor="accent4" w:fill="ffc000" w:themeFill="accent4"/>
+        <w:shd w:val="clear" w:color="ffffff" w:themeColor="accent4" w:fill="8064a2" w:themeFill="accent4"/>
         <w:tcBorders/>
       </w:tcPr>
     </w:tblStylePr>
@@ -10319,7 +10488,7 @@
         <w:tblBorders/>
       </w:tblPr>
       <w:tcPr>
-        <w:shd w:val="clear" w:color="ffffff" w:themeColor="accent4" w:fill="ffc000" w:themeFill="accent4"/>
+        <w:shd w:val="clear" w:color="ffffff" w:themeColor="accent4" w:fill="8064a2" w:themeFill="accent4"/>
         <w:tcBorders/>
       </w:tcPr>
     </w:tblStylePr>
@@ -10339,7 +10508,7 @@
         <w:tblBorders/>
       </w:tblPr>
       <w:tcPr>
-        <w:shd w:val="clear" w:color="ffffff" w:themeColor="accent4" w:fill="ffc000" w:themeFill="accent4"/>
+        <w:shd w:val="clear" w:color="ffffff" w:themeColor="accent4" w:fill="8064a2" w:themeFill="accent4"/>
         <w:tcBorders/>
       </w:tcPr>
     </w:tblStylePr>
@@ -10359,7 +10528,7 @@
         <w:tblBorders/>
       </w:tblPr>
       <w:tcPr>
-        <w:shd w:val="clear" w:color="ffffff" w:themeColor="accent4" w:fill="ffc000" w:themeFill="accent4"/>
+        <w:shd w:val="clear" w:color="ffffff" w:themeColor="accent4" w:fill="8064a2" w:themeFill="accent4"/>
         <w:tcBorders>
           <w:top w:val="single" w:color="000000" w:themeColor="light1" w:sz="4" w:space="0"/>
         </w:tcBorders>
@@ -10431,9 +10600,9 @@
       </w:tcPr>
     </w:tblStylePr>
   </w:style>
-  <w:style w:type="table" w:styleId="741">
+  <w:style w:type="table" w:styleId="742">
     <w:name w:val="Grid Table 5 Dark - Accent 5"/>
-    <w:basedOn w:val="887"/>
+    <w:basedOn w:val="888"/>
     <w:uiPriority w:val="99"/>
     <w:pPr>
       <w:pBdr/>
@@ -10452,7 +10621,7 @@
         <w:insideH w:val="single" w:color="000000" w:themeColor="light1" w:sz="4" w:space="0"/>
         <w:insideV w:val="single" w:color="000000" w:themeColor="light1" w:sz="4" w:space="0"/>
       </w:tblBorders>
-      <w:shd w:val="clear" w:color="ffffff" w:themeColor="accent5" w:themeTint="34" w:fill="d9e2f3" w:themeFill="accent5" w:themeFillTint="34"/>
+      <w:shd w:val="clear" w:color="ffffff" w:themeColor="accent5" w:themeTint="34" w:fill="daeef3" w:themeFill="accent5" w:themeFillTint="34"/>
     </w:tblPr>
     <w:tcPr>
       <w:tcBorders/>
@@ -10467,7 +10636,7 @@
         <w:tblBorders/>
       </w:tblPr>
       <w:tcPr>
-        <w:shd w:val="clear" w:color="ffffff" w:themeColor="accent5" w:themeTint="75" w:fill="a9bee4" w:themeFill="accent5" w:themeFillTint="75"/>
+        <w:shd w:val="clear" w:color="ffffff" w:themeColor="accent5" w:themeTint="75" w:fill="acd9e5" w:themeFill="accent5" w:themeFillTint="75"/>
         <w:tcBorders/>
       </w:tcPr>
     </w:tblStylePr>
@@ -10481,7 +10650,7 @@
         <w:tblBorders/>
       </w:tblPr>
       <w:tcPr>
-        <w:shd w:val="clear" w:color="ffffff" w:themeColor="accent5" w:themeTint="75" w:fill="a9bee4" w:themeFill="accent5" w:themeFillTint="75"/>
+        <w:shd w:val="clear" w:color="ffffff" w:themeColor="accent5" w:themeTint="75" w:fill="acd9e5" w:themeFill="accent5" w:themeFillTint="75"/>
         <w:tcBorders/>
       </w:tcPr>
     </w:tblStylePr>
@@ -10527,7 +10696,7 @@
         <w:tblBorders/>
       </w:tblPr>
       <w:tcPr>
-        <w:shd w:val="clear" w:color="ffffff" w:themeColor="accent5" w:fill="4472c4" w:themeFill="accent5"/>
+        <w:shd w:val="clear" w:color="ffffff" w:themeColor="accent5" w:fill="4bacc6" w:themeFill="accent5"/>
         <w:tcBorders/>
       </w:tcPr>
     </w:tblStylePr>
@@ -10547,7 +10716,7 @@
         <w:tblBorders/>
       </w:tblPr>
       <w:tcPr>
-        <w:shd w:val="clear" w:color="ffffff" w:themeColor="accent5" w:fill="4472c4" w:themeFill="accent5"/>
+        <w:shd w:val="clear" w:color="ffffff" w:themeColor="accent5" w:fill="4bacc6" w:themeFill="accent5"/>
         <w:tcBorders/>
       </w:tcPr>
     </w:tblStylePr>
@@ -10567,7 +10736,7 @@
         <w:tblBorders/>
       </w:tblPr>
       <w:tcPr>
-        <w:shd w:val="clear" w:color="ffffff" w:themeColor="accent5" w:fill="4472c4" w:themeFill="accent5"/>
+        <w:shd w:val="clear" w:color="ffffff" w:themeColor="accent5" w:fill="4bacc6" w:themeFill="accent5"/>
         <w:tcBorders/>
       </w:tcPr>
     </w:tblStylePr>
@@ -10587,7 +10756,7 @@
         <w:tblBorders/>
       </w:tblPr>
       <w:tcPr>
-        <w:shd w:val="clear" w:color="ffffff" w:themeColor="accent5" w:fill="4472c4" w:themeFill="accent5"/>
+        <w:shd w:val="clear" w:color="ffffff" w:themeColor="accent5" w:fill="4bacc6" w:themeFill="accent5"/>
         <w:tcBorders>
           <w:top w:val="single" w:color="000000" w:themeColor="light1" w:sz="4" w:space="0"/>
         </w:tcBorders>
@@ -10659,9 +10828,9 @@
       </w:tcPr>
     </w:tblStylePr>
   </w:style>
-  <w:style w:type="table" w:styleId="742">
+  <w:style w:type="table" w:styleId="743">
     <w:name w:val="Grid Table 5 Dark - Accent 6"/>
-    <w:basedOn w:val="887"/>
+    <w:basedOn w:val="888"/>
     <w:uiPriority w:val="99"/>
     <w:pPr>
       <w:pBdr/>
@@ -10680,7 +10849,7 @@
         <w:insideH w:val="single" w:color="000000" w:themeColor="light1" w:sz="4" w:space="0"/>
         <w:insideV w:val="single" w:color="000000" w:themeColor="light1" w:sz="4" w:space="0"/>
       </w:tblBorders>
-      <w:shd w:val="clear" w:color="ffffff" w:themeColor="accent6" w:themeTint="34" w:fill="e2efd9" w:themeFill="accent6" w:themeFillTint="34"/>
+      <w:shd w:val="clear" w:color="ffffff" w:themeColor="accent6" w:themeTint="34" w:fill="fdead9" w:themeFill="accent6" w:themeFillTint="34"/>
     </w:tblPr>
     <w:tcPr>
       <w:tcBorders/>
@@ -10695,7 +10864,7 @@
         <w:tblBorders/>
       </w:tblPr>
       <w:tcPr>
-        <w:shd w:val="clear" w:color="ffffff" w:themeColor="accent6" w:themeTint="75" w:fill="bddba8" w:themeFill="accent6" w:themeFillTint="75"/>
+        <w:shd w:val="clear" w:color="ffffff" w:themeColor="accent6" w:themeTint="75" w:fill="fbcfaa" w:themeFill="accent6" w:themeFillTint="75"/>
         <w:tcBorders/>
       </w:tcPr>
     </w:tblStylePr>
@@ -10709,7 +10878,7 @@
         <w:tblBorders/>
       </w:tblPr>
       <w:tcPr>
-        <w:shd w:val="clear" w:color="ffffff" w:themeColor="accent6" w:themeTint="75" w:fill="bddba8" w:themeFill="accent6" w:themeFillTint="75"/>
+        <w:shd w:val="clear" w:color="ffffff" w:themeColor="accent6" w:themeTint="75" w:fill="fbcfaa" w:themeFill="accent6" w:themeFillTint="75"/>
         <w:tcBorders/>
       </w:tcPr>
     </w:tblStylePr>
@@ -10755,7 +10924,7 @@
         <w:tblBorders/>
       </w:tblPr>
       <w:tcPr>
-        <w:shd w:val="clear" w:color="ffffff" w:themeColor="accent6" w:fill="70ad47" w:themeFill="accent6"/>
+        <w:shd w:val="clear" w:color="ffffff" w:themeColor="accent6" w:fill="f79646" w:themeFill="accent6"/>
         <w:tcBorders/>
       </w:tcPr>
     </w:tblStylePr>
@@ -10775,7 +10944,7 @@
         <w:tblBorders/>
       </w:tblPr>
       <w:tcPr>
-        <w:shd w:val="clear" w:color="ffffff" w:themeColor="accent6" w:fill="70ad47" w:themeFill="accent6"/>
+        <w:shd w:val="clear" w:color="ffffff" w:themeColor="accent6" w:fill="f79646" w:themeFill="accent6"/>
         <w:tcBorders/>
       </w:tcPr>
     </w:tblStylePr>
@@ -10795,7 +10964,7 @@
         <w:tblBorders/>
       </w:tblPr>
       <w:tcPr>
-        <w:shd w:val="clear" w:color="ffffff" w:themeColor="accent6" w:fill="70ad47" w:themeFill="accent6"/>
+        <w:shd w:val="clear" w:color="ffffff" w:themeColor="accent6" w:fill="f79646" w:themeFill="accent6"/>
         <w:tcBorders/>
       </w:tcPr>
     </w:tblStylePr>
@@ -10815,7 +10984,7 @@
         <w:tblBorders/>
       </w:tblPr>
       <w:tcPr>
-        <w:shd w:val="clear" w:color="ffffff" w:themeColor="accent6" w:fill="70ad47" w:themeFill="accent6"/>
+        <w:shd w:val="clear" w:color="ffffff" w:themeColor="accent6" w:fill="f79646" w:themeFill="accent6"/>
         <w:tcBorders>
           <w:top w:val="single" w:color="000000" w:themeColor="light1" w:sz="4" w:space="0"/>
         </w:tcBorders>
@@ -10887,9 +11056,9 @@
       </w:tcPr>
     </w:tblStylePr>
   </w:style>
-  <w:style w:type="table" w:styleId="743">
+  <w:style w:type="table" w:styleId="744">
     <w:name w:val="Grid Table 6 Colorful"/>
-    <w:basedOn w:val="887"/>
+    <w:basedOn w:val="888"/>
     <w:uiPriority w:val="99"/>
     <w:pPr>
       <w:pBdr/>
@@ -11117,9 +11286,9 @@
       </w:tcPr>
     </w:tblStylePr>
   </w:style>
-  <w:style w:type="table" w:styleId="744">
+  <w:style w:type="table" w:styleId="745">
     <w:name w:val="Grid Table 6 Colorful - Accent 1"/>
-    <w:basedOn w:val="887"/>
+    <w:basedOn w:val="888"/>
     <w:uiPriority w:val="99"/>
     <w:pPr>
       <w:pBdr/>
@@ -11157,7 +11326,7 @@
         <w:tblBorders/>
       </w:tblPr>
       <w:tcPr>
-        <w:shd w:val="clear" w:color="ffffff" w:themeColor="accent1" w:themeTint="34" w:fill="deebf6" w:themeFill="accent1" w:themeFillTint="34"/>
+        <w:shd w:val="clear" w:color="ffffff" w:themeColor="accent1" w:themeTint="34" w:fill="dbe5f2" w:themeFill="accent1" w:themeFillTint="34"/>
         <w:tcBorders/>
       </w:tcPr>
     </w:tblStylePr>
@@ -11171,7 +11340,7 @@
         <w:tblBorders/>
       </w:tblPr>
       <w:tcPr>
-        <w:shd w:val="clear" w:color="ffffff" w:themeColor="accent1" w:themeTint="34" w:fill="deebf6" w:themeFill="accent1" w:themeFillTint="34"/>
+        <w:shd w:val="clear" w:color="ffffff" w:themeColor="accent1" w:themeTint="34" w:fill="dbe5f2" w:themeFill="accent1" w:themeFillTint="34"/>
         <w:tcBorders/>
       </w:tcPr>
     </w:tblStylePr>
@@ -11209,7 +11378,7 @@
     <w:tblStylePr w:type="firstCol">
       <w:rPr>
         <w:b/>
-        <w:color w:val="307abd" w:themeColor="accent1" w:themeTint="80" w:themeShade="95"/>
+        <w:color w:val="3e6da5" w:themeColor="accent1" w:themeTint="80" w:themeShade="95"/>
       </w:rPr>
       <w:pPr>
         <w:pBdr/>
@@ -11226,7 +11395,7 @@
     <w:tblStylePr w:type="firstRow">
       <w:rPr>
         <w:b/>
-        <w:color w:val="307abd" w:themeColor="accent1" w:themeTint="80" w:themeShade="95"/>
+        <w:color w:val="3e6da5" w:themeColor="accent1" w:themeTint="80" w:themeShade="95"/>
       </w:rPr>
       <w:pPr>
         <w:pBdr/>
@@ -11245,7 +11414,7 @@
     <w:tblStylePr w:type="lastCol">
       <w:rPr>
         <w:b/>
-        <w:color w:val="307abd" w:themeColor="accent1" w:themeTint="80" w:themeShade="95"/>
+        <w:color w:val="3e6da5" w:themeColor="accent1" w:themeTint="80" w:themeShade="95"/>
       </w:rPr>
       <w:pPr>
         <w:pBdr/>
@@ -11262,7 +11431,7 @@
     <w:tblStylePr w:type="lastRow">
       <w:rPr>
         <w:b/>
-        <w:color w:val="307abd" w:themeColor="accent1" w:themeTint="80" w:themeShade="95"/>
+        <w:color w:val="3e6da5" w:themeColor="accent1" w:themeTint="80" w:themeShade="95"/>
       </w:rPr>
       <w:pPr>
         <w:pBdr/>
@@ -11347,9 +11516,9 @@
       </w:tcPr>
     </w:tblStylePr>
   </w:style>
-  <w:style w:type="table" w:styleId="745">
+  <w:style w:type="table" w:styleId="746">
     <w:name w:val="Grid Table 6 Colorful - Accent 2"/>
-    <w:basedOn w:val="887"/>
+    <w:basedOn w:val="888"/>
     <w:uiPriority w:val="99"/>
     <w:pPr>
       <w:pBdr/>
@@ -11387,7 +11556,7 @@
         <w:tblBorders/>
       </w:tblPr>
       <w:tcPr>
-        <w:shd w:val="clear" w:color="ffffff" w:themeColor="accent2" w:themeTint="32" w:fill="fbe6d7" w:themeFill="accent2" w:themeFillTint="32"/>
+        <w:shd w:val="clear" w:color="ffffff" w:themeColor="accent2" w:themeTint="32" w:fill="f3dddc" w:themeFill="accent2" w:themeFillTint="32"/>
         <w:tcBorders/>
       </w:tcPr>
     </w:tblStylePr>
@@ -11401,7 +11570,7 @@
         <w:tblBorders/>
       </w:tblPr>
       <w:tcPr>
-        <w:shd w:val="clear" w:color="ffffff" w:themeColor="accent2" w:themeTint="32" w:fill="fbe6d7" w:themeFill="accent2" w:themeFillTint="32"/>
+        <w:shd w:val="clear" w:color="ffffff" w:themeColor="accent2" w:themeTint="32" w:fill="f3dddc" w:themeFill="accent2" w:themeFillTint="32"/>
         <w:tcBorders/>
       </w:tcPr>
     </w:tblStylePr>
@@ -11439,7 +11608,7 @@
     <w:tblStylePr w:type="firstCol">
       <w:rPr>
         <w:b/>
-        <w:color w:val="cb5d12" w:themeColor="accent2" w:themeTint="97" w:themeShade="95"/>
+        <w:color w:val="9f3b38" w:themeColor="accent2" w:themeTint="97" w:themeShade="95"/>
       </w:rPr>
       <w:pPr>
         <w:pBdr/>
@@ -11456,7 +11625,7 @@
     <w:tblStylePr w:type="firstRow">
       <w:rPr>
         <w:b/>
-        <w:color w:val="cb5d12" w:themeColor="accent2" w:themeTint="97" w:themeShade="95"/>
+        <w:color w:val="9f3b38" w:themeColor="accent2" w:themeTint="97" w:themeShade="95"/>
       </w:rPr>
       <w:pPr>
         <w:pBdr/>
@@ -11475,7 +11644,7 @@
     <w:tblStylePr w:type="lastCol">
       <w:rPr>
         <w:b/>
-        <w:color w:val="cb5d12" w:themeColor="accent2" w:themeTint="97" w:themeShade="95"/>
+        <w:color w:val="9f3b38" w:themeColor="accent2" w:themeTint="97" w:themeShade="95"/>
       </w:rPr>
       <w:pPr>
         <w:pBdr/>
@@ -11492,7 +11661,7 @@
     <w:tblStylePr w:type="lastRow">
       <w:rPr>
         <w:b/>
-        <w:color w:val="cb5d12" w:themeColor="accent2" w:themeTint="97" w:themeShade="95"/>
+        <w:color w:val="9f3b38" w:themeColor="accent2" w:themeTint="97" w:themeShade="95"/>
       </w:rPr>
       <w:pPr>
         <w:pBdr/>
@@ -11577,9 +11746,9 @@
       </w:tcPr>
     </w:tblStylePr>
   </w:style>
-  <w:style w:type="table" w:styleId="746">
+  <w:style w:type="table" w:styleId="747">
     <w:name w:val="Grid Table 6 Colorful - Accent 3"/>
-    <w:basedOn w:val="887"/>
+    <w:basedOn w:val="888"/>
     <w:uiPriority w:val="99"/>
     <w:pPr>
       <w:pBdr/>
@@ -11617,7 +11786,7 @@
         <w:tblBorders/>
       </w:tblPr>
       <w:tcPr>
-        <w:shd w:val="clear" w:color="ffffff" w:themeColor="accent3" w:themeTint="34" w:fill="ededed" w:themeFill="accent3" w:themeFillTint="34"/>
+        <w:shd w:val="clear" w:color="ffffff" w:themeColor="accent3" w:themeTint="34" w:fill="ebf1dd" w:themeFill="accent3" w:themeFillTint="34"/>
         <w:tcBorders/>
       </w:tcPr>
     </w:tblStylePr>
@@ -11631,7 +11800,7 @@
         <w:tblBorders/>
       </w:tblPr>
       <w:tcPr>
-        <w:shd w:val="clear" w:color="ffffff" w:themeColor="accent3" w:themeTint="34" w:fill="ededed" w:themeFill="accent3" w:themeFillTint="34"/>
+        <w:shd w:val="clear" w:color="ffffff" w:themeColor="accent3" w:themeTint="34" w:fill="ebf1dd" w:themeFill="accent3" w:themeFillTint="34"/>
         <w:tcBorders/>
       </w:tcPr>
     </w:tblStylePr>
@@ -11669,7 +11838,7 @@
     <w:tblStylePr w:type="firstCol">
       <w:rPr>
         <w:b/>
-        <w:color w:val="616161" w:themeColor="accent3" w:themeTint="FE" w:themeShade="95"/>
+        <w:color w:val="5d732f" w:themeColor="accent3" w:themeTint="FE" w:themeShade="95"/>
       </w:rPr>
       <w:pPr>
         <w:pBdr/>
@@ -11686,7 +11855,7 @@
     <w:tblStylePr w:type="firstRow">
       <w:rPr>
         <w:b/>
-        <w:color w:val="616161" w:themeColor="accent3" w:themeTint="FE" w:themeShade="95"/>
+        <w:color w:val="5d732f" w:themeColor="accent3" w:themeTint="FE" w:themeShade="95"/>
       </w:rPr>
       <w:pPr>
         <w:pBdr/>
@@ -11705,7 +11874,7 @@
     <w:tblStylePr w:type="lastCol">
       <w:rPr>
         <w:b/>
-        <w:color w:val="616161" w:themeColor="accent3" w:themeTint="FE" w:themeShade="95"/>
+        <w:color w:val="5d732f" w:themeColor="accent3" w:themeTint="FE" w:themeShade="95"/>
       </w:rPr>
       <w:pPr>
         <w:pBdr/>
@@ -11722,7 +11891,7 @@
     <w:tblStylePr w:type="lastRow">
       <w:rPr>
         <w:b/>
-        <w:color w:val="616161" w:themeColor="accent3" w:themeTint="FE" w:themeShade="95"/>
+        <w:color w:val="5d732f" w:themeColor="accent3" w:themeTint="FE" w:themeShade="95"/>
       </w:rPr>
       <w:pPr>
         <w:pBdr/>
@@ -11807,9 +11976,9 @@
       </w:tcPr>
     </w:tblStylePr>
   </w:style>
-  <w:style w:type="table" w:styleId="747">
+  <w:style w:type="table" w:styleId="748">
     <w:name w:val="Grid Table 6 Colorful - Accent 4"/>
-    <w:basedOn w:val="887"/>
+    <w:basedOn w:val="888"/>
     <w:uiPriority w:val="99"/>
     <w:pPr>
       <w:pBdr/>
@@ -11847,7 +12016,7 @@
         <w:tblBorders/>
       </w:tblPr>
       <w:tcPr>
-        <w:shd w:val="clear" w:color="ffffff" w:themeColor="accent4" w:themeTint="34" w:fill="fff2cb" w:themeFill="accent4" w:themeFillTint="34"/>
+        <w:shd w:val="clear" w:color="ffffff" w:themeColor="accent4" w:themeTint="34" w:fill="e5dfec" w:themeFill="accent4" w:themeFillTint="34"/>
         <w:tcBorders/>
       </w:tcPr>
     </w:tblStylePr>
@@ -11861,7 +12030,7 @@
         <w:tblBorders/>
       </w:tblPr>
       <w:tcPr>
-        <w:shd w:val="clear" w:color="ffffff" w:themeColor="accent4" w:themeTint="34" w:fill="fff2cb" w:themeFill="accent4" w:themeFillTint="34"/>
+        <w:shd w:val="clear" w:color="ffffff" w:themeColor="accent4" w:themeTint="34" w:fill="e5dfec" w:themeFill="accent4" w:themeFillTint="34"/>
         <w:tcBorders/>
       </w:tcPr>
     </w:tblStylePr>
@@ -11899,7 +12068,7 @@
     <w:tblStylePr w:type="firstCol">
       <w:rPr>
         <w:b/>
-        <w:color w:val="d09d00" w:themeColor="accent4" w:themeTint="9A" w:themeShade="95"/>
+        <w:color w:val="674f84" w:themeColor="accent4" w:themeTint="9A" w:themeShade="95"/>
       </w:rPr>
       <w:pPr>
         <w:pBdr/>
@@ -11916,7 +12085,7 @@
     <w:tblStylePr w:type="firstRow">
       <w:rPr>
         <w:b/>
-        <w:color w:val="d09d00" w:themeColor="accent4" w:themeTint="9A" w:themeShade="95"/>
+        <w:color w:val="674f84" w:themeColor="accent4" w:themeTint="9A" w:themeShade="95"/>
       </w:rPr>
       <w:pPr>
         <w:pBdr/>
@@ -11935,7 +12104,7 @@
     <w:tblStylePr w:type="lastCol">
       <w:rPr>
         <w:b/>
-        <w:color w:val="d09d00" w:themeColor="accent4" w:themeTint="9A" w:themeShade="95"/>
+        <w:color w:val="674f84" w:themeColor="accent4" w:themeTint="9A" w:themeShade="95"/>
       </w:rPr>
       <w:pPr>
         <w:pBdr/>
@@ -11952,7 +12121,7 @@
     <w:tblStylePr w:type="lastRow">
       <w:rPr>
         <w:b/>
-        <w:color w:val="d09d00" w:themeColor="accent4" w:themeTint="9A" w:themeShade="95"/>
+        <w:color w:val="674f84" w:themeColor="accent4" w:themeTint="9A" w:themeShade="95"/>
       </w:rPr>
       <w:pPr>
         <w:pBdr/>
@@ -12037,9 +12206,9 @@
       </w:tcPr>
     </w:tblStylePr>
   </w:style>
-  <w:style w:type="table" w:styleId="748">
+  <w:style w:type="table" w:styleId="749">
     <w:name w:val="Grid Table 6 Colorful - Accent 5"/>
-    <w:basedOn w:val="887"/>
+    <w:basedOn w:val="888"/>
     <w:uiPriority w:val="99"/>
     <w:pPr>
       <w:pBdr/>
@@ -12077,7 +12246,7 @@
         <w:tblBorders/>
       </w:tblPr>
       <w:tcPr>
-        <w:shd w:val="clear" w:color="ffffff" w:themeColor="accent5" w:themeTint="34" w:fill="d9e2f3" w:themeFill="accent5" w:themeFillTint="34"/>
+        <w:shd w:val="clear" w:color="ffffff" w:themeColor="accent5" w:themeTint="34" w:fill="daeef3" w:themeFill="accent5" w:themeFillTint="34"/>
         <w:tcBorders/>
       </w:tcPr>
     </w:tblStylePr>
@@ -12091,7 +12260,7 @@
         <w:tblBorders/>
       </w:tblPr>
       <w:tcPr>
-        <w:shd w:val="clear" w:color="ffffff" w:themeColor="accent5" w:themeTint="34" w:fill="d9e2f3" w:themeFill="accent5" w:themeFillTint="34"/>
+        <w:shd w:val="clear" w:color="ffffff" w:themeColor="accent5" w:themeTint="34" w:fill="daeef3" w:themeFill="accent5" w:themeFillTint="34"/>
         <w:tcBorders/>
       </w:tcPr>
     </w:tblStylePr>
@@ -12129,7 +12298,7 @@
     <w:tblStylePr w:type="firstCol">
       <w:rPr>
         <w:b/>
-        <w:color w:val="254275" w:themeColor="accent5" w:themeShade="95"/>
+        <w:color w:val="266879" w:themeColor="accent5" w:themeShade="95"/>
       </w:rPr>
       <w:pPr>
         <w:pBdr/>
@@ -12146,7 +12315,7 @@
     <w:tblStylePr w:type="firstRow">
       <w:rPr>
         <w:b/>
-        <w:color w:val="254275" w:themeColor="accent5" w:themeShade="95"/>
+        <w:color w:val="266879" w:themeColor="accent5" w:themeShade="95"/>
       </w:rPr>
       <w:pPr>
         <w:pBdr/>
@@ -12165,7 +12334,7 @@
     <w:tblStylePr w:type="lastCol">
       <w:rPr>
         <w:b/>
-        <w:color w:val="254275" w:themeColor="accent5" w:themeShade="95"/>
+        <w:color w:val="266879" w:themeColor="accent5" w:themeShade="95"/>
       </w:rPr>
       <w:pPr>
         <w:pBdr/>
@@ -12182,7 +12351,7 @@
     <w:tblStylePr w:type="lastRow">
       <w:rPr>
         <w:b/>
-        <w:color w:val="254275" w:themeColor="accent5" w:themeShade="95"/>
+        <w:color w:val="266879" w:themeColor="accent5" w:themeShade="95"/>
       </w:rPr>
       <w:pPr>
         <w:pBdr/>
@@ -12267,9 +12436,9 @@
       </w:tcPr>
     </w:tblStylePr>
   </w:style>
-  <w:style w:type="table" w:styleId="749">
+  <w:style w:type="table" w:styleId="750">
     <w:name w:val="Grid Table 6 Colorful - Accent 6"/>
-    <w:basedOn w:val="887"/>
+    <w:basedOn w:val="888"/>
     <w:uiPriority w:val="99"/>
     <w:pPr>
       <w:pBdr/>
@@ -12307,7 +12476,7 @@
         <w:tblBorders/>
       </w:tblPr>
       <w:tcPr>
-        <w:shd w:val="clear" w:color="ffffff" w:themeColor="accent6" w:themeTint="34" w:fill="e2efd9" w:themeFill="accent6" w:themeFillTint="34"/>
+        <w:shd w:val="clear" w:color="ffffff" w:themeColor="accent6" w:themeTint="34" w:fill="fdead9" w:themeFill="accent6" w:themeFillTint="34"/>
         <w:tcBorders/>
       </w:tcPr>
     </w:tblStylePr>
@@ -12321,7 +12490,7 @@
         <w:tblBorders/>
       </w:tblPr>
       <w:tcPr>
-        <w:shd w:val="clear" w:color="ffffff" w:themeColor="accent6" w:themeTint="34" w:fill="e2efd9" w:themeFill="accent6" w:themeFillTint="34"/>
+        <w:shd w:val="clear" w:color="ffffff" w:themeColor="accent6" w:themeTint="34" w:fill="fdead9" w:themeFill="accent6" w:themeFillTint="34"/>
         <w:tcBorders/>
       </w:tcPr>
     </w:tblStylePr>
@@ -12359,7 +12528,7 @@
     <w:tblStylePr w:type="firstCol">
       <w:rPr>
         <w:b/>
-        <w:color w:val="254275" w:themeColor="accent5" w:themeShade="95"/>
+        <w:color w:val="266879" w:themeColor="accent5" w:themeShade="95"/>
       </w:rPr>
       <w:pPr>
         <w:pBdr/>
@@ -12376,7 +12545,7 @@
     <w:tblStylePr w:type="firstRow">
       <w:rPr>
         <w:b/>
-        <w:color w:val="254275" w:themeColor="accent5" w:themeShade="95"/>
+        <w:color w:val="266879" w:themeColor="accent5" w:themeShade="95"/>
       </w:rPr>
       <w:pPr>
         <w:pBdr/>
@@ -12395,7 +12564,7 @@
     <w:tblStylePr w:type="lastCol">
       <w:rPr>
         <w:b/>
-        <w:color w:val="254275" w:themeColor="accent5" w:themeShade="95"/>
+        <w:color w:val="266879" w:themeColor="accent5" w:themeShade="95"/>
       </w:rPr>
       <w:pPr>
         <w:pBdr/>
@@ -12412,7 +12581,7 @@
     <w:tblStylePr w:type="lastRow">
       <w:rPr>
         <w:b/>
-        <w:color w:val="254275" w:themeColor="accent5" w:themeShade="95"/>
+        <w:color w:val="266879" w:themeColor="accent5" w:themeShade="95"/>
       </w:rPr>
       <w:pPr>
         <w:pBdr/>
@@ -12497,9 +12666,9 @@
       </w:tcPr>
     </w:tblStylePr>
   </w:style>
-  <w:style w:type="table" w:styleId="750">
+  <w:style w:type="table" w:styleId="751">
     <w:name w:val="Grid Table 7 Colorful"/>
-    <w:basedOn w:val="887"/>
+    <w:basedOn w:val="888"/>
     <w:uiPriority w:val="99"/>
     <w:pPr>
       <w:pBdr/>
@@ -12751,9 +12920,9 @@
       </w:tcPr>
     </w:tblStylePr>
   </w:style>
-  <w:style w:type="table" w:styleId="751">
+  <w:style w:type="table" w:styleId="752">
     <w:name w:val="Grid Table 7 Colorful - Accent 1"/>
-    <w:basedOn w:val="887"/>
+    <w:basedOn w:val="888"/>
     <w:uiPriority w:val="99"/>
     <w:pPr>
       <w:pBdr/>
@@ -12777,19 +12946,19 @@
     <w:tblStylePr w:type="band1Horz">
       <w:rPr>
         <w:rFonts w:ascii="Arial" w:hAnsi="Arial"/>
-        <w:color w:val="307abd" w:themeColor="accent1" w:themeTint="80" w:themeShade="95"/>
-        <w:sz w:val="22"/>
-      </w:rPr>
-      <w:pPr>
-        <w:pBdr/>
-        <w:spacing/>
-        <w:ind/>
-      </w:pPr>
-      <w:tblPr>
-        <w:tblBorders/>
-      </w:tblPr>
-      <w:tcPr>
-        <w:shd w:val="clear" w:color="ffffff" w:themeColor="accent1" w:themeTint="34" w:fill="deebf6" w:themeFill="accent1" w:themeFillTint="34"/>
+        <w:color w:val="3e6da5" w:themeColor="accent1" w:themeTint="80" w:themeShade="95"/>
+        <w:sz w:val="22"/>
+      </w:rPr>
+      <w:pPr>
+        <w:pBdr/>
+        <w:spacing/>
+        <w:ind/>
+      </w:pPr>
+      <w:tblPr>
+        <w:tblBorders/>
+      </w:tblPr>
+      <w:tcPr>
+        <w:shd w:val="clear" w:color="ffffff" w:themeColor="accent1" w:themeTint="34" w:fill="dbe5f2" w:themeFill="accent1" w:themeFillTint="34"/>
         <w:tcBorders/>
       </w:tcPr>
     </w:tblStylePr>
@@ -12803,14 +12972,14 @@
         <w:tblBorders/>
       </w:tblPr>
       <w:tcPr>
-        <w:shd w:val="clear" w:color="ffffff" w:themeColor="accent1" w:themeTint="34" w:fill="deebf6" w:themeFill="accent1" w:themeFillTint="34"/>
+        <w:shd w:val="clear" w:color="ffffff" w:themeColor="accent1" w:themeTint="34" w:fill="dbe5f2" w:themeFill="accent1" w:themeFillTint="34"/>
         <w:tcBorders/>
       </w:tcPr>
     </w:tblStylePr>
     <w:tblStylePr w:type="band2Horz">
       <w:rPr>
         <w:rFonts w:ascii="Arial" w:hAnsi="Arial"/>
-        <w:color w:val="307abd" w:themeColor="accent1" w:themeTint="80" w:themeShade="95"/>
+        <w:color w:val="3e6da5" w:themeColor="accent1" w:themeTint="80" w:themeShade="95"/>
         <w:sz w:val="22"/>
       </w:rPr>
       <w:pPr>
@@ -12842,7 +13011,7 @@
       <w:rPr>
         <w:rFonts w:ascii="Arial" w:hAnsi="Arial"/>
         <w:i/>
-        <w:color w:val="307abd" w:themeColor="accent1" w:themeTint="80" w:themeShade="95"/>
+        <w:color w:val="3e6da5" w:themeColor="accent1" w:themeTint="80" w:themeShade="95"/>
         <w:sz w:val="22"/>
       </w:rPr>
       <w:pPr>
@@ -12868,7 +13037,7 @@
       <w:rPr>
         <w:rFonts w:ascii="Arial" w:hAnsi="Arial"/>
         <w:b/>
-        <w:color w:val="307abd" w:themeColor="accent1" w:themeTint="80" w:themeShade="95"/>
+        <w:color w:val="3e6da5" w:themeColor="accent1" w:themeTint="80" w:themeShade="95"/>
         <w:sz w:val="22"/>
       </w:rPr>
       <w:pPr>
@@ -12893,7 +13062,7 @@
       <w:rPr>
         <w:rFonts w:ascii="Arial" w:hAnsi="Arial"/>
         <w:i/>
-        <w:color w:val="307abd" w:themeColor="accent1" w:themeTint="80" w:themeShade="95"/>
+        <w:color w:val="3e6da5" w:themeColor="accent1" w:themeTint="80" w:themeShade="95"/>
         <w:sz w:val="22"/>
       </w:rPr>
       <w:pPr>
@@ -12918,7 +13087,7 @@
       <w:rPr>
         <w:rFonts w:ascii="Arial" w:hAnsi="Arial"/>
         <w:b/>
-        <w:color w:val="307abd" w:themeColor="accent1" w:themeTint="80" w:themeShade="95"/>
+        <w:color w:val="3e6da5" w:themeColor="accent1" w:themeTint="80" w:themeShade="95"/>
         <w:sz w:val="22"/>
       </w:rPr>
       <w:pPr>
@@ -13005,9 +13174,9 @@
       </w:tcPr>
     </w:tblStylePr>
   </w:style>
-  <w:style w:type="table" w:styleId="752">
+  <w:style w:type="table" w:styleId="753">
     <w:name w:val="Grid Table 7 Colorful - Accent 2"/>
-    <w:basedOn w:val="887"/>
+    <w:basedOn w:val="888"/>
     <w:uiPriority w:val="99"/>
     <w:pPr>
       <w:pBdr/>
@@ -13031,19 +13200,19 @@
     <w:tblStylePr w:type="band1Horz">
       <w:rPr>
         <w:rFonts w:ascii="Arial" w:hAnsi="Arial"/>
-        <w:color w:val="cb5d12" w:themeColor="accent2" w:themeTint="97" w:themeShade="95"/>
-        <w:sz w:val="22"/>
-      </w:rPr>
-      <w:pPr>
-        <w:pBdr/>
-        <w:spacing/>
-        <w:ind/>
-      </w:pPr>
-      <w:tblPr>
-        <w:tblBorders/>
-      </w:tblPr>
-      <w:tcPr>
-        <w:shd w:val="clear" w:color="ffffff" w:themeColor="accent2" w:themeTint="32" w:fill="fbe6d7" w:themeFill="accent2" w:themeFillTint="32"/>
+        <w:color w:val="9f3b38" w:themeColor="accent2" w:themeTint="97" w:themeShade="95"/>
+        <w:sz w:val="22"/>
+      </w:rPr>
+      <w:pPr>
+        <w:pBdr/>
+        <w:spacing/>
+        <w:ind/>
+      </w:pPr>
+      <w:tblPr>
+        <w:tblBorders/>
+      </w:tblPr>
+      <w:tcPr>
+        <w:shd w:val="clear" w:color="ffffff" w:themeColor="accent2" w:themeTint="32" w:fill="f3dddc" w:themeFill="accent2" w:themeFillTint="32"/>
         <w:tcBorders/>
       </w:tcPr>
     </w:tblStylePr>
@@ -13057,14 +13226,14 @@
         <w:tblBorders/>
       </w:tblPr>
       <w:tcPr>
-        <w:shd w:val="clear" w:color="ffffff" w:themeColor="accent2" w:themeTint="32" w:fill="fbe6d7" w:themeFill="accent2" w:themeFillTint="32"/>
+        <w:shd w:val="clear" w:color="ffffff" w:themeColor="accent2" w:themeTint="32" w:fill="f3dddc" w:themeFill="accent2" w:themeFillTint="32"/>
         <w:tcBorders/>
       </w:tcPr>
     </w:tblStylePr>
     <w:tblStylePr w:type="band2Horz">
       <w:rPr>
         <w:rFonts w:ascii="Arial" w:hAnsi="Arial"/>
-        <w:color w:val="cb5d12" w:themeColor="accent2" w:themeTint="97" w:themeShade="95"/>
+        <w:color w:val="9f3b38" w:themeColor="accent2" w:themeTint="97" w:themeShade="95"/>
         <w:sz w:val="22"/>
       </w:rPr>
       <w:pPr>
@@ -13096,7 +13265,7 @@
       <w:rPr>
         <w:rFonts w:ascii="Arial" w:hAnsi="Arial"/>
         <w:i/>
-        <w:color w:val="cb5d12" w:themeColor="accent2" w:themeTint="97" w:themeShade="95"/>
+        <w:color w:val="9f3b38" w:themeColor="accent2" w:themeTint="97" w:themeShade="95"/>
         <w:sz w:val="22"/>
       </w:rPr>
       <w:pPr>
@@ -13122,7 +13291,7 @@
       <w:rPr>
         <w:rFonts w:ascii="Arial" w:hAnsi="Arial"/>
         <w:b/>
-        <w:color w:val="cb5d12" w:themeColor="accent2" w:themeTint="97" w:themeShade="95"/>
+        <w:color w:val="9f3b38" w:themeColor="accent2" w:themeTint="97" w:themeShade="95"/>
         <w:sz w:val="22"/>
       </w:rPr>
       <w:pPr>
@@ -13147,7 +13316,7 @@
       <w:rPr>
         <w:rFonts w:ascii="Arial" w:hAnsi="Arial"/>
         <w:i/>
-        <w:color w:val="cb5d12" w:themeColor="accent2" w:themeTint="97" w:themeShade="95"/>
+        <w:color w:val="9f3b38" w:themeColor="accent2" w:themeTint="97" w:themeShade="95"/>
         <w:sz w:val="22"/>
       </w:rPr>
       <w:pPr>
@@ -13172,7 +13341,7 @@
       <w:rPr>
         <w:rFonts w:ascii="Arial" w:hAnsi="Arial"/>
         <w:b/>
-        <w:color w:val="cb5d12" w:themeColor="accent2" w:themeTint="97" w:themeShade="95"/>
+        <w:color w:val="9f3b38" w:themeColor="accent2" w:themeTint="97" w:themeShade="95"/>
         <w:sz w:val="22"/>
       </w:rPr>
       <w:pPr>
@@ -13259,9 +13428,9 @@
       </w:tcPr>
     </w:tblStylePr>
   </w:style>
-  <w:style w:type="table" w:styleId="753">
+  <w:style w:type="table" w:styleId="754">
     <w:name w:val="Grid Table 7 Colorful - Accent 3"/>
-    <w:basedOn w:val="887"/>
+    <w:basedOn w:val="888"/>
     <w:uiPriority w:val="99"/>
     <w:pPr>
       <w:pBdr/>
@@ -13285,19 +13454,19 @@
     <w:tblStylePr w:type="band1Horz">
       <w:rPr>
         <w:rFonts w:ascii="Arial" w:hAnsi="Arial"/>
-        <w:color w:val="616161" w:themeColor="accent3" w:themeTint="FE" w:themeShade="95"/>
-        <w:sz w:val="22"/>
-      </w:rPr>
-      <w:pPr>
-        <w:pBdr/>
-        <w:spacing/>
-        <w:ind/>
-      </w:pPr>
-      <w:tblPr>
-        <w:tblBorders/>
-      </w:tblPr>
-      <w:tcPr>
-        <w:shd w:val="clear" w:color="ffffff" w:themeColor="accent3" w:themeTint="34" w:fill="ededed" w:themeFill="accent3" w:themeFillTint="34"/>
+        <w:color w:val="5d732f" w:themeColor="accent3" w:themeTint="FE" w:themeShade="95"/>
+        <w:sz w:val="22"/>
+      </w:rPr>
+      <w:pPr>
+        <w:pBdr/>
+        <w:spacing/>
+        <w:ind/>
+      </w:pPr>
+      <w:tblPr>
+        <w:tblBorders/>
+      </w:tblPr>
+      <w:tcPr>
+        <w:shd w:val="clear" w:color="ffffff" w:themeColor="accent3" w:themeTint="34" w:fill="ebf1dd" w:themeFill="accent3" w:themeFillTint="34"/>
         <w:tcBorders/>
       </w:tcPr>
     </w:tblStylePr>
@@ -13311,14 +13480,14 @@
         <w:tblBorders/>
       </w:tblPr>
       <w:tcPr>
-        <w:shd w:val="clear" w:color="ffffff" w:themeColor="accent3" w:themeTint="34" w:fill="ededed" w:themeFill="accent3" w:themeFillTint="34"/>
+        <w:shd w:val="clear" w:color="ffffff" w:themeColor="accent3" w:themeTint="34" w:fill="ebf1dd" w:themeFill="accent3" w:themeFillTint="34"/>
         <w:tcBorders/>
       </w:tcPr>
     </w:tblStylePr>
     <w:tblStylePr w:type="band2Horz">
       <w:rPr>
         <w:rFonts w:ascii="Arial" w:hAnsi="Arial"/>
-        <w:color w:val="616161" w:themeColor="accent3" w:themeTint="FE" w:themeShade="95"/>
+        <w:color w:val="5d732f" w:themeColor="accent3" w:themeTint="FE" w:themeShade="95"/>
         <w:sz w:val="22"/>
       </w:rPr>
       <w:pPr>
@@ -13350,7 +13519,7 @@
       <w:rPr>
         <w:rFonts w:ascii="Arial" w:hAnsi="Arial"/>
         <w:i/>
-        <w:color w:val="616161" w:themeColor="accent3" w:themeTint="FE" w:themeShade="95"/>
+        <w:color w:val="5d732f" w:themeColor="accent3" w:themeTint="FE" w:themeShade="95"/>
         <w:sz w:val="22"/>
       </w:rPr>
       <w:pPr>
@@ -13376,7 +13545,7 @@
       <w:rPr>
         <w:rFonts w:ascii="Arial" w:hAnsi="Arial"/>
         <w:b/>
-        <w:color w:val="616161" w:themeColor="accent3" w:themeTint="FE" w:themeShade="95"/>
+        <w:color w:val="5d732f" w:themeColor="accent3" w:themeTint="FE" w:themeShade="95"/>
         <w:sz w:val="22"/>
       </w:rPr>
       <w:pPr>
@@ -13401,7 +13570,7 @@
       <w:rPr>
         <w:rFonts w:ascii="Arial" w:hAnsi="Arial"/>
         <w:i/>
-        <w:color w:val="616161" w:themeColor="accent3" w:themeTint="FE" w:themeShade="95"/>
+        <w:color w:val="5d732f" w:themeColor="accent3" w:themeTint="FE" w:themeShade="95"/>
         <w:sz w:val="22"/>
       </w:rPr>
       <w:pPr>
@@ -13426,7 +13595,7 @@
       <w:rPr>
         <w:rFonts w:ascii="Arial" w:hAnsi="Arial"/>
         <w:b/>
-        <w:color w:val="616161" w:themeColor="accent3" w:themeTint="FE" w:themeShade="95"/>
+        <w:color w:val="5d732f" w:themeColor="accent3" w:themeTint="FE" w:themeShade="95"/>
         <w:sz w:val="22"/>
       </w:rPr>
       <w:pPr>
@@ -13513,9 +13682,9 @@
       </w:tcPr>
     </w:tblStylePr>
   </w:style>
-  <w:style w:type="table" w:styleId="754">
+  <w:style w:type="table" w:styleId="755">
     <w:name w:val="Grid Table 7 Colorful - Accent 4"/>
-    <w:basedOn w:val="887"/>
+    <w:basedOn w:val="888"/>
     <w:uiPriority w:val="99"/>
     <w:pPr>
       <w:pBdr/>
@@ -13539,19 +13708,19 @@
     <w:tblStylePr w:type="band1Horz">
       <w:rPr>
         <w:rFonts w:ascii="Arial" w:hAnsi="Arial"/>
-        <w:color w:val="d09d00" w:themeColor="accent4" w:themeTint="9A" w:themeShade="95"/>
-        <w:sz w:val="22"/>
-      </w:rPr>
-      <w:pPr>
-        <w:pBdr/>
-        <w:spacing/>
-        <w:ind/>
-      </w:pPr>
-      <w:tblPr>
-        <w:tblBorders/>
-      </w:tblPr>
-      <w:tcPr>
-        <w:shd w:val="clear" w:color="ffffff" w:themeColor="accent4" w:themeTint="34" w:fill="fff2cb" w:themeFill="accent4" w:themeFillTint="34"/>
+        <w:color w:val="674f84" w:themeColor="accent4" w:themeTint="9A" w:themeShade="95"/>
+        <w:sz w:val="22"/>
+      </w:rPr>
+      <w:pPr>
+        <w:pBdr/>
+        <w:spacing/>
+        <w:ind/>
+      </w:pPr>
+      <w:tblPr>
+        <w:tblBorders/>
+      </w:tblPr>
+      <w:tcPr>
+        <w:shd w:val="clear" w:color="ffffff" w:themeColor="accent4" w:themeTint="34" w:fill="e5dfec" w:themeFill="accent4" w:themeFillTint="34"/>
         <w:tcBorders/>
       </w:tcPr>
     </w:tblStylePr>
@@ -13565,14 +13734,14 @@
         <w:tblBorders/>
       </w:tblPr>
       <w:tcPr>
-        <w:shd w:val="clear" w:color="ffffff" w:themeColor="accent4" w:themeTint="34" w:fill="fff2cb" w:themeFill="accent4" w:themeFillTint="34"/>
+        <w:shd w:val="clear" w:color="ffffff" w:themeColor="accent4" w:themeTint="34" w:fill="e5dfec" w:themeFill="accent4" w:themeFillTint="34"/>
         <w:tcBorders/>
       </w:tcPr>
     </w:tblStylePr>
     <w:tblStylePr w:type="band2Horz">
       <w:rPr>
         <w:rFonts w:ascii="Arial" w:hAnsi="Arial"/>
-        <w:color w:val="d09d00" w:themeColor="accent4" w:themeTint="9A" w:themeShade="95"/>
+        <w:color w:val="674f84" w:themeColor="accent4" w:themeTint="9A" w:themeShade="95"/>
         <w:sz w:val="22"/>
       </w:rPr>
       <w:pPr>
@@ -13604,7 +13773,7 @@
       <w:rPr>
         <w:rFonts w:ascii="Arial" w:hAnsi="Arial"/>
         <w:i/>
-        <w:color w:val="d09d00" w:themeColor="accent4" w:themeTint="9A" w:themeShade="95"/>
+        <w:color w:val="674f84" w:themeColor="accent4" w:themeTint="9A" w:themeShade="95"/>
         <w:sz w:val="22"/>
       </w:rPr>
       <w:pPr>
@@ -13630,7 +13799,7 @@
       <w:rPr>
         <w:rFonts w:ascii="Arial" w:hAnsi="Arial"/>
         <w:b/>
-        <w:color w:val="d09d00" w:themeColor="accent4" w:themeTint="9A" w:themeShade="95"/>
+        <w:color w:val="674f84" w:themeColor="accent4" w:themeTint="9A" w:themeShade="95"/>
         <w:sz w:val="22"/>
       </w:rPr>
       <w:pPr>
@@ -13655,7 +13824,7 @@
       <w:rPr>
         <w:rFonts w:ascii="Arial" w:hAnsi="Arial"/>
         <w:i/>
-        <w:color w:val="d09d00" w:themeColor="accent4" w:themeTint="9A" w:themeShade="95"/>
+        <w:color w:val="674f84" w:themeColor="accent4" w:themeTint="9A" w:themeShade="95"/>
         <w:sz w:val="22"/>
       </w:rPr>
       <w:pPr>
@@ -13680,7 +13849,7 @@
       <w:rPr>
         <w:rFonts w:ascii="Arial" w:hAnsi="Arial"/>
         <w:b/>
-        <w:color w:val="d09d00" w:themeColor="accent4" w:themeTint="9A" w:themeShade="95"/>
+        <w:color w:val="674f84" w:themeColor="accent4" w:themeTint="9A" w:themeShade="95"/>
         <w:sz w:val="22"/>
       </w:rPr>
       <w:pPr>
@@ -13767,9 +13936,9 @@
       </w:tcPr>
     </w:tblStylePr>
   </w:style>
-  <w:style w:type="table" w:styleId="755">
+  <w:style w:type="table" w:styleId="756">
     <w:name w:val="Grid Table 7 Colorful - Accent 5"/>
-    <w:basedOn w:val="887"/>
+    <w:basedOn w:val="888"/>
     <w:uiPriority w:val="99"/>
     <w:pPr>
       <w:pBdr/>
@@ -13793,19 +13962,19 @@
     <w:tblStylePr w:type="band1Horz">
       <w:rPr>
         <w:rFonts w:ascii="Arial" w:hAnsi="Arial"/>
-        <w:color w:val="254275" w:themeColor="accent5" w:themeShade="95"/>
-        <w:sz w:val="22"/>
-      </w:rPr>
-      <w:pPr>
-        <w:pBdr/>
-        <w:spacing/>
-        <w:ind/>
-      </w:pPr>
-      <w:tblPr>
-        <w:tblBorders/>
-      </w:tblPr>
-      <w:tcPr>
-        <w:shd w:val="clear" w:color="ffffff" w:themeColor="accent5" w:themeTint="34" w:fill="d9e2f3" w:themeFill="accent5" w:themeFillTint="34"/>
+        <w:color w:val="266879" w:themeColor="accent5" w:themeShade="95"/>
+        <w:sz w:val="22"/>
+      </w:rPr>
+      <w:pPr>
+        <w:pBdr/>
+        <w:spacing/>
+        <w:ind/>
+      </w:pPr>
+      <w:tblPr>
+        <w:tblBorders/>
+      </w:tblPr>
+      <w:tcPr>
+        <w:shd w:val="clear" w:color="ffffff" w:themeColor="accent5" w:themeTint="34" w:fill="daeef3" w:themeFill="accent5" w:themeFillTint="34"/>
         <w:tcBorders/>
       </w:tcPr>
     </w:tblStylePr>
@@ -13819,14 +13988,14 @@
         <w:tblBorders/>
       </w:tblPr>
       <w:tcPr>
-        <w:shd w:val="clear" w:color="ffffff" w:themeColor="accent5" w:themeTint="34" w:fill="d9e2f3" w:themeFill="accent5" w:themeFillTint="34"/>
+        <w:shd w:val="clear" w:color="ffffff" w:themeColor="accent5" w:themeTint="34" w:fill="daeef3" w:themeFill="accent5" w:themeFillTint="34"/>
         <w:tcBorders/>
       </w:tcPr>
     </w:tblStylePr>
     <w:tblStylePr w:type="band2Horz">
       <w:rPr>
         <w:rFonts w:ascii="Arial" w:hAnsi="Arial"/>
-        <w:color w:val="254275" w:themeColor="accent5" w:themeShade="95"/>
+        <w:color w:val="266879" w:themeColor="accent5" w:themeShade="95"/>
         <w:sz w:val="22"/>
       </w:rPr>
       <w:pPr>
@@ -13858,7 +14027,7 @@
       <w:rPr>
         <w:rFonts w:ascii="Arial" w:hAnsi="Arial"/>
         <w:i/>
-        <w:color w:val="254275" w:themeColor="accent5" w:themeShade="95"/>
+        <w:color w:val="266879" w:themeColor="accent5" w:themeShade="95"/>
         <w:sz w:val="22"/>
       </w:rPr>
       <w:pPr>
@@ -13884,7 +14053,7 @@
       <w:rPr>
         <w:rFonts w:ascii="Arial" w:hAnsi="Arial"/>
         <w:b/>
-        <w:color w:val="254275" w:themeColor="accent5" w:themeShade="95"/>
+        <w:color w:val="266879" w:themeColor="accent5" w:themeShade="95"/>
         <w:sz w:val="22"/>
       </w:rPr>
       <w:pPr>
@@ -13909,7 +14078,7 @@
       <w:rPr>
         <w:rFonts w:ascii="Arial" w:hAnsi="Arial"/>
         <w:i/>
-        <w:color w:val="254275" w:themeColor="accent5" w:themeShade="95"/>
+        <w:color w:val="266879" w:themeColor="accent5" w:themeShade="95"/>
         <w:sz w:val="22"/>
       </w:rPr>
       <w:pPr>
@@ -13934,7 +14103,7 @@
       <w:rPr>
         <w:rFonts w:ascii="Arial" w:hAnsi="Arial"/>
         <w:b/>
-        <w:color w:val="254275" w:themeColor="accent5" w:themeShade="95"/>
+        <w:color w:val="266879" w:themeColor="accent5" w:themeShade="95"/>
         <w:sz w:val="22"/>
       </w:rPr>
       <w:pPr>
@@ -14021,9 +14190,9 @@
       </w:tcPr>
     </w:tblStylePr>
   </w:style>
-  <w:style w:type="table" w:styleId="756">
+  <w:style w:type="table" w:styleId="757">
     <w:name w:val="Grid Table 7 Colorful - Accent 6"/>
-    <w:basedOn w:val="887"/>
+    <w:basedOn w:val="888"/>
     <w:uiPriority w:val="99"/>
     <w:pPr>
       <w:pBdr/>
@@ -14047,19 +14216,19 @@
     <w:tblStylePr w:type="band1Horz">
       <w:rPr>
         <w:rFonts w:ascii="Arial" w:hAnsi="Arial"/>
-        <w:color w:val="416529" w:themeColor="accent6" w:themeShade="95"/>
-        <w:sz w:val="22"/>
-      </w:rPr>
-      <w:pPr>
-        <w:pBdr/>
-        <w:spacing/>
-        <w:ind/>
-      </w:pPr>
-      <w:tblPr>
-        <w:tblBorders/>
-      </w:tblPr>
-      <w:tcPr>
-        <w:shd w:val="clear" w:color="ffffff" w:themeColor="accent6" w:themeTint="34" w:fill="e2efd9" w:themeFill="accent6" w:themeFillTint="34"/>
+        <w:color w:val="b25408" w:themeColor="accent6" w:themeShade="95"/>
+        <w:sz w:val="22"/>
+      </w:rPr>
+      <w:pPr>
+        <w:pBdr/>
+        <w:spacing/>
+        <w:ind/>
+      </w:pPr>
+      <w:tblPr>
+        <w:tblBorders/>
+      </w:tblPr>
+      <w:tcPr>
+        <w:shd w:val="clear" w:color="ffffff" w:themeColor="accent6" w:themeTint="34" w:fill="fdead9" w:themeFill="accent6" w:themeFillTint="34"/>
         <w:tcBorders/>
       </w:tcPr>
     </w:tblStylePr>
@@ -14073,14 +14242,14 @@
         <w:tblBorders/>
       </w:tblPr>
       <w:tcPr>
-        <w:shd w:val="clear" w:color="ffffff" w:themeColor="accent6" w:themeTint="34" w:fill="e2efd9" w:themeFill="accent6" w:themeFillTint="34"/>
+        <w:shd w:val="clear" w:color="ffffff" w:themeColor="accent6" w:themeTint="34" w:fill="fdead9" w:themeFill="accent6" w:themeFillTint="34"/>
         <w:tcBorders/>
       </w:tcPr>
     </w:tblStylePr>
     <w:tblStylePr w:type="band2Horz">
       <w:rPr>
         <w:rFonts w:ascii="Arial" w:hAnsi="Arial"/>
-        <w:color w:val="416529" w:themeColor="accent6" w:themeShade="95"/>
+        <w:color w:val="b25408" w:themeColor="accent6" w:themeShade="95"/>
         <w:sz w:val="22"/>
       </w:rPr>
       <w:pPr>
@@ -14112,7 +14281,7 @@
       <w:rPr>
         <w:rFonts w:ascii="Arial" w:hAnsi="Arial"/>
         <w:i/>
-        <w:color w:val="416529" w:themeColor="accent6" w:themeShade="95"/>
+        <w:color w:val="b25408" w:themeColor="accent6" w:themeShade="95"/>
         <w:sz w:val="22"/>
       </w:rPr>
       <w:pPr>
@@ -14138,7 +14307,7 @@
       <w:rPr>
         <w:rFonts w:ascii="Arial" w:hAnsi="Arial"/>
         <w:b/>
-        <w:color w:val="416529" w:themeColor="accent6" w:themeShade="95"/>
+        <w:color w:val="b25408" w:themeColor="accent6" w:themeShade="95"/>
         <w:sz w:val="22"/>
       </w:rPr>
       <w:pPr>
@@ -14163,7 +14332,7 @@
       <w:rPr>
         <w:rFonts w:ascii="Arial" w:hAnsi="Arial"/>
         <w:i/>
-        <w:color w:val="416529" w:themeColor="accent6" w:themeShade="95"/>
+        <w:color w:val="b25408" w:themeColor="accent6" w:themeShade="95"/>
         <w:sz w:val="22"/>
       </w:rPr>
       <w:pPr>
@@ -14188,7 +14357,7 @@
       <w:rPr>
         <w:rFonts w:ascii="Arial" w:hAnsi="Arial"/>
         <w:b/>
-        <w:color w:val="416529" w:themeColor="accent6" w:themeShade="95"/>
+        <w:color w:val="b25408" w:themeColor="accent6" w:themeShade="95"/>
         <w:sz w:val="22"/>
       </w:rPr>
       <w:pPr>
@@ -14275,9 +14444,9 @@
       </w:tcPr>
     </w:tblStylePr>
   </w:style>
-  <w:style w:type="table" w:styleId="757">
+  <w:style w:type="table" w:styleId="758">
     <w:name w:val="List Table 1 Light"/>
-    <w:basedOn w:val="887"/>
+    <w:basedOn w:val="888"/>
     <w:uiPriority w:val="99"/>
     <w:pPr>
       <w:pBdr/>
@@ -14491,9 +14660,9 @@
       </w:tcPr>
     </w:tblStylePr>
   </w:style>
-  <w:style w:type="table" w:styleId="758">
+  <w:style w:type="table" w:styleId="759">
     <w:name w:val="List Table 1 Light - Accent 1"/>
-    <w:basedOn w:val="887"/>
+    <w:basedOn w:val="888"/>
     <w:uiPriority w:val="99"/>
     <w:pPr>
       <w:pBdr/>
@@ -14519,7 +14688,7 @@
         <w:tblBorders/>
       </w:tblPr>
       <w:tcPr>
-        <w:shd w:val="clear" w:color="ffffff" w:themeColor="accent1" w:themeTint="40" w:fill="d6e6f4" w:themeFill="accent1" w:themeFillTint="40"/>
+        <w:shd w:val="clear" w:color="ffffff" w:themeColor="accent1" w:themeTint="40" w:fill="d3dfee" w:themeFill="accent1" w:themeFillTint="40"/>
         <w:tcBorders/>
       </w:tcPr>
     </w:tblStylePr>
@@ -14533,7 +14702,7 @@
         <w:tblBorders/>
       </w:tblPr>
       <w:tcPr>
-        <w:shd w:val="clear" w:color="ffffff" w:themeColor="accent1" w:themeTint="40" w:fill="d6e6f4" w:themeFill="accent1" w:themeFillTint="40"/>
+        <w:shd w:val="clear" w:color="ffffff" w:themeColor="accent1" w:themeTint="40" w:fill="d3dfee" w:themeFill="accent1" w:themeFillTint="40"/>
         <w:tcBorders/>
       </w:tcPr>
     </w:tblStylePr>
@@ -14707,9 +14876,9 @@
       </w:tcPr>
     </w:tblStylePr>
   </w:style>
-  <w:style w:type="table" w:styleId="759">
+  <w:style w:type="table" w:styleId="760">
     <w:name w:val="List Table 1 Light - Accent 2"/>
-    <w:basedOn w:val="887"/>
+    <w:basedOn w:val="888"/>
     <w:uiPriority w:val="99"/>
     <w:pPr>
       <w:pBdr/>
@@ -14735,7 +14904,7 @@
         <w:tblBorders/>
       </w:tblPr>
       <w:tcPr>
-        <w:shd w:val="clear" w:color="ffffff" w:themeColor="accent2" w:themeTint="40" w:fill="fadecb" w:themeFill="accent2" w:themeFillTint="40"/>
+        <w:shd w:val="clear" w:color="ffffff" w:themeColor="accent2" w:themeTint="40" w:fill="efd3d2" w:themeFill="accent2" w:themeFillTint="40"/>
         <w:tcBorders/>
       </w:tcPr>
     </w:tblStylePr>
@@ -14749,7 +14918,7 @@
         <w:tblBorders/>
       </w:tblPr>
       <w:tcPr>
-        <w:shd w:val="clear" w:color="ffffff" w:themeColor="accent2" w:themeTint="40" w:fill="fadecb" w:themeFill="accent2" w:themeFillTint="40"/>
+        <w:shd w:val="clear" w:color="ffffff" w:themeColor="accent2" w:themeTint="40" w:fill="efd3d2" w:themeFill="accent2" w:themeFillTint="40"/>
         <w:tcBorders/>
       </w:tcPr>
     </w:tblStylePr>
@@ -14923,9 +15092,9 @@
       </w:tcPr>
     </w:tblStylePr>
   </w:style>
-  <w:style w:type="table" w:styleId="760">
+  <w:style w:type="table" w:styleId="761">
     <w:name w:val="List Table 1 Light - Accent 3"/>
-    <w:basedOn w:val="887"/>
+    <w:basedOn w:val="888"/>
     <w:uiPriority w:val="99"/>
     <w:pPr>
       <w:pBdr/>
@@ -14951,7 +15120,7 @@
         <w:tblBorders/>
       </w:tblPr>
       <w:tcPr>
-        <w:shd w:val="clear" w:color="ffffff" w:themeColor="accent3" w:themeTint="40" w:fill="e8e8e8" w:themeFill="accent3" w:themeFillTint="40"/>
+        <w:shd w:val="clear" w:color="ffffff" w:themeColor="accent3" w:themeTint="40" w:fill="e6eed5" w:themeFill="accent3" w:themeFillTint="40"/>
         <w:tcBorders/>
       </w:tcPr>
     </w:tblStylePr>
@@ -14965,7 +15134,7 @@
         <w:tblBorders/>
       </w:tblPr>
       <w:tcPr>
-        <w:shd w:val="clear" w:color="ffffff" w:themeColor="accent3" w:themeTint="40" w:fill="e8e8e8" w:themeFill="accent3" w:themeFillTint="40"/>
+        <w:shd w:val="clear" w:color="ffffff" w:themeColor="accent3" w:themeTint="40" w:fill="e6eed5" w:themeFill="accent3" w:themeFillTint="40"/>
         <w:tcBorders/>
       </w:tcPr>
     </w:tblStylePr>
@@ -15139,9 +15308,9 @@
       </w:tcPr>
     </w:tblStylePr>
   </w:style>
-  <w:style w:type="table" w:styleId="761">
+  <w:style w:type="table" w:styleId="762">
     <w:name w:val="List Table 1 Light - Accent 4"/>
-    <w:basedOn w:val="887"/>
+    <w:basedOn w:val="888"/>
     <w:uiPriority w:val="99"/>
     <w:pPr>
       <w:pBdr/>
@@ -15167,7 +15336,7 @@
         <w:tblBorders/>
       </w:tblPr>
       <w:tcPr>
-        <w:shd w:val="clear" w:color="ffffff" w:themeColor="accent4" w:themeTint="40" w:fill="ffefbf" w:themeFill="accent4" w:themeFillTint="40"/>
+        <w:shd w:val="clear" w:color="ffffff" w:themeColor="accent4" w:themeTint="40" w:fill="dfd8e8" w:themeFill="accent4" w:themeFillTint="40"/>
         <w:tcBorders/>
       </w:tcPr>
     </w:tblStylePr>
@@ -15181,7 +15350,7 @@
         <w:tblBorders/>
       </w:tblPr>
       <w:tcPr>
-        <w:shd w:val="clear" w:color="ffffff" w:themeColor="accent4" w:themeTint="40" w:fill="ffefbf" w:themeFill="accent4" w:themeFillTint="40"/>
+        <w:shd w:val="clear" w:color="ffffff" w:themeColor="accent4" w:themeTint="40" w:fill="dfd8e8" w:themeFill="accent4" w:themeFillTint="40"/>
         <w:tcBorders/>
       </w:tcPr>
     </w:tblStylePr>
@@ -15355,9 +15524,9 @@
       </w:tcPr>
     </w:tblStylePr>
   </w:style>
-  <w:style w:type="table" w:styleId="762">
+  <w:style w:type="table" w:styleId="763">
     <w:name w:val="List Table 1 Light - Accent 5"/>
-    <w:basedOn w:val="887"/>
+    <w:basedOn w:val="888"/>
     <w:uiPriority w:val="99"/>
     <w:pPr>
       <w:pBdr/>
@@ -15383,7 +15552,7 @@
         <w:tblBorders/>
       </w:tblPr>
       <w:tcPr>
-        <w:shd w:val="clear" w:color="ffffff" w:themeColor="accent5" w:themeTint="40" w:fill="d0dcf0" w:themeFill="accent5" w:themeFillTint="40"/>
+        <w:shd w:val="clear" w:color="ffffff" w:themeColor="accent5" w:themeTint="40" w:fill="d2eaf1" w:themeFill="accent5" w:themeFillTint="40"/>
         <w:tcBorders/>
       </w:tcPr>
     </w:tblStylePr>
@@ -15397,7 +15566,7 @@
         <w:tblBorders/>
       </w:tblPr>
       <w:tcPr>
-        <w:shd w:val="clear" w:color="ffffff" w:themeColor="accent5" w:themeTint="40" w:fill="d0dcf0" w:themeFill="accent5" w:themeFillTint="40"/>
+        <w:shd w:val="clear" w:color="ffffff" w:themeColor="accent5" w:themeTint="40" w:fill="d2eaf1" w:themeFill="accent5" w:themeFillTint="40"/>
         <w:tcBorders/>
       </w:tcPr>
     </w:tblStylePr>
@@ -15571,9 +15740,9 @@
       </w:tcPr>
     </w:tblStylePr>
   </w:style>
-  <w:style w:type="table" w:styleId="763">
+  <w:style w:type="table" w:styleId="764">
     <w:name w:val="List Table 1 Light - Accent 6"/>
-    <w:basedOn w:val="887"/>
+    <w:basedOn w:val="888"/>
     <w:uiPriority w:val="99"/>
     <w:pPr>
       <w:pBdr/>
@@ -15599,7 +15768,7 @@
         <w:tblBorders/>
       </w:tblPr>
       <w:tcPr>
-        <w:shd w:val="clear" w:color="ffffff" w:themeColor="accent6" w:themeTint="40" w:fill="dbecd0" w:themeFill="accent6" w:themeFillTint="40"/>
+        <w:shd w:val="clear" w:color="ffffff" w:themeColor="accent6" w:themeTint="40" w:fill="fde5d1" w:themeFill="accent6" w:themeFillTint="40"/>
         <w:tcBorders/>
       </w:tcPr>
     </w:tblStylePr>
@@ -15613,7 +15782,7 @@
         <w:tblBorders/>
       </w:tblPr>
       <w:tcPr>
-        <w:shd w:val="clear" w:color="ffffff" w:themeColor="accent6" w:themeTint="40" w:fill="dbecd0" w:themeFill="accent6" w:themeFillTint="40"/>
+        <w:shd w:val="clear" w:color="ffffff" w:themeColor="accent6" w:themeTint="40" w:fill="fde5d1" w:themeFill="accent6" w:themeFillTint="40"/>
         <w:tcBorders/>
       </w:tcPr>
     </w:tblStylePr>
@@ -15787,9 +15956,9 @@
       </w:tcPr>
     </w:tblStylePr>
   </w:style>
-  <w:style w:type="table" w:styleId="764">
+  <w:style w:type="table" w:styleId="765">
     <w:name w:val="List Table 2"/>
-    <w:basedOn w:val="887"/>
+    <w:basedOn w:val="888"/>
     <w:uiPriority w:val="99"/>
     <w:pPr>
       <w:pBdr/>
@@ -16025,9 +16194,9 @@
       </w:tcPr>
     </w:tblStylePr>
   </w:style>
-  <w:style w:type="table" w:styleId="765">
+  <w:style w:type="table" w:styleId="766">
     <w:name w:val="List Table 2 - Accent 1"/>
-    <w:basedOn w:val="887"/>
+    <w:basedOn w:val="888"/>
     <w:uiPriority w:val="99"/>
     <w:pPr>
       <w:pBdr/>
@@ -16062,7 +16231,7 @@
         <w:tblBorders/>
       </w:tblPr>
       <w:tcPr>
-        <w:shd w:val="clear" w:color="ffffff" w:themeColor="accent1" w:themeTint="40" w:fill="d6e6f4" w:themeFill="accent1" w:themeFillTint="40"/>
+        <w:shd w:val="clear" w:color="ffffff" w:themeColor="accent1" w:themeTint="40" w:fill="d3dfee" w:themeFill="accent1" w:themeFillTint="40"/>
         <w:tcBorders/>
       </w:tcPr>
     </w:tblStylePr>
@@ -16081,7 +16250,7 @@
         <w:tblBorders/>
       </w:tblPr>
       <w:tcPr>
-        <w:shd w:val="clear" w:color="ffffff" w:themeColor="accent1" w:themeTint="40" w:fill="d6e6f4" w:themeFill="accent1" w:themeFillTint="40"/>
+        <w:shd w:val="clear" w:color="ffffff" w:themeColor="accent1" w:themeTint="40" w:fill="d3dfee" w:themeFill="accent1" w:themeFillTint="40"/>
         <w:tcBorders/>
       </w:tcPr>
     </w:tblStylePr>
@@ -16263,9 +16432,9 @@
       </w:tcPr>
     </w:tblStylePr>
   </w:style>
-  <w:style w:type="table" w:styleId="766">
+  <w:style w:type="table" w:styleId="767">
     <w:name w:val="List Table 2 - Accent 2"/>
-    <w:basedOn w:val="887"/>
+    <w:basedOn w:val="888"/>
     <w:uiPriority w:val="99"/>
     <w:pPr>
       <w:pBdr/>
@@ -16300,7 +16469,7 @@
         <w:tblBorders/>
       </w:tblPr>
       <w:tcPr>
-        <w:shd w:val="clear" w:color="ffffff" w:themeColor="accent2" w:themeTint="40" w:fill="fadecb" w:themeFill="accent2" w:themeFillTint="40"/>
+        <w:shd w:val="clear" w:color="ffffff" w:themeColor="accent2" w:themeTint="40" w:fill="efd3d2" w:themeFill="accent2" w:themeFillTint="40"/>
         <w:tcBorders/>
       </w:tcPr>
     </w:tblStylePr>
@@ -16319,7 +16488,7 @@
         <w:tblBorders/>
       </w:tblPr>
       <w:tcPr>
-        <w:shd w:val="clear" w:color="ffffff" w:themeColor="accent2" w:themeTint="40" w:fill="fadecb" w:themeFill="accent2" w:themeFillTint="40"/>
+        <w:shd w:val="clear" w:color="ffffff" w:themeColor="accent2" w:themeTint="40" w:fill="efd3d2" w:themeFill="accent2" w:themeFillTint="40"/>
         <w:tcBorders/>
       </w:tcPr>
     </w:tblStylePr>
@@ -16501,9 +16670,9 @@
       </w:tcPr>
     </w:tblStylePr>
   </w:style>
-  <w:style w:type="table" w:styleId="767">
+  <w:style w:type="table" w:styleId="768">
     <w:name w:val="List Table 2 - Accent 3"/>
-    <w:basedOn w:val="887"/>
+    <w:basedOn w:val="888"/>
     <w:uiPriority w:val="99"/>
     <w:pPr>
       <w:pBdr/>
@@ -16538,7 +16707,7 @@
         <w:tblBorders/>
       </w:tblPr>
       <w:tcPr>
-        <w:shd w:val="clear" w:color="ffffff" w:themeColor="accent3" w:themeTint="40" w:fill="e8e8e8" w:themeFill="accent3" w:themeFillTint="40"/>
+        <w:shd w:val="clear" w:color="ffffff" w:themeColor="accent3" w:themeTint="40" w:fill="e6eed5" w:themeFill="accent3" w:themeFillTint="40"/>
         <w:tcBorders/>
       </w:tcPr>
     </w:tblStylePr>
@@ -16557,7 +16726,7 @@
         <w:tblBorders/>
       </w:tblPr>
       <w:tcPr>
-        <w:shd w:val="clear" w:color="ffffff" w:themeColor="accent3" w:themeTint="40" w:fill="e8e8e8" w:themeFill="accent3" w:themeFillTint="40"/>
+        <w:shd w:val="clear" w:color="ffffff" w:themeColor="accent3" w:themeTint="40" w:fill="e6eed5" w:themeFill="accent3" w:themeFillTint="40"/>
         <w:tcBorders/>
       </w:tcPr>
     </w:tblStylePr>
@@ -16739,9 +16908,9 @@
       </w:tcPr>
     </w:tblStylePr>
   </w:style>
-  <w:style w:type="table" w:styleId="768">
+  <w:style w:type="table" w:styleId="769">
     <w:name w:val="List Table 2 - Accent 4"/>
-    <w:basedOn w:val="887"/>
+    <w:basedOn w:val="888"/>
     <w:uiPriority w:val="99"/>
     <w:pPr>
       <w:pBdr/>
@@ -16776,7 +16945,7 @@
         <w:tblBorders/>
       </w:tblPr>
       <w:tcPr>
-        <w:shd w:val="clear" w:color="ffffff" w:themeColor="accent4" w:themeTint="40" w:fill="ffefbf" w:themeFill="accent4" w:themeFillTint="40"/>
+        <w:shd w:val="clear" w:color="ffffff" w:themeColor="accent4" w:themeTint="40" w:fill="dfd8e8" w:themeFill="accent4" w:themeFillTint="40"/>
         <w:tcBorders/>
       </w:tcPr>
     </w:tblStylePr>
@@ -16795,7 +16964,7 @@
         <w:tblBorders/>
       </w:tblPr>
       <w:tcPr>
-        <w:shd w:val="clear" w:color="ffffff" w:themeColor="accent4" w:themeTint="40" w:fill="ffefbf" w:themeFill="accent4" w:themeFillTint="40"/>
+        <w:shd w:val="clear" w:color="ffffff" w:themeColor="accent4" w:themeTint="40" w:fill="dfd8e8" w:themeFill="accent4" w:themeFillTint="40"/>
         <w:tcBorders/>
       </w:tcPr>
     </w:tblStylePr>
@@ -16977,9 +17146,9 @@
       </w:tcPr>
     </w:tblStylePr>
   </w:style>
-  <w:style w:type="table" w:styleId="769">
+  <w:style w:type="table" w:styleId="770">
     <w:name w:val="List Table 2 - Accent 5"/>
-    <w:basedOn w:val="887"/>
+    <w:basedOn w:val="888"/>
     <w:uiPriority w:val="99"/>
     <w:pPr>
       <w:pBdr/>
@@ -17014,7 +17183,7 @@
         <w:tblBorders/>
       </w:tblPr>
       <w:tcPr>
-        <w:shd w:val="clear" w:color="ffffff" w:themeColor="accent5" w:themeTint="40" w:fill="d0dcf0" w:themeFill="accent5" w:themeFillTint="40"/>
+        <w:shd w:val="clear" w:color="ffffff" w:themeColor="accent5" w:themeTint="40" w:fill="d2eaf1" w:themeFill="accent5" w:themeFillTint="40"/>
         <w:tcBorders/>
       </w:tcPr>
     </w:tblStylePr>
@@ -17033,7 +17202,7 @@
         <w:tblBorders/>
       </w:tblPr>
       <w:tcPr>
-        <w:shd w:val="clear" w:color="ffffff" w:themeColor="accent5" w:themeTint="40" w:fill="d0dcf0" w:themeFill="accent5" w:themeFillTint="40"/>
+        <w:shd w:val="clear" w:color="ffffff" w:themeColor="accent5" w:themeTint="40" w:fill="d2eaf1" w:themeFill="accent5" w:themeFillTint="40"/>
         <w:tcBorders/>
       </w:tcPr>
     </w:tblStylePr>
@@ -17215,9 +17384,9 @@
       </w:tcPr>
     </w:tblStylePr>
   </w:style>
-  <w:style w:type="table" w:styleId="770">
+  <w:style w:type="table" w:styleId="771">
     <w:name w:val="List Table 2 - Accent 6"/>
-    <w:basedOn w:val="887"/>
+    <w:basedOn w:val="888"/>
     <w:uiPriority w:val="99"/>
     <w:pPr>
       <w:pBdr/>
@@ -17252,7 +17421,7 @@
         <w:tblBorders/>
       </w:tblPr>
       <w:tcPr>
-        <w:shd w:val="clear" w:color="ffffff" w:themeColor="accent6" w:themeTint="40" w:fill="dbecd0" w:themeFill="accent6" w:themeFillTint="40"/>
+        <w:shd w:val="clear" w:color="ffffff" w:themeColor="accent6" w:themeTint="40" w:fill="fde5d1" w:themeFill="accent6" w:themeFillTint="40"/>
         <w:tcBorders/>
       </w:tcPr>
     </w:tblStylePr>
@@ -17271,7 +17440,7 @@
         <w:tblBorders/>
       </w:tblPr>
       <w:tcPr>
-        <w:shd w:val="clear" w:color="ffffff" w:themeColor="accent6" w:themeTint="40" w:fill="dbecd0" w:themeFill="accent6" w:themeFillTint="40"/>
+        <w:shd w:val="clear" w:color="ffffff" w:themeColor="accent6" w:themeTint="40" w:fill="fde5d1" w:themeFill="accent6" w:themeFillTint="40"/>
         <w:tcBorders/>
       </w:tcPr>
     </w:tblStylePr>
@@ -17453,9 +17622,9 @@
       </w:tcPr>
     </w:tblStylePr>
   </w:style>
-  <w:style w:type="table" w:styleId="771">
+  <w:style w:type="table" w:styleId="772">
     <w:name w:val="List Table 3"/>
-    <w:basedOn w:val="887"/>
+    <w:basedOn w:val="888"/>
     <w:uiPriority w:val="99"/>
     <w:pPr>
       <w:pBdr/>
@@ -17681,9 +17850,9 @@
       </w:tcPr>
     </w:tblStylePr>
   </w:style>
-  <w:style w:type="table" w:styleId="772">
+  <w:style w:type="table" w:styleId="773">
     <w:name w:val="List Table 3 - Accent 1"/>
-    <w:basedOn w:val="887"/>
+    <w:basedOn w:val="888"/>
     <w:uiPriority w:val="99"/>
     <w:pPr>
       <w:pBdr/>
@@ -17805,7 +17974,7 @@
         <w:tblBorders/>
       </w:tblPr>
       <w:tcPr>
-        <w:shd w:val="clear" w:color="ffffff" w:themeColor="accent1" w:fill="5b9bd5" w:themeFill="accent1"/>
+        <w:shd w:val="clear" w:color="ffffff" w:themeColor="accent1" w:fill="4f81bd" w:themeFill="accent1"/>
         <w:tcBorders/>
       </w:tcPr>
     </w:tblStylePr>
@@ -17909,9 +18078,9 @@
       </w:tcPr>
     </w:tblStylePr>
   </w:style>
-  <w:style w:type="table" w:styleId="773">
+  <w:style w:type="table" w:styleId="774">
     <w:name w:val="List Table 3 - Accent 2"/>
-    <w:basedOn w:val="887"/>
+    <w:basedOn w:val="888"/>
     <w:uiPriority w:val="99"/>
     <w:pPr>
       <w:pBdr/>
@@ -18033,7 +18202,7 @@
         <w:tblBorders/>
       </w:tblPr>
       <w:tcPr>
-        <w:shd w:val="clear" w:color="ffffff" w:themeColor="accent2" w:themeTint="97" w:fill="f4b285" w:themeFill="accent2" w:themeFillTint="97"/>
+        <w:shd w:val="clear" w:color="ffffff" w:themeColor="accent2" w:themeTint="97" w:fill="da9796" w:themeFill="accent2" w:themeFillTint="97"/>
         <w:tcBorders/>
       </w:tcPr>
     </w:tblStylePr>
@@ -18137,9 +18306,9 @@
       </w:tcPr>
     </w:tblStylePr>
   </w:style>
-  <w:style w:type="table" w:styleId="774">
+  <w:style w:type="table" w:styleId="775">
     <w:name w:val="List Table 3 - Accent 3"/>
-    <w:basedOn w:val="887"/>
+    <w:basedOn w:val="888"/>
     <w:uiPriority w:val="99"/>
     <w:pPr>
       <w:pBdr/>
@@ -18261,7 +18430,7 @@
         <w:tblBorders/>
       </w:tblPr>
       <w:tcPr>
-        <w:shd w:val="clear" w:color="ffffff" w:themeColor="accent3" w:themeTint="98" w:fill="c9c9c9" w:themeFill="accent3" w:themeFillTint="98"/>
+        <w:shd w:val="clear" w:color="ffffff" w:themeColor="accent3" w:themeTint="98" w:fill="c3d69c" w:themeFill="accent3" w:themeFillTint="98"/>
         <w:tcBorders/>
       </w:tcPr>
     </w:tblStylePr>
@@ -18365,9 +18534,9 @@
       </w:tcPr>
     </w:tblStylePr>
   </w:style>
-  <w:style w:type="table" w:styleId="775">
+  <w:style w:type="table" w:styleId="776">
     <w:name w:val="List Table 3 - Accent 4"/>
-    <w:basedOn w:val="887"/>
+    <w:basedOn w:val="888"/>
     <w:uiPriority w:val="99"/>
     <w:pPr>
       <w:pBdr/>
@@ -18489,7 +18658,7 @@
         <w:tblBorders/>
       </w:tblPr>
       <w:tcPr>
-        <w:shd w:val="clear" w:color="ffffff" w:themeColor="accent4" w:themeTint="9A" w:fill="ffd965" w:themeFill="accent4" w:themeFillTint="9A"/>
+        <w:shd w:val="clear" w:color="ffffff" w:themeColor="accent4" w:themeTint="9A" w:fill="b2a1c7" w:themeFill="accent4" w:themeFillTint="9A"/>
         <w:tcBorders/>
       </w:tcPr>
     </w:tblStylePr>
@@ -18593,9 +18762,9 @@
       </w:tcPr>
     </w:tblStylePr>
   </w:style>
-  <w:style w:type="table" w:styleId="776">
+  <w:style w:type="table" w:styleId="777">
     <w:name w:val="List Table 3 - Accent 5"/>
-    <w:basedOn w:val="887"/>
+    <w:basedOn w:val="888"/>
     <w:uiPriority w:val="99"/>
     <w:pPr>
       <w:pBdr/>
@@ -18717,7 +18886,7 @@
         <w:tblBorders/>
       </w:tblPr>
       <w:tcPr>
-        <w:shd w:val="clear" w:color="ffffff" w:themeColor="accent5" w:themeTint="9A" w:fill="8eaadb" w:themeFill="accent5" w:themeFillTint="9A"/>
+        <w:shd w:val="clear" w:color="ffffff" w:themeColor="accent5" w:themeTint="9A" w:fill="92cddd" w:themeFill="accent5" w:themeFillTint="9A"/>
         <w:tcBorders/>
       </w:tcPr>
     </w:tblStylePr>
@@ -18821,9 +18990,9 @@
       </w:tcPr>
     </w:tblStylePr>
   </w:style>
-  <w:style w:type="table" w:styleId="777">
+  <w:style w:type="table" w:styleId="778">
     <w:name w:val="List Table 3 - Accent 6"/>
-    <w:basedOn w:val="887"/>
+    <w:basedOn w:val="888"/>
     <w:uiPriority w:val="99"/>
     <w:pPr>
       <w:pBdr/>
@@ -18945,7 +19114,7 @@
         <w:tblBorders/>
       </w:tblPr>
       <w:tcPr>
-        <w:shd w:val="clear" w:color="ffffff" w:themeColor="accent6" w:themeTint="98" w:fill="a9d18f" w:themeFill="accent6" w:themeFillTint="98"/>
+        <w:shd w:val="clear" w:color="ffffff" w:themeColor="accent6" w:themeTint="98" w:fill="fac091" w:themeFill="accent6" w:themeFillTint="98"/>
         <w:tcBorders/>
       </w:tcPr>
     </w:tblStylePr>
@@ -19049,9 +19218,9 @@
       </w:tcPr>
     </w:tblStylePr>
   </w:style>
-  <w:style w:type="table" w:styleId="778">
+  <w:style w:type="table" w:styleId="779">
     <w:name w:val="List Table 4"/>
-    <w:basedOn w:val="887"/>
+    <w:basedOn w:val="888"/>
     <w:uiPriority w:val="99"/>
     <w:pPr>
       <w:pBdr/>
@@ -19274,9 +19443,9 @@
       </w:tcPr>
     </w:tblStylePr>
   </w:style>
-  <w:style w:type="table" w:styleId="779">
+  <w:style w:type="table" w:styleId="780">
     <w:name w:val="List Table 4 - Accent 1"/>
-    <w:basedOn w:val="887"/>
+    <w:basedOn w:val="888"/>
     <w:uiPriority w:val="99"/>
     <w:pPr>
       <w:pBdr/>
@@ -19313,7 +19482,7 @@
         <w:tblBorders/>
       </w:tblPr>
       <w:tcPr>
-        <w:shd w:val="clear" w:color="ffffff" w:themeColor="accent1" w:themeTint="40" w:fill="d6e6f4" w:themeFill="accent1" w:themeFillTint="40"/>
+        <w:shd w:val="clear" w:color="ffffff" w:themeColor="accent1" w:themeTint="40" w:fill="d3dfee" w:themeFill="accent1" w:themeFillTint="40"/>
         <w:tcBorders/>
       </w:tcPr>
     </w:tblStylePr>
@@ -19332,7 +19501,7 @@
         <w:tblBorders/>
       </w:tblPr>
       <w:tcPr>
-        <w:shd w:val="clear" w:color="ffffff" w:themeColor="accent1" w:themeTint="40" w:fill="d6e6f4" w:themeFill="accent1" w:themeFillTint="40"/>
+        <w:shd w:val="clear" w:color="ffffff" w:themeColor="accent1" w:themeTint="40" w:fill="d3dfee" w:themeFill="accent1" w:themeFillTint="40"/>
         <w:tcBorders/>
       </w:tcPr>
     </w:tblStylePr>
@@ -19395,7 +19564,7 @@
         <w:tblBorders/>
       </w:tblPr>
       <w:tcPr>
-        <w:shd w:val="clear" w:color="ffffff" w:themeColor="accent1" w:fill="5b9bd5" w:themeFill="accent1"/>
+        <w:shd w:val="clear" w:color="ffffff" w:themeColor="accent1" w:fill="4f81bd" w:themeFill="accent1"/>
         <w:tcBorders/>
       </w:tcPr>
     </w:tblStylePr>
@@ -19499,9 +19668,9 @@
       </w:tcPr>
     </w:tblStylePr>
   </w:style>
-  <w:style w:type="table" w:styleId="780">
+  <w:style w:type="table" w:styleId="781">
     <w:name w:val="List Table 4 - Accent 2"/>
-    <w:basedOn w:val="887"/>
+    <w:basedOn w:val="888"/>
     <w:uiPriority w:val="99"/>
     <w:pPr>
       <w:pBdr/>
@@ -19538,7 +19707,7 @@
         <w:tblBorders/>
       </w:tblPr>
       <w:tcPr>
-        <w:shd w:val="clear" w:color="ffffff" w:themeColor="accent2" w:themeTint="40" w:fill="fadecb" w:themeFill="accent2" w:themeFillTint="40"/>
+        <w:shd w:val="clear" w:color="ffffff" w:themeColor="accent2" w:themeTint="40" w:fill="efd3d2" w:themeFill="accent2" w:themeFillTint="40"/>
         <w:tcBorders/>
       </w:tcPr>
     </w:tblStylePr>
@@ -19557,7 +19726,7 @@
         <w:tblBorders/>
       </w:tblPr>
       <w:tcPr>
-        <w:shd w:val="clear" w:color="ffffff" w:themeColor="accent2" w:themeTint="40" w:fill="fadecb" w:themeFill="accent2" w:themeFillTint="40"/>
+        <w:shd w:val="clear" w:color="ffffff" w:themeColor="accent2" w:themeTint="40" w:fill="efd3d2" w:themeFill="accent2" w:themeFillTint="40"/>
         <w:tcBorders/>
       </w:tcPr>
     </w:tblStylePr>
@@ -19620,7 +19789,7 @@
         <w:tblBorders/>
       </w:tblPr>
       <w:tcPr>
-        <w:shd w:val="clear" w:color="ffffff" w:themeColor="accent2" w:fill="ed7d31" w:themeFill="accent2"/>
+        <w:shd w:val="clear" w:color="ffffff" w:themeColor="accent2" w:fill="c0504d" w:themeFill="accent2"/>
         <w:tcBorders/>
       </w:tcPr>
     </w:tblStylePr>
@@ -19724,9 +19893,9 @@
       </w:tcPr>
     </w:tblStylePr>
   </w:style>
-  <w:style w:type="table" w:styleId="781">
+  <w:style w:type="table" w:styleId="782">
     <w:name w:val="List Table 4 - Accent 3"/>
-    <w:basedOn w:val="887"/>
+    <w:basedOn w:val="888"/>
     <w:uiPriority w:val="99"/>
     <w:pPr>
       <w:pBdr/>
@@ -19763,7 +19932,7 @@
         <w:tblBorders/>
       </w:tblPr>
       <w:tcPr>
-        <w:shd w:val="clear" w:color="ffffff" w:themeColor="accent3" w:themeTint="40" w:fill="e8e8e8" w:themeFill="accent3" w:themeFillTint="40"/>
+        <w:shd w:val="clear" w:color="ffffff" w:themeColor="accent3" w:themeTint="40" w:fill="e6eed5" w:themeFill="accent3" w:themeFillTint="40"/>
         <w:tcBorders/>
       </w:tcPr>
     </w:tblStylePr>
@@ -19782,7 +19951,7 @@
         <w:tblBorders/>
       </w:tblPr>
       <w:tcPr>
-        <w:shd w:val="clear" w:color="ffffff" w:themeColor="accent3" w:themeTint="40" w:fill="e8e8e8" w:themeFill="accent3" w:themeFillTint="40"/>
+        <w:shd w:val="clear" w:color="ffffff" w:themeColor="accent3" w:themeTint="40" w:fill="e6eed5" w:themeFill="accent3" w:themeFillTint="40"/>
         <w:tcBorders/>
       </w:tcPr>
     </w:tblStylePr>
@@ -19845,7 +20014,7 @@
         <w:tblBorders/>
       </w:tblPr>
       <w:tcPr>
-        <w:shd w:val="clear" w:color="ffffff" w:themeColor="accent3" w:fill="a5a5a5" w:themeFill="accent3"/>
+        <w:shd w:val="clear" w:color="ffffff" w:themeColor="accent3" w:fill="9bbb59" w:themeFill="accent3"/>
         <w:tcBorders/>
       </w:tcPr>
     </w:tblStylePr>
@@ -19949,9 +20118,9 @@
       </w:tcPr>
     </w:tblStylePr>
   </w:style>
-  <w:style w:type="table" w:styleId="782">
+  <w:style w:type="table" w:styleId="783">
     <w:name w:val="List Table 4 - Accent 4"/>
-    <w:basedOn w:val="887"/>
+    <w:basedOn w:val="888"/>
     <w:uiPriority w:val="99"/>
     <w:pPr>
       <w:pBdr/>
@@ -19988,7 +20157,7 @@
         <w:tblBorders/>
       </w:tblPr>
       <w:tcPr>
-        <w:shd w:val="clear" w:color="ffffff" w:themeColor="accent4" w:themeTint="40" w:fill="ffefbf" w:themeFill="accent4" w:themeFillTint="40"/>
+        <w:shd w:val="clear" w:color="ffffff" w:themeColor="accent4" w:themeTint="40" w:fill="dfd8e8" w:themeFill="accent4" w:themeFillTint="40"/>
         <w:tcBorders/>
       </w:tcPr>
     </w:tblStylePr>
@@ -20007,7 +20176,7 @@
         <w:tblBorders/>
       </w:tblPr>
       <w:tcPr>
-        <w:shd w:val="clear" w:color="ffffff" w:themeColor="accent4" w:themeTint="40" w:fill="ffefbf" w:themeFill="accent4" w:themeFillTint="40"/>
+        <w:shd w:val="clear" w:color="ffffff" w:themeColor="accent4" w:themeTint="40" w:fill="dfd8e8" w:themeFill="accent4" w:themeFillTint="40"/>
         <w:tcBorders/>
       </w:tcPr>
     </w:tblStylePr>
@@ -20070,7 +20239,7 @@
         <w:tblBorders/>
       </w:tblPr>
       <w:tcPr>
-        <w:shd w:val="clear" w:color="ffffff" w:themeColor="accent4" w:fill="ffc000" w:themeFill="accent4"/>
+        <w:shd w:val="clear" w:color="ffffff" w:themeColor="accent4" w:fill="8064a2" w:themeFill="accent4"/>
         <w:tcBorders/>
       </w:tcPr>
     </w:tblStylePr>
@@ -20174,9 +20343,9 @@
       </w:tcPr>
     </w:tblStylePr>
   </w:style>
-  <w:style w:type="table" w:styleId="783">
+  <w:style w:type="table" w:styleId="784">
     <w:name w:val="List Table 4 - Accent 5"/>
-    <w:basedOn w:val="887"/>
+    <w:basedOn w:val="888"/>
     <w:uiPriority w:val="99"/>
     <w:pPr>
       <w:pBdr/>
@@ -20213,7 +20382,7 @@
         <w:tblBorders/>
       </w:tblPr>
       <w:tcPr>
-        <w:shd w:val="clear" w:color="ffffff" w:themeColor="accent5" w:themeTint="40" w:fill="d0dcf0" w:themeFill="accent5" w:themeFillTint="40"/>
+        <w:shd w:val="clear" w:color="ffffff" w:themeColor="accent5" w:themeTint="40" w:fill="d2eaf1" w:themeFill="accent5" w:themeFillTint="40"/>
         <w:tcBorders/>
       </w:tcPr>
     </w:tblStylePr>
@@ -20232,7 +20401,7 @@
         <w:tblBorders/>
       </w:tblPr>
       <w:tcPr>
-        <w:shd w:val="clear" w:color="ffffff" w:themeColor="accent5" w:themeTint="40" w:fill="d0dcf0" w:themeFill="accent5" w:themeFillTint="40"/>
+        <w:shd w:val="clear" w:color="ffffff" w:themeColor="accent5" w:themeTint="40" w:fill="d2eaf1" w:themeFill="accent5" w:themeFillTint="40"/>
         <w:tcBorders/>
       </w:tcPr>
     </w:tblStylePr>
@@ -20295,7 +20464,7 @@
         <w:tblBorders/>
       </w:tblPr>
       <w:tcPr>
-        <w:shd w:val="clear" w:color="ffffff" w:themeColor="accent5" w:fill="4472c4" w:themeFill="accent5"/>
+        <w:shd w:val="clear" w:color="ffffff" w:themeColor="accent5" w:fill="4bacc6" w:themeFill="accent5"/>
         <w:tcBorders/>
       </w:tcPr>
     </w:tblStylePr>
@@ -20399,9 +20568,9 @@
       </w:tcPr>
     </w:tblStylePr>
   </w:style>
-  <w:style w:type="table" w:styleId="784">
+  <w:style w:type="table" w:styleId="785">
     <w:name w:val="List Table 4 - Accent 6"/>
-    <w:basedOn w:val="887"/>
+    <w:basedOn w:val="888"/>
     <w:uiPriority w:val="99"/>
     <w:pPr>
       <w:pBdr/>
@@ -20438,7 +20607,7 @@
         <w:tblBorders/>
       </w:tblPr>
       <w:tcPr>
-        <w:shd w:val="clear" w:color="ffffff" w:themeColor="accent6" w:themeTint="40" w:fill="dbecd0" w:themeFill="accent6" w:themeFillTint="40"/>
+        <w:shd w:val="clear" w:color="ffffff" w:themeColor="accent6" w:themeTint="40" w:fill="fde5d1" w:themeFill="accent6" w:themeFillTint="40"/>
         <w:tcBorders/>
       </w:tcPr>
     </w:tblStylePr>
@@ -20457,7 +20626,7 @@
         <w:tblBorders/>
       </w:tblPr>
       <w:tcPr>
-        <w:shd w:val="clear" w:color="ffffff" w:themeColor="accent6" w:themeTint="40" w:fill="dbecd0" w:themeFill="accent6" w:themeFillTint="40"/>
+        <w:shd w:val="clear" w:color="ffffff" w:themeColor="accent6" w:themeTint="40" w:fill="fde5d1" w:themeFill="accent6" w:themeFillTint="40"/>
         <w:tcBorders/>
       </w:tcPr>
     </w:tblStylePr>
@@ -20520,7 +20689,7 @@
         <w:tblBorders/>
       </w:tblPr>
       <w:tcPr>
-        <w:shd w:val="clear" w:color="ffffff" w:themeColor="accent6" w:fill="70ad47" w:themeFill="accent6"/>
+        <w:shd w:val="clear" w:color="ffffff" w:themeColor="accent6" w:fill="f79646" w:themeFill="accent6"/>
         <w:tcBorders/>
       </w:tcPr>
     </w:tblStylePr>
@@ -20624,9 +20793,9 @@
       </w:tcPr>
     </w:tblStylePr>
   </w:style>
-  <w:style w:type="table" w:styleId="785">
+  <w:style w:type="table" w:styleId="786">
     <w:name w:val="List Table 5 Dark"/>
-    <w:basedOn w:val="887"/>
+    <w:basedOn w:val="888"/>
     <w:uiPriority w:val="99"/>
     <w:pPr>
       <w:pBdr/>
@@ -20866,9 +21035,9 @@
       </w:tcPr>
     </w:tblStylePr>
   </w:style>
-  <w:style w:type="table" w:styleId="786">
+  <w:style w:type="table" w:styleId="787">
     <w:name w:val="List Table 5 Dark - Accent 1"/>
-    <w:basedOn w:val="887"/>
+    <w:basedOn w:val="888"/>
     <w:uiPriority w:val="99"/>
     <w:pPr>
       <w:pBdr/>
@@ -20885,7 +21054,7 @@
         <w:bottom w:val="single" w:color="000000" w:themeColor="accent1" w:sz="32" w:space="0"/>
         <w:right w:val="single" w:color="000000" w:themeColor="accent1" w:sz="32" w:space="0"/>
       </w:tblBorders>
-      <w:shd w:val="clear" w:color="ffffff" w:themeColor="accent1" w:fill="5b9bd5" w:themeFill="accent1"/>
+      <w:shd w:val="clear" w:color="ffffff" w:themeColor="accent1" w:fill="4f81bd" w:themeFill="accent1"/>
     </w:tblPr>
     <w:tcPr>
       <w:tcBorders/>
@@ -20900,7 +21069,7 @@
         <w:tblBorders/>
       </w:tblPr>
       <w:tcPr>
-        <w:shd w:val="clear" w:color="ffffff" w:themeColor="accent1" w:fill="5b9bd5" w:themeFill="accent1"/>
+        <w:shd w:val="clear" w:color="ffffff" w:themeColor="accent1" w:fill="4f81bd" w:themeFill="accent1"/>
         <w:tcBorders>
           <w:top w:val="single" w:color="000000" w:themeColor="light1" w:sz="4" w:space="0"/>
           <w:bottom w:val="single" w:color="000000" w:themeColor="light1" w:sz="4" w:space="0"/>
@@ -20917,7 +21086,7 @@
         <w:tblBorders/>
       </w:tblPr>
       <w:tcPr>
-        <w:shd w:val="clear" w:color="ffffff" w:themeColor="accent1" w:fill="5b9bd5" w:themeFill="accent1"/>
+        <w:shd w:val="clear" w:color="ffffff" w:themeColor="accent1" w:fill="4f81bd" w:themeFill="accent1"/>
         <w:tcBorders>
           <w:left w:val="single" w:color="000000" w:themeColor="light1" w:sz="4" w:space="0"/>
           <w:right w:val="single" w:color="000000" w:themeColor="light1" w:sz="4" w:space="0"/>
@@ -20934,7 +21103,7 @@
         <w:tblBorders/>
       </w:tblPr>
       <w:tcPr>
-        <w:shd w:val="clear" w:color="ffffff" w:themeColor="accent1" w:fill="5b9bd5" w:themeFill="accent1"/>
+        <w:shd w:val="clear" w:color="ffffff" w:themeColor="accent1" w:fill="4f81bd" w:themeFill="accent1"/>
         <w:tcBorders>
           <w:top w:val="single" w:color="000000" w:themeColor="light1" w:sz="4" w:space="0"/>
           <w:bottom w:val="single" w:color="000000" w:themeColor="light1" w:sz="4" w:space="0"/>
@@ -20995,7 +21164,7 @@
         <w:tblBorders/>
       </w:tblPr>
       <w:tcPr>
-        <w:shd w:val="clear" w:color="ffffff" w:themeColor="accent1" w:fill="5b9bd5" w:themeFill="accent1"/>
+        <w:shd w:val="clear" w:color="ffffff" w:themeColor="accent1" w:fill="4f81bd" w:themeFill="accent1"/>
         <w:tcBorders>
           <w:top w:val="single" w:color="000000" w:themeColor="accent1" w:sz="32" w:space="0"/>
           <w:bottom w:val="single" w:color="000000" w:themeColor="light1" w:sz="12" w:space="0"/>
@@ -21108,9 +21277,9 @@
       </w:tcPr>
     </w:tblStylePr>
   </w:style>
-  <w:style w:type="table" w:styleId="787">
+  <w:style w:type="table" w:styleId="788">
     <w:name w:val="List Table 5 Dark - Accent 2"/>
-    <w:basedOn w:val="887"/>
+    <w:basedOn w:val="888"/>
     <w:uiPriority w:val="99"/>
     <w:pPr>
       <w:pBdr/>
@@ -21127,7 +21296,7 @@
         <w:bottom w:val="single" w:color="000000" w:themeColor="accent2" w:themeTint="97" w:sz="32" w:space="0"/>
         <w:right w:val="single" w:color="000000" w:themeColor="accent2" w:themeTint="97" w:sz="32" w:space="0"/>
       </w:tblBorders>
-      <w:shd w:val="clear" w:color="ffffff" w:themeColor="accent2" w:themeTint="97" w:fill="f4b285" w:themeFill="accent2" w:themeFillTint="97"/>
+      <w:shd w:val="clear" w:color="ffffff" w:themeColor="accent2" w:themeTint="97" w:fill="da9796" w:themeFill="accent2" w:themeFillTint="97"/>
     </w:tblPr>
     <w:tcPr>
       <w:tcBorders/>
@@ -21142,7 +21311,7 @@
         <w:tblBorders/>
       </w:tblPr>
       <w:tcPr>
-        <w:shd w:val="clear" w:color="ffffff" w:themeColor="accent2" w:themeTint="97" w:fill="f4b285" w:themeFill="accent2" w:themeFillTint="97"/>
+        <w:shd w:val="clear" w:color="ffffff" w:themeColor="accent2" w:themeTint="97" w:fill="da9796" w:themeFill="accent2" w:themeFillTint="97"/>
         <w:tcBorders>
           <w:top w:val="single" w:color="000000" w:themeColor="light1" w:sz="4" w:space="0"/>
           <w:bottom w:val="single" w:color="000000" w:themeColor="light1" w:sz="4" w:space="0"/>
@@ -21159,7 +21328,7 @@
         <w:tblBorders/>
       </w:tblPr>
       <w:tcPr>
-        <w:shd w:val="clear" w:color="ffffff" w:themeColor="accent2" w:themeTint="97" w:fill="f4b285" w:themeFill="accent2" w:themeFillTint="97"/>
+        <w:shd w:val="clear" w:color="ffffff" w:themeColor="accent2" w:themeTint="97" w:fill="da9796" w:themeFill="accent2" w:themeFillTint="97"/>
         <w:tcBorders>
           <w:left w:val="single" w:color="000000" w:themeColor="light1" w:sz="4" w:space="0"/>
           <w:right w:val="single" w:color="000000" w:themeColor="light1" w:sz="4" w:space="0"/>
@@ -21176,7 +21345,7 @@
         <w:tblBorders/>
       </w:tblPr>
       <w:tcPr>
-        <w:shd w:val="clear" w:color="ffffff" w:themeColor="accent2" w:themeTint="97" w:fill="f4b285" w:themeFill="accent2" w:themeFillTint="97"/>
+        <w:shd w:val="clear" w:color="ffffff" w:themeColor="accent2" w:themeTint="97" w:fill="da9796" w:themeFill="accent2" w:themeFillTint="97"/>
         <w:tcBorders>
           <w:top w:val="single" w:color="000000" w:themeColor="light1" w:sz="4" w:space="0"/>
           <w:bottom w:val="single" w:color="000000" w:themeColor="light1" w:sz="4" w:space="0"/>
@@ -21237,7 +21406,7 @@
         <w:tblBorders/>
       </w:tblPr>
       <w:tcPr>
-        <w:shd w:val="clear" w:color="ffffff" w:themeColor="accent2" w:themeTint="97" w:fill="f4b285" w:themeFill="accent2" w:themeFillTint="97"/>
+        <w:shd w:val="clear" w:color="ffffff" w:themeColor="accent2" w:themeTint="97" w:fill="da9796" w:themeFill="accent2" w:themeFillTint="97"/>
         <w:tcBorders>
           <w:top w:val="single" w:color="000000" w:themeColor="accent2" w:themeTint="97" w:sz="32" w:space="0"/>
           <w:bottom w:val="single" w:color="000000" w:themeColor="light1" w:sz="12" w:space="0"/>
@@ -21350,9 +21519,9 @@
       </w:tcPr>
     </w:tblStylePr>
   </w:style>
-  <w:style w:type="table" w:styleId="788">
+  <w:style w:type="table" w:styleId="789">
     <w:name w:val="List Table 5 Dark - Accent 3"/>
-    <w:basedOn w:val="887"/>
+    <w:basedOn w:val="888"/>
     <w:uiPriority w:val="99"/>
     <w:pPr>
       <w:pBdr/>
@@ -21369,7 +21538,7 @@
         <w:bottom w:val="single" w:color="000000" w:themeColor="accent3" w:themeTint="98" w:sz="32" w:space="0"/>
         <w:right w:val="single" w:color="000000" w:themeColor="accent3" w:themeTint="98" w:sz="32" w:space="0"/>
       </w:tblBorders>
-      <w:shd w:val="clear" w:color="ffffff" w:themeColor="accent3" w:themeTint="98" w:fill="c9c9c9" w:themeFill="accent3" w:themeFillTint="98"/>
+      <w:shd w:val="clear" w:color="ffffff" w:themeColor="accent3" w:themeTint="98" w:fill="c3d69c" w:themeFill="accent3" w:themeFillTint="98"/>
     </w:tblPr>
     <w:tcPr>
       <w:tcBorders/>
@@ -21384,7 +21553,7 @@
         <w:tblBorders/>
       </w:tblPr>
       <w:tcPr>
-        <w:shd w:val="clear" w:color="ffffff" w:themeColor="accent3" w:themeTint="98" w:fill="c9c9c9" w:themeFill="accent3" w:themeFillTint="98"/>
+        <w:shd w:val="clear" w:color="ffffff" w:themeColor="accent3" w:themeTint="98" w:fill="c3d69c" w:themeFill="accent3" w:themeFillTint="98"/>
         <w:tcBorders>
           <w:top w:val="single" w:color="000000" w:themeColor="light1" w:sz="4" w:space="0"/>
           <w:bottom w:val="single" w:color="000000" w:themeColor="light1" w:sz="4" w:space="0"/>
@@ -21401,7 +21570,7 @@
         <w:tblBorders/>
       </w:tblPr>
       <w:tcPr>
-        <w:shd w:val="clear" w:color="ffffff" w:themeColor="accent3" w:themeTint="98" w:fill="c9c9c9" w:themeFill="accent3" w:themeFillTint="98"/>
+        <w:shd w:val="clear" w:color="ffffff" w:themeColor="accent3" w:themeTint="98" w:fill="c3d69c" w:themeFill="accent3" w:themeFillTint="98"/>
         <w:tcBorders>
           <w:left w:val="single" w:color="000000" w:themeColor="light1" w:sz="4" w:space="0"/>
           <w:right w:val="single" w:color="000000" w:themeColor="light1" w:sz="4" w:space="0"/>
@@ -21418,7 +21587,7 @@
         <w:tblBorders/>
       </w:tblPr>
       <w:tcPr>
-        <w:shd w:val="clear" w:color="ffffff" w:themeColor="accent3" w:themeTint="98" w:fill="c9c9c9" w:themeFill="accent3" w:themeFillTint="98"/>
+        <w:shd w:val="clear" w:color="ffffff" w:themeColor="accent3" w:themeTint="98" w:fill="c3d69c" w:themeFill="accent3" w:themeFillTint="98"/>
         <w:tcBorders>
           <w:top w:val="single" w:color="000000" w:themeColor="light1" w:sz="4" w:space="0"/>
           <w:bottom w:val="single" w:color="000000" w:themeColor="light1" w:sz="4" w:space="0"/>
@@ -21479,7 +21648,7 @@
         <w:tblBorders/>
       </w:tblPr>
       <w:tcPr>
-        <w:shd w:val="clear" w:color="ffffff" w:themeColor="accent3" w:themeTint="98" w:fill="c9c9c9" w:themeFill="accent3" w:themeFillTint="98"/>
+        <w:shd w:val="clear" w:color="ffffff" w:themeColor="accent3" w:themeTint="98" w:fill="c3d69c" w:themeFill="accent3" w:themeFillTint="98"/>
         <w:tcBorders>
           <w:top w:val="single" w:color="000000" w:themeColor="accent3" w:themeTint="98" w:sz="32" w:space="0"/>
           <w:bottom w:val="single" w:color="000000" w:themeColor="light1" w:sz="12" w:space="0"/>
@@ -21592,9 +21761,9 @@
       </w:tcPr>
     </w:tblStylePr>
   </w:style>
-  <w:style w:type="table" w:styleId="789">
+  <w:style w:type="table" w:styleId="790">
     <w:name w:val="List Table 5 Dark - Accent 4"/>
-    <w:basedOn w:val="887"/>
+    <w:basedOn w:val="888"/>
     <w:uiPriority w:val="99"/>
     <w:pPr>
       <w:pBdr/>
@@ -21611,7 +21780,7 @@
         <w:bottom w:val="single" w:color="000000" w:themeColor="accent4" w:themeTint="9A" w:sz="32" w:space="0"/>
         <w:right w:val="single" w:color="000000" w:themeColor="accent4" w:themeTint="9A" w:sz="32" w:space="0"/>
       </w:tblBorders>
-      <w:shd w:val="clear" w:color="ffffff" w:themeColor="accent4" w:themeTint="9A" w:fill="ffd965" w:themeFill="accent4" w:themeFillTint="9A"/>
+      <w:shd w:val="clear" w:color="ffffff" w:themeColor="accent4" w:themeTint="9A" w:fill="b2a1c7" w:themeFill="accent4" w:themeFillTint="9A"/>
     </w:tblPr>
     <w:tcPr>
       <w:tcBorders/>
@@ -21626,7 +21795,7 @@
         <w:tblBorders/>
       </w:tblPr>
       <w:tcPr>
-        <w:shd w:val="clear" w:color="ffffff" w:themeColor="accent4" w:themeTint="9A" w:fill="ffd965" w:themeFill="accent4" w:themeFillTint="9A"/>
+        <w:shd w:val="clear" w:color="ffffff" w:themeColor="accent4" w:themeTint="9A" w:fill="b2a1c7" w:themeFill="accent4" w:themeFillTint="9A"/>
         <w:tcBorders>
           <w:top w:val="single" w:color="000000" w:themeColor="light1" w:sz="4" w:space="0"/>
           <w:bottom w:val="single" w:color="000000" w:themeColor="light1" w:sz="4" w:space="0"/>
@@ -21643,7 +21812,7 @@
         <w:tblBorders/>
       </w:tblPr>
       <w:tcPr>
-        <w:shd w:val="clear" w:color="ffffff" w:themeColor="accent4" w:themeTint="9A" w:fill="ffd965" w:themeFill="accent4" w:themeFillTint="9A"/>
+        <w:shd w:val="clear" w:color="ffffff" w:themeColor="accent4" w:themeTint="9A" w:fill="b2a1c7" w:themeFill="accent4" w:themeFillTint="9A"/>
         <w:tcBorders>
           <w:left w:val="single" w:color="000000" w:themeColor="light1" w:sz="4" w:space="0"/>
           <w:right w:val="single" w:color="000000" w:themeColor="light1" w:sz="4" w:space="0"/>
@@ -21660,7 +21829,7 @@
         <w:tblBorders/>
       </w:tblPr>
       <w:tcPr>
-        <w:shd w:val="clear" w:color="ffffff" w:themeColor="accent4" w:themeTint="9A" w:fill="ffd965" w:themeFill="accent4" w:themeFillTint="9A"/>
+        <w:shd w:val="clear" w:color="ffffff" w:themeColor="accent4" w:themeTint="9A" w:fill="b2a1c7" w:themeFill="accent4" w:themeFillTint="9A"/>
         <w:tcBorders>
           <w:top w:val="single" w:color="000000" w:themeColor="light1" w:sz="4" w:space="0"/>
           <w:bottom w:val="single" w:color="000000" w:themeColor="light1" w:sz="4" w:space="0"/>
@@ -21721,7 +21890,7 @@
         <w:tblBorders/>
       </w:tblPr>
       <w:tcPr>
-        <w:shd w:val="clear" w:color="ffffff" w:themeColor="accent4" w:themeTint="9A" w:fill="ffd965" w:themeFill="accent4" w:themeFillTint="9A"/>
+        <w:shd w:val="clear" w:color="ffffff" w:themeColor="accent4" w:themeTint="9A" w:fill="b2a1c7" w:themeFill="accent4" w:themeFillTint="9A"/>
         <w:tcBorders>
           <w:top w:val="single" w:color="000000" w:themeColor="accent4" w:themeTint="9A" w:sz="32" w:space="0"/>
           <w:bottom w:val="single" w:color="000000" w:themeColor="light1" w:sz="12" w:space="0"/>
@@ -21834,9 +22003,9 @@
       </w:tcPr>
     </w:tblStylePr>
   </w:style>
-  <w:style w:type="table" w:styleId="790">
+  <w:style w:type="table" w:styleId="791">
     <w:name w:val="List Table 5 Dark - Accent 5"/>
-    <w:basedOn w:val="887"/>
+    <w:basedOn w:val="888"/>
     <w:uiPriority w:val="99"/>
     <w:pPr>
       <w:pBdr/>
@@ -21853,7 +22022,7 @@
         <w:bottom w:val="single" w:color="000000" w:themeColor="accent5" w:themeTint="9A" w:sz="32" w:space="0"/>
         <w:right w:val="single" w:color="000000" w:themeColor="accent5" w:themeTint="9A" w:sz="32" w:space="0"/>
       </w:tblBorders>
-      <w:shd w:val="clear" w:color="ffffff" w:themeColor="accent5" w:themeTint="9A" w:fill="8eaadb" w:themeFill="accent5" w:themeFillTint="9A"/>
+      <w:shd w:val="clear" w:color="ffffff" w:themeColor="accent5" w:themeTint="9A" w:fill="92cddd" w:themeFill="accent5" w:themeFillTint="9A"/>
     </w:tblPr>
     <w:tcPr>
       <w:tcBorders/>
@@ -21868,7 +22037,7 @@
         <w:tblBorders/>
       </w:tblPr>
       <w:tcPr>
-        <w:shd w:val="clear" w:color="ffffff" w:themeColor="accent5" w:themeTint="9A" w:fill="8eaadb" w:themeFill="accent5" w:themeFillTint="9A"/>
+        <w:shd w:val="clear" w:color="ffffff" w:themeColor="accent5" w:themeTint="9A" w:fill="92cddd" w:themeFill="accent5" w:themeFillTint="9A"/>
         <w:tcBorders>
           <w:top w:val="single" w:color="000000" w:themeColor="light1" w:sz="4" w:space="0"/>
           <w:bottom w:val="single" w:color="000000" w:themeColor="light1" w:sz="4" w:space="0"/>
@@ -21885,7 +22054,7 @@
         <w:tblBorders/>
       </w:tblPr>
       <w:tcPr>
-        <w:shd w:val="clear" w:color="ffffff" w:themeColor="accent5" w:themeTint="9A" w:fill="8eaadb" w:themeFill="accent5" w:themeFillTint="9A"/>
+        <w:shd w:val="clear" w:color="ffffff" w:themeColor="accent5" w:themeTint="9A" w:fill="92cddd" w:themeFill="accent5" w:themeFillTint="9A"/>
         <w:tcBorders>
           <w:left w:val="single" w:color="000000" w:themeColor="light1" w:sz="4" w:space="0"/>
           <w:right w:val="single" w:color="000000" w:themeColor="light1" w:sz="4" w:space="0"/>
@@ -21902,7 +22071,7 @@
         <w:tblBorders/>
       </w:tblPr>
       <w:tcPr>
-        <w:shd w:val="clear" w:color="ffffff" w:themeColor="accent5" w:themeTint="9A" w:fill="8eaadb" w:themeFill="accent5" w:themeFillTint="9A"/>
+        <w:shd w:val="clear" w:color="ffffff" w:themeColor="accent5" w:themeTint="9A" w:fill="92cddd" w:themeFill="accent5" w:themeFillTint="9A"/>
         <w:tcBorders>
           <w:top w:val="single" w:color="000000" w:themeColor="light1" w:sz="4" w:space="0"/>
           <w:bottom w:val="single" w:color="000000" w:themeColor="light1" w:sz="4" w:space="0"/>
@@ -21963,7 +22132,7 @@
         <w:tblBorders/>
       </w:tblPr>
       <w:tcPr>
-        <w:shd w:val="clear" w:color="ffffff" w:themeColor="accent5" w:themeTint="9A" w:fill="8eaadb" w:themeFill="accent5" w:themeFillTint="9A"/>
+        <w:shd w:val="clear" w:color="ffffff" w:themeColor="accent5" w:themeTint="9A" w:fill="92cddd" w:themeFill="accent5" w:themeFillTint="9A"/>
         <w:tcBorders>
           <w:top w:val="single" w:color="000000" w:themeColor="accent5" w:themeTint="9A" w:sz="32" w:space="0"/>
           <w:bottom w:val="single" w:color="000000" w:themeColor="light1" w:sz="12" w:space="0"/>
@@ -22076,9 +22245,9 @@
       </w:tcPr>
     </w:tblStylePr>
   </w:style>
-  <w:style w:type="table" w:styleId="791">
+  <w:style w:type="table" w:styleId="792">
     <w:name w:val="List Table 5 Dark - Accent 6"/>
-    <w:basedOn w:val="887"/>
+    <w:basedOn w:val="888"/>
     <w:uiPriority w:val="99"/>
     <w:pPr>
       <w:pBdr/>
@@ -22095,7 +22264,7 @@
         <w:bottom w:val="single" w:color="000000" w:themeColor="accent6" w:themeTint="98" w:sz="32" w:space="0"/>
         <w:right w:val="single" w:color="000000" w:themeColor="accent6" w:themeTint="98" w:sz="32" w:space="0"/>
       </w:tblBorders>
-      <w:shd w:val="clear" w:color="ffffff" w:themeColor="accent6" w:themeTint="98" w:fill="a9d18f" w:themeFill="accent6" w:themeFillTint="98"/>
+      <w:shd w:val="clear" w:color="ffffff" w:themeColor="accent6" w:themeTint="98" w:fill="fac091" w:themeFill="accent6" w:themeFillTint="98"/>
     </w:tblPr>
     <w:tcPr>
       <w:tcBorders/>
@@ -22110,7 +22279,7 @@
         <w:tblBorders/>
       </w:tblPr>
       <w:tcPr>
-        <w:shd w:val="clear" w:color="ffffff" w:themeColor="accent6" w:themeTint="98" w:fill="a9d18f" w:themeFill="accent6" w:themeFillTint="98"/>
+        <w:shd w:val="clear" w:color="ffffff" w:themeColor="accent6" w:themeTint="98" w:fill="fac091" w:themeFill="accent6" w:themeFillTint="98"/>
         <w:tcBorders>
           <w:top w:val="single" w:color="000000" w:themeColor="light1" w:sz="4" w:space="0"/>
           <w:bottom w:val="single" w:color="000000" w:themeColor="light1" w:sz="4" w:space="0"/>
@@ -22127,7 +22296,7 @@
         <w:tblBorders/>
       </w:tblPr>
       <w:tcPr>
-        <w:shd w:val="clear" w:color="ffffff" w:themeColor="accent6" w:themeTint="98" w:fill="a9d18f" w:themeFill="accent6" w:themeFillTint="98"/>
+        <w:shd w:val="clear" w:color="ffffff" w:themeColor="accent6" w:themeTint="98" w:fill="fac091" w:themeFill="accent6" w:themeFillTint="98"/>
         <w:tcBorders>
           <w:left w:val="single" w:color="000000" w:themeColor="light1" w:sz="4" w:space="0"/>
           <w:right w:val="single" w:color="000000" w:themeColor="light1" w:sz="4" w:space="0"/>
@@ -22144,7 +22313,7 @@
         <w:tblBorders/>
       </w:tblPr>
       <w:tcPr>
-        <w:shd w:val="clear" w:color="ffffff" w:themeColor="accent6" w:themeTint="98" w:fill="a9d18f" w:themeFill="accent6" w:themeFillTint="98"/>
+        <w:shd w:val="clear" w:color="ffffff" w:themeColor="accent6" w:themeTint="98" w:fill="fac091" w:themeFill="accent6" w:themeFillTint="98"/>
         <w:tcBorders>
           <w:top w:val="single" w:color="000000" w:themeColor="light1" w:sz="4" w:space="0"/>
           <w:bottom w:val="single" w:color="000000" w:themeColor="light1" w:sz="4" w:space="0"/>
@@ -22205,7 +22374,7 @@
         <w:tblBorders/>
       </w:tblPr>
       <w:tcPr>
-        <w:shd w:val="clear" w:color="ffffff" w:themeColor="accent6" w:themeTint="98" w:fill="a9d18f" w:themeFill="accent6" w:themeFillTint="98"/>
+        <w:shd w:val="clear" w:color="ffffff" w:themeColor="accent6" w:themeTint="98" w:fill="fac091" w:themeFill="accent6" w:themeFillTint="98"/>
         <w:tcBorders>
           <w:top w:val="single" w:color="000000" w:themeColor="accent6" w:themeTint="98" w:sz="32" w:space="0"/>
           <w:bottom w:val="single" w:color="000000" w:themeColor="light1" w:sz="12" w:space="0"/>
@@ -22318,9 +22487,9 @@
       </w:tcPr>
     </w:tblStylePr>
   </w:style>
-  <w:style w:type="table" w:styleId="792">
+  <w:style w:type="table" w:styleId="793">
     <w:name w:val="List Table 6 Colorful"/>
-    <w:basedOn w:val="887"/>
+    <w:basedOn w:val="888"/>
     <w:uiPriority w:val="99"/>
     <w:pPr>
       <w:pBdr/>
@@ -22541,9 +22710,9 @@
       </w:tcPr>
     </w:tblStylePr>
   </w:style>
-  <w:style w:type="table" w:styleId="793">
+  <w:style w:type="table" w:styleId="794">
     <w:name w:val="List Table 6 Colorful - Accent 1"/>
-    <w:basedOn w:val="887"/>
+    <w:basedOn w:val="888"/>
     <w:uiPriority w:val="99"/>
     <w:pPr>
       <w:pBdr/>
@@ -22577,7 +22746,7 @@
         <w:tblBorders/>
       </w:tblPr>
       <w:tcPr>
-        <w:shd w:val="clear" w:color="ffffff" w:themeColor="accent1" w:themeTint="40" w:fill="d6e6f4" w:themeFill="accent1" w:themeFillTint="40"/>
+        <w:shd w:val="clear" w:color="ffffff" w:themeColor="accent1" w:themeTint="40" w:fill="d3dfee" w:themeFill="accent1" w:themeFillTint="40"/>
         <w:tcBorders/>
       </w:tcPr>
     </w:tblStylePr>
@@ -22591,7 +22760,7 @@
         <w:tblBorders/>
       </w:tblPr>
       <w:tcPr>
-        <w:shd w:val="clear" w:color="ffffff" w:themeColor="accent1" w:themeTint="40" w:fill="d6e6f4" w:themeFill="accent1" w:themeFillTint="40"/>
+        <w:shd w:val="clear" w:color="ffffff" w:themeColor="accent1" w:themeTint="40" w:fill="d3dfee" w:themeFill="accent1" w:themeFillTint="40"/>
         <w:tcBorders/>
       </w:tcPr>
     </w:tblStylePr>
@@ -22629,7 +22798,7 @@
     <w:tblStylePr w:type="firstCol">
       <w:rPr>
         <w:b/>
-        <w:color w:val="245b8d" w:themeColor="accent1" w:themeShade="95"/>
+        <w:color w:val="2b4b72" w:themeColor="accent1" w:themeShade="95"/>
       </w:rPr>
       <w:pPr>
         <w:pBdr/>
@@ -22646,7 +22815,7 @@
     <w:tblStylePr w:type="firstRow">
       <w:rPr>
         <w:b/>
-        <w:color w:val="245b8d" w:themeColor="accent1" w:themeShade="95"/>
+        <w:color w:val="2b4b72" w:themeColor="accent1" w:themeShade="95"/>
       </w:rPr>
       <w:pPr>
         <w:pBdr/>
@@ -22665,7 +22834,7 @@
     <w:tblStylePr w:type="lastCol">
       <w:rPr>
         <w:b/>
-        <w:color w:val="245b8d" w:themeColor="accent1" w:themeShade="95"/>
+        <w:color w:val="2b4b72" w:themeColor="accent1" w:themeShade="95"/>
       </w:rPr>
       <w:pPr>
         <w:pBdr/>
@@ -22682,7 +22851,7 @@
     <w:tblStylePr w:type="lastRow">
       <w:rPr>
         <w:b/>
-        <w:color w:val="245b8d" w:themeColor="accent1" w:themeShade="95"/>
+        <w:color w:val="2b4b72" w:themeColor="accent1" w:themeShade="95"/>
       </w:rPr>
       <w:pPr>
         <w:pBdr/>
@@ -22764,9 +22933,9 @@
       </w:tcPr>
     </w:tblStylePr>
   </w:style>
-  <w:style w:type="table" w:styleId="794">
+  <w:style w:type="table" w:styleId="795">
     <w:name w:val="List Table 6 Colorful - Accent 2"/>
-    <w:basedOn w:val="887"/>
+    <w:basedOn w:val="888"/>
     <w:uiPriority w:val="99"/>
     <w:pPr>
       <w:pBdr/>
@@ -22800,7 +22969,7 @@
         <w:tblBorders/>
       </w:tblPr>
       <w:tcPr>
-        <w:shd w:val="clear" w:color="ffffff" w:themeColor="accent2" w:themeTint="40" w:fill="fadecb" w:themeFill="accent2" w:themeFillTint="40"/>
+        <w:shd w:val="clear" w:color="ffffff" w:themeColor="accent2" w:themeTint="40" w:fill="efd3d2" w:themeFill="accent2" w:themeFillTint="40"/>
         <w:tcBorders/>
       </w:tcPr>
     </w:tblStylePr>
@@ -22814,7 +22983,7 @@
         <w:tblBorders/>
       </w:tblPr>
       <w:tcPr>
-        <w:shd w:val="clear" w:color="ffffff" w:themeColor="accent2" w:themeTint="40" w:fill="fadecb" w:themeFill="accent2" w:themeFillTint="40"/>
+        <w:shd w:val="clear" w:color="ffffff" w:themeColor="accent2" w:themeTint="40" w:fill="efd3d2" w:themeFill="accent2" w:themeFillTint="40"/>
         <w:tcBorders/>
       </w:tcPr>
     </w:tblStylePr>
@@ -22852,7 +23021,7 @@
     <w:tblStylePr w:type="firstCol">
       <w:rPr>
         <w:b/>
-        <w:color w:val="cb5d12" w:themeColor="accent2" w:themeTint="97" w:themeShade="95"/>
+        <w:color w:val="9f3b38" w:themeColor="accent2" w:themeTint="97" w:themeShade="95"/>
       </w:rPr>
       <w:pPr>
         <w:pBdr/>
@@ -22869,7 +23038,7 @@
     <w:tblStylePr w:type="firstRow">
       <w:rPr>
         <w:b/>
-        <w:color w:val="cb5d12" w:themeColor="accent2" w:themeTint="97" w:themeShade="95"/>
+        <w:color w:val="9f3b38" w:themeColor="accent2" w:themeTint="97" w:themeShade="95"/>
       </w:rPr>
       <w:pPr>
         <w:pBdr/>
@@ -22888,7 +23057,7 @@
     <w:tblStylePr w:type="lastCol">
       <w:rPr>
         <w:b/>
-        <w:color w:val="cb5d12" w:themeColor="accent2" w:themeTint="97" w:themeShade="95"/>
+        <w:color w:val="9f3b38" w:themeColor="accent2" w:themeTint="97" w:themeShade="95"/>
       </w:rPr>
       <w:pPr>
         <w:pBdr/>
@@ -22905,7 +23074,7 @@
     <w:tblStylePr w:type="lastRow">
       <w:rPr>
         <w:b/>
-        <w:color w:val="cb5d12" w:themeColor="accent2" w:themeTint="97" w:themeShade="95"/>
+        <w:color w:val="9f3b38" w:themeColor="accent2" w:themeTint="97" w:themeShade="95"/>
       </w:rPr>
       <w:pPr>
         <w:pBdr/>
@@ -22987,9 +23156,9 @@
       </w:tcPr>
     </w:tblStylePr>
   </w:style>
-  <w:style w:type="table" w:styleId="795">
+  <w:style w:type="table" w:styleId="796">
     <w:name w:val="List Table 6 Colorful - Accent 3"/>
-    <w:basedOn w:val="887"/>
+    <w:basedOn w:val="888"/>
     <w:uiPriority w:val="99"/>
     <w:pPr>
       <w:pBdr/>
@@ -23023,7 +23192,7 @@
         <w:tblBorders/>
       </w:tblPr>
       <w:tcPr>
-        <w:shd w:val="clear" w:color="ffffff" w:themeColor="accent3" w:themeTint="40" w:fill="e8e8e8" w:themeFill="accent3" w:themeFillTint="40"/>
+        <w:shd w:val="clear" w:color="ffffff" w:themeColor="accent3" w:themeTint="40" w:fill="e6eed5" w:themeFill="accent3" w:themeFillTint="40"/>
         <w:tcBorders/>
       </w:tcPr>
     </w:tblStylePr>
@@ -23037,7 +23206,7 @@
         <w:tblBorders/>
       </w:tblPr>
       <w:tcPr>
-        <w:shd w:val="clear" w:color="ffffff" w:themeColor="accent3" w:themeTint="40" w:fill="e8e8e8" w:themeFill="accent3" w:themeFillTint="40"/>
+        <w:shd w:val="clear" w:color="ffffff" w:themeColor="accent3" w:themeTint="40" w:fill="e6eed5" w:themeFill="accent3" w:themeFillTint="40"/>
         <w:tcBorders/>
       </w:tcPr>
     </w:tblStylePr>
@@ -23075,7 +23244,7 @@
     <w:tblStylePr w:type="firstCol">
       <w:rPr>
         <w:b/>
-        <w:color w:val="767676" w:themeColor="accent3" w:themeTint="98" w:themeShade="95"/>
+        <w:color w:val="7c9a3f" w:themeColor="accent3" w:themeTint="98" w:themeShade="95"/>
       </w:rPr>
       <w:pPr>
         <w:pBdr/>
@@ -23092,7 +23261,7 @@
     <w:tblStylePr w:type="firstRow">
       <w:rPr>
         <w:b/>
-        <w:color w:val="767676" w:themeColor="accent3" w:themeTint="98" w:themeShade="95"/>
+        <w:color w:val="7c9a3f" w:themeColor="accent3" w:themeTint="98" w:themeShade="95"/>
       </w:rPr>
       <w:pPr>
         <w:pBdr/>
@@ -23111,7 +23280,7 @@
     <w:tblStylePr w:type="lastCol">
       <w:rPr>
         <w:b/>
-        <w:color w:val="767676" w:themeColor="accent3" w:themeTint="98" w:themeShade="95"/>
+        <w:color w:val="7c9a3f" w:themeColor="accent3" w:themeTint="98" w:themeShade="95"/>
       </w:rPr>
       <w:pPr>
         <w:pBdr/>
@@ -23128,7 +23297,7 @@
     <w:tblStylePr w:type="lastRow">
       <w:rPr>
         <w:b/>
-        <w:color w:val="767676" w:themeColor="accent3" w:themeTint="98" w:themeShade="95"/>
+        <w:color w:val="7c9a3f" w:themeColor="accent3" w:themeTint="98" w:themeShade="95"/>
       </w:rPr>
       <w:pPr>
         <w:pBdr/>
@@ -23210,9 +23379,9 @@
       </w:tcPr>
     </w:tblStylePr>
   </w:style>
-  <w:style w:type="table" w:styleId="796">
+  <w:style w:type="table" w:styleId="797">
     <w:name w:val="List Table 6 Colorful - Accent 4"/>
-    <w:basedOn w:val="887"/>
+    <w:basedOn w:val="888"/>
     <w:uiPriority w:val="99"/>
     <w:pPr>
       <w:pBdr/>
@@ -23246,7 +23415,7 @@
         <w:tblBorders/>
       </w:tblPr>
       <w:tcPr>
-        <w:shd w:val="clear" w:color="ffffff" w:themeColor="accent4" w:themeTint="40" w:fill="ffefbf" w:themeFill="accent4" w:themeFillTint="40"/>
+        <w:shd w:val="clear" w:color="ffffff" w:themeColor="accent4" w:themeTint="40" w:fill="dfd8e8" w:themeFill="accent4" w:themeFillTint="40"/>
         <w:tcBorders/>
       </w:tcPr>
     </w:tblStylePr>
@@ -23260,7 +23429,7 @@
         <w:tblBorders/>
       </w:tblPr>
       <w:tcPr>
-        <w:shd w:val="clear" w:color="ffffff" w:themeColor="accent4" w:themeTint="40" w:fill="ffefbf" w:themeFill="accent4" w:themeFillTint="40"/>
+        <w:shd w:val="clear" w:color="ffffff" w:themeColor="accent4" w:themeTint="40" w:fill="dfd8e8" w:themeFill="accent4" w:themeFillTint="40"/>
         <w:tcBorders/>
       </w:tcPr>
     </w:tblStylePr>
@@ -23298,7 +23467,7 @@
     <w:tblStylePr w:type="firstCol">
       <w:rPr>
         <w:b/>
-        <w:color w:val="d09d00" w:themeColor="accent4" w:themeTint="9A" w:themeShade="95"/>
+        <w:color w:val="674f84" w:themeColor="accent4" w:themeTint="9A" w:themeShade="95"/>
       </w:rPr>
       <w:pPr>
         <w:pBdr/>
@@ -23315,7 +23484,7 @@
     <w:tblStylePr w:type="firstRow">
       <w:rPr>
         <w:b/>
-        <w:color w:val="d09d00" w:themeColor="accent4" w:themeTint="9A" w:themeShade="95"/>
+        <w:color w:val="674f84" w:themeColor="accent4" w:themeTint="9A" w:themeShade="95"/>
       </w:rPr>
       <w:pPr>
         <w:pBdr/>
@@ -23334,7 +23503,7 @@
     <w:tblStylePr w:type="lastCol">
       <w:rPr>
         <w:b/>
-        <w:color w:val="d09d00" w:themeColor="accent4" w:themeTint="9A" w:themeShade="95"/>
+        <w:color w:val="674f84" w:themeColor="accent4" w:themeTint="9A" w:themeShade="95"/>
       </w:rPr>
       <w:pPr>
         <w:pBdr/>
@@ -23351,7 +23520,7 @@
     <w:tblStylePr w:type="lastRow">
       <w:rPr>
         <w:b/>
-        <w:color w:val="d09d00" w:themeColor="accent4" w:themeTint="9A" w:themeShade="95"/>
+        <w:color w:val="674f84" w:themeColor="accent4" w:themeTint="9A" w:themeShade="95"/>
       </w:rPr>
       <w:pPr>
         <w:pBdr/>
@@ -23433,9 +23602,9 @@
       </w:tcPr>
     </w:tblStylePr>
   </w:style>
-  <w:style w:type="table" w:styleId="797">
+  <w:style w:type="table" w:styleId="798">
     <w:name w:val="List Table 6 Colorful - Accent 5"/>
-    <w:basedOn w:val="887"/>
+    <w:basedOn w:val="888"/>
     <w:uiPriority w:val="99"/>
     <w:pPr>
       <w:pBdr/>
@@ -23469,7 +23638,7 @@
         <w:tblBorders/>
       </w:tblPr>
       <w:tcPr>
-        <w:shd w:val="clear" w:color="ffffff" w:themeColor="accent5" w:themeTint="40" w:fill="d0dcf0" w:themeFill="accent5" w:themeFillTint="40"/>
+        <w:shd w:val="clear" w:color="ffffff" w:themeColor="accent5" w:themeTint="40" w:fill="d2eaf1" w:themeFill="accent5" w:themeFillTint="40"/>
         <w:tcBorders/>
       </w:tcPr>
     </w:tblStylePr>
@@ -23483,7 +23652,7 @@
         <w:tblBorders/>
       </w:tblPr>
       <w:tcPr>
-        <w:shd w:val="clear" w:color="ffffff" w:themeColor="accent5" w:themeTint="40" w:fill="d0dcf0" w:themeFill="accent5" w:themeFillTint="40"/>
+        <w:shd w:val="clear" w:color="ffffff" w:themeColor="accent5" w:themeTint="40" w:fill="d2eaf1" w:themeFill="accent5" w:themeFillTint="40"/>
         <w:tcBorders/>
       </w:tcPr>
     </w:tblStylePr>
@@ -23521,7 +23690,7 @@
     <w:tblStylePr w:type="firstCol">
       <w:rPr>
         <w:b/>
-        <w:color w:val="335aa1" w:themeColor="accent5" w:themeTint="9A" w:themeShade="95"/>
+        <w:color w:val="348ba3" w:themeColor="accent5" w:themeTint="9A" w:themeShade="95"/>
       </w:rPr>
       <w:pPr>
         <w:pBdr/>
@@ -23538,7 +23707,7 @@
     <w:tblStylePr w:type="firstRow">
       <w:rPr>
         <w:b/>
-        <w:color w:val="335aa1" w:themeColor="accent5" w:themeTint="9A" w:themeShade="95"/>
+        <w:color w:val="348ba3" w:themeColor="accent5" w:themeTint="9A" w:themeShade="95"/>
       </w:rPr>
       <w:pPr>
         <w:pBdr/>
@@ -23557,7 +23726,7 @@
     <w:tblStylePr w:type="lastCol">
       <w:rPr>
         <w:b/>
-        <w:color w:val="335aa1" w:themeColor="accent5" w:themeTint="9A" w:themeShade="95"/>
+        <w:color w:val="348ba3" w:themeColor="accent5" w:themeTint="9A" w:themeShade="95"/>
       </w:rPr>
       <w:pPr>
         <w:pBdr/>
@@ -23574,7 +23743,7 @@
     <w:tblStylePr w:type="lastRow">
       <w:rPr>
         <w:b/>
-        <w:color w:val="335aa1" w:themeColor="accent5" w:themeTint="9A" w:themeShade="95"/>
+        <w:color w:val="348ba3" w:themeColor="accent5" w:themeTint="9A" w:themeShade="95"/>
       </w:rPr>
       <w:pPr>
         <w:pBdr/>
@@ -23656,9 +23825,9 @@
       </w:tcPr>
     </w:tblStylePr>
   </w:style>
-  <w:style w:type="table" w:styleId="798">
+  <w:style w:type="table" w:styleId="799">
     <w:name w:val="List Table 6 Colorful - Accent 6"/>
-    <w:basedOn w:val="887"/>
+    <w:basedOn w:val="888"/>
     <w:uiPriority w:val="99"/>
     <w:pPr>
       <w:pBdr/>
@@ -23692,7 +23861,7 @@
         <w:tblBorders/>
       </w:tblPr>
       <w:tcPr>
-        <w:shd w:val="clear" w:color="ffffff" w:themeColor="accent6" w:themeTint="40" w:fill="dbecd0" w:themeFill="accent6" w:themeFillTint="40"/>
+        <w:shd w:val="clear" w:color="ffffff" w:themeColor="accent6" w:themeTint="40" w:fill="fde5d1" w:themeFill="accent6" w:themeFillTint="40"/>
         <w:tcBorders/>
       </w:tcPr>
     </w:tblStylePr>
@@ -23706,7 +23875,7 @@
         <w:tblBorders/>
       </w:tblPr>
       <w:tcPr>
-        <w:shd w:val="clear" w:color="ffffff" w:themeColor="accent6" w:themeTint="40" w:fill="dbecd0" w:themeFill="accent6" w:themeFillTint="40"/>
+        <w:shd w:val="clear" w:color="ffffff" w:themeColor="accent6" w:themeTint="40" w:fill="fde5d1" w:themeFill="accent6" w:themeFillTint="40"/>
         <w:tcBorders/>
       </w:tcPr>
     </w:tblStylePr>
@@ -23744,7 +23913,7 @@
     <w:tblStylePr w:type="firstCol">
       <w:rPr>
         <w:b/>
-        <w:color w:val="5e923c" w:themeColor="accent6" w:themeTint="98" w:themeShade="95"/>
+        <w:color w:val="dd690a" w:themeColor="accent6" w:themeTint="98" w:themeShade="95"/>
       </w:rPr>
       <w:pPr>
         <w:pBdr/>
@@ -23761,7 +23930,7 @@
     <w:tblStylePr w:type="firstRow">
       <w:rPr>
         <w:b/>
-        <w:color w:val="5e923c" w:themeColor="accent6" w:themeTint="98" w:themeShade="95"/>
+        <w:color w:val="dd690a" w:themeColor="accent6" w:themeTint="98" w:themeShade="95"/>
       </w:rPr>
       <w:pPr>
         <w:pBdr/>
@@ -23780,7 +23949,7 @@
     <w:tblStylePr w:type="lastCol">
       <w:rPr>
         <w:b/>
-        <w:color w:val="5e923c" w:themeColor="accent6" w:themeTint="98" w:themeShade="95"/>
+        <w:color w:val="dd690a" w:themeColor="accent6" w:themeTint="98" w:themeShade="95"/>
       </w:rPr>
       <w:pPr>
         <w:pBdr/>
@@ -23797,7 +23966,7 @@
     <w:tblStylePr w:type="lastRow">
       <w:rPr>
         <w:b/>
-        <w:color w:val="5e923c" w:themeColor="accent6" w:themeTint="98" w:themeShade="95"/>
+        <w:color w:val="dd690a" w:themeColor="accent6" w:themeTint="98" w:themeShade="95"/>
       </w:rPr>
       <w:pPr>
         <w:pBdr/>
@@ -23879,9 +24048,9 @@
       </w:tcPr>
     </w:tblStylePr>
   </w:style>
-  <w:style w:type="table" w:styleId="799">
+  <w:style w:type="table" w:styleId="800">
     <w:name w:val="List Table 7 Colorful"/>
-    <w:basedOn w:val="887"/>
+    <w:basedOn w:val="888"/>
     <w:uiPriority w:val="99"/>
     <w:pPr>
       <w:pBdr/>
@@ -24135,9 +24304,9 @@
       </w:tcPr>
     </w:tblStylePr>
   </w:style>
-  <w:style w:type="table" w:styleId="800">
+  <w:style w:type="table" w:styleId="801">
     <w:name w:val="List Table 7 Colorful - Accent 1"/>
-    <w:basedOn w:val="887"/>
+    <w:basedOn w:val="888"/>
     <w:uiPriority w:val="99"/>
     <w:pPr>
       <w:pBdr/>
@@ -24158,19 +24327,19 @@
     <w:tblStylePr w:type="band1Horz">
       <w:rPr>
         <w:rFonts w:ascii="Arial" w:hAnsi="Arial"/>
-        <w:color w:val="245b8d" w:themeColor="accent1" w:themeShade="95"/>
-        <w:sz w:val="22"/>
-      </w:rPr>
-      <w:pPr>
-        <w:pBdr/>
-        <w:spacing/>
-        <w:ind/>
-      </w:pPr>
-      <w:tblPr>
-        <w:tblBorders/>
-      </w:tblPr>
-      <w:tcPr>
-        <w:shd w:val="clear" w:color="ffffff" w:themeColor="accent1" w:themeTint="40" w:fill="d6e6f4" w:themeFill="accent1" w:themeFillTint="40"/>
+        <w:color w:val="2b4b72" w:themeColor="accent1" w:themeShade="95"/>
+        <w:sz w:val="22"/>
+      </w:rPr>
+      <w:pPr>
+        <w:pBdr/>
+        <w:spacing/>
+        <w:ind/>
+      </w:pPr>
+      <w:tblPr>
+        <w:tblBorders/>
+      </w:tblPr>
+      <w:tcPr>
+        <w:shd w:val="clear" w:color="ffffff" w:themeColor="accent1" w:themeTint="40" w:fill="d3dfee" w:themeFill="accent1" w:themeFillTint="40"/>
         <w:tcBorders/>
       </w:tcPr>
     </w:tblStylePr>
@@ -24184,14 +24353,14 @@
         <w:tblBorders/>
       </w:tblPr>
       <w:tcPr>
-        <w:shd w:val="clear" w:color="ffffff" w:themeColor="accent1" w:themeTint="40" w:fill="d6e6f4" w:themeFill="accent1" w:themeFillTint="40"/>
+        <w:shd w:val="clear" w:color="ffffff" w:themeColor="accent1" w:themeTint="40" w:fill="d3dfee" w:themeFill="accent1" w:themeFillTint="40"/>
         <w:tcBorders/>
       </w:tcPr>
     </w:tblStylePr>
     <w:tblStylePr w:type="band2Horz">
       <w:rPr>
         <w:rFonts w:ascii="Arial" w:hAnsi="Arial"/>
-        <w:color w:val="245b8d" w:themeColor="accent1" w:themeShade="95"/>
+        <w:color w:val="2b4b72" w:themeColor="accent1" w:themeShade="95"/>
         <w:sz w:val="22"/>
       </w:rPr>
       <w:pPr>
@@ -24223,7 +24392,7 @@
       <w:rPr>
         <w:rFonts w:ascii="Arial" w:hAnsi="Arial"/>
         <w:i/>
-        <w:color w:val="245b8d" w:themeColor="accent1" w:themeShade="95"/>
+        <w:color w:val="2b4b72" w:themeColor="accent1" w:themeShade="95"/>
         <w:sz w:val="22"/>
       </w:rPr>
       <w:pPr>
@@ -24249,7 +24418,7 @@
       <w:rPr>
         <w:rFonts w:ascii="Arial" w:hAnsi="Arial"/>
         <w:i/>
-        <w:color w:val="245b8d" w:themeColor="accent1" w:themeShade="95"/>
+        <w:color w:val="2b4b72" w:themeColor="accent1" w:themeShade="95"/>
         <w:sz w:val="22"/>
       </w:rPr>
       <w:pPr>
@@ -24274,7 +24443,7 @@
       <w:rPr>
         <w:rFonts w:ascii="Arial" w:hAnsi="Arial"/>
         <w:i/>
-        <w:color w:val="245b8d" w:themeColor="accent1" w:themeShade="95"/>
+        <w:color w:val="2b4b72" w:themeColor="accent1" w:themeShade="95"/>
         <w:sz w:val="22"/>
       </w:rPr>
       <w:pPr>
@@ -24299,7 +24468,7 @@
       <w:rPr>
         <w:rFonts w:ascii="Arial" w:hAnsi="Arial"/>
         <w:i/>
-        <w:color w:val="245b8d" w:themeColor="accent1" w:themeShade="95"/>
+        <w:color w:val="2b4b72" w:themeColor="accent1" w:themeShade="95"/>
         <w:sz w:val="22"/>
       </w:rPr>
       <w:pPr>
@@ -24375,7 +24544,7 @@
     <w:tblStylePr w:type="wholeTable">
       <w:rPr>
         <w:rFonts w:ascii="Arial" w:hAnsi="Arial"/>
-        <w:color w:val="245b8d" w:themeColor="accent1" w:themeShade="95"/>
+        <w:color w:val="2b4b72" w:themeColor="accent1" w:themeShade="95"/>
         <w:sz w:val="22"/>
       </w:rPr>
       <w:pPr>
@@ -24391,9 +24560,9 @@
       </w:tcPr>
     </w:tblStylePr>
   </w:style>
-  <w:style w:type="table" w:styleId="801">
+  <w:style w:type="table" w:styleId="802">
     <w:name w:val="List Table 7 Colorful - Accent 2"/>
-    <w:basedOn w:val="887"/>
+    <w:basedOn w:val="888"/>
     <w:uiPriority w:val="99"/>
     <w:pPr>
       <w:pBdr/>
@@ -24414,19 +24583,19 @@
     <w:tblStylePr w:type="band1Horz">
       <w:rPr>
         <w:rFonts w:ascii="Arial" w:hAnsi="Arial"/>
-        <w:color w:val="cb5d12" w:themeColor="accent2" w:themeTint="97" w:themeShade="95"/>
-        <w:sz w:val="22"/>
-      </w:rPr>
-      <w:pPr>
-        <w:pBdr/>
-        <w:spacing/>
-        <w:ind/>
-      </w:pPr>
-      <w:tblPr>
-        <w:tblBorders/>
-      </w:tblPr>
-      <w:tcPr>
-        <w:shd w:val="clear" w:color="ffffff" w:themeColor="accent2" w:themeTint="40" w:fill="fadecb" w:themeFill="accent2" w:themeFillTint="40"/>
+        <w:color w:val="9f3b38" w:themeColor="accent2" w:themeTint="97" w:themeShade="95"/>
+        <w:sz w:val="22"/>
+      </w:rPr>
+      <w:pPr>
+        <w:pBdr/>
+        <w:spacing/>
+        <w:ind/>
+      </w:pPr>
+      <w:tblPr>
+        <w:tblBorders/>
+      </w:tblPr>
+      <w:tcPr>
+        <w:shd w:val="clear" w:color="ffffff" w:themeColor="accent2" w:themeTint="40" w:fill="efd3d2" w:themeFill="accent2" w:themeFillTint="40"/>
         <w:tcBorders/>
       </w:tcPr>
     </w:tblStylePr>
@@ -24440,14 +24609,14 @@
         <w:tblBorders/>
       </w:tblPr>
       <w:tcPr>
-        <w:shd w:val="clear" w:color="ffffff" w:themeColor="accent2" w:themeTint="40" w:fill="fadecb" w:themeFill="accent2" w:themeFillTint="40"/>
+        <w:shd w:val="clear" w:color="ffffff" w:themeColor="accent2" w:themeTint="40" w:fill="efd3d2" w:themeFill="accent2" w:themeFillTint="40"/>
         <w:tcBorders/>
       </w:tcPr>
     </w:tblStylePr>
     <w:tblStylePr w:type="band2Horz">
       <w:rPr>
         <w:rFonts w:ascii="Arial" w:hAnsi="Arial"/>
-        <w:color w:val="cb5d12" w:themeColor="accent2" w:themeTint="97" w:themeShade="95"/>
+        <w:color w:val="9f3b38" w:themeColor="accent2" w:themeTint="97" w:themeShade="95"/>
         <w:sz w:val="22"/>
       </w:rPr>
       <w:pPr>
@@ -24479,7 +24648,7 @@
       <w:rPr>
         <w:rFonts w:ascii="Arial" w:hAnsi="Arial"/>
         <w:i/>
-        <w:color w:val="cb5d12" w:themeColor="accent2" w:themeTint="97" w:themeShade="95"/>
+        <w:color w:val="9f3b38" w:themeColor="accent2" w:themeTint="97" w:themeShade="95"/>
         <w:sz w:val="22"/>
       </w:rPr>
       <w:pPr>
@@ -24505,7 +24674,7 @@
       <w:rPr>
         <w:rFonts w:ascii="Arial" w:hAnsi="Arial"/>
         <w:i/>
-        <w:color w:val="cb5d12" w:themeColor="accent2" w:themeTint="97" w:themeShade="95"/>
+        <w:color w:val="9f3b38" w:themeColor="accent2" w:themeTint="97" w:themeShade="95"/>
         <w:sz w:val="22"/>
       </w:rPr>
       <w:pPr>
@@ -24530,7 +24699,7 @@
       <w:rPr>
         <w:rFonts w:ascii="Arial" w:hAnsi="Arial"/>
         <w:i/>
-        <w:color w:val="cb5d12" w:themeColor="accent2" w:themeTint="97" w:themeShade="95"/>
+        <w:color w:val="9f3b38" w:themeColor="accent2" w:themeTint="97" w:themeShade="95"/>
         <w:sz w:val="22"/>
       </w:rPr>
       <w:pPr>
@@ -24555,7 +24724,7 @@
       <w:rPr>
         <w:rFonts w:ascii="Arial" w:hAnsi="Arial"/>
         <w:i/>
-        <w:color w:val="cb5d12" w:themeColor="accent2" w:themeTint="97" w:themeShade="95"/>
+        <w:color w:val="9f3b38" w:themeColor="accent2" w:themeTint="97" w:themeShade="95"/>
         <w:sz w:val="22"/>
       </w:rPr>
       <w:pPr>
@@ -24631,7 +24800,7 @@
     <w:tblStylePr w:type="wholeTable">
       <w:rPr>
         <w:rFonts w:ascii="Arial" w:hAnsi="Arial"/>
-        <w:color w:val="cb5d12" w:themeColor="accent2" w:themeTint="97" w:themeShade="95"/>
+        <w:color w:val="9f3b38" w:themeColor="accent2" w:themeTint="97" w:themeShade="95"/>
         <w:sz w:val="22"/>
       </w:rPr>
       <w:pPr>
@@ -24647,9 +24816,9 @@
       </w:tcPr>
     </w:tblStylePr>
   </w:style>
-  <w:style w:type="table" w:styleId="802">
+  <w:style w:type="table" w:styleId="803">
     <w:name w:val="List Table 7 Colorful - Accent 3"/>
-    <w:basedOn w:val="887"/>
+    <w:basedOn w:val="888"/>
     <w:uiPriority w:val="99"/>
     <w:pPr>
       <w:pBdr/>
@@ -24670,19 +24839,19 @@
     <w:tblStylePr w:type="band1Horz">
       <w:rPr>
         <w:rFonts w:ascii="Arial" w:hAnsi="Arial"/>
-        <w:color w:val="767676" w:themeColor="accent3" w:themeTint="98" w:themeShade="95"/>
-        <w:sz w:val="22"/>
-      </w:rPr>
-      <w:pPr>
-        <w:pBdr/>
-        <w:spacing/>
-        <w:ind/>
-      </w:pPr>
-      <w:tblPr>
-        <w:tblBorders/>
-      </w:tblPr>
-      <w:tcPr>
-        <w:shd w:val="clear" w:color="ffffff" w:themeColor="accent3" w:themeTint="40" w:fill="e8e8e8" w:themeFill="accent3" w:themeFillTint="40"/>
+        <w:color w:val="7c9a3f" w:themeColor="accent3" w:themeTint="98" w:themeShade="95"/>
+        <w:sz w:val="22"/>
+      </w:rPr>
+      <w:pPr>
+        <w:pBdr/>
+        <w:spacing/>
+        <w:ind/>
+      </w:pPr>
+      <w:tblPr>
+        <w:tblBorders/>
+      </w:tblPr>
+      <w:tcPr>
+        <w:shd w:val="clear" w:color="ffffff" w:themeColor="accent3" w:themeTint="40" w:fill="e6eed5" w:themeFill="accent3" w:themeFillTint="40"/>
         <w:tcBorders/>
       </w:tcPr>
     </w:tblStylePr>
@@ -24696,14 +24865,14 @@
         <w:tblBorders/>
       </w:tblPr>
       <w:tcPr>
-        <w:shd w:val="clear" w:color="ffffff" w:themeColor="accent3" w:themeTint="40" w:fill="e8e8e8" w:themeFill="accent3" w:themeFillTint="40"/>
+        <w:shd w:val="clear" w:color="ffffff" w:themeColor="accent3" w:themeTint="40" w:fill="e6eed5" w:themeFill="accent3" w:themeFillTint="40"/>
         <w:tcBorders/>
       </w:tcPr>
     </w:tblStylePr>
     <w:tblStylePr w:type="band2Horz">
       <w:rPr>
         <w:rFonts w:ascii="Arial" w:hAnsi="Arial"/>
-        <w:color w:val="767676" w:themeColor="accent3" w:themeTint="98" w:themeShade="95"/>
+        <w:color w:val="7c9a3f" w:themeColor="accent3" w:themeTint="98" w:themeShade="95"/>
         <w:sz w:val="22"/>
       </w:rPr>
       <w:pPr>
@@ -24735,7 +24904,7 @@
       <w:rPr>
         <w:rFonts w:ascii="Arial" w:hAnsi="Arial"/>
         <w:i/>
-        <w:color w:val="767676" w:themeColor="accent3" w:themeTint="98" w:themeShade="95"/>
+        <w:color w:val="7c9a3f" w:themeColor="accent3" w:themeTint="98" w:themeShade="95"/>
         <w:sz w:val="22"/>
       </w:rPr>
       <w:pPr>
@@ -24761,7 +24930,7 @@
       <w:rPr>
         <w:rFonts w:ascii="Arial" w:hAnsi="Arial"/>
         <w:i/>
-        <w:color w:val="767676" w:themeColor="accent3" w:themeTint="98" w:themeShade="95"/>
+        <w:color w:val="7c9a3f" w:themeColor="accent3" w:themeTint="98" w:themeShade="95"/>
         <w:sz w:val="22"/>
       </w:rPr>
       <w:pPr>
@@ -24786,7 +24955,7 @@
       <w:rPr>
         <w:rFonts w:ascii="Arial" w:hAnsi="Arial"/>
         <w:i/>
-        <w:color w:val="767676" w:themeColor="accent3" w:themeTint="98" w:themeShade="95"/>
+        <w:color w:val="7c9a3f" w:themeColor="accent3" w:themeTint="98" w:themeShade="95"/>
         <w:sz w:val="22"/>
       </w:rPr>
       <w:pPr>
@@ -24811,7 +24980,7 @@
       <w:rPr>
         <w:rFonts w:ascii="Arial" w:hAnsi="Arial"/>
         <w:i/>
-        <w:color w:val="767676" w:themeColor="accent3" w:themeTint="98" w:themeShade="95"/>
+        <w:color w:val="7c9a3f" w:themeColor="accent3" w:themeTint="98" w:themeShade="95"/>
         <w:sz w:val="22"/>
       </w:rPr>
       <w:pPr>
@@ -24887,7 +25056,7 @@
     <w:tblStylePr w:type="wholeTable">
       <w:rPr>
         <w:rFonts w:ascii="Arial" w:hAnsi="Arial"/>
-        <w:color w:val="767676" w:themeColor="accent3" w:themeTint="98" w:themeShade="95"/>
+        <w:color w:val="7c9a3f" w:themeColor="accent3" w:themeTint="98" w:themeShade="95"/>
         <w:sz w:val="22"/>
       </w:rPr>
       <w:pPr>
@@ -24903,9 +25072,9 @@
       </w:tcPr>
     </w:tblStylePr>
   </w:style>
-  <w:style w:type="table" w:styleId="803">
+  <w:style w:type="table" w:styleId="804">
     <w:name w:val="List Table 7 Colorful - Accent 4"/>
-    <w:basedOn w:val="887"/>
+    <w:basedOn w:val="888"/>
     <w:uiPriority w:val="99"/>
     <w:pPr>
       <w:pBdr/>
@@ -24926,19 +25095,19 @@
     <w:tblStylePr w:type="band1Horz">
       <w:rPr>
         <w:rFonts w:ascii="Arial" w:hAnsi="Arial"/>
-        <w:color w:val="d09d00" w:themeColor="accent4" w:themeTint="9A" w:themeShade="95"/>
-        <w:sz w:val="22"/>
-      </w:rPr>
-      <w:pPr>
-        <w:pBdr/>
-        <w:spacing/>
-        <w:ind/>
-      </w:pPr>
-      <w:tblPr>
-        <w:tblBorders/>
-      </w:tblPr>
-      <w:tcPr>
-        <w:shd w:val="clear" w:color="ffffff" w:themeColor="accent4" w:themeTint="40" w:fill="ffefbf" w:themeFill="accent4" w:themeFillTint="40"/>
+        <w:color w:val="674f84" w:themeColor="accent4" w:themeTint="9A" w:themeShade="95"/>
+        <w:sz w:val="22"/>
+      </w:rPr>
+      <w:pPr>
+        <w:pBdr/>
+        <w:spacing/>
+        <w:ind/>
+      </w:pPr>
+      <w:tblPr>
+        <w:tblBorders/>
+      </w:tblPr>
+      <w:tcPr>
+        <w:shd w:val="clear" w:color="ffffff" w:themeColor="accent4" w:themeTint="40" w:fill="dfd8e8" w:themeFill="accent4" w:themeFillTint="40"/>
         <w:tcBorders/>
       </w:tcPr>
     </w:tblStylePr>
@@ -24952,14 +25121,14 @@
         <w:tblBorders/>
       </w:tblPr>
       <w:tcPr>
-        <w:shd w:val="clear" w:color="ffffff" w:themeColor="accent4" w:themeTint="40" w:fill="ffefbf" w:themeFill="accent4" w:themeFillTint="40"/>
+        <w:shd w:val="clear" w:color="ffffff" w:themeColor="accent4" w:themeTint="40" w:fill="dfd8e8" w:themeFill="accent4" w:themeFillTint="40"/>
         <w:tcBorders/>
       </w:tcPr>
     </w:tblStylePr>
     <w:tblStylePr w:type="band2Horz">
       <w:rPr>
         <w:rFonts w:ascii="Arial" w:hAnsi="Arial"/>
-        <w:color w:val="d09d00" w:themeColor="accent4" w:themeTint="9A" w:themeShade="95"/>
+        <w:color w:val="674f84" w:themeColor="accent4" w:themeTint="9A" w:themeShade="95"/>
         <w:sz w:val="22"/>
       </w:rPr>
       <w:pPr>
@@ -24991,7 +25160,7 @@
       <w:rPr>
         <w:rFonts w:ascii="Arial" w:hAnsi="Arial"/>
         <w:i/>
-        <w:color w:val="d09d00" w:themeColor="accent4" w:themeTint="9A" w:themeShade="95"/>
+        <w:color w:val="674f84" w:themeColor="accent4" w:themeTint="9A" w:themeShade="95"/>
         <w:sz w:val="22"/>
       </w:rPr>
       <w:pPr>
@@ -25017,7 +25186,7 @@
       <w:rPr>
         <w:rFonts w:ascii="Arial" w:hAnsi="Arial"/>
         <w:i/>
-        <w:color w:val="d09d00" w:themeColor="accent4" w:themeTint="9A" w:themeShade="95"/>
+        <w:color w:val="674f84" w:themeColor="accent4" w:themeTint="9A" w:themeShade="95"/>
         <w:sz w:val="22"/>
       </w:rPr>
       <w:pPr>
@@ -25042,7 +25211,7 @@
       <w:rPr>
         <w:rFonts w:ascii="Arial" w:hAnsi="Arial"/>
         <w:i/>
-        <w:color w:val="d09d00" w:themeColor="accent4" w:themeTint="9A" w:themeShade="95"/>
+        <w:color w:val="674f84" w:themeColor="accent4" w:themeTint="9A" w:themeShade="95"/>
         <w:sz w:val="22"/>
       </w:rPr>
       <w:pPr>
@@ -25067,7 +25236,7 @@
       <w:rPr>
         <w:rFonts w:ascii="Arial" w:hAnsi="Arial"/>
         <w:i/>
-        <w:color w:val="d09d00" w:themeColor="accent4" w:themeTint="9A" w:themeShade="95"/>
+        <w:color w:val="674f84" w:themeColor="accent4" w:themeTint="9A" w:themeShade="95"/>
         <w:sz w:val="22"/>
       </w:rPr>
       <w:pPr>
@@ -25143,7 +25312,7 @@
     <w:tblStylePr w:type="wholeTable">
       <w:rPr>
         <w:rFonts w:ascii="Arial" w:hAnsi="Arial"/>
-        <w:color w:val="d09d00" w:themeColor="accent4" w:themeTint="9A" w:themeShade="95"/>
+        <w:color w:val="674f84" w:themeColor="accent4" w:themeTint="9A" w:themeShade="95"/>
         <w:sz w:val="22"/>
       </w:rPr>
       <w:pPr>
@@ -25159,9 +25328,9 @@
       </w:tcPr>
     </w:tblStylePr>
   </w:style>
-  <w:style w:type="table" w:styleId="804">
+  <w:style w:type="table" w:styleId="805">
     <w:name w:val="List Table 7 Colorful - Accent 5"/>
-    <w:basedOn w:val="887"/>
+    <w:basedOn w:val="888"/>
     <w:uiPriority w:val="99"/>
     <w:pPr>
       <w:pBdr/>
@@ -25182,19 +25351,19 @@
     <w:tblStylePr w:type="band1Horz">
       <w:rPr>
         <w:rFonts w:ascii="Arial" w:hAnsi="Arial"/>
-        <w:color w:val="335aa1" w:themeColor="accent5" w:themeTint="9A" w:themeShade="95"/>
-        <w:sz w:val="22"/>
-      </w:rPr>
-      <w:pPr>
-        <w:pBdr/>
-        <w:spacing/>
-        <w:ind/>
-      </w:pPr>
-      <w:tblPr>
-        <w:tblBorders/>
-      </w:tblPr>
-      <w:tcPr>
-        <w:shd w:val="clear" w:color="ffffff" w:themeColor="accent5" w:themeTint="40" w:fill="d0dcf0" w:themeFill="accent5" w:themeFillTint="40"/>
+        <w:color w:val="348ba3" w:themeColor="accent5" w:themeTint="9A" w:themeShade="95"/>
+        <w:sz w:val="22"/>
+      </w:rPr>
+      <w:pPr>
+        <w:pBdr/>
+        <w:spacing/>
+        <w:ind/>
+      </w:pPr>
+      <w:tblPr>
+        <w:tblBorders/>
+      </w:tblPr>
+      <w:tcPr>
+        <w:shd w:val="clear" w:color="ffffff" w:themeColor="accent5" w:themeTint="40" w:fill="d2eaf1" w:themeFill="accent5" w:themeFillTint="40"/>
         <w:tcBorders/>
       </w:tcPr>
     </w:tblStylePr>
@@ -25208,14 +25377,14 @@
         <w:tblBorders/>
       </w:tblPr>
       <w:tcPr>
-        <w:shd w:val="clear" w:color="ffffff" w:themeColor="accent5" w:themeTint="40" w:fill="d0dcf0" w:themeFill="accent5" w:themeFillTint="40"/>
+        <w:shd w:val="clear" w:color="ffffff" w:themeColor="accent5" w:themeTint="40" w:fill="d2eaf1" w:themeFill="accent5" w:themeFillTint="40"/>
         <w:tcBorders/>
       </w:tcPr>
     </w:tblStylePr>
     <w:tblStylePr w:type="band2Horz">
       <w:rPr>
         <w:rFonts w:ascii="Arial" w:hAnsi="Arial"/>
-        <w:color w:val="335aa1" w:themeColor="accent5" w:themeTint="9A" w:themeShade="95"/>
+        <w:color w:val="348ba3" w:themeColor="accent5" w:themeTint="9A" w:themeShade="95"/>
         <w:sz w:val="22"/>
       </w:rPr>
       <w:pPr>
@@ -25247,7 +25416,7 @@
       <w:rPr>
         <w:rFonts w:ascii="Arial" w:hAnsi="Arial"/>
         <w:i/>
-        <w:color w:val="335aa1" w:themeColor="accent5" w:themeTint="9A" w:themeShade="95"/>
+        <w:color w:val="348ba3" w:themeColor="accent5" w:themeTint="9A" w:themeShade="95"/>
         <w:sz w:val="22"/>
       </w:rPr>
       <w:pPr>
@@ -25273,7 +25442,7 @@
       <w:rPr>
         <w:rFonts w:ascii="Arial" w:hAnsi="Arial"/>
         <w:i/>
-        <w:color w:val="335aa1" w:themeColor="accent5" w:themeTint="9A" w:themeShade="95"/>
+        <w:color w:val="348ba3" w:themeColor="accent5" w:themeTint="9A" w:themeShade="95"/>
         <w:sz w:val="22"/>
       </w:rPr>
       <w:pPr>
@@ -25298,7 +25467,7 @@
       <w:rPr>
         <w:rFonts w:ascii="Arial" w:hAnsi="Arial"/>
         <w:i/>
-        <w:color w:val="335aa1" w:themeColor="accent5" w:themeTint="9A" w:themeShade="95"/>
+        <w:color w:val="348ba3" w:themeColor="accent5" w:themeTint="9A" w:themeShade="95"/>
         <w:sz w:val="22"/>
       </w:rPr>
       <w:pPr>
@@ -25323,7 +25492,7 @@
       <w:rPr>
         <w:rFonts w:ascii="Arial" w:hAnsi="Arial"/>
         <w:i/>
-        <w:color w:val="335aa1" w:themeColor="accent5" w:themeTint="9A" w:themeShade="95"/>
+        <w:color w:val="348ba3" w:themeColor="accent5" w:themeTint="9A" w:themeShade="95"/>
         <w:sz w:val="22"/>
       </w:rPr>
       <w:pPr>
@@ -25399,7 +25568,7 @@
     <w:tblStylePr w:type="wholeTable">
       <w:rPr>
         <w:rFonts w:ascii="Arial" w:hAnsi="Arial"/>
-        <w:color w:val="335aa1" w:themeColor="accent5" w:themeTint="9A" w:themeShade="95"/>
+        <w:color w:val="348ba3" w:themeColor="accent5" w:themeTint="9A" w:themeShade="95"/>
         <w:sz w:val="22"/>
       </w:rPr>
       <w:pPr>
@@ -25415,9 +25584,9 @@
       </w:tcPr>
     </w:tblStylePr>
   </w:style>
-  <w:style w:type="table" w:styleId="805">
+  <w:style w:type="table" w:styleId="806">
     <w:name w:val="List Table 7 Colorful - Accent 6"/>
-    <w:basedOn w:val="887"/>
+    <w:basedOn w:val="888"/>
     <w:uiPriority w:val="99"/>
     <w:pPr>
       <w:pBdr/>
@@ -25438,19 +25607,19 @@
     <w:tblStylePr w:type="band1Horz">
       <w:rPr>
         <w:rFonts w:ascii="Arial" w:hAnsi="Arial"/>
-        <w:color w:val="5e923c" w:themeColor="accent6" w:themeTint="98" w:themeShade="95"/>
-        <w:sz w:val="22"/>
-      </w:rPr>
-      <w:pPr>
-        <w:pBdr/>
-        <w:spacing/>
-        <w:ind/>
-      </w:pPr>
-      <w:tblPr>
-        <w:tblBorders/>
-      </w:tblPr>
-      <w:tcPr>
-        <w:shd w:val="clear" w:color="ffffff" w:themeColor="accent6" w:themeTint="40" w:fill="dbecd0" w:themeFill="accent6" w:themeFillTint="40"/>
+        <w:color w:val="dd690a" w:themeColor="accent6" w:themeTint="98" w:themeShade="95"/>
+        <w:sz w:val="22"/>
+      </w:rPr>
+      <w:pPr>
+        <w:pBdr/>
+        <w:spacing/>
+        <w:ind/>
+      </w:pPr>
+      <w:tblPr>
+        <w:tblBorders/>
+      </w:tblPr>
+      <w:tcPr>
+        <w:shd w:val="clear" w:color="ffffff" w:themeColor="accent6" w:themeTint="40" w:fill="fde5d1" w:themeFill="accent6" w:themeFillTint="40"/>
         <w:tcBorders/>
       </w:tcPr>
     </w:tblStylePr>
@@ -25464,14 +25633,14 @@
         <w:tblBorders/>
       </w:tblPr>
       <w:tcPr>
-        <w:shd w:val="clear" w:color="ffffff" w:themeColor="accent6" w:themeTint="40" w:fill="dbecd0" w:themeFill="accent6" w:themeFillTint="40"/>
+        <w:shd w:val="clear" w:color="ffffff" w:themeColor="accent6" w:themeTint="40" w:fill="fde5d1" w:themeFill="accent6" w:themeFillTint="40"/>
         <w:tcBorders/>
       </w:tcPr>
     </w:tblStylePr>
     <w:tblStylePr w:type="band2Horz">
       <w:rPr>
         <w:rFonts w:ascii="Arial" w:hAnsi="Arial"/>
-        <w:color w:val="5e923c" w:themeColor="accent6" w:themeTint="98" w:themeShade="95"/>
+        <w:color w:val="dd690a" w:themeColor="accent6" w:themeTint="98" w:themeShade="95"/>
         <w:sz w:val="22"/>
       </w:rPr>
       <w:pPr>
@@ -25503,7 +25672,7 @@
       <w:rPr>
         <w:rFonts w:ascii="Arial" w:hAnsi="Arial"/>
         <w:i/>
-        <w:color w:val="5e923c" w:themeColor="accent6" w:themeTint="98" w:themeShade="95"/>
+        <w:color w:val="dd690a" w:themeColor="accent6" w:themeTint="98" w:themeShade="95"/>
         <w:sz w:val="22"/>
       </w:rPr>
       <w:pPr>
@@ -25529,7 +25698,7 @@
       <w:rPr>
         <w:rFonts w:ascii="Arial" w:hAnsi="Arial"/>
         <w:i/>
-        <w:color w:val="5e923c" w:themeColor="accent6" w:themeTint="98" w:themeShade="95"/>
+        <w:color w:val="dd690a" w:themeColor="accent6" w:themeTint="98" w:themeShade="95"/>
         <w:sz w:val="22"/>
       </w:rPr>
       <w:pPr>
@@ -25554,7 +25723,7 @@
       <w:rPr>
         <w:rFonts w:ascii="Arial" w:hAnsi="Arial"/>
         <w:i/>
-        <w:color w:val="5e923c" w:themeColor="accent6" w:themeTint="98" w:themeShade="95"/>
+        <w:color w:val="dd690a" w:themeColor="accent6" w:themeTint="98" w:themeShade="95"/>
         <w:sz w:val="22"/>
       </w:rPr>
       <w:pPr>
@@ -25579,7 +25748,7 @@
       <w:rPr>
         <w:rFonts w:ascii="Arial" w:hAnsi="Arial"/>
         <w:i/>
-        <w:color w:val="5e923c" w:themeColor="accent6" w:themeTint="98" w:themeShade="95"/>
+        <w:color w:val="dd690a" w:themeColor="accent6" w:themeTint="98" w:themeShade="95"/>
         <w:sz w:val="22"/>
       </w:rPr>
       <w:pPr>
@@ -25655,7 +25824,7 @@
     <w:tblStylePr w:type="wholeTable">
       <w:rPr>
         <w:rFonts w:ascii="Arial" w:hAnsi="Arial"/>
-        <w:color w:val="5e923c" w:themeColor="accent6" w:themeTint="98" w:themeShade="95"/>
+        <w:color w:val="dd690a" w:themeColor="accent6" w:themeTint="98" w:themeShade="95"/>
         <w:sz w:val="22"/>
       </w:rPr>
       <w:pPr>
@@ -25671,9 +25840,9 @@
       </w:tcPr>
     </w:tblStylePr>
   </w:style>
-  <w:style w:type="table" w:styleId="806">
+  <w:style w:type="table" w:styleId="807">
     <w:name w:val="Lined - Accent"/>
-    <w:basedOn w:val="887"/>
+    <w:basedOn w:val="888"/>
     <w:uiPriority w:val="99"/>
     <w:pPr>
       <w:pBdr/>
@@ -25908,9 +26077,9 @@
       </w:tcPr>
     </w:tblStylePr>
   </w:style>
-  <w:style w:type="table" w:styleId="807">
+  <w:style w:type="table" w:styleId="808">
     <w:name w:val="Lined - Accent 1"/>
-    <w:basedOn w:val="887"/>
+    <w:basedOn w:val="888"/>
     <w:uiPriority w:val="99"/>
     <w:pPr>
       <w:pBdr/>
@@ -25980,7 +26149,7 @@
         <w:tblBorders/>
       </w:tblPr>
       <w:tcPr>
-        <w:shd w:val="clear" w:color="ffffff" w:themeColor="accent1" w:themeTint="50" w:fill="cce0f2" w:themeFill="accent1" w:themeFillTint="50"/>
+        <w:shd w:val="clear" w:color="ffffff" w:themeColor="accent1" w:themeTint="50" w:fill="c8d7ea" w:themeFill="accent1" w:themeFillTint="50"/>
         <w:tcBorders/>
       </w:tcPr>
     </w:tblStylePr>
@@ -25999,7 +26168,7 @@
         <w:tblBorders/>
       </w:tblPr>
       <w:tcPr>
-        <w:shd w:val="clear" w:color="ffffff" w:themeColor="accent1" w:themeTint="50" w:fill="cce0f2" w:themeFill="accent1" w:themeFillTint="50"/>
+        <w:shd w:val="clear" w:color="ffffff" w:themeColor="accent1" w:themeTint="50" w:fill="c8d7ea" w:themeFill="accent1" w:themeFillTint="50"/>
         <w:tcBorders/>
       </w:tcPr>
     </w:tblStylePr>
@@ -26018,7 +26187,7 @@
         <w:tblBorders/>
       </w:tblPr>
       <w:tcPr>
-        <w:shd w:val="clear" w:color="ffffff" w:themeColor="accent1" w:themeTint="EA" w:fill="69a3d8" w:themeFill="accent1" w:themeFillTint="EA"/>
+        <w:shd w:val="clear" w:color="ffffff" w:themeColor="accent1" w:themeTint="EA" w:fill="5d8bc2" w:themeFill="accent1" w:themeFillTint="EA"/>
         <w:tcBorders/>
       </w:tcPr>
     </w:tblStylePr>
@@ -26037,7 +26206,7 @@
         <w:tblBorders/>
       </w:tblPr>
       <w:tcPr>
-        <w:shd w:val="clear" w:color="ffffff" w:themeColor="accent1" w:themeTint="EA" w:fill="69a3d8" w:themeFill="accent1" w:themeFillTint="EA"/>
+        <w:shd w:val="clear" w:color="ffffff" w:themeColor="accent1" w:themeTint="EA" w:fill="5d8bc2" w:themeFill="accent1" w:themeFillTint="EA"/>
         <w:tcBorders/>
       </w:tcPr>
     </w:tblStylePr>
@@ -26056,7 +26225,7 @@
         <w:tblBorders/>
       </w:tblPr>
       <w:tcPr>
-        <w:shd w:val="clear" w:color="ffffff" w:themeColor="accent1" w:themeTint="EA" w:fill="69a3d8" w:themeFill="accent1" w:themeFillTint="EA"/>
+        <w:shd w:val="clear" w:color="ffffff" w:themeColor="accent1" w:themeTint="EA" w:fill="5d8bc2" w:themeFill="accent1" w:themeFillTint="EA"/>
         <w:tcBorders/>
       </w:tcPr>
     </w:tblStylePr>
@@ -26075,7 +26244,7 @@
         <w:tblBorders/>
       </w:tblPr>
       <w:tcPr>
-        <w:shd w:val="clear" w:color="ffffff" w:themeColor="accent1" w:themeTint="EA" w:fill="69a3d8" w:themeFill="accent1" w:themeFillTint="EA"/>
+        <w:shd w:val="clear" w:color="ffffff" w:themeColor="accent1" w:themeTint="EA" w:fill="5d8bc2" w:themeFill="accent1" w:themeFillTint="EA"/>
         <w:tcBorders/>
       </w:tcPr>
     </w:tblStylePr>
@@ -26145,9 +26314,9 @@
       </w:tcPr>
     </w:tblStylePr>
   </w:style>
-  <w:style w:type="table" w:styleId="808">
+  <w:style w:type="table" w:styleId="809">
     <w:name w:val="Lined - Accent 2"/>
-    <w:basedOn w:val="887"/>
+    <w:basedOn w:val="888"/>
     <w:uiPriority w:val="99"/>
     <w:pPr>
       <w:pBdr/>
@@ -26217,7 +26386,7 @@
         <w:tblBorders/>
       </w:tblPr>
       <w:tcPr>
-        <w:shd w:val="clear" w:color="ffffff" w:themeColor="accent2" w:themeTint="32" w:fill="fbe6d7" w:themeFill="accent2" w:themeFillTint="32"/>
+        <w:shd w:val="clear" w:color="ffffff" w:themeColor="accent2" w:themeTint="32" w:fill="f3dddc" w:themeFill="accent2" w:themeFillTint="32"/>
         <w:tcBorders/>
       </w:tcPr>
     </w:tblStylePr>
@@ -26236,7 +26405,7 @@
         <w:tblBorders/>
       </w:tblPr>
       <w:tcPr>
-        <w:shd w:val="clear" w:color="ffffff" w:themeColor="accent2" w:themeTint="32" w:fill="fbe6d7" w:themeFill="accent2" w:themeFillTint="32"/>
+        <w:shd w:val="clear" w:color="ffffff" w:themeColor="accent2" w:themeTint="32" w:fill="f3dddc" w:themeFill="accent2" w:themeFillTint="32"/>
         <w:tcBorders/>
       </w:tcPr>
     </w:tblStylePr>
@@ -26255,7 +26424,7 @@
         <w:tblBorders/>
       </w:tblPr>
       <w:tcPr>
-        <w:shd w:val="clear" w:color="ffffff" w:themeColor="accent2" w:themeTint="97" w:fill="f4b285" w:themeFill="accent2" w:themeFillTint="97"/>
+        <w:shd w:val="clear" w:color="ffffff" w:themeColor="accent2" w:themeTint="97" w:fill="da9796" w:themeFill="accent2" w:themeFillTint="97"/>
         <w:tcBorders/>
       </w:tcPr>
     </w:tblStylePr>
@@ -26274,7 +26443,7 @@
         <w:tblBorders/>
       </w:tblPr>
       <w:tcPr>
-        <w:shd w:val="clear" w:color="ffffff" w:themeColor="accent2" w:themeTint="97" w:fill="f4b285" w:themeFill="accent2" w:themeFillTint="97"/>
+        <w:shd w:val="clear" w:color="ffffff" w:themeColor="accent2" w:themeTint="97" w:fill="da9796" w:themeFill="accent2" w:themeFillTint="97"/>
         <w:tcBorders/>
       </w:tcPr>
     </w:tblStylePr>
@@ -26293,7 +26462,7 @@
         <w:tblBorders/>
       </w:tblPr>
       <w:tcPr>
-        <w:shd w:val="clear" w:color="ffffff" w:themeColor="accent2" w:themeTint="97" w:fill="f4b285" w:themeFill="accent2" w:themeFillTint="97"/>
+        <w:shd w:val="clear" w:color="ffffff" w:themeColor="accent2" w:themeTint="97" w:fill="da9796" w:themeFill="accent2" w:themeFillTint="97"/>
         <w:tcBorders/>
       </w:tcPr>
     </w:tblStylePr>
@@ -26312,7 +26481,7 @@
         <w:tblBorders/>
       </w:tblPr>
       <w:tcPr>
-        <w:shd w:val="clear" w:color="ffffff" w:themeColor="accent2" w:themeTint="97" w:fill="f4b285" w:themeFill="accent2" w:themeFillTint="97"/>
+        <w:shd w:val="clear" w:color="ffffff" w:themeColor="accent2" w:themeTint="97" w:fill="da9796" w:themeFill="accent2" w:themeFillTint="97"/>
         <w:tcBorders/>
       </w:tcPr>
     </w:tblStylePr>
@@ -26382,9 +26551,9 @@
       </w:tcPr>
     </w:tblStylePr>
   </w:style>
-  <w:style w:type="table" w:styleId="809">
+  <w:style w:type="table" w:styleId="810">
     <w:name w:val="Lined - Accent 3"/>
-    <w:basedOn w:val="887"/>
+    <w:basedOn w:val="888"/>
     <w:uiPriority w:val="99"/>
     <w:pPr>
       <w:pBdr/>
@@ -26454,7 +26623,7 @@
         <w:tblBorders/>
       </w:tblPr>
       <w:tcPr>
-        <w:shd w:val="clear" w:color="ffffff" w:themeColor="accent3" w:themeTint="34" w:fill="ededed" w:themeFill="accent3" w:themeFillTint="34"/>
+        <w:shd w:val="clear" w:color="ffffff" w:themeColor="accent3" w:themeTint="34" w:fill="ebf1dd" w:themeFill="accent3" w:themeFillTint="34"/>
         <w:tcBorders/>
       </w:tcPr>
     </w:tblStylePr>
@@ -26473,7 +26642,7 @@
         <w:tblBorders/>
       </w:tblPr>
       <w:tcPr>
-        <w:shd w:val="clear" w:color="ffffff" w:themeColor="accent3" w:themeTint="34" w:fill="ededed" w:themeFill="accent3" w:themeFillTint="34"/>
+        <w:shd w:val="clear" w:color="ffffff" w:themeColor="accent3" w:themeTint="34" w:fill="ebf1dd" w:themeFill="accent3" w:themeFillTint="34"/>
         <w:tcBorders/>
       </w:tcPr>
     </w:tblStylePr>
@@ -26492,7 +26661,7 @@
         <w:tblBorders/>
       </w:tblPr>
       <w:tcPr>
-        <w:shd w:val="clear" w:color="ffffff" w:themeColor="accent3" w:themeTint="FE" w:fill="a5a5a5" w:themeFill="accent3" w:themeFillTint="FE"/>
+        <w:shd w:val="clear" w:color="ffffff" w:themeColor="accent3" w:themeTint="FE" w:fill="9bbb5a" w:themeFill="accent3" w:themeFillTint="FE"/>
         <w:tcBorders/>
       </w:tcPr>
     </w:tblStylePr>
@@ -26511,7 +26680,7 @@
         <w:tblBorders/>
       </w:tblPr>
       <w:tcPr>
-        <w:shd w:val="clear" w:color="ffffff" w:themeColor="accent3" w:themeTint="FE" w:fill="a5a5a5" w:themeFill="accent3" w:themeFillTint="FE"/>
+        <w:shd w:val="clear" w:color="ffffff" w:themeColor="accent3" w:themeTint="FE" w:fill="9bbb5a" w:themeFill="accent3" w:themeFillTint="FE"/>
         <w:tcBorders/>
       </w:tcPr>
     </w:tblStylePr>
@@ -26530,7 +26699,7 @@
         <w:tblBorders/>
       </w:tblPr>
       <w:tcPr>
-        <w:shd w:val="clear" w:color="ffffff" w:themeColor="accent3" w:themeTint="FE" w:fill="a5a5a5" w:themeFill="accent3" w:themeFillTint="FE"/>
+        <w:shd w:val="clear" w:color="ffffff" w:themeColor="accent3" w:themeTint="FE" w:fill="9bbb5a" w:themeFill="accent3" w:themeFillTint="FE"/>
         <w:tcBorders/>
       </w:tcPr>
     </w:tblStylePr>
@@ -26549,7 +26718,7 @@
         <w:tblBorders/>
       </w:tblPr>
       <w:tcPr>
-        <w:shd w:val="clear" w:color="ffffff" w:themeColor="accent3" w:themeTint="FE" w:fill="a5a5a5" w:themeFill="accent3" w:themeFillTint="FE"/>
+        <w:shd w:val="clear" w:color="ffffff" w:themeColor="accent3" w:themeTint="FE" w:fill="9bbb5a" w:themeFill="accent3" w:themeFillTint="FE"/>
         <w:tcBorders/>
       </w:tcPr>
     </w:tblStylePr>
@@ -26619,9 +26788,9 @@
       </w:tcPr>
     </w:tblStylePr>
   </w:style>
-  <w:style w:type="table" w:styleId="810">
+  <w:style w:type="table" w:styleId="811">
     <w:name w:val="Lined - Accent 4"/>
-    <w:basedOn w:val="887"/>
+    <w:basedOn w:val="888"/>
     <w:uiPriority w:val="99"/>
     <w:pPr>
       <w:pBdr/>
@@ -26691,7 +26860,7 @@
         <w:tblBorders/>
       </w:tblPr>
       <w:tcPr>
-        <w:shd w:val="clear" w:color="ffffff" w:themeColor="accent4" w:themeTint="34" w:fill="fff2cb" w:themeFill="accent4" w:themeFillTint="34"/>
+        <w:shd w:val="clear" w:color="ffffff" w:themeColor="accent4" w:themeTint="34" w:fill="e5dfec" w:themeFill="accent4" w:themeFillTint="34"/>
         <w:tcBorders/>
       </w:tcPr>
     </w:tblStylePr>
@@ -26710,7 +26879,7 @@
         <w:tblBorders/>
       </w:tblPr>
       <w:tcPr>
-        <w:shd w:val="clear" w:color="ffffff" w:themeColor="accent4" w:themeTint="34" w:fill="fff2cb" w:themeFill="accent4" w:themeFillTint="34"/>
+        <w:shd w:val="clear" w:color="ffffff" w:themeColor="accent4" w:themeTint="34" w:fill="e5dfec" w:themeFill="accent4" w:themeFillTint="34"/>
         <w:tcBorders/>
       </w:tcPr>
     </w:tblStylePr>
@@ -26729,7 +26898,7 @@
         <w:tblBorders/>
       </w:tblPr>
       <w:tcPr>
-        <w:shd w:val="clear" w:color="ffffff" w:themeColor="accent4" w:themeTint="9A" w:fill="ffd965" w:themeFill="accent4" w:themeFillTint="9A"/>
+        <w:shd w:val="clear" w:color="ffffff" w:themeColor="accent4" w:themeTint="9A" w:fill="b2a1c7" w:themeFill="accent4" w:themeFillTint="9A"/>
         <w:tcBorders/>
       </w:tcPr>
     </w:tblStylePr>
@@ -26748,7 +26917,7 @@
         <w:tblBorders/>
       </w:tblPr>
       <w:tcPr>
-        <w:shd w:val="clear" w:color="ffffff" w:themeColor="accent4" w:themeTint="9A" w:fill="ffd965" w:themeFill="accent4" w:themeFillTint="9A"/>
+        <w:shd w:val="clear" w:color="ffffff" w:themeColor="accent4" w:themeTint="9A" w:fill="b2a1c7" w:themeFill="accent4" w:themeFillTint="9A"/>
         <w:tcBorders/>
       </w:tcPr>
     </w:tblStylePr>
@@ -26767,7 +26936,7 @@
         <w:tblBorders/>
       </w:tblPr>
       <w:tcPr>
-        <w:shd w:val="clear" w:color="ffffff" w:themeColor="accent4" w:themeTint="9A" w:fill="ffd965" w:themeFill="accent4" w:themeFillTint="9A"/>
+        <w:shd w:val="clear" w:color="ffffff" w:themeColor="accent4" w:themeTint="9A" w:fill="b2a1c7" w:themeFill="accent4" w:themeFillTint="9A"/>
         <w:tcBorders/>
       </w:tcPr>
     </w:tblStylePr>
@@ -26786,7 +26955,7 @@
         <w:tblBorders/>
       </w:tblPr>
       <w:tcPr>
-        <w:shd w:val="clear" w:color="ffffff" w:themeColor="accent4" w:themeTint="9A" w:fill="ffd965" w:themeFill="accent4" w:themeFillTint="9A"/>
+        <w:shd w:val="clear" w:color="ffffff" w:themeColor="accent4" w:themeTint="9A" w:fill="b2a1c7" w:themeFill="accent4" w:themeFillTint="9A"/>
         <w:tcBorders/>
       </w:tcPr>
     </w:tblStylePr>
@@ -26856,9 +27025,9 @@
       </w:tcPr>
     </w:tblStylePr>
   </w:style>
-  <w:style w:type="table" w:styleId="811">
+  <w:style w:type="table" w:styleId="812">
     <w:name w:val="Lined - Accent 5"/>
-    <w:basedOn w:val="887"/>
+    <w:basedOn w:val="888"/>
     <w:uiPriority w:val="99"/>
     <w:pPr>
       <w:pBdr/>
@@ -26928,7 +27097,7 @@
         <w:tblBorders/>
       </w:tblPr>
       <w:tcPr>
-        <w:shd w:val="clear" w:color="ffffff" w:themeColor="accent5" w:themeTint="34" w:fill="d9e2f3" w:themeFill="accent5" w:themeFillTint="34"/>
+        <w:shd w:val="clear" w:color="ffffff" w:themeColor="accent5" w:themeTint="34" w:fill="daeef3" w:themeFill="accent5" w:themeFillTint="34"/>
         <w:tcBorders/>
       </w:tcPr>
     </w:tblStylePr>
@@ -26947,7 +27116,7 @@
         <w:tblBorders/>
       </w:tblPr>
       <w:tcPr>
-        <w:shd w:val="clear" w:color="ffffff" w:themeColor="accent5" w:themeTint="34" w:fill="d9e2f3" w:themeFill="accent5" w:themeFillTint="34"/>
+        <w:shd w:val="clear" w:color="ffffff" w:themeColor="accent5" w:themeTint="34" w:fill="daeef3" w:themeFill="accent5" w:themeFillTint="34"/>
         <w:tcBorders/>
       </w:tcPr>
     </w:tblStylePr>
@@ -26966,7 +27135,7 @@
         <w:tblBorders/>
       </w:tblPr>
       <w:tcPr>
-        <w:shd w:val="clear" w:color="ffffff" w:themeColor="accent5" w:fill="4472c4" w:themeFill="accent5"/>
+        <w:shd w:val="clear" w:color="ffffff" w:themeColor="accent5" w:fill="4bacc6" w:themeFill="accent5"/>
         <w:tcBorders/>
       </w:tcPr>
     </w:tblStylePr>
@@ -26985,7 +27154,7 @@
         <w:tblBorders/>
       </w:tblPr>
       <w:tcPr>
-        <w:shd w:val="clear" w:color="ffffff" w:themeColor="accent5" w:fill="4472c4" w:themeFill="accent5"/>
+        <w:shd w:val="clear" w:color="ffffff" w:themeColor="accent5" w:fill="4bacc6" w:themeFill="accent5"/>
         <w:tcBorders/>
       </w:tcPr>
     </w:tblStylePr>
@@ -27004,7 +27173,7 @@
         <w:tblBorders/>
       </w:tblPr>
       <w:tcPr>
-        <w:shd w:val="clear" w:color="ffffff" w:themeColor="accent5" w:fill="4472c4" w:themeFill="accent5"/>
+        <w:shd w:val="clear" w:color="ffffff" w:themeColor="accent5" w:fill="4bacc6" w:themeFill="accent5"/>
         <w:tcBorders/>
       </w:tcPr>
     </w:tblStylePr>
@@ -27023,7 +27192,7 @@
         <w:tblBorders/>
       </w:tblPr>
       <w:tcPr>
-        <w:shd w:val="clear" w:color="ffffff" w:themeColor="accent5" w:fill="4472c4" w:themeFill="accent5"/>
+        <w:shd w:val="clear" w:color="ffffff" w:themeColor="accent5" w:fill="4bacc6" w:themeFill="accent5"/>
         <w:tcBorders/>
       </w:tcPr>
     </w:tblStylePr>
@@ -27093,9 +27262,9 @@
       </w:tcPr>
     </w:tblStylePr>
   </w:style>
-  <w:style w:type="table" w:styleId="812">
+  <w:style w:type="table" w:styleId="813">
     <w:name w:val="Lined - Accent 6"/>
-    <w:basedOn w:val="887"/>
+    <w:basedOn w:val="888"/>
     <w:uiPriority w:val="99"/>
     <w:pPr>
       <w:pBdr/>
@@ -27165,7 +27334,7 @@
         <w:tblBorders/>
       </w:tblPr>
       <w:tcPr>
-        <w:shd w:val="clear" w:color="ffffff" w:themeColor="accent6" w:themeTint="34" w:fill="e2efd9" w:themeFill="accent6" w:themeFillTint="34"/>
+        <w:shd w:val="clear" w:color="ffffff" w:themeColor="accent6" w:themeTint="34" w:fill="fdead9" w:themeFill="accent6" w:themeFillTint="34"/>
         <w:tcBorders/>
       </w:tcPr>
     </w:tblStylePr>
@@ -27184,7 +27353,7 @@
         <w:tblBorders/>
       </w:tblPr>
       <w:tcPr>
-        <w:shd w:val="clear" w:color="ffffff" w:themeColor="accent6" w:themeTint="34" w:fill="e2efd9" w:themeFill="accent6" w:themeFillTint="34"/>
+        <w:shd w:val="clear" w:color="ffffff" w:themeColor="accent6" w:themeTint="34" w:fill="fdead9" w:themeFill="accent6" w:themeFillTint="34"/>
         <w:tcBorders/>
       </w:tcPr>
     </w:tblStylePr>
@@ -27203,7 +27372,7 @@
         <w:tblBorders/>
       </w:tblPr>
       <w:tcPr>
-        <w:shd w:val="clear" w:color="ffffff" w:themeColor="accent6" w:fill="70ad47" w:themeFill="accent6"/>
+        <w:shd w:val="clear" w:color="ffffff" w:themeColor="accent6" w:fill="f79646" w:themeFill="accent6"/>
         <w:tcBorders/>
       </w:tcPr>
     </w:tblStylePr>
@@ -27222,7 +27391,7 @@
         <w:tblBorders/>
       </w:tblPr>
       <w:tcPr>
-        <w:shd w:val="clear" w:color="ffffff" w:themeColor="accent6" w:fill="70ad47" w:themeFill="accent6"/>
+        <w:shd w:val="clear" w:color="ffffff" w:themeColor="accent6" w:fill="f79646" w:themeFill="accent6"/>
         <w:tcBorders/>
       </w:tcPr>
     </w:tblStylePr>
@@ -27241,7 +27410,7 @@
         <w:tblBorders/>
       </w:tblPr>
       <w:tcPr>
-        <w:shd w:val="clear" w:color="ffffff" w:themeColor="accent6" w:fill="70ad47" w:themeFill="accent6"/>
+        <w:shd w:val="clear" w:color="ffffff" w:themeColor="accent6" w:fill="f79646" w:themeFill="accent6"/>
         <w:tcBorders/>
       </w:tcPr>
     </w:tblStylePr>
@@ -27260,7 +27429,7 @@
         <w:tblBorders/>
       </w:tblPr>
       <w:tcPr>
-        <w:shd w:val="clear" w:color="ffffff" w:themeColor="accent6" w:fill="70ad47" w:themeFill="accent6"/>
+        <w:shd w:val="clear" w:color="ffffff" w:themeColor="accent6" w:fill="f79646" w:themeFill="accent6"/>
         <w:tcBorders/>
       </w:tcPr>
     </w:tblStylePr>
@@ -27330,9 +27499,9 @@
       </w:tcPr>
     </w:tblStylePr>
   </w:style>
-  <w:style w:type="table" w:styleId="813">
+  <w:style w:type="table" w:styleId="814">
     <w:name w:val="Bordered &amp; Lined - Accent"/>
-    <w:basedOn w:val="887"/>
+    <w:basedOn w:val="888"/>
     <w:uiPriority w:val="99"/>
     <w:pPr>
       <w:pBdr/>
@@ -27574,9 +27743,9 @@
       </w:tcPr>
     </w:tblStylePr>
   </w:style>
-  <w:style w:type="table" w:styleId="814">
+  <w:style w:type="table" w:styleId="815">
     <w:name w:val="Bordered &amp; Lined - Accent 1"/>
-    <w:basedOn w:val="887"/>
+    <w:basedOn w:val="888"/>
     <w:uiPriority w:val="99"/>
     <w:pPr>
       <w:pBdr/>
@@ -27653,7 +27822,7 @@
         <w:tblBorders/>
       </w:tblPr>
       <w:tcPr>
-        <w:shd w:val="clear" w:color="ffffff" w:themeColor="accent1" w:themeTint="50" w:fill="cce0f2" w:themeFill="accent1" w:themeFillTint="50"/>
+        <w:shd w:val="clear" w:color="ffffff" w:themeColor="accent1" w:themeTint="50" w:fill="c8d7ea" w:themeFill="accent1" w:themeFillTint="50"/>
         <w:tcBorders/>
       </w:tcPr>
     </w:tblStylePr>
@@ -27672,7 +27841,7 @@
         <w:tblBorders/>
       </w:tblPr>
       <w:tcPr>
-        <w:shd w:val="clear" w:color="ffffff" w:themeColor="accent1" w:themeTint="50" w:fill="cce0f2" w:themeFill="accent1" w:themeFillTint="50"/>
+        <w:shd w:val="clear" w:color="ffffff" w:themeColor="accent1" w:themeTint="50" w:fill="c8d7ea" w:themeFill="accent1" w:themeFillTint="50"/>
         <w:tcBorders/>
       </w:tcPr>
     </w:tblStylePr>
@@ -27691,7 +27860,7 @@
         <w:tblBorders/>
       </w:tblPr>
       <w:tcPr>
-        <w:shd w:val="clear" w:color="ffffff" w:themeColor="accent1" w:themeTint="EA" w:fill="69a3d8" w:themeFill="accent1" w:themeFillTint="EA"/>
+        <w:shd w:val="clear" w:color="ffffff" w:themeColor="accent1" w:themeTint="EA" w:fill="5d8bc2" w:themeFill="accent1" w:themeFillTint="EA"/>
         <w:tcBorders/>
       </w:tcPr>
     </w:tblStylePr>
@@ -27710,7 +27879,7 @@
         <w:tblBorders/>
       </w:tblPr>
       <w:tcPr>
-        <w:shd w:val="clear" w:color="ffffff" w:themeColor="accent1" w:themeTint="EA" w:fill="69a3d8" w:themeFill="accent1" w:themeFillTint="EA"/>
+        <w:shd w:val="clear" w:color="ffffff" w:themeColor="accent1" w:themeTint="EA" w:fill="5d8bc2" w:themeFill="accent1" w:themeFillTint="EA"/>
         <w:tcBorders/>
       </w:tcPr>
     </w:tblStylePr>
@@ -27729,7 +27898,7 @@
         <w:tblBorders/>
       </w:tblPr>
       <w:tcPr>
-        <w:shd w:val="clear" w:color="ffffff" w:themeColor="accent1" w:themeTint="EA" w:fill="69a3d8" w:themeFill="accent1" w:themeFillTint="EA"/>
+        <w:shd w:val="clear" w:color="ffffff" w:themeColor="accent1" w:themeTint="EA" w:fill="5d8bc2" w:themeFill="accent1" w:themeFillTint="EA"/>
         <w:tcBorders/>
       </w:tcPr>
     </w:tblStylePr>
@@ -27748,7 +27917,7 @@
         <w:tblBorders/>
       </w:tblPr>
       <w:tcPr>
-        <w:shd w:val="clear" w:color="ffffff" w:themeColor="accent1" w:themeTint="EA" w:fill="69a3d8" w:themeFill="accent1" w:themeFillTint="EA"/>
+        <w:shd w:val="clear" w:color="ffffff" w:themeColor="accent1" w:themeTint="EA" w:fill="5d8bc2" w:themeFill="accent1" w:themeFillTint="EA"/>
         <w:tcBorders/>
       </w:tcPr>
     </w:tblStylePr>
@@ -27818,9 +27987,9 @@
       </w:tcPr>
     </w:tblStylePr>
   </w:style>
-  <w:style w:type="table" w:styleId="815">
+  <w:style w:type="table" w:styleId="816">
     <w:name w:val="Bordered &amp; Lined - Accent 2"/>
-    <w:basedOn w:val="887"/>
+    <w:basedOn w:val="888"/>
     <w:uiPriority w:val="99"/>
     <w:pPr>
       <w:pBdr/>
@@ -27897,7 +28066,7 @@
         <w:tblBorders/>
       </w:tblPr>
       <w:tcPr>
-        <w:shd w:val="clear" w:color="ffffff" w:themeColor="accent2" w:themeTint="32" w:fill="fbe6d7" w:themeFill="accent2" w:themeFillTint="32"/>
+        <w:shd w:val="clear" w:color="ffffff" w:themeColor="accent2" w:themeTint="32" w:fill="f3dddc" w:themeFill="accent2" w:themeFillTint="32"/>
         <w:tcBorders/>
       </w:tcPr>
     </w:tblStylePr>
@@ -27916,7 +28085,7 @@
         <w:tblBorders/>
       </w:tblPr>
       <w:tcPr>
-        <w:shd w:val="clear" w:color="ffffff" w:themeColor="accent2" w:themeTint="32" w:fill="fbe6d7" w:themeFill="accent2" w:themeFillTint="32"/>
+        <w:shd w:val="clear" w:color="ffffff" w:themeColor="accent2" w:themeTint="32" w:fill="f3dddc" w:themeFill="accent2" w:themeFillTint="32"/>
         <w:tcBorders/>
       </w:tcPr>
     </w:tblStylePr>
@@ -27935,7 +28104,7 @@
         <w:tblBorders/>
       </w:tblPr>
       <w:tcPr>
-        <w:shd w:val="clear" w:color="ffffff" w:themeColor="accent2" w:themeTint="97" w:fill="f4b285" w:themeFill="accent2" w:themeFillTint="97"/>
+        <w:shd w:val="clear" w:color="ffffff" w:themeColor="accent2" w:themeTint="97" w:fill="da9796" w:themeFill="accent2" w:themeFillTint="97"/>
         <w:tcBorders/>
       </w:tcPr>
     </w:tblStylePr>
@@ -27954,7 +28123,7 @@
         <w:tblBorders/>
       </w:tblPr>
       <w:tcPr>
-        <w:shd w:val="clear" w:color="ffffff" w:themeColor="accent2" w:themeTint="97" w:fill="f4b285" w:themeFill="accent2" w:themeFillTint="97"/>
+        <w:shd w:val="clear" w:color="ffffff" w:themeColor="accent2" w:themeTint="97" w:fill="da9796" w:themeFill="accent2" w:themeFillTint="97"/>
         <w:tcBorders/>
       </w:tcPr>
     </w:tblStylePr>
@@ -27973,7 +28142,7 @@
         <w:tblBorders/>
       </w:tblPr>
       <w:tcPr>
-        <w:shd w:val="clear" w:color="ffffff" w:themeColor="accent2" w:themeTint="97" w:fill="f4b285" w:themeFill="accent2" w:themeFillTint="97"/>
+        <w:shd w:val="clear" w:color="ffffff" w:themeColor="accent2" w:themeTint="97" w:fill="da9796" w:themeFill="accent2" w:themeFillTint="97"/>
         <w:tcBorders/>
       </w:tcPr>
     </w:tblStylePr>
@@ -27992,7 +28161,7 @@
         <w:tblBorders/>
       </w:tblPr>
       <w:tcPr>
-        <w:shd w:val="clear" w:color="ffffff" w:themeColor="accent2" w:themeTint="97" w:fill="f4b285" w:themeFill="accent2" w:themeFillTint="97"/>
+        <w:shd w:val="clear" w:color="ffffff" w:themeColor="accent2" w:themeTint="97" w:fill="da9796" w:themeFill="accent2" w:themeFillTint="97"/>
         <w:tcBorders/>
       </w:tcPr>
     </w:tblStylePr>
@@ -28062,9 +28231,9 @@
       </w:tcPr>
     </w:tblStylePr>
   </w:style>
-  <w:style w:type="table" w:styleId="816">
+  <w:style w:type="table" w:styleId="817">
     <w:name w:val="Bordered &amp; Lined - Accent 3"/>
-    <w:basedOn w:val="887"/>
+    <w:basedOn w:val="888"/>
     <w:uiPriority w:val="99"/>
     <w:pPr>
       <w:pBdr/>
@@ -28141,7 +28310,7 @@
         <w:tblBorders/>
       </w:tblPr>
       <w:tcPr>
-        <w:shd w:val="clear" w:color="ffffff" w:themeColor="accent3" w:themeTint="34" w:fill="ededed" w:themeFill="accent3" w:themeFillTint="34"/>
+        <w:shd w:val="clear" w:color="ffffff" w:themeColor="accent3" w:themeTint="34" w:fill="ebf1dd" w:themeFill="accent3" w:themeFillTint="34"/>
         <w:tcBorders/>
       </w:tcPr>
     </w:tblStylePr>
@@ -28160,7 +28329,7 @@
         <w:tblBorders/>
       </w:tblPr>
       <w:tcPr>
-        <w:shd w:val="clear" w:color="ffffff" w:themeColor="accent3" w:themeTint="34" w:fill="ededed" w:themeFill="accent3" w:themeFillTint="34"/>
+        <w:shd w:val="clear" w:color="ffffff" w:themeColor="accent3" w:themeTint="34" w:fill="ebf1dd" w:themeFill="accent3" w:themeFillTint="34"/>
         <w:tcBorders/>
       </w:tcPr>
     </w:tblStylePr>
@@ -28179,7 +28348,7 @@
         <w:tblBorders/>
       </w:tblPr>
       <w:tcPr>
-        <w:shd w:val="clear" w:color="ffffff" w:themeColor="accent3" w:themeTint="FE" w:fill="a5a5a5" w:themeFill="accent3" w:themeFillTint="FE"/>
+        <w:shd w:val="clear" w:color="ffffff" w:themeColor="accent3" w:themeTint="FE" w:fill="9bbb5a" w:themeFill="accent3" w:themeFillTint="FE"/>
         <w:tcBorders/>
       </w:tcPr>
     </w:tblStylePr>
@@ -28198,7 +28367,7 @@
         <w:tblBorders/>
       </w:tblPr>
       <w:tcPr>
-        <w:shd w:val="clear" w:color="ffffff" w:themeColor="accent3" w:themeTint="FE" w:fill="a5a5a5" w:themeFill="accent3" w:themeFillTint="FE"/>
+        <w:shd w:val="clear" w:color="ffffff" w:themeColor="accent3" w:themeTint="FE" w:fill="9bbb5a" w:themeFill="accent3" w:themeFillTint="FE"/>
         <w:tcBorders/>
       </w:tcPr>
     </w:tblStylePr>
@@ -28217,7 +28386,7 @@
         <w:tblBorders/>
       </w:tblPr>
       <w:tcPr>
-        <w:shd w:val="clear" w:color="ffffff" w:themeColor="accent3" w:themeTint="FE" w:fill="a5a5a5" w:themeFill="accent3" w:themeFillTint="FE"/>
+        <w:shd w:val="clear" w:color="ffffff" w:themeColor="accent3" w:themeTint="FE" w:fill="9bbb5a" w:themeFill="accent3" w:themeFillTint="FE"/>
         <w:tcBorders/>
       </w:tcPr>
     </w:tblStylePr>
@@ -28236,7 +28405,7 @@
         <w:tblBorders/>
       </w:tblPr>
       <w:tcPr>
-        <w:shd w:val="clear" w:color="ffffff" w:themeColor="accent3" w:themeTint="FE" w:fill="a5a5a5" w:themeFill="accent3" w:themeFillTint="FE"/>
+        <w:shd w:val="clear" w:color="ffffff" w:themeColor="accent3" w:themeTint="FE" w:fill="9bbb5a" w:themeFill="accent3" w:themeFillTint="FE"/>
         <w:tcBorders/>
       </w:tcPr>
     </w:tblStylePr>
@@ -28306,9 +28475,9 @@
       </w:tcPr>
     </w:tblStylePr>
   </w:style>
-  <w:style w:type="table" w:styleId="817">
+  <w:style w:type="table" w:styleId="818">
     <w:name w:val="Bordered &amp; Lined - Accent 4"/>
-    <w:basedOn w:val="887"/>
+    <w:basedOn w:val="888"/>
     <w:uiPriority w:val="99"/>
     <w:pPr>
       <w:pBdr/>
@@ -28385,7 +28554,7 @@
         <w:tblBorders/>
       </w:tblPr>
       <w:tcPr>
-        <w:shd w:val="clear" w:color="ffffff" w:themeColor="accent4" w:themeTint="34" w:fill="fff2cb" w:themeFill="accent4" w:themeFillTint="34"/>
+        <w:shd w:val="clear" w:color="ffffff" w:themeColor="accent4" w:themeTint="34" w:fill="e5dfec" w:themeFill="accent4" w:themeFillTint="34"/>
         <w:tcBorders/>
       </w:tcPr>
     </w:tblStylePr>
@@ -28404,7 +28573,7 @@
         <w:tblBorders/>
       </w:tblPr>
       <w:tcPr>
-        <w:shd w:val="clear" w:color="ffffff" w:themeColor="accent4" w:themeTint="34" w:fill="fff2cb" w:themeFill="accent4" w:themeFillTint="34"/>
+        <w:shd w:val="clear" w:color="ffffff" w:themeColor="accent4" w:themeTint="34" w:fill="e5dfec" w:themeFill="accent4" w:themeFillTint="34"/>
         <w:tcBorders/>
       </w:tcPr>
     </w:tblStylePr>
@@ -28423,7 +28592,7 @@
         <w:tblBorders/>
       </w:tblPr>
       <w:tcPr>
-        <w:shd w:val="clear" w:color="ffffff" w:themeColor="accent4" w:themeTint="9A" w:fill="ffd965" w:themeFill="accent4" w:themeFillTint="9A"/>
+        <w:shd w:val="clear" w:color="ffffff" w:themeColor="accent4" w:themeTint="9A" w:fill="b2a1c7" w:themeFill="accent4" w:themeFillTint="9A"/>
         <w:tcBorders/>
       </w:tcPr>
     </w:tblStylePr>
@@ -28442,7 +28611,7 @@
         <w:tblBorders/>
       </w:tblPr>
       <w:tcPr>
-        <w:shd w:val="clear" w:color="ffffff" w:themeColor="accent4" w:themeTint="9A" w:fill="ffd965" w:themeFill="accent4" w:themeFillTint="9A"/>
+        <w:shd w:val="clear" w:color="ffffff" w:themeColor="accent4" w:themeTint="9A" w:fill="b2a1c7" w:themeFill="accent4" w:themeFillTint="9A"/>
         <w:tcBorders/>
       </w:tcPr>
     </w:tblStylePr>
@@ -28461,7 +28630,7 @@
         <w:tblBorders/>
       </w:tblPr>
       <w:tcPr>
-        <w:shd w:val="clear" w:color="ffffff" w:themeColor="accent4" w:themeTint="9A" w:fill="ffd965" w:themeFill="accent4" w:themeFillTint="9A"/>
+        <w:shd w:val="clear" w:color="ffffff" w:themeColor="accent4" w:themeTint="9A" w:fill="b2a1c7" w:themeFill="accent4" w:themeFillTint="9A"/>
         <w:tcBorders/>
       </w:tcPr>
     </w:tblStylePr>
@@ -28480,7 +28649,7 @@
         <w:tblBorders/>
       </w:tblPr>
       <w:tcPr>
-        <w:shd w:val="clear" w:color="ffffff" w:themeColor="accent4" w:themeTint="9A" w:fill="ffd965" w:themeFill="accent4" w:themeFillTint="9A"/>
+        <w:shd w:val="clear" w:color="ffffff" w:themeColor="accent4" w:themeTint="9A" w:fill="b2a1c7" w:themeFill="accent4" w:themeFillTint="9A"/>
         <w:tcBorders/>
       </w:tcPr>
     </w:tblStylePr>
@@ -28550,9 +28719,9 @@
       </w:tcPr>
     </w:tblStylePr>
   </w:style>
-  <w:style w:type="table" w:styleId="818">
+  <w:style w:type="table" w:styleId="819">
     <w:name w:val="Bordered &amp; Lined - Accent 5"/>
-    <w:basedOn w:val="887"/>
+    <w:basedOn w:val="888"/>
     <w:uiPriority w:val="99"/>
     <w:pPr>
       <w:pBdr/>
@@ -28629,7 +28798,7 @@
         <w:tblBorders/>
       </w:tblPr>
       <w:tcPr>
-        <w:shd w:val="clear" w:color="ffffff" w:themeColor="accent5" w:themeTint="34" w:fill="d9e2f3" w:themeFill="accent5" w:themeFillTint="34"/>
+        <w:shd w:val="clear" w:color="ffffff" w:themeColor="accent5" w:themeTint="34" w:fill="daeef3" w:themeFill="accent5" w:themeFillTint="34"/>
         <w:tcBorders/>
       </w:tcPr>
     </w:tblStylePr>
@@ -28648,7 +28817,7 @@
         <w:tblBorders/>
       </w:tblPr>
       <w:tcPr>
-        <w:shd w:val="clear" w:color="ffffff" w:themeColor="accent5" w:themeTint="34" w:fill="d9e2f3" w:themeFill="accent5" w:themeFillTint="34"/>
+        <w:shd w:val="clear" w:color="ffffff" w:themeColor="accent5" w:themeTint="34" w:fill="daeef3" w:themeFill="accent5" w:themeFillTint="34"/>
         <w:tcBorders/>
       </w:tcPr>
     </w:tblStylePr>
@@ -28667,7 +28836,7 @@
         <w:tblBorders/>
       </w:tblPr>
       <w:tcPr>
-        <w:shd w:val="clear" w:color="ffffff" w:themeColor="accent5" w:fill="4472c4" w:themeFill="accent5"/>
+        <w:shd w:val="clear" w:color="ffffff" w:themeColor="accent5" w:fill="4bacc6" w:themeFill="accent5"/>
         <w:tcBorders/>
       </w:tcPr>
     </w:tblStylePr>
@@ -28686,7 +28855,7 @@
         <w:tblBorders/>
       </w:tblPr>
       <w:tcPr>
-        <w:shd w:val="clear" w:color="ffffff" w:themeColor="accent5" w:fill="4472c4" w:themeFill="accent5"/>
+        <w:shd w:val="clear" w:color="ffffff" w:themeColor="accent5" w:fill="4bacc6" w:themeFill="accent5"/>
         <w:tcBorders/>
       </w:tcPr>
     </w:tblStylePr>
@@ -28705,7 +28874,7 @@
         <w:tblBorders/>
       </w:tblPr>
       <w:tcPr>
-        <w:shd w:val="clear" w:color="ffffff" w:themeColor="accent5" w:fill="4472c4" w:themeFill="accent5"/>
+        <w:shd w:val="clear" w:color="ffffff" w:themeColor="accent5" w:fill="4bacc6" w:themeFill="accent5"/>
         <w:tcBorders/>
       </w:tcPr>
     </w:tblStylePr>
@@ -28724,7 +28893,7 @@
         <w:tblBorders/>
       </w:tblPr>
       <w:tcPr>
-        <w:shd w:val="clear" w:color="ffffff" w:themeColor="accent5" w:fill="4472c4" w:themeFill="accent5"/>
+        <w:shd w:val="clear" w:color="ffffff" w:themeColor="accent5" w:fill="4bacc6" w:themeFill="accent5"/>
         <w:tcBorders/>
       </w:tcPr>
     </w:tblStylePr>
@@ -28794,9 +28963,9 @@
       </w:tcPr>
     </w:tblStylePr>
   </w:style>
-  <w:style w:type="table" w:styleId="819">
+  <w:style w:type="table" w:styleId="820">
     <w:name w:val="Bordered &amp; Lined - Accent 6"/>
-    <w:basedOn w:val="887"/>
+    <w:basedOn w:val="888"/>
     <w:uiPriority w:val="99"/>
     <w:pPr>
       <w:pBdr/>
@@ -28873,7 +29042,7 @@
         <w:tblBorders/>
       </w:tblPr>
       <w:tcPr>
-        <w:shd w:val="clear" w:color="ffffff" w:themeColor="accent6" w:themeTint="34" w:fill="e2efd9" w:themeFill="accent6" w:themeFillTint="34"/>
+        <w:shd w:val="clear" w:color="ffffff" w:themeColor="accent6" w:themeTint="34" w:fill="fdead9" w:themeFill="accent6" w:themeFillTint="34"/>
         <w:tcBorders/>
       </w:tcPr>
     </w:tblStylePr>
@@ -28892,7 +29061,7 @@
         <w:tblBorders/>
       </w:tblPr>
       <w:tcPr>
-        <w:shd w:val="clear" w:color="ffffff" w:themeColor="accent6" w:themeTint="34" w:fill="e2efd9" w:themeFill="accent6" w:themeFillTint="34"/>
+        <w:shd w:val="clear" w:color="ffffff" w:themeColor="accent6" w:themeTint="34" w:fill="fdead9" w:themeFill="accent6" w:themeFillTint="34"/>
         <w:tcBorders/>
       </w:tcPr>
     </w:tblStylePr>
@@ -28911,7 +29080,7 @@
         <w:tblBorders/>
       </w:tblPr>
       <w:tcPr>
-        <w:shd w:val="clear" w:color="ffffff" w:themeColor="accent6" w:fill="70ad47" w:themeFill="accent6"/>
+        <w:shd w:val="clear" w:color="ffffff" w:themeColor="accent6" w:fill="f79646" w:themeFill="accent6"/>
         <w:tcBorders/>
       </w:tcPr>
     </w:tblStylePr>
@@ -28930,7 +29099,7 @@
         <w:tblBorders/>
       </w:tblPr>
       <w:tcPr>
-        <w:shd w:val="clear" w:color="ffffff" w:themeColor="accent6" w:fill="70ad47" w:themeFill="accent6"/>
+        <w:shd w:val="clear" w:color="ffffff" w:themeColor="accent6" w:fill="f79646" w:themeFill="accent6"/>
         <w:tcBorders/>
       </w:tcPr>
     </w:tblStylePr>
@@ -28949,7 +29118,7 @@
         <w:tblBorders/>
       </w:tblPr>
       <w:tcPr>
-        <w:shd w:val="clear" w:color="ffffff" w:themeColor="accent6" w:fill="70ad47" w:themeFill="accent6"/>
+        <w:shd w:val="clear" w:color="ffffff" w:themeColor="accent6" w:fill="f79646" w:themeFill="accent6"/>
         <w:tcBorders/>
       </w:tcPr>
     </w:tblStylePr>
@@ -28968,7 +29137,7 @@
         <w:tblBorders/>
       </w:tblPr>
       <w:tcPr>
-        <w:shd w:val="clear" w:color="ffffff" w:themeColor="accent6" w:fill="70ad47" w:themeFill="accent6"/>
+        <w:shd w:val="clear" w:color="ffffff" w:themeColor="accent6" w:fill="f79646" w:themeFill="accent6"/>
         <w:tcBorders/>
       </w:tcPr>
     </w:tblStylePr>
@@ -29038,9 +29207,9 @@
       </w:tcPr>
     </w:tblStylePr>
   </w:style>
-  <w:style w:type="table" w:styleId="820">
+  <w:style w:type="table" w:styleId="821">
     <w:name w:val="Bordered"/>
-    <w:basedOn w:val="887"/>
+    <w:basedOn w:val="888"/>
     <w:uiPriority w:val="99"/>
     <w:pPr>
       <w:pBdr/>
@@ -29269,9 +29438,9 @@
       </w:tcPr>
     </w:tblStylePr>
   </w:style>
-  <w:style w:type="table" w:styleId="821">
+  <w:style w:type="table" w:styleId="822">
     <w:name w:val="Bordered - Accent 1"/>
-    <w:basedOn w:val="887"/>
+    <w:basedOn w:val="888"/>
     <w:uiPriority w:val="99"/>
     <w:pPr>
       <w:pBdr/>
@@ -29500,9 +29669,9 @@
       </w:tcPr>
     </w:tblStylePr>
   </w:style>
-  <w:style w:type="table" w:styleId="822">
+  <w:style w:type="table" w:styleId="823">
     <w:name w:val="Bordered - Accent 2"/>
-    <w:basedOn w:val="887"/>
+    <w:basedOn w:val="888"/>
     <w:uiPriority w:val="99"/>
     <w:pPr>
       <w:pBdr/>
@@ -29731,9 +29900,9 @@
       </w:tcPr>
     </w:tblStylePr>
   </w:style>
-  <w:style w:type="table" w:styleId="823">
+  <w:style w:type="table" w:styleId="824">
     <w:name w:val="Bordered - Accent 3"/>
-    <w:basedOn w:val="887"/>
+    <w:basedOn w:val="888"/>
     <w:uiPriority w:val="99"/>
     <w:pPr>
       <w:pBdr/>
@@ -29962,9 +30131,9 @@
       </w:tcPr>
     </w:tblStylePr>
   </w:style>
-  <w:style w:type="table" w:styleId="824">
+  <w:style w:type="table" w:styleId="825">
     <w:name w:val="Bordered - Accent 4"/>
-    <w:basedOn w:val="887"/>
+    <w:basedOn w:val="888"/>
     <w:uiPriority w:val="99"/>
     <w:pPr>
       <w:pBdr/>
@@ -30193,9 +30362,9 @@
       </w:tcPr>
     </w:tblStylePr>
   </w:style>
-  <w:style w:type="table" w:styleId="825">
+  <w:style w:type="table" w:styleId="826">
     <w:name w:val="Bordered - Accent 5"/>
-    <w:basedOn w:val="887"/>
+    <w:basedOn w:val="888"/>
     <w:uiPriority w:val="99"/>
     <w:pPr>
       <w:pBdr/>
@@ -30424,9 +30593,9 @@
       </w:tcPr>
     </w:tblStylePr>
   </w:style>
-  <w:style w:type="table" w:styleId="826">
+  <w:style w:type="table" w:styleId="827">
     <w:name w:val="Bordered - Accent 6"/>
-    <w:basedOn w:val="887"/>
+    <w:basedOn w:val="888"/>
     <w:uiPriority w:val="99"/>
     <w:pPr>
       <w:pBdr/>
@@ -30655,56 +30824,11 @@
       </w:tcPr>
     </w:tblStylePr>
   </w:style>
-  <w:style w:type="paragraph" w:styleId="827">
-    <w:name w:val="Heading 1"/>
-    <w:basedOn w:val="886"/>
-    <w:next w:val="886"/>
+  <w:style w:type="paragraph" w:styleId="828">
+    <w:name w:val="Heading 3"/>
+    <w:basedOn w:val="884"/>
+    <w:next w:val="884"/>
     <w:link w:val="837"/>
-    <w:uiPriority w:val="9"/>
-    <w:qFormat/>
-    <w:pPr>
-      <w:keepNext w:val="true"/>
-      <w:keepLines w:val="true"/>
-      <w:pBdr/>
-      <w:spacing w:after="80" w:before="360"/>
-      <w:ind/>
-      <w:outlineLvl w:val="0"/>
-    </w:pPr>
-    <w:rPr>
-      <w:rFonts w:ascii="Arial" w:hAnsi="Arial" w:eastAsia="Arial" w:cs="Arial"/>
-      <w:color w:val="0f4761" w:themeColor="accent1" w:themeShade="BF"/>
-      <w:sz w:val="40"/>
-      <w:szCs w:val="40"/>
-    </w:rPr>
-  </w:style>
-  <w:style w:type="paragraph" w:styleId="828">
-    <w:name w:val="Heading 2"/>
-    <w:basedOn w:val="886"/>
-    <w:next w:val="886"/>
-    <w:link w:val="838"/>
-    <w:uiPriority w:val="9"/>
-    <w:unhideWhenUsed/>
-    <w:qFormat/>
-    <w:pPr>
-      <w:keepNext w:val="true"/>
-      <w:keepLines w:val="true"/>
-      <w:pBdr/>
-      <w:spacing w:after="80" w:before="160"/>
-      <w:ind/>
-      <w:outlineLvl w:val="1"/>
-    </w:pPr>
-    <w:rPr>
-      <w:rFonts w:ascii="Arial" w:hAnsi="Arial" w:eastAsia="Arial" w:cs="Arial"/>
-      <w:color w:val="0f4761" w:themeColor="accent1" w:themeShade="BF"/>
-      <w:sz w:val="32"/>
-      <w:szCs w:val="32"/>
-    </w:rPr>
-  </w:style>
-  <w:style w:type="paragraph" w:styleId="829">
-    <w:name w:val="Heading 3"/>
-    <w:basedOn w:val="886"/>
-    <w:next w:val="886"/>
-    <w:link w:val="839"/>
     <w:uiPriority w:val="9"/>
     <w:unhideWhenUsed/>
     <w:qFormat/>
@@ -30723,11 +30847,11 @@
       <w:szCs w:val="28"/>
     </w:rPr>
   </w:style>
-  <w:style w:type="paragraph" w:styleId="830">
+  <w:style w:type="paragraph" w:styleId="829">
     <w:name w:val="Heading 4"/>
-    <w:basedOn w:val="886"/>
-    <w:next w:val="886"/>
-    <w:link w:val="840"/>
+    <w:basedOn w:val="884"/>
+    <w:next w:val="884"/>
+    <w:link w:val="838"/>
     <w:uiPriority w:val="9"/>
     <w:unhideWhenUsed/>
     <w:qFormat/>
@@ -30746,11 +30870,11 @@
       <w:color w:val="0f4761" w:themeColor="accent1" w:themeShade="BF"/>
     </w:rPr>
   </w:style>
-  <w:style w:type="paragraph" w:styleId="831">
+  <w:style w:type="paragraph" w:styleId="830">
     <w:name w:val="Heading 5"/>
-    <w:basedOn w:val="886"/>
-    <w:next w:val="886"/>
-    <w:link w:val="841"/>
+    <w:basedOn w:val="884"/>
+    <w:next w:val="884"/>
+    <w:link w:val="839"/>
     <w:uiPriority w:val="9"/>
     <w:unhideWhenUsed/>
     <w:qFormat/>
@@ -30767,11 +30891,11 @@
       <w:color w:val="0f4761" w:themeColor="accent1" w:themeShade="BF"/>
     </w:rPr>
   </w:style>
-  <w:style w:type="paragraph" w:styleId="832">
+  <w:style w:type="paragraph" w:styleId="831">
     <w:name w:val="Heading 6"/>
-    <w:basedOn w:val="886"/>
-    <w:next w:val="886"/>
-    <w:link w:val="842"/>
+    <w:basedOn w:val="884"/>
+    <w:next w:val="884"/>
+    <w:link w:val="840"/>
     <w:uiPriority w:val="9"/>
     <w:unhideWhenUsed/>
     <w:qFormat/>
@@ -30790,11 +30914,11 @@
       <w:color w:val="595959" w:themeColor="text1" w:themeTint="A6"/>
     </w:rPr>
   </w:style>
-  <w:style w:type="paragraph" w:styleId="833">
+  <w:style w:type="paragraph" w:styleId="832">
     <w:name w:val="Heading 7"/>
-    <w:basedOn w:val="886"/>
-    <w:next w:val="886"/>
-    <w:link w:val="843"/>
+    <w:basedOn w:val="884"/>
+    <w:next w:val="884"/>
+    <w:link w:val="841"/>
     <w:uiPriority w:val="9"/>
     <w:unhideWhenUsed/>
     <w:qFormat/>
@@ -30811,11 +30935,11 @@
       <w:color w:val="595959" w:themeColor="text1" w:themeTint="A6"/>
     </w:rPr>
   </w:style>
-  <w:style w:type="paragraph" w:styleId="834">
+  <w:style w:type="paragraph" w:styleId="833">
     <w:name w:val="Heading 8"/>
-    <w:basedOn w:val="886"/>
-    <w:next w:val="886"/>
-    <w:link w:val="844"/>
+    <w:basedOn w:val="884"/>
+    <w:next w:val="884"/>
+    <w:link w:val="842"/>
     <w:uiPriority w:val="9"/>
     <w:unhideWhenUsed/>
     <w:qFormat/>
@@ -30834,11 +30958,11 @@
       <w:color w:val="272727" w:themeColor="text1" w:themeTint="D8"/>
     </w:rPr>
   </w:style>
-  <w:style w:type="paragraph" w:styleId="835">
+  <w:style w:type="paragraph" w:styleId="834">
     <w:name w:val="Heading 9"/>
-    <w:basedOn w:val="886"/>
-    <w:next w:val="886"/>
-    <w:link w:val="845"/>
+    <w:basedOn w:val="884"/>
+    <w:next w:val="884"/>
+    <w:link w:val="843"/>
     <w:uiPriority w:val="9"/>
     <w:unhideWhenUsed/>
     <w:qFormat/>
@@ -30857,21 +30981,10 @@
       <w:color w:val="272727" w:themeColor="text1" w:themeTint="D8"/>
     </w:rPr>
   </w:style>
-  <w:style w:type="character" w:styleId="836" w:default="1">
-    <w:name w:val="Default Paragraph Font"/>
-    <w:uiPriority w:val="1"/>
-    <w:semiHidden/>
-    <w:unhideWhenUsed/>
-    <w:pPr>
-      <w:pBdr/>
-      <w:spacing/>
-      <w:ind/>
-    </w:pPr>
-  </w:style>
-  <w:style w:type="character" w:styleId="837">
+  <w:style w:type="character" w:styleId="835">
     <w:name w:val="Heading 1 Char"/>
-    <w:basedOn w:val="836"/>
-    <w:link w:val="827"/>
+    <w:basedOn w:val="887"/>
+    <w:link w:val="885"/>
     <w:uiPriority w:val="9"/>
     <w:pPr>
       <w:pBdr/>
@@ -30885,10 +30998,10 @@
       <w:szCs w:val="40"/>
     </w:rPr>
   </w:style>
-  <w:style w:type="character" w:styleId="838">
+  <w:style w:type="character" w:styleId="836">
     <w:name w:val="Heading 2 Char"/>
-    <w:basedOn w:val="836"/>
-    <w:link w:val="828"/>
+    <w:basedOn w:val="887"/>
+    <w:link w:val="886"/>
     <w:uiPriority w:val="9"/>
     <w:pPr>
       <w:pBdr/>
@@ -30902,10 +31015,10 @@
       <w:szCs w:val="32"/>
     </w:rPr>
   </w:style>
-  <w:style w:type="character" w:styleId="839">
+  <w:style w:type="character" w:styleId="837">
     <w:name w:val="Heading 3 Char"/>
-    <w:basedOn w:val="836"/>
-    <w:link w:val="829"/>
+    <w:basedOn w:val="887"/>
+    <w:link w:val="828"/>
     <w:uiPriority w:val="9"/>
     <w:pPr>
       <w:pBdr/>
@@ -30919,10 +31032,10 @@
       <w:szCs w:val="28"/>
     </w:rPr>
   </w:style>
-  <w:style w:type="character" w:styleId="840">
+  <w:style w:type="character" w:styleId="838">
     <w:name w:val="Heading 4 Char"/>
-    <w:basedOn w:val="836"/>
-    <w:link w:val="830"/>
+    <w:basedOn w:val="887"/>
+    <w:link w:val="829"/>
     <w:uiPriority w:val="9"/>
     <w:pPr>
       <w:pBdr/>
@@ -30936,10 +31049,10 @@
       <w:color w:val="0f4761" w:themeColor="accent1" w:themeShade="BF"/>
     </w:rPr>
   </w:style>
-  <w:style w:type="character" w:styleId="841">
+  <w:style w:type="character" w:styleId="839">
     <w:name w:val="Heading 5 Char"/>
-    <w:basedOn w:val="836"/>
-    <w:link w:val="831"/>
+    <w:basedOn w:val="887"/>
+    <w:link w:val="830"/>
     <w:uiPriority w:val="9"/>
     <w:pPr>
       <w:pBdr/>
@@ -30951,10 +31064,10 @@
       <w:color w:val="0f4761" w:themeColor="accent1" w:themeShade="BF"/>
     </w:rPr>
   </w:style>
-  <w:style w:type="character" w:styleId="842">
+  <w:style w:type="character" w:styleId="840">
     <w:name w:val="Heading 6 Char"/>
-    <w:basedOn w:val="836"/>
-    <w:link w:val="832"/>
+    <w:basedOn w:val="887"/>
+    <w:link w:val="831"/>
     <w:uiPriority w:val="9"/>
     <w:pPr>
       <w:pBdr/>
@@ -30968,10 +31081,10 @@
       <w:color w:val="595959" w:themeColor="text1" w:themeTint="A6"/>
     </w:rPr>
   </w:style>
-  <w:style w:type="character" w:styleId="843">
+  <w:style w:type="character" w:styleId="841">
     <w:name w:val="Heading 7 Char"/>
-    <w:basedOn w:val="836"/>
-    <w:link w:val="833"/>
+    <w:basedOn w:val="887"/>
+    <w:link w:val="832"/>
     <w:uiPriority w:val="9"/>
     <w:pPr>
       <w:pBdr/>
@@ -30983,9 +31096,26 @@
       <w:color w:val="595959" w:themeColor="text1" w:themeTint="A6"/>
     </w:rPr>
   </w:style>
-  <w:style w:type="character" w:styleId="844">
+  <w:style w:type="character" w:styleId="842">
     <w:name w:val="Heading 8 Char"/>
-    <w:basedOn w:val="836"/>
+    <w:basedOn w:val="887"/>
+    <w:link w:val="833"/>
+    <w:uiPriority w:val="9"/>
+    <w:pPr>
+      <w:pBdr/>
+      <w:spacing/>
+      <w:ind/>
+    </w:pPr>
+    <w:rPr>
+      <w:rFonts w:ascii="Arial" w:hAnsi="Arial" w:eastAsia="Arial" w:cs="Arial"/>
+      <w:i/>
+      <w:iCs/>
+      <w:color w:val="272727" w:themeColor="text1" w:themeTint="D8"/>
+    </w:rPr>
+  </w:style>
+  <w:style w:type="character" w:styleId="843">
+    <w:name w:val="Heading 9 Char"/>
+    <w:basedOn w:val="887"/>
     <w:link w:val="834"/>
     <w:uiPriority w:val="9"/>
     <w:pPr>
@@ -31000,28 +31130,11 @@
       <w:color w:val="272727" w:themeColor="text1" w:themeTint="D8"/>
     </w:rPr>
   </w:style>
-  <w:style w:type="character" w:styleId="845">
-    <w:name w:val="Heading 9 Char"/>
-    <w:basedOn w:val="836"/>
-    <w:link w:val="835"/>
-    <w:uiPriority w:val="9"/>
-    <w:pPr>
-      <w:pBdr/>
-      <w:spacing/>
-      <w:ind/>
-    </w:pPr>
-    <w:rPr>
-      <w:rFonts w:ascii="Arial" w:hAnsi="Arial" w:eastAsia="Arial" w:cs="Arial"/>
-      <w:i/>
-      <w:iCs/>
-      <w:color w:val="272727" w:themeColor="text1" w:themeTint="D8"/>
-    </w:rPr>
-  </w:style>
-  <w:style w:type="paragraph" w:styleId="846">
+  <w:style w:type="paragraph" w:styleId="844">
     <w:name w:val="Title"/>
-    <w:basedOn w:val="886"/>
-    <w:next w:val="886"/>
-    <w:link w:val="847"/>
+    <w:basedOn w:val="884"/>
+    <w:next w:val="884"/>
+    <w:link w:val="845"/>
     <w:uiPriority w:val="10"/>
     <w:qFormat/>
     <w:pPr>
@@ -31037,10 +31150,10 @@
       <w:szCs w:val="56"/>
     </w:rPr>
   </w:style>
-  <w:style w:type="character" w:styleId="847">
+  <w:style w:type="character" w:styleId="845">
     <w:name w:val="Title Char"/>
-    <w:basedOn w:val="836"/>
-    <w:link w:val="846"/>
+    <w:basedOn w:val="887"/>
+    <w:link w:val="844"/>
     <w:uiPriority w:val="10"/>
     <w:pPr>
       <w:pBdr/>
@@ -31054,11 +31167,11 @@
       <w:szCs w:val="56"/>
     </w:rPr>
   </w:style>
-  <w:style w:type="paragraph" w:styleId="848">
+  <w:style w:type="paragraph" w:styleId="846">
     <w:name w:val="Subtitle"/>
-    <w:basedOn w:val="886"/>
-    <w:next w:val="886"/>
-    <w:link w:val="849"/>
+    <w:basedOn w:val="884"/>
+    <w:next w:val="884"/>
+    <w:link w:val="847"/>
     <w:uiPriority w:val="11"/>
     <w:qFormat/>
     <w:pPr>
@@ -31076,10 +31189,10 @@
       <w:szCs w:val="28"/>
     </w:rPr>
   </w:style>
-  <w:style w:type="character" w:styleId="849">
+  <w:style w:type="character" w:styleId="847">
     <w:name w:val="Subtitle Char"/>
-    <w:basedOn w:val="836"/>
-    <w:link w:val="848"/>
+    <w:basedOn w:val="887"/>
+    <w:link w:val="846"/>
     <w:uiPriority w:val="11"/>
     <w:pPr>
       <w:pBdr/>
@@ -31093,11 +31206,11 @@
       <w:szCs w:val="28"/>
     </w:rPr>
   </w:style>
-  <w:style w:type="paragraph" w:styleId="850">
+  <w:style w:type="paragraph" w:styleId="848">
     <w:name w:val="Quote"/>
-    <w:basedOn w:val="886"/>
-    <w:next w:val="886"/>
-    <w:link w:val="851"/>
+    <w:basedOn w:val="884"/>
+    <w:next w:val="884"/>
+    <w:link w:val="849"/>
     <w:uiPriority w:val="29"/>
     <w:qFormat/>
     <w:pPr>
@@ -31112,10 +31225,10 @@
       <w:color w:val="404040" w:themeColor="text1" w:themeTint="BF"/>
     </w:rPr>
   </w:style>
-  <w:style w:type="character" w:styleId="851">
+  <w:style w:type="character" w:styleId="849">
     <w:name w:val="Quote Char"/>
-    <w:basedOn w:val="836"/>
-    <w:link w:val="850"/>
+    <w:basedOn w:val="887"/>
+    <w:link w:val="848"/>
     <w:uiPriority w:val="29"/>
     <w:pPr>
       <w:pBdr/>
@@ -31128,9 +31241,9 @@
       <w:color w:val="404040" w:themeColor="text1" w:themeTint="BF"/>
     </w:rPr>
   </w:style>
-  <w:style w:type="character" w:styleId="852">
+  <w:style w:type="character" w:styleId="850">
     <w:name w:val="Intense Emphasis"/>
-    <w:basedOn w:val="836"/>
+    <w:basedOn w:val="887"/>
     <w:uiPriority w:val="21"/>
     <w:qFormat/>
     <w:pPr>
@@ -31144,11 +31257,11 @@
       <w:color w:val="0f4761" w:themeColor="accent1" w:themeShade="BF"/>
     </w:rPr>
   </w:style>
-  <w:style w:type="paragraph" w:styleId="853">
+  <w:style w:type="paragraph" w:styleId="851">
     <w:name w:val="Intense Quote"/>
-    <w:basedOn w:val="886"/>
-    <w:next w:val="886"/>
-    <w:link w:val="854"/>
+    <w:basedOn w:val="884"/>
+    <w:next w:val="884"/>
+    <w:link w:val="852"/>
     <w:uiPriority w:val="30"/>
     <w:qFormat/>
     <w:pPr>
@@ -31166,10 +31279,10 @@
       <w:color w:val="0f4761" w:themeColor="accent1" w:themeShade="BF"/>
     </w:rPr>
   </w:style>
-  <w:style w:type="character" w:styleId="854">
+  <w:style w:type="character" w:styleId="852">
     <w:name w:val="Intense Quote Char"/>
-    <w:basedOn w:val="836"/>
-    <w:link w:val="853"/>
+    <w:basedOn w:val="887"/>
+    <w:link w:val="851"/>
     <w:uiPriority w:val="30"/>
     <w:pPr>
       <w:pBdr/>
@@ -31182,9 +31295,9 @@
       <w:color w:val="0f4761" w:themeColor="accent1" w:themeShade="BF"/>
     </w:rPr>
   </w:style>
-  <w:style w:type="character" w:styleId="855">
+  <w:style w:type="character" w:styleId="853">
     <w:name w:val="Intense Reference"/>
-    <w:basedOn w:val="836"/>
+    <w:basedOn w:val="887"/>
     <w:uiPriority w:val="32"/>
     <w:qFormat/>
     <w:pPr>
@@ -31200,9 +31313,20 @@
       <w:spacing w:val="5"/>
     </w:rPr>
   </w:style>
-  <w:style w:type="character" w:styleId="856">
+  <w:style w:type="paragraph" w:styleId="854">
+    <w:name w:val="No Spacing"/>
+    <w:basedOn w:val="884"/>
+    <w:uiPriority w:val="1"/>
+    <w:qFormat/>
+    <w:pPr>
+      <w:pBdr/>
+      <w:spacing w:after="0" w:line="240" w:lineRule="auto"/>
+      <w:ind/>
+    </w:pPr>
+  </w:style>
+  <w:style w:type="character" w:styleId="855">
     <w:name w:val="Subtle Emphasis"/>
-    <w:basedOn w:val="836"/>
+    <w:basedOn w:val="887"/>
     <w:uiPriority w:val="19"/>
     <w:qFormat/>
     <w:pPr>
@@ -31216,24 +31340,9 @@
       <w:color w:val="404040" w:themeColor="text1" w:themeTint="BF"/>
     </w:rPr>
   </w:style>
-  <w:style w:type="character" w:styleId="857">
-    <w:name w:val="Emphasis"/>
-    <w:basedOn w:val="836"/>
-    <w:uiPriority w:val="20"/>
-    <w:qFormat/>
-    <w:pPr>
-      <w:pBdr/>
-      <w:spacing/>
-      <w:ind/>
-    </w:pPr>
-    <w:rPr>
-      <w:i/>
-      <w:iCs/>
-    </w:rPr>
-  </w:style>
-  <w:style w:type="character" w:styleId="858">
+  <w:style w:type="character" w:styleId="856">
     <w:name w:val="Strong"/>
-    <w:basedOn w:val="836"/>
+    <w:basedOn w:val="887"/>
     <w:uiPriority w:val="22"/>
     <w:qFormat/>
     <w:pPr>
@@ -31246,9 +31355,9 @@
       <w:bCs/>
     </w:rPr>
   </w:style>
-  <w:style w:type="character" w:styleId="859">
+  <w:style w:type="character" w:styleId="857">
     <w:name w:val="Subtle Reference"/>
-    <w:basedOn w:val="836"/>
+    <w:basedOn w:val="887"/>
     <w:uiPriority w:val="31"/>
     <w:qFormat/>
     <w:pPr>
@@ -31261,9 +31370,9 @@
       <w:color w:val="5a5a5a" w:themeColor="text1" w:themeTint="A5"/>
     </w:rPr>
   </w:style>
-  <w:style w:type="character" w:styleId="860">
+  <w:style w:type="character" w:styleId="858">
     <w:name w:val="Book Title"/>
-    <w:basedOn w:val="836"/>
+    <w:basedOn w:val="887"/>
     <w:uiPriority w:val="33"/>
     <w:qFormat/>
     <w:pPr>
@@ -31279,9 +31388,36 @@
       <w:spacing w:val="5"/>
     </w:rPr>
   </w:style>
+  <w:style w:type="paragraph" w:styleId="859">
+    <w:name w:val="Header"/>
+    <w:basedOn w:val="884"/>
+    <w:link w:val="860"/>
+    <w:uiPriority w:val="99"/>
+    <w:unhideWhenUsed/>
+    <w:pPr>
+      <w:pBdr/>
+      <w:tabs>
+        <w:tab w:val="center" w:leader="none" w:pos="4844"/>
+        <w:tab w:val="right" w:leader="none" w:pos="9689"/>
+      </w:tabs>
+      <w:spacing w:after="0" w:line="240" w:lineRule="auto"/>
+      <w:ind/>
+    </w:pPr>
+  </w:style>
+  <w:style w:type="character" w:styleId="860">
+    <w:name w:val="Header Char"/>
+    <w:basedOn w:val="887"/>
+    <w:link w:val="859"/>
+    <w:uiPriority w:val="99"/>
+    <w:pPr>
+      <w:pBdr/>
+      <w:spacing/>
+      <w:ind/>
+    </w:pPr>
+  </w:style>
   <w:style w:type="paragraph" w:styleId="861">
-    <w:name w:val="Header"/>
-    <w:basedOn w:val="886"/>
+    <w:name w:val="Footer"/>
+    <w:basedOn w:val="884"/>
     <w:link w:val="862"/>
     <w:uiPriority w:val="99"/>
     <w:unhideWhenUsed/>
@@ -31296,8 +31432,8 @@
     </w:pPr>
   </w:style>
   <w:style w:type="character" w:styleId="862">
-    <w:name w:val="Header Char"/>
-    <w:basedOn w:val="836"/>
+    <w:name w:val="Footer Char"/>
+    <w:basedOn w:val="887"/>
     <w:link w:val="861"/>
     <w:uiPriority w:val="99"/>
     <w:pPr>
@@ -31307,36 +31443,9 @@
     </w:pPr>
   </w:style>
   <w:style w:type="paragraph" w:styleId="863">
-    <w:name w:val="Footer"/>
-    <w:basedOn w:val="886"/>
-    <w:link w:val="864"/>
-    <w:uiPriority w:val="99"/>
-    <w:unhideWhenUsed/>
-    <w:pPr>
-      <w:pBdr/>
-      <w:tabs>
-        <w:tab w:val="center" w:leader="none" w:pos="4844"/>
-        <w:tab w:val="right" w:leader="none" w:pos="9689"/>
-      </w:tabs>
-      <w:spacing w:after="0" w:line="240" w:lineRule="auto"/>
-      <w:ind/>
-    </w:pPr>
-  </w:style>
-  <w:style w:type="character" w:styleId="864">
-    <w:name w:val="Footer Char"/>
-    <w:basedOn w:val="836"/>
-    <w:link w:val="863"/>
-    <w:uiPriority w:val="99"/>
-    <w:pPr>
-      <w:pBdr/>
-      <w:spacing/>
-      <w:ind/>
-    </w:pPr>
-  </w:style>
-  <w:style w:type="paragraph" w:styleId="865">
     <w:name w:val="Caption"/>
-    <w:basedOn w:val="886"/>
-    <w:next w:val="886"/>
+    <w:basedOn w:val="884"/>
+    <w:next w:val="884"/>
     <w:uiPriority w:val="35"/>
     <w:unhideWhenUsed/>
     <w:qFormat/>
@@ -31353,10 +31462,10 @@
       <w:szCs w:val="18"/>
     </w:rPr>
   </w:style>
-  <w:style w:type="paragraph" w:styleId="866">
+  <w:style w:type="paragraph" w:styleId="864">
     <w:name w:val="footnote text"/>
-    <w:basedOn w:val="886"/>
-    <w:link w:val="867"/>
+    <w:basedOn w:val="884"/>
+    <w:link w:val="865"/>
     <w:uiPriority w:val="99"/>
     <w:semiHidden/>
     <w:unhideWhenUsed/>
@@ -31370,10 +31479,10 @@
       <w:szCs w:val="20"/>
     </w:rPr>
   </w:style>
-  <w:style w:type="character" w:styleId="867">
+  <w:style w:type="character" w:styleId="865">
     <w:name w:val="Footnote Text Char"/>
-    <w:basedOn w:val="836"/>
-    <w:link w:val="866"/>
+    <w:basedOn w:val="887"/>
+    <w:link w:val="864"/>
     <w:uiPriority w:val="99"/>
     <w:semiHidden/>
     <w:pPr>
@@ -31386,9 +31495,9 @@
       <w:szCs w:val="20"/>
     </w:rPr>
   </w:style>
-  <w:style w:type="character" w:styleId="868">
+  <w:style w:type="character" w:styleId="866">
     <w:name w:val="footnote reference"/>
-    <w:basedOn w:val="836"/>
+    <w:basedOn w:val="887"/>
     <w:uiPriority w:val="99"/>
     <w:semiHidden/>
     <w:unhideWhenUsed/>
@@ -31401,10 +31510,10 @@
       <w:vertAlign w:val="superscript"/>
     </w:rPr>
   </w:style>
-  <w:style w:type="paragraph" w:styleId="869">
+  <w:style w:type="paragraph" w:styleId="867">
     <w:name w:val="endnote text"/>
-    <w:basedOn w:val="886"/>
-    <w:link w:val="870"/>
+    <w:basedOn w:val="884"/>
+    <w:link w:val="868"/>
     <w:uiPriority w:val="99"/>
     <w:semiHidden/>
     <w:unhideWhenUsed/>
@@ -31418,10 +31527,10 @@
       <w:szCs w:val="20"/>
     </w:rPr>
   </w:style>
-  <w:style w:type="character" w:styleId="870">
+  <w:style w:type="character" w:styleId="868">
     <w:name w:val="Endnote Text Char"/>
-    <w:basedOn w:val="836"/>
-    <w:link w:val="869"/>
+    <w:basedOn w:val="887"/>
+    <w:link w:val="867"/>
     <w:uiPriority w:val="99"/>
     <w:semiHidden/>
     <w:pPr>
@@ -31434,9 +31543,9 @@
       <w:szCs w:val="20"/>
     </w:rPr>
   </w:style>
-  <w:style w:type="character" w:styleId="871">
+  <w:style w:type="character" w:styleId="869">
     <w:name w:val="endnote reference"/>
-    <w:basedOn w:val="836"/>
+    <w:basedOn w:val="887"/>
     <w:uiPriority w:val="99"/>
     <w:semiHidden/>
     <w:unhideWhenUsed/>
@@ -31449,9 +31558,9 @@
       <w:vertAlign w:val="superscript"/>
     </w:rPr>
   </w:style>
-  <w:style w:type="character" w:styleId="872">
+  <w:style w:type="character" w:styleId="870">
     <w:name w:val="Hyperlink"/>
-    <w:basedOn w:val="836"/>
+    <w:basedOn w:val="887"/>
     <w:uiPriority w:val="99"/>
     <w:unhideWhenUsed/>
     <w:pPr>
@@ -31464,9 +31573,9 @@
       <w:u w:val="single"/>
     </w:rPr>
   </w:style>
-  <w:style w:type="character" w:styleId="873">
+  <w:style w:type="character" w:styleId="871">
     <w:name w:val="FollowedHyperlink"/>
-    <w:basedOn w:val="836"/>
+    <w:basedOn w:val="887"/>
     <w:uiPriority w:val="99"/>
     <w:semiHidden/>
     <w:unhideWhenUsed/>
@@ -31480,10 +31589,10 @@
       <w:u w:val="single"/>
     </w:rPr>
   </w:style>
-  <w:style w:type="paragraph" w:styleId="874">
+  <w:style w:type="paragraph" w:styleId="872">
     <w:name w:val="toc 1"/>
-    <w:basedOn w:val="886"/>
-    <w:next w:val="886"/>
+    <w:basedOn w:val="884"/>
+    <w:next w:val="884"/>
     <w:uiPriority w:val="39"/>
     <w:unhideWhenUsed/>
     <w:pPr>
@@ -31492,10 +31601,10 @@
       <w:ind/>
     </w:pPr>
   </w:style>
-  <w:style w:type="paragraph" w:styleId="875">
+  <w:style w:type="paragraph" w:styleId="873">
     <w:name w:val="toc 2"/>
-    <w:basedOn w:val="886"/>
-    <w:next w:val="886"/>
+    <w:basedOn w:val="884"/>
+    <w:next w:val="884"/>
     <w:uiPriority w:val="39"/>
     <w:unhideWhenUsed/>
     <w:pPr>
@@ -31504,10 +31613,10 @@
       <w:ind w:left="220"/>
     </w:pPr>
   </w:style>
-  <w:style w:type="paragraph" w:styleId="876">
+  <w:style w:type="paragraph" w:styleId="874">
     <w:name w:val="toc 3"/>
-    <w:basedOn w:val="886"/>
-    <w:next w:val="886"/>
+    <w:basedOn w:val="884"/>
+    <w:next w:val="884"/>
     <w:uiPriority w:val="39"/>
     <w:unhideWhenUsed/>
     <w:pPr>
@@ -31516,10 +31625,10 @@
       <w:ind w:left="440"/>
     </w:pPr>
   </w:style>
-  <w:style w:type="paragraph" w:styleId="877">
+  <w:style w:type="paragraph" w:styleId="875">
     <w:name w:val="toc 4"/>
-    <w:basedOn w:val="886"/>
-    <w:next w:val="886"/>
+    <w:basedOn w:val="884"/>
+    <w:next w:val="884"/>
     <w:uiPriority w:val="39"/>
     <w:unhideWhenUsed/>
     <w:pPr>
@@ -31528,10 +31637,10 @@
       <w:ind w:left="660"/>
     </w:pPr>
   </w:style>
-  <w:style w:type="paragraph" w:styleId="878">
+  <w:style w:type="paragraph" w:styleId="876">
     <w:name w:val="toc 5"/>
-    <w:basedOn w:val="886"/>
-    <w:next w:val="886"/>
+    <w:basedOn w:val="884"/>
+    <w:next w:val="884"/>
     <w:uiPriority w:val="39"/>
     <w:unhideWhenUsed/>
     <w:pPr>
@@ -31540,10 +31649,10 @@
       <w:ind w:left="880"/>
     </w:pPr>
   </w:style>
-  <w:style w:type="paragraph" w:styleId="879">
+  <w:style w:type="paragraph" w:styleId="877">
     <w:name w:val="toc 6"/>
-    <w:basedOn w:val="886"/>
-    <w:next w:val="886"/>
+    <w:basedOn w:val="884"/>
+    <w:next w:val="884"/>
     <w:uiPriority w:val="39"/>
     <w:unhideWhenUsed/>
     <w:pPr>
@@ -31552,10 +31661,10 @@
       <w:ind w:left="1100"/>
     </w:pPr>
   </w:style>
-  <w:style w:type="paragraph" w:styleId="880">
+  <w:style w:type="paragraph" w:styleId="878">
     <w:name w:val="toc 7"/>
-    <w:basedOn w:val="886"/>
-    <w:next w:val="886"/>
+    <w:basedOn w:val="884"/>
+    <w:next w:val="884"/>
     <w:uiPriority w:val="39"/>
     <w:unhideWhenUsed/>
     <w:pPr>
@@ -31564,10 +31673,10 @@
       <w:ind w:left="1320"/>
     </w:pPr>
   </w:style>
-  <w:style w:type="paragraph" w:styleId="881">
+  <w:style w:type="paragraph" w:styleId="879">
     <w:name w:val="toc 8"/>
-    <w:basedOn w:val="886"/>
-    <w:next w:val="886"/>
+    <w:basedOn w:val="884"/>
+    <w:next w:val="884"/>
     <w:uiPriority w:val="39"/>
     <w:unhideWhenUsed/>
     <w:pPr>
@@ -31576,10 +31685,10 @@
       <w:ind w:left="1540"/>
     </w:pPr>
   </w:style>
-  <w:style w:type="paragraph" w:styleId="882">
+  <w:style w:type="paragraph" w:styleId="880">
     <w:name w:val="toc 9"/>
-    <w:basedOn w:val="886"/>
-    <w:next w:val="886"/>
+    <w:basedOn w:val="884"/>
+    <w:next w:val="884"/>
     <w:uiPriority w:val="39"/>
     <w:unhideWhenUsed/>
     <w:pPr>
@@ -31588,9 +31697,9 @@
       <w:ind w:left="1760"/>
     </w:pPr>
   </w:style>
-  <w:style w:type="character" w:styleId="883">
+  <w:style w:type="character" w:styleId="881">
     <w:name w:val="Placeholder Text"/>
-    <w:basedOn w:val="836"/>
+    <w:basedOn w:val="887"/>
     <w:uiPriority w:val="99"/>
     <w:semiHidden/>
     <w:pPr>
@@ -31602,7 +31711,7 @@
       <w:color w:val="666666"/>
     </w:rPr>
   </w:style>
-  <w:style w:type="paragraph" w:styleId="884">
+  <w:style w:type="paragraph" w:styleId="882">
     <w:name w:val="TOC Heading"/>
     <w:uiPriority w:val="39"/>
     <w:unhideWhenUsed/>
@@ -31612,10 +31721,10 @@
       <w:ind/>
     </w:pPr>
   </w:style>
-  <w:style w:type="paragraph" w:styleId="885">
+  <w:style w:type="paragraph" w:styleId="883">
     <w:name w:val="table of figures"/>
-    <w:basedOn w:val="886"/>
-    <w:next w:val="886"/>
+    <w:basedOn w:val="884"/>
+    <w:next w:val="884"/>
     <w:uiPriority w:val="99"/>
     <w:unhideWhenUsed/>
     <w:pPr>
@@ -31624,7 +31733,7 @@
       <w:ind/>
     </w:pPr>
   </w:style>
-  <w:style w:type="paragraph" w:styleId="886" w:default="1">
+  <w:style w:type="paragraph" w:styleId="884" w:default="1">
     <w:name w:val="Normal"/>
     <w:qFormat/>
     <w:pPr>
@@ -31632,8 +31741,67 @@
       <w:spacing/>
       <w:ind/>
     </w:pPr>
+    <w:rPr>
+      <w:sz w:val="24"/>
+      <w:szCs w:val="24"/>
+      <w:lang w:eastAsia="zh-CN"/>
+    </w:rPr>
   </w:style>
-  <w:style w:type="table" w:styleId="887" w:default="1">
+  <w:style w:type="paragraph" w:styleId="885">
+    <w:name w:val="Heading 1"/>
+    <w:basedOn w:val="884"/>
+    <w:next w:val="884"/>
+    <w:link w:val="891"/>
+    <w:qFormat/>
+    <w:pPr>
+      <w:keepNext w:val="true"/>
+      <w:pBdr/>
+      <w:spacing w:after="60" w:before="240" w:line="360" w:lineRule="auto"/>
+      <w:ind w:firstLine="680"/>
+      <w:outlineLvl w:val="0"/>
+    </w:pPr>
+    <w:rPr>
+      <w:rFonts w:ascii="Cambria" w:hAnsi="Cambria" w:eastAsia="Times New Roman"/>
+      <w:b/>
+      <w:bCs/>
+      <w:sz w:val="32"/>
+      <w:szCs w:val="32"/>
+      <w:lang w:eastAsia="ru-RU"/>
+    </w:rPr>
+  </w:style>
+  <w:style w:type="paragraph" w:styleId="886">
+    <w:name w:val="Heading 2"/>
+    <w:basedOn w:val="884"/>
+    <w:next w:val="884"/>
+    <w:link w:val="892"/>
+    <w:qFormat/>
+    <w:pPr>
+      <w:keepNext w:val="true"/>
+      <w:pBdr/>
+      <w:spacing/>
+      <w:ind/>
+      <w:jc w:val="center"/>
+      <w:outlineLvl w:val="1"/>
+    </w:pPr>
+    <w:rPr>
+      <w:rFonts w:eastAsia="Times New Roman"/>
+      <w:b/>
+      <w:szCs w:val="26"/>
+      <w:lang w:eastAsia="ru-RU"/>
+    </w:rPr>
+  </w:style>
+  <w:style w:type="character" w:styleId="887" w:default="1">
+    <w:name w:val="Default Paragraph Font"/>
+    <w:uiPriority w:val="1"/>
+    <w:semiHidden/>
+    <w:unhideWhenUsed/>
+    <w:pPr>
+      <w:pBdr/>
+      <w:spacing/>
+      <w:ind/>
+    </w:pPr>
+  </w:style>
+  <w:style w:type="table" w:styleId="888" w:default="1">
     <w:name w:val="Normal Table"/>
     <w:uiPriority w:val="99"/>
     <w:semiHidden/>
@@ -31826,7 +31994,7 @@
       </w:tcPr>
     </w:tblStylePr>
   </w:style>
-  <w:style w:type="numbering" w:styleId="888" w:default="1">
+  <w:style w:type="numbering" w:styleId="889" w:default="1">
     <w:name w:val="No List"/>
     <w:uiPriority w:val="99"/>
     <w:semiHidden/>
@@ -31837,20 +32005,117 @@
       <w:ind/>
     </w:pPr>
   </w:style>
-  <w:style w:type="paragraph" w:styleId="889">
-    <w:name w:val="No Spacing"/>
-    <w:basedOn w:val="886"/>
-    <w:uiPriority w:val="1"/>
-    <w:qFormat/>
+  <w:style w:type="paragraph" w:styleId="890">
+    <w:name w:val="Normal (Web)"/>
+    <w:basedOn w:val="884"/>
     <w:pPr>
       <w:pBdr/>
-      <w:spacing w:after="0" w:line="240" w:lineRule="auto"/>
+      <w:spacing w:after="100" w:afterAutospacing="1" w:before="100" w:beforeAutospacing="1"/>
       <w:ind/>
     </w:pPr>
   </w:style>
-  <w:style w:type="paragraph" w:styleId="890">
+  <w:style w:type="character" w:styleId="891" w:customStyle="1">
+    <w:name w:val="Заголовок 1 Знак"/>
+    <w:basedOn w:val="887"/>
+    <w:link w:val="885"/>
+    <w:pPr>
+      <w:pBdr/>
+      <w:spacing/>
+      <w:ind/>
+    </w:pPr>
+    <w:rPr>
+      <w:rFonts w:ascii="Cambria" w:hAnsi="Cambria" w:eastAsia="Times New Roman"/>
+      <w:b/>
+      <w:bCs/>
+      <w:sz w:val="32"/>
+      <w:szCs w:val="32"/>
+    </w:rPr>
+  </w:style>
+  <w:style w:type="character" w:styleId="892" w:customStyle="1">
+    <w:name w:val="Заголовок 2 Знак"/>
+    <w:basedOn w:val="887"/>
+    <w:link w:val="886"/>
+    <w:pPr>
+      <w:pBdr/>
+      <w:spacing/>
+      <w:ind/>
+    </w:pPr>
+    <w:rPr>
+      <w:rFonts w:eastAsia="Times New Roman"/>
+      <w:b/>
+      <w:sz w:val="24"/>
+      <w:szCs w:val="26"/>
+    </w:rPr>
+  </w:style>
+  <w:style w:type="paragraph" w:styleId="893">
+    <w:name w:val="Body Text"/>
+    <w:basedOn w:val="884"/>
+    <w:link w:val="894"/>
+    <w:pPr>
+      <w:pBdr/>
+      <w:spacing/>
+      <w:ind/>
+      <w:jc w:val="center"/>
+    </w:pPr>
+    <w:rPr>
+      <w:rFonts w:eastAsia="Times New Roman"/>
+      <w:b/>
+      <w:sz w:val="22"/>
+      <w:szCs w:val="26"/>
+      <w:lang w:eastAsia="ru-RU"/>
+    </w:rPr>
+  </w:style>
+  <w:style w:type="character" w:styleId="894" w:customStyle="1">
+    <w:name w:val="Основной текст Знак"/>
+    <w:basedOn w:val="887"/>
+    <w:link w:val="893"/>
+    <w:pPr>
+      <w:pBdr/>
+      <w:spacing/>
+      <w:ind/>
+    </w:pPr>
+    <w:rPr>
+      <w:rFonts w:eastAsia="Times New Roman"/>
+      <w:b/>
+      <w:sz w:val="22"/>
+      <w:szCs w:val="26"/>
+    </w:rPr>
+  </w:style>
+  <w:style w:type="paragraph" w:styleId="895">
+    <w:name w:val="Body Text 2"/>
+    <w:basedOn w:val="884"/>
+    <w:link w:val="896"/>
+    <w:pPr>
+      <w:pBdr/>
+      <w:spacing w:after="240" w:before="240"/>
+      <w:ind/>
+      <w:jc w:val="both"/>
+    </w:pPr>
+    <w:rPr>
+      <w:rFonts w:eastAsia="Times New Roman"/>
+      <w:bCs/>
+      <w:lang w:eastAsia="ru-RU"/>
+    </w:rPr>
+  </w:style>
+  <w:style w:type="character" w:styleId="896" w:customStyle="1">
+    <w:name w:val="Основной текст 2 Знак"/>
+    <w:basedOn w:val="887"/>
+    <w:link w:val="895"/>
+    <w:pPr>
+      <w:pBdr/>
+      <w:spacing/>
+      <w:ind/>
+    </w:pPr>
+    <w:rPr>
+      <w:rFonts w:eastAsia="Times New Roman"/>
+      <w:bCs/>
+      <w:sz w:val="24"/>
+      <w:szCs w:val="24"/>
+    </w:rPr>
+  </w:style>
+  <w:style w:type="paragraph" w:styleId="897">
     <w:name w:val="List Paragraph"/>
-    <w:basedOn w:val="886"/>
+    <w:basedOn w:val="884"/>
     <w:uiPriority w:val="34"/>
     <w:qFormat/>
     <w:pPr>
@@ -31860,13 +32125,218 @@
       <w:contextualSpacing w:val="true"/>
     </w:pPr>
   </w:style>
+  <w:style w:type="table" w:styleId="898">
+    <w:name w:val="Table Grid"/>
+    <w:basedOn w:val="888"/>
+    <w:pPr>
+      <w:pBdr/>
+      <w:spacing/>
+      <w:ind/>
+    </w:pPr>
+    <w:tblPr>
+      <w:tblBorders>
+        <w:top w:val="single" w:color="000000" w:sz="4" w:space="0"/>
+        <w:left w:val="single" w:color="000000" w:sz="4" w:space="0"/>
+        <w:bottom w:val="single" w:color="000000" w:sz="4" w:space="0"/>
+        <w:right w:val="single" w:color="000000" w:sz="4" w:space="0"/>
+        <w:insideH w:val="single" w:color="000000" w:sz="4" w:space="0"/>
+        <w:insideV w:val="single" w:color="000000" w:sz="4" w:space="0"/>
+      </w:tblBorders>
+    </w:tblPr>
+    <w:tcPr>
+      <w:tcBorders/>
+    </w:tcPr>
+    <w:tblStylePr w:type="band1Horz">
+      <w:pPr>
+        <w:pBdr/>
+        <w:spacing/>
+        <w:ind/>
+      </w:pPr>
+      <w:tblPr>
+        <w:tblBorders/>
+      </w:tblPr>
+      <w:tcPr>
+        <w:tcBorders/>
+      </w:tcPr>
+    </w:tblStylePr>
+    <w:tblStylePr w:type="band1Vert">
+      <w:pPr>
+        <w:pBdr/>
+        <w:spacing/>
+        <w:ind/>
+      </w:pPr>
+      <w:tblPr>
+        <w:tblBorders/>
+      </w:tblPr>
+      <w:tcPr>
+        <w:tcBorders/>
+      </w:tcPr>
+    </w:tblStylePr>
+    <w:tblStylePr w:type="band2Horz">
+      <w:pPr>
+        <w:pBdr/>
+        <w:spacing/>
+        <w:ind/>
+      </w:pPr>
+      <w:tblPr>
+        <w:tblBorders/>
+      </w:tblPr>
+      <w:tcPr>
+        <w:tcBorders/>
+      </w:tcPr>
+    </w:tblStylePr>
+    <w:tblStylePr w:type="band2Vert">
+      <w:pPr>
+        <w:pBdr/>
+        <w:spacing/>
+        <w:ind/>
+      </w:pPr>
+      <w:tblPr>
+        <w:tblBorders/>
+      </w:tblPr>
+      <w:tcPr>
+        <w:tcBorders/>
+      </w:tcPr>
+    </w:tblStylePr>
+    <w:tblStylePr w:type="firstCol">
+      <w:pPr>
+        <w:pBdr/>
+        <w:spacing/>
+        <w:ind/>
+      </w:pPr>
+      <w:tblPr>
+        <w:tblBorders/>
+      </w:tblPr>
+      <w:tcPr>
+        <w:tcBorders/>
+      </w:tcPr>
+    </w:tblStylePr>
+    <w:tblStylePr w:type="firstRow">
+      <w:pPr>
+        <w:pBdr/>
+        <w:spacing/>
+        <w:ind/>
+      </w:pPr>
+      <w:tblPr>
+        <w:tblBorders/>
+      </w:tblPr>
+      <w:tcPr>
+        <w:tcBorders/>
+      </w:tcPr>
+    </w:tblStylePr>
+    <w:tblStylePr w:type="lastCol">
+      <w:pPr>
+        <w:pBdr/>
+        <w:spacing/>
+        <w:ind/>
+      </w:pPr>
+      <w:tblPr>
+        <w:tblBorders/>
+      </w:tblPr>
+      <w:tcPr>
+        <w:tcBorders/>
+      </w:tcPr>
+    </w:tblStylePr>
+    <w:tblStylePr w:type="lastRow">
+      <w:pPr>
+        <w:pBdr/>
+        <w:spacing/>
+        <w:ind/>
+      </w:pPr>
+      <w:tblPr>
+        <w:tblBorders/>
+      </w:tblPr>
+      <w:tcPr>
+        <w:tcBorders/>
+      </w:tcPr>
+    </w:tblStylePr>
+    <w:tblStylePr w:type="nwCell">
+      <w:pPr>
+        <w:pBdr/>
+        <w:spacing/>
+        <w:ind/>
+      </w:pPr>
+      <w:tblPr>
+        <w:tblBorders/>
+      </w:tblPr>
+      <w:tcPr>
+        <w:tcBorders/>
+      </w:tcPr>
+    </w:tblStylePr>
+    <w:tblStylePr w:type="neCell">
+      <w:pPr>
+        <w:pBdr/>
+        <w:spacing/>
+        <w:ind/>
+      </w:pPr>
+      <w:tblPr>
+        <w:tblBorders/>
+      </w:tblPr>
+      <w:tcPr>
+        <w:tcBorders/>
+      </w:tcPr>
+    </w:tblStylePr>
+    <w:tblStylePr w:type="swCell">
+      <w:pPr>
+        <w:pBdr/>
+        <w:spacing/>
+        <w:ind/>
+      </w:pPr>
+      <w:tblPr>
+        <w:tblBorders/>
+      </w:tblPr>
+      <w:tcPr>
+        <w:tcBorders/>
+      </w:tcPr>
+    </w:tblStylePr>
+    <w:tblStylePr w:type="seCell">
+      <w:pPr>
+        <w:pBdr/>
+        <w:spacing/>
+        <w:ind/>
+      </w:pPr>
+      <w:tblPr>
+        <w:tblBorders/>
+      </w:tblPr>
+      <w:tcPr>
+        <w:tcBorders/>
+      </w:tcPr>
+    </w:tblStylePr>
+    <w:tblStylePr w:type="wholeTable">
+      <w:pPr>
+        <w:pBdr/>
+        <w:spacing/>
+        <w:ind/>
+      </w:pPr>
+      <w:tblPr>
+        <w:tblBorders/>
+      </w:tblPr>
+      <w:tcPr>
+        <w:tcBorders/>
+      </w:tcPr>
+    </w:tblStylePr>
+  </w:style>
+  <w:style w:type="character" w:styleId="899">
+    <w:name w:val="Emphasis"/>
+    <w:basedOn w:val="887"/>
+    <w:qFormat/>
+    <w:pPr>
+      <w:pBdr/>
+      <w:spacing/>
+      <w:ind/>
+    </w:pPr>
+    <w:rPr>
+      <w:i/>
+      <w:iCs/>
+    </w:rPr>
+  </w:style>
 </w:styles>
 </file>
 
 <file path=word/theme/theme1.xml><?xml version="1.0" encoding="utf-8"?>
-<a:theme xmlns:a="http://schemas.openxmlformats.org/drawingml/2006/main" xmlns:r="http://schemas.openxmlformats.org/officeDocument/2006/relationships" xmlns:p="http://schemas.openxmlformats.org/presentationml/2006/main" name="Office Theme">
+<a:theme xmlns:a="http://schemas.openxmlformats.org/drawingml/2006/main" xmlns:r="http://schemas.openxmlformats.org/officeDocument/2006/relationships" xmlns:p="http://schemas.openxmlformats.org/presentationml/2006/main" name="Тема Office">
   <a:themeElements>
-    <a:clrScheme name="New Office">
+    <a:clrScheme name="Стандартная">
       <a:dk1>
         <a:sysClr val="windowText" lastClr="000000"/>
       </a:dk1>
@@ -31874,49 +32344,49 @@
         <a:sysClr val="window" lastClr="FFFFFF"/>
       </a:lt1>
       <a:dk2>
-        <a:srgbClr val="44546A"/>
+        <a:srgbClr val="1F497D"/>
       </a:dk2>
       <a:lt2>
-        <a:srgbClr val="E7E6E6"/>
+        <a:srgbClr val="EEECE1"/>
       </a:lt2>
       <a:accent1>
-        <a:srgbClr val="5B9BD5"/>
+        <a:srgbClr val="4F81BD"/>
       </a:accent1>
       <a:accent2>
-        <a:srgbClr val="ED7D31"/>
+        <a:srgbClr val="C0504D"/>
       </a:accent2>
       <a:accent3>
-        <a:srgbClr val="A5A5A5"/>
+        <a:srgbClr val="9BBB59"/>
       </a:accent3>
       <a:accent4>
-        <a:srgbClr val="FFC000"/>
+        <a:srgbClr val="8064A2"/>
       </a:accent4>
       <a:accent5>
-        <a:srgbClr val="4472C4"/>
+        <a:srgbClr val="4BACC6"/>
       </a:accent5>
       <a:accent6>
-        <a:srgbClr val="70AD47"/>
+        <a:srgbClr val="F79646"/>
       </a:accent6>
       <a:hlink>
-        <a:srgbClr val="0563C1"/>
+        <a:srgbClr val="0000FF"/>
       </a:hlink>
       <a:folHlink>
-        <a:srgbClr val="954F72"/>
+        <a:srgbClr val="800080"/>
       </a:folHlink>
     </a:clrScheme>
-    <a:fontScheme name="Office Classic 2">
+    <a:fontScheme name="Стандартная">
       <a:majorFont>
-        <a:latin typeface="Arial"/>
+        <a:latin typeface="Cambria"/>
         <a:ea typeface="Arial"/>
         <a:cs typeface="Arial"/>
       </a:majorFont>
       <a:minorFont>
-        <a:latin typeface="Arial"/>
+        <a:latin typeface="Calibri"/>
         <a:ea typeface="Arial"/>
         <a:cs typeface="Arial"/>
       </a:minorFont>
     </a:fontScheme>
-    <a:fmtScheme name="Office">
+    <a:fmtScheme name="Стандартная">
       <a:fillStyleLst>
         <a:solidFill>
           <a:schemeClr val="phClr"/>
@@ -31969,23 +32439,26 @@
         </a:gradFill>
       </a:fillStyleLst>
       <a:lnStyleLst>
-        <a:ln w="6350" cap="flat" cmpd="sng" algn="ctr">
+        <a:ln w="9525" cap="flat" cmpd="sng" algn="ctr">
           <a:solidFill>
             <a:schemeClr val="phClr">
               <a:shade val="95000"/>
               <a:satMod val="105000"/>
             </a:schemeClr>
           </a:solidFill>
+          <a:prstDash val="solid"/>
         </a:ln>
-        <a:ln w="12700" cap="flat" cmpd="sng" algn="ctr">
+        <a:ln w="25400" cap="flat" cmpd="sng" algn="ctr">
           <a:solidFill>
             <a:schemeClr val="phClr"/>
           </a:solidFill>
+          <a:prstDash val="solid"/>
         </a:ln>
-        <a:ln w="19050" cap="flat" cmpd="sng" algn="ctr">
+        <a:ln w="38100" cap="flat" cmpd="sng" algn="ctr">
           <a:solidFill>
             <a:schemeClr val="phClr"/>
           </a:solidFill>
+          <a:prstDash val="solid"/>
         </a:ln>
       </a:lnStyleLst>
       <a:effectStyleLst>
@@ -32015,6 +32488,17 @@
               </a:srgbClr>
             </a:outerShdw>
           </a:effectLst>
+          <a:scene3d>
+            <a:camera prst="orthographicFront">
+              <a:rot lat="0" lon="0" rev="0"/>
+            </a:camera>
+            <a:lightRig rig="threePt" dir="t">
+              <a:rot lat="0" lon="0" rev="1200000"/>
+            </a:lightRig>
+          </a:scene3d>
+          <a:sp3d>
+            <a:bevelT w="63500" h="25400"/>
+          </a:sp3d>
         </a:effectStyle>
       </a:effectStyleLst>
       <a:bgFillStyleLst>
